--- a/rediseno_2026/4.5 Itinerarios formateados y corregidos/CPA-503 Auditoría Tributaria.docx
+++ b/rediseno_2026/4.5 Itinerarios formateados y corregidos/CPA-503 Auditoría Tributaria.docx
@@ -73,28 +73,17 @@
         <w:t>QUINTO AÑO</w:t>
       </w:r>
     </w:p>
-    <w:p>
-      <w:pPr>
-        <w:spacing w:after="60" w:line="240" w:lineRule="auto"/>
-        <w:jc w:val="center"/>
-        <w:rPr>
-          <w:rFonts w:ascii="Century Gothic" w:hAnsi="Century Gothic" w:cs="Century Gothic" w:eastAsia="Century Gothic"/>
-          <w:sz w:val="20"/>
-          <w:szCs w:val="20"/>
-        </w:rPr>
-      </w:pPr>
-    </w:p>
     <w:tbl>
       <w:tblPr>
         <w:tblW w:w="9405" w:type="dxa"/>
         <w:jc w:val="center"/>
         <w:tblBorders>
-          <w:top w:val="single" w:sz="4" w:space="0" w:color="8EAADB"/>
-          <w:left w:val="single" w:sz="4" w:space="0" w:color="8EAADB"/>
-          <w:bottom w:val="single" w:sz="4" w:space="0" w:color="8EAADB"/>
-          <w:right w:val="single" w:sz="4" w:space="0" w:color="8EAADB"/>
-          <w:insideH w:val="single" w:sz="4" w:space="0" w:color="8EAADB"/>
-          <w:insideV w:val="single" w:sz="4" w:space="0" w:color="8EAADB"/>
+          <w:top w:val="single" w:sz="6" w:space="0" w:color="1F3864"/>
+          <w:left w:val="single" w:sz="6" w:space="0" w:color="1F3864"/>
+          <w:bottom w:val="single" w:sz="6" w:space="0" w:color="1F3864"/>
+          <w:right w:val="single" w:sz="6" w:space="0" w:color="1F3864"/>
+          <w:insideH w:val="single" w:sz="6" w:space="0" w:color="1F3864"/>
+          <w:insideV w:val="single" w:sz="6" w:space="0" w:color="1F3864"/>
         </w:tblBorders>
         <w:tblLayout w:type="fixed"/>
         <w:tblCellMar>
@@ -124,13 +113,13 @@
       <w:tr>
         <w:tc>
           <w:tcPr>
-            <w:tcW w:w="2351" w:type="dxa"/>
+            <w:tcW w:w="2348" w:type="dxa"/>
             <w:gridSpan w:val="4"/>
             <w:tcBorders>
-              <w:top w:val="single" w:sz="4" w:space="0" w:color="4472C4"/>
-              <w:left w:val="single" w:sz="4" w:space="0" w:color="4472C4"/>
-              <w:bottom w:val="single" w:sz="4" w:space="0" w:color="4472C4"/>
-              <w:right w:val="single" w:sz="4" w:space="0" w:color="4472C4"/>
+              <w:top w:val="single" w:sz="6" w:space="0" w:color="1F3864"/>
+              <w:left w:val="single" w:sz="6" w:space="0" w:color="1F3864"/>
+              <w:bottom w:val="single" w:sz="6" w:space="0" w:color="1F3864"/>
+              <w:right w:val="single" w:sz="6" w:space="0" w:color="1F3864"/>
             </w:tcBorders>
             <w:shd w:val="clear" w:color="auto" w:fill="4472C4"/>
             <w:tcMar>
@@ -143,6 +132,7 @@
           </w:tcPr>
           <w:p>
             <w:pPr>
+              <w:keepNext/>
               <w:spacing w:before="20" w:after="20" w:line="240" w:lineRule="auto"/>
               <w:jc w:val="center"/>
               <w:rPr>
@@ -169,13 +159,13 @@
         </w:tc>
         <w:tc>
           <w:tcPr>
-            <w:tcW w:w="2351" w:type="dxa"/>
+            <w:tcW w:w="2348" w:type="dxa"/>
             <w:gridSpan w:val="4"/>
             <w:tcBorders>
-              <w:top w:val="single" w:sz="4" w:space="0" w:color="4472C4"/>
-              <w:left w:val="single" w:sz="4" w:space="0" w:color="4472C4"/>
-              <w:bottom w:val="single" w:sz="4" w:space="0" w:color="4472C4"/>
-              <w:right w:val="single" w:sz="4" w:space="0" w:color="4472C4"/>
+              <w:top w:val="single" w:sz="6" w:space="0" w:color="1F3864"/>
+              <w:left w:val="single" w:sz="6" w:space="0" w:color="1F3864"/>
+              <w:bottom w:val="single" w:sz="6" w:space="0" w:color="1F3864"/>
+              <w:right w:val="single" w:sz="6" w:space="0" w:color="1F3864"/>
             </w:tcBorders>
             <w:shd w:val="clear" w:color="auto" w:fill="4472C4"/>
             <w:tcMar>
@@ -188,6 +178,7 @@
           </w:tcPr>
           <w:p>
             <w:pPr>
+              <w:keepNext/>
               <w:spacing w:before="20" w:after="20" w:line="240" w:lineRule="auto"/>
               <w:jc w:val="center"/>
               <w:rPr>
@@ -214,13 +205,13 @@
         </w:tc>
         <w:tc>
           <w:tcPr>
-            <w:tcW w:w="2351" w:type="dxa"/>
+            <w:tcW w:w="2347" w:type="dxa"/>
             <w:gridSpan w:val="5"/>
             <w:tcBorders>
-              <w:top w:val="single" w:sz="4" w:space="0" w:color="4472C4"/>
-              <w:left w:val="single" w:sz="4" w:space="0" w:color="4472C4"/>
-              <w:bottom w:val="single" w:sz="4" w:space="0" w:color="4472C4"/>
-              <w:right w:val="single" w:sz="4" w:space="0" w:color="4472C4"/>
+              <w:top w:val="single" w:sz="6" w:space="0" w:color="1F3864"/>
+              <w:left w:val="single" w:sz="6" w:space="0" w:color="1F3864"/>
+              <w:bottom w:val="single" w:sz="6" w:space="0" w:color="1F3864"/>
+              <w:right w:val="single" w:sz="6" w:space="0" w:color="1F3864"/>
             </w:tcBorders>
             <w:shd w:val="clear" w:color="auto" w:fill="4472C4"/>
             <w:tcMar>
@@ -233,6 +224,7 @@
           </w:tcPr>
           <w:p>
             <w:pPr>
+              <w:keepNext/>
               <w:spacing w:before="20" w:after="20" w:line="240" w:lineRule="auto"/>
               <w:jc w:val="center"/>
               <w:rPr>
@@ -259,13 +251,13 @@
         </w:tc>
         <w:tc>
           <w:tcPr>
-            <w:tcW w:w="2351" w:type="dxa"/>
+            <w:tcW w:w="2349" w:type="dxa"/>
             <w:gridSpan w:val="3"/>
             <w:tcBorders>
-              <w:top w:val="single" w:sz="4" w:space="0" w:color="4472C4"/>
-              <w:left w:val="single" w:sz="4" w:space="0" w:color="4472C4"/>
-              <w:bottom w:val="single" w:sz="4" w:space="0" w:color="4472C4"/>
-              <w:right w:val="single" w:sz="4" w:space="0" w:color="4472C4"/>
+              <w:top w:val="single" w:sz="6" w:space="0" w:color="1F3864"/>
+              <w:left w:val="single" w:sz="6" w:space="0" w:color="1F3864"/>
+              <w:bottom w:val="single" w:sz="6" w:space="0" w:color="1F3864"/>
+              <w:right w:val="single" w:sz="6" w:space="0" w:color="1F3864"/>
             </w:tcBorders>
             <w:shd w:val="clear" w:color="auto" w:fill="4472C4"/>
             <w:tcMar>
@@ -278,6 +270,7 @@
           </w:tcPr>
           <w:p>
             <w:pPr>
+              <w:keepNext/>
               <w:spacing w:before="20" w:after="20" w:line="240" w:lineRule="auto"/>
               <w:jc w:val="center"/>
               <w:rPr>
@@ -306,13 +299,13 @@
       <w:tr>
         <w:tc>
           <w:tcPr>
-            <w:tcW w:w="2351" w:type="dxa"/>
+            <w:tcW w:w="2348" w:type="dxa"/>
             <w:gridSpan w:val="4"/>
             <w:tcBorders>
-              <w:top w:val="single" w:sz="4" w:space="0" w:color="4472C4"/>
-              <w:left w:val="single" w:sz="4" w:space="0" w:color="4472C4"/>
-              <w:bottom w:val="single" w:sz="4" w:space="0" w:color="4472C4"/>
-              <w:right w:val="single" w:sz="4" w:space="0" w:color="4472C4"/>
+              <w:top w:val="single" w:sz="6" w:space="0" w:color="1F3864"/>
+              <w:left w:val="single" w:sz="6" w:space="0" w:color="1F3864"/>
+              <w:bottom w:val="single" w:sz="6" w:space="0" w:color="1F3864"/>
+              <w:right w:val="single" w:sz="6" w:space="0" w:color="1F3864"/>
             </w:tcBorders>
             <w:shd w:val="clear" w:color="auto" w:fill="4472C4"/>
             <w:tcMar>
@@ -325,6 +318,7 @@
           </w:tcPr>
           <w:p>
             <w:pPr>
+              <w:keepNext/>
               <w:spacing w:before="20" w:after="20" w:line="240" w:lineRule="auto"/>
               <w:jc w:val="center"/>
               <w:rPr>
@@ -351,13 +345,13 @@
         </w:tc>
         <w:tc>
           <w:tcPr>
-            <w:tcW w:w="2351" w:type="dxa"/>
+            <w:tcW w:w="2348" w:type="dxa"/>
             <w:gridSpan w:val="4"/>
             <w:tcBorders>
-              <w:top w:val="single" w:sz="4" w:space="0" w:color="4472C4"/>
-              <w:left w:val="single" w:sz="4" w:space="0" w:color="4472C4"/>
-              <w:bottom w:val="single" w:sz="4" w:space="0" w:color="4472C4"/>
-              <w:right w:val="single" w:sz="4" w:space="0" w:color="4472C4"/>
+              <w:top w:val="single" w:sz="6" w:space="0" w:color="1F3864"/>
+              <w:left w:val="single" w:sz="6" w:space="0" w:color="1F3864"/>
+              <w:bottom w:val="single" w:sz="6" w:space="0" w:color="1F3864"/>
+              <w:right w:val="single" w:sz="6" w:space="0" w:color="1F3864"/>
             </w:tcBorders>
             <w:shd w:val="clear" w:color="auto" w:fill="4472C4"/>
             <w:tcMar>
@@ -370,6 +364,7 @@
           </w:tcPr>
           <w:p>
             <w:pPr>
+              <w:keepNext/>
               <w:spacing w:before="20" w:after="20" w:line="240" w:lineRule="auto"/>
               <w:jc w:val="center"/>
               <w:rPr>
@@ -396,13 +391,13 @@
         </w:tc>
         <w:tc>
           <w:tcPr>
-            <w:tcW w:w="2351" w:type="dxa"/>
+            <w:tcW w:w="2347" w:type="dxa"/>
             <w:gridSpan w:val="5"/>
             <w:tcBorders>
-              <w:top w:val="single" w:sz="4" w:space="0" w:color="4472C4"/>
-              <w:left w:val="single" w:sz="4" w:space="0" w:color="4472C4"/>
-              <w:bottom w:val="single" w:sz="4" w:space="0" w:color="4472C4"/>
-              <w:right w:val="single" w:sz="4" w:space="0" w:color="4472C4"/>
+              <w:top w:val="single" w:sz="6" w:space="0" w:color="1F3864"/>
+              <w:left w:val="single" w:sz="6" w:space="0" w:color="1F3864"/>
+              <w:bottom w:val="single" w:sz="6" w:space="0" w:color="1F3864"/>
+              <w:right w:val="single" w:sz="6" w:space="0" w:color="1F3864"/>
             </w:tcBorders>
             <w:shd w:val="clear" w:color="auto" w:fill="4472C4"/>
             <w:tcMar>
@@ -415,6 +410,7 @@
           </w:tcPr>
           <w:p>
             <w:pPr>
+              <w:keepNext/>
               <w:spacing w:before="20" w:after="20" w:line="240" w:lineRule="auto"/>
               <w:jc w:val="center"/>
               <w:rPr>
@@ -441,13 +437,13 @@
         </w:tc>
         <w:tc>
           <w:tcPr>
-            <w:tcW w:w="2351" w:type="dxa"/>
+            <w:tcW w:w="2349" w:type="dxa"/>
             <w:gridSpan w:val="3"/>
             <w:tcBorders>
-              <w:top w:val="single" w:sz="4" w:space="0" w:color="4472C4"/>
-              <w:left w:val="single" w:sz="4" w:space="0" w:color="4472C4"/>
-              <w:bottom w:val="single" w:sz="4" w:space="0" w:color="4472C4"/>
-              <w:right w:val="single" w:sz="4" w:space="0" w:color="4472C4"/>
+              <w:top w:val="single" w:sz="6" w:space="0" w:color="1F3864"/>
+              <w:left w:val="single" w:sz="6" w:space="0" w:color="1F3864"/>
+              <w:bottom w:val="single" w:sz="6" w:space="0" w:color="1F3864"/>
+              <w:right w:val="single" w:sz="6" w:space="0" w:color="1F3864"/>
             </w:tcBorders>
             <w:shd w:val="clear" w:color="auto" w:fill="4472C4"/>
             <w:tcMar>
@@ -460,6 +456,7 @@
           </w:tcPr>
           <w:p>
             <w:pPr>
+              <w:keepNext/>
               <w:spacing w:before="20" w:after="20" w:line="240" w:lineRule="auto"/>
               <w:jc w:val="center"/>
               <w:rPr>
@@ -488,13 +485,13 @@
       <w:tr>
         <w:tc>
           <w:tcPr>
-            <w:tcW w:w="7053" w:type="dxa"/>
+            <w:tcW w:w="7043" w:type="dxa"/>
             <w:gridSpan w:val="13"/>
             <w:tcBorders>
-              <w:top w:val="single" w:sz="4" w:space="0" w:color="4472C4"/>
-              <w:left w:val="single" w:sz="4" w:space="0" w:color="4472C4"/>
-              <w:bottom w:val="single" w:sz="4" w:space="0" w:color="4472C4"/>
-              <w:right w:val="single" w:sz="4" w:space="0" w:color="4472C4"/>
+              <w:top w:val="single" w:sz="6" w:space="0" w:color="1F3864"/>
+              <w:left w:val="single" w:sz="6" w:space="0" w:color="1F3864"/>
+              <w:bottom w:val="single" w:sz="6" w:space="0" w:color="1F3864"/>
+              <w:right w:val="single" w:sz="6" w:space="0" w:color="1F3864"/>
             </w:tcBorders>
             <w:shd w:val="clear" w:color="auto" w:fill="4472C4"/>
             <w:tcMar>
@@ -507,6 +504,7 @@
           </w:tcPr>
           <w:p>
             <w:pPr>
+              <w:keepNext/>
               <w:spacing w:before="20" w:after="20" w:line="240" w:lineRule="auto"/>
               <w:jc w:val="center"/>
               <w:rPr>
@@ -533,13 +531,13 @@
         </w:tc>
         <w:tc>
           <w:tcPr>
-            <w:tcW w:w="2351" w:type="dxa"/>
+            <w:tcW w:w="2349" w:type="dxa"/>
             <w:gridSpan w:val="3"/>
             <w:tcBorders>
-              <w:top w:val="single" w:sz="4" w:space="0" w:color="4472C4"/>
-              <w:left w:val="single" w:sz="4" w:space="0" w:color="4472C4"/>
-              <w:bottom w:val="single" w:sz="4" w:space="0" w:color="4472C4"/>
-              <w:right w:val="single" w:sz="4" w:space="0" w:color="4472C4"/>
+              <w:top w:val="single" w:sz="6" w:space="0" w:color="1F3864"/>
+              <w:left w:val="single" w:sz="6" w:space="0" w:color="1F3864"/>
+              <w:bottom w:val="single" w:sz="6" w:space="0" w:color="1F3864"/>
+              <w:right w:val="single" w:sz="6" w:space="0" w:color="1F3864"/>
             </w:tcBorders>
             <w:shd w:val="clear" w:color="auto" w:fill="4472C4"/>
             <w:tcMar>
@@ -552,6 +550,7 @@
           </w:tcPr>
           <w:p>
             <w:pPr>
+              <w:keepNext/>
               <w:spacing w:before="20" w:after="20" w:line="240" w:lineRule="auto"/>
               <w:jc w:val="center"/>
               <w:rPr>
@@ -582,10 +581,10 @@
           <w:tcPr>
             <w:tcW w:w="1175" w:type="dxa"/>
             <w:tcBorders>
-              <w:top w:val="single" w:sz="4" w:space="0" w:color="4472C4"/>
-              <w:left w:val="single" w:sz="4" w:space="0" w:color="4472C4"/>
-              <w:bottom w:val="single" w:sz="4" w:space="0" w:color="4472C4"/>
-              <w:right w:val="single" w:sz="4" w:space="0" w:color="4472C4"/>
+              <w:top w:val="single" w:sz="6" w:space="0" w:color="1F3864"/>
+              <w:left w:val="single" w:sz="6" w:space="0" w:color="1F3864"/>
+              <w:bottom w:val="single" w:sz="6" w:space="0" w:color="1F3864"/>
+              <w:right w:val="single" w:sz="6" w:space="0" w:color="1F3864"/>
             </w:tcBorders>
             <w:shd w:val="clear" w:color="auto" w:fill="4472C4"/>
             <w:tcMar>
@@ -628,13 +627,13 @@
         </w:tc>
         <w:tc>
           <w:tcPr>
-            <w:tcW w:w="1175" w:type="dxa"/>
+            <w:tcW w:w="1173" w:type="dxa"/>
             <w:gridSpan w:val="3"/>
             <w:tcBorders>
-              <w:top w:val="single" w:sz="4" w:space="0" w:color="4472C4"/>
-              <w:left w:val="single" w:sz="4" w:space="0" w:color="4472C4"/>
-              <w:bottom w:val="single" w:sz="4" w:space="0" w:color="4472C4"/>
-              <w:right w:val="single" w:sz="4" w:space="0" w:color="4472C4"/>
+              <w:top w:val="single" w:sz="6" w:space="0" w:color="1F3864"/>
+              <w:left w:val="single" w:sz="6" w:space="0" w:color="1F3864"/>
+              <w:bottom w:val="single" w:sz="6" w:space="0" w:color="1F3864"/>
+              <w:right w:val="single" w:sz="6" w:space="0" w:color="1F3864"/>
             </w:tcBorders>
             <w:shd w:val="clear" w:color="auto" w:fill="4472C4"/>
             <w:tcMar>
@@ -677,13 +676,13 @@
         </w:tc>
         <w:tc>
           <w:tcPr>
-            <w:tcW w:w="1175" w:type="dxa"/>
+            <w:tcW w:w="1174" w:type="dxa"/>
             <w:gridSpan w:val="2"/>
             <w:tcBorders>
-              <w:top w:val="single" w:sz="4" w:space="0" w:color="4472C4"/>
-              <w:left w:val="single" w:sz="4" w:space="0" w:color="4472C4"/>
-              <w:bottom w:val="single" w:sz="4" w:space="0" w:color="4472C4"/>
-              <w:right w:val="single" w:sz="4" w:space="0" w:color="4472C4"/>
+              <w:top w:val="single" w:sz="6" w:space="0" w:color="1F3864"/>
+              <w:left w:val="single" w:sz="6" w:space="0" w:color="1F3864"/>
+              <w:bottom w:val="single" w:sz="6" w:space="0" w:color="1F3864"/>
+              <w:right w:val="single" w:sz="6" w:space="0" w:color="1F3864"/>
             </w:tcBorders>
             <w:shd w:val="clear" w:color="auto" w:fill="4472C4"/>
             <w:tcMar>
@@ -739,13 +738,13 @@
         </w:tc>
         <w:tc>
           <w:tcPr>
-            <w:tcW w:w="1175" w:type="dxa"/>
+            <w:tcW w:w="1174" w:type="dxa"/>
             <w:gridSpan w:val="2"/>
             <w:tcBorders>
-              <w:top w:val="single" w:sz="4" w:space="0" w:color="4472C4"/>
-              <w:left w:val="single" w:sz="4" w:space="0" w:color="4472C4"/>
-              <w:bottom w:val="single" w:sz="4" w:space="0" w:color="4472C4"/>
-              <w:right w:val="single" w:sz="4" w:space="0" w:color="4472C4"/>
+              <w:top w:val="single" w:sz="6" w:space="0" w:color="1F3864"/>
+              <w:left w:val="single" w:sz="6" w:space="0" w:color="1F3864"/>
+              <w:bottom w:val="single" w:sz="6" w:space="0" w:color="1F3864"/>
+              <w:right w:val="single" w:sz="6" w:space="0" w:color="1F3864"/>
             </w:tcBorders>
             <w:shd w:val="clear" w:color="auto" w:fill="4472C4"/>
             <w:tcMar>
@@ -788,13 +787,13 @@
         </w:tc>
         <w:tc>
           <w:tcPr>
-            <w:tcW w:w="1175" w:type="dxa"/>
+            <w:tcW w:w="1174" w:type="dxa"/>
             <w:gridSpan w:val="2"/>
             <w:tcBorders>
-              <w:top w:val="single" w:sz="4" w:space="0" w:color="4472C4"/>
-              <w:left w:val="single" w:sz="4" w:space="0" w:color="4472C4"/>
-              <w:bottom w:val="single" w:sz="4" w:space="0" w:color="4472C4"/>
-              <w:right w:val="single" w:sz="4" w:space="0" w:color="4472C4"/>
+              <w:top w:val="single" w:sz="6" w:space="0" w:color="1F3864"/>
+              <w:left w:val="single" w:sz="6" w:space="0" w:color="1F3864"/>
+              <w:bottom w:val="single" w:sz="6" w:space="0" w:color="1F3864"/>
+              <w:right w:val="single" w:sz="6" w:space="0" w:color="1F3864"/>
             </w:tcBorders>
             <w:shd w:val="clear" w:color="auto" w:fill="4472C4"/>
             <w:tcMar>
@@ -837,13 +836,13 @@
         </w:tc>
         <w:tc>
           <w:tcPr>
-            <w:tcW w:w="1175" w:type="dxa"/>
+            <w:tcW w:w="1173" w:type="dxa"/>
             <w:gridSpan w:val="3"/>
             <w:tcBorders>
-              <w:top w:val="single" w:sz="4" w:space="0" w:color="4472C4"/>
-              <w:left w:val="single" w:sz="4" w:space="0" w:color="4472C4"/>
-              <w:bottom w:val="single" w:sz="4" w:space="0" w:color="4472C4"/>
-              <w:right w:val="single" w:sz="4" w:space="0" w:color="4472C4"/>
+              <w:top w:val="single" w:sz="6" w:space="0" w:color="1F3864"/>
+              <w:left w:val="single" w:sz="6" w:space="0" w:color="1F3864"/>
+              <w:bottom w:val="single" w:sz="6" w:space="0" w:color="1F3864"/>
+              <w:right w:val="single" w:sz="6" w:space="0" w:color="1F3864"/>
             </w:tcBorders>
             <w:shd w:val="clear" w:color="auto" w:fill="4472C4"/>
             <w:tcMar>
@@ -886,14 +885,14 @@
         </w:tc>
         <w:tc>
           <w:tcPr>
-            <w:tcW w:w="2351" w:type="dxa"/>
+            <w:tcW w:w="2349" w:type="dxa"/>
             <w:gridSpan w:val="3"/>
             <w:vMerge w:val="restart"/>
             <w:tcBorders>
-              <w:top w:val="single" w:sz="4" w:space="0" w:color="8EAADB"/>
-              <w:left w:val="single" w:sz="4" w:space="0" w:color="8EAADB"/>
-              <w:bottom w:val="single" w:sz="4" w:space="0" w:color="8EAADB"/>
-              <w:right w:val="single" w:sz="4" w:space="0" w:color="8EAADB"/>
+              <w:top w:val="single" w:sz="6" w:space="0" w:color="1F3864"/>
+              <w:left w:val="single" w:sz="6" w:space="0" w:color="1F3864"/>
+              <w:bottom w:val="single" w:sz="6" w:space="0" w:color="1F3864"/>
+              <w:right w:val="single" w:sz="6" w:space="0" w:color="1F3864"/>
             </w:tcBorders>
             <w:shd w:val="clear" w:color="auto" w:fill="D9E2F3"/>
             <w:tcMar>
@@ -930,10 +929,10 @@
           <w:tcPr>
             <w:tcW w:w="1175" w:type="dxa"/>
             <w:tcBorders>
-              <w:top w:val="single" w:sz="4" w:space="0" w:color="8EAADB"/>
-              <w:left w:val="single" w:sz="4" w:space="0" w:color="8EAADB"/>
-              <w:bottom w:val="single" w:sz="4" w:space="0" w:color="8EAADB"/>
-              <w:right w:val="single" w:sz="4" w:space="0" w:color="8EAADB"/>
+              <w:top w:val="single" w:sz="6" w:space="0" w:color="1F3864"/>
+              <w:left w:val="single" w:sz="6" w:space="0" w:color="1F3864"/>
+              <w:bottom w:val="single" w:sz="6" w:space="0" w:color="1F3864"/>
+              <w:right w:val="single" w:sz="6" w:space="0" w:color="1F3864"/>
             </w:tcBorders>
             <w:shd w:val="clear" w:color="auto" w:fill="D9E2F3"/>
             <w:tcMar>
@@ -966,13 +965,13 @@
         </w:tc>
         <w:tc>
           <w:tcPr>
-            <w:tcW w:w="1175" w:type="dxa"/>
+            <w:tcW w:w="1173" w:type="dxa"/>
             <w:gridSpan w:val="3"/>
             <w:tcBorders>
-              <w:top w:val="single" w:sz="4" w:space="0" w:color="8EAADB"/>
-              <w:left w:val="single" w:sz="4" w:space="0" w:color="8EAADB"/>
-              <w:bottom w:val="single" w:sz="4" w:space="0" w:color="8EAADB"/>
-              <w:right w:val="single" w:sz="4" w:space="0" w:color="8EAADB"/>
+              <w:top w:val="single" w:sz="6" w:space="0" w:color="1F3864"/>
+              <w:left w:val="single" w:sz="6" w:space="0" w:color="1F3864"/>
+              <w:bottom w:val="single" w:sz="6" w:space="0" w:color="1F3864"/>
+              <w:right w:val="single" w:sz="6" w:space="0" w:color="1F3864"/>
             </w:tcBorders>
             <w:shd w:val="clear" w:color="auto" w:fill="D9E2F3"/>
             <w:tcMar>
@@ -1005,13 +1004,13 @@
         </w:tc>
         <w:tc>
           <w:tcPr>
-            <w:tcW w:w="1175" w:type="dxa"/>
+            <w:tcW w:w="1174" w:type="dxa"/>
             <w:gridSpan w:val="2"/>
             <w:tcBorders>
-              <w:top w:val="single" w:sz="4" w:space="0" w:color="8EAADB"/>
-              <w:left w:val="single" w:sz="4" w:space="0" w:color="8EAADB"/>
-              <w:bottom w:val="single" w:sz="4" w:space="0" w:color="8EAADB"/>
-              <w:right w:val="single" w:sz="4" w:space="0" w:color="8EAADB"/>
+              <w:top w:val="single" w:sz="6" w:space="0" w:color="1F3864"/>
+              <w:left w:val="single" w:sz="6" w:space="0" w:color="1F3864"/>
+              <w:bottom w:val="single" w:sz="6" w:space="0" w:color="1F3864"/>
+              <w:right w:val="single" w:sz="6" w:space="0" w:color="1F3864"/>
             </w:tcBorders>
             <w:shd w:val="clear" w:color="auto" w:fill="D9E2F3"/>
             <w:tcMar>
@@ -1044,13 +1043,13 @@
         </w:tc>
         <w:tc>
           <w:tcPr>
-            <w:tcW w:w="1175" w:type="dxa"/>
+            <w:tcW w:w="1174" w:type="dxa"/>
             <w:gridSpan w:val="2"/>
             <w:tcBorders>
-              <w:top w:val="single" w:sz="4" w:space="0" w:color="8EAADB"/>
-              <w:left w:val="single" w:sz="4" w:space="0" w:color="8EAADB"/>
-              <w:bottom w:val="single" w:sz="4" w:space="0" w:color="8EAADB"/>
-              <w:right w:val="single" w:sz="4" w:space="0" w:color="8EAADB"/>
+              <w:top w:val="single" w:sz="6" w:space="0" w:color="1F3864"/>
+              <w:left w:val="single" w:sz="6" w:space="0" w:color="1F3864"/>
+              <w:bottom w:val="single" w:sz="6" w:space="0" w:color="1F3864"/>
+              <w:right w:val="single" w:sz="6" w:space="0" w:color="1F3864"/>
             </w:tcBorders>
             <w:shd w:val="clear" w:color="auto" w:fill="D9E2F3"/>
             <w:tcMar>
@@ -1083,13 +1082,13 @@
         </w:tc>
         <w:tc>
           <w:tcPr>
-            <w:tcW w:w="1175" w:type="dxa"/>
+            <w:tcW w:w="1174" w:type="dxa"/>
             <w:gridSpan w:val="2"/>
             <w:tcBorders>
-              <w:top w:val="single" w:sz="4" w:space="0" w:color="8EAADB"/>
-              <w:left w:val="single" w:sz="4" w:space="0" w:color="8EAADB"/>
-              <w:bottom w:val="single" w:sz="4" w:space="0" w:color="8EAADB"/>
-              <w:right w:val="single" w:sz="4" w:space="0" w:color="8EAADB"/>
+              <w:top w:val="single" w:sz="6" w:space="0" w:color="1F3864"/>
+              <w:left w:val="single" w:sz="6" w:space="0" w:color="1F3864"/>
+              <w:bottom w:val="single" w:sz="6" w:space="0" w:color="1F3864"/>
+              <w:right w:val="single" w:sz="6" w:space="0" w:color="1F3864"/>
             </w:tcBorders>
             <w:shd w:val="clear" w:color="auto" w:fill="D9E2F3"/>
             <w:tcMar>
@@ -1122,13 +1121,13 @@
         </w:tc>
         <w:tc>
           <w:tcPr>
-            <w:tcW w:w="1175" w:type="dxa"/>
+            <w:tcW w:w="1173" w:type="dxa"/>
             <w:gridSpan w:val="3"/>
             <w:tcBorders>
-              <w:top w:val="single" w:sz="4" w:space="0" w:color="8EAADB"/>
-              <w:left w:val="single" w:sz="4" w:space="0" w:color="8EAADB"/>
-              <w:bottom w:val="single" w:sz="4" w:space="0" w:color="8EAADB"/>
-              <w:right w:val="single" w:sz="4" w:space="0" w:color="8EAADB"/>
+              <w:top w:val="single" w:sz="6" w:space="0" w:color="1F3864"/>
+              <w:left w:val="single" w:sz="6" w:space="0" w:color="1F3864"/>
+              <w:bottom w:val="single" w:sz="6" w:space="0" w:color="1F3864"/>
+              <w:right w:val="single" w:sz="6" w:space="0" w:color="1F3864"/>
             </w:tcBorders>
             <w:shd w:val="clear" w:color="auto" w:fill="D9E2F3"/>
             <w:tcMar>
@@ -1161,14 +1160,14 @@
         </w:tc>
         <w:tc>
           <w:tcPr>
-            <w:tcW w:w="2351" w:type="dxa"/>
+            <w:tcW w:w="2349" w:type="dxa"/>
             <w:gridSpan w:val="3"/>
             <w:vMerge/>
             <w:tcBorders>
-              <w:top w:val="single" w:sz="4" w:space="0" w:color="8EAADB"/>
-              <w:left w:val="single" w:sz="4" w:space="0" w:color="8EAADB"/>
-              <w:bottom w:val="single" w:sz="4" w:space="0" w:color="8EAADB"/>
-              <w:right w:val="single" w:sz="4" w:space="0" w:color="8EAADB"/>
+              <w:top w:val="single" w:sz="6" w:space="0" w:color="1F3864"/>
+              <w:left w:val="single" w:sz="6" w:space="0" w:color="1F3864"/>
+              <w:bottom w:val="single" w:sz="6" w:space="0" w:color="1F3864"/>
+              <w:right w:val="single" w:sz="6" w:space="0" w:color="1F3864"/>
             </w:tcBorders>
             <w:shd w:val="clear" w:color="auto" w:fill="D9E2F3"/>
           </w:tcPr>
@@ -1185,18 +1184,16 @@
         </w:tc>
       </w:tr>
       <w:tr>
-        <w:trPr>
-          <w:trHeight w:val="479"/>
-        </w:trPr>
-        <w:tc>
-          <w:tcPr>
-            <w:tcW w:w="9405" w:type="dxa"/>
+        <w:trPr/>
+        <w:tc>
+          <w:tcPr>
+            <w:tcW w:w="9392" w:type="dxa"/>
             <w:gridSpan w:val="16"/>
             <w:tcBorders>
-              <w:top w:val="single" w:sz="4" w:space="0" w:color="4472C4"/>
-              <w:left w:val="single" w:sz="4" w:space="0" w:color="4472C4"/>
-              <w:bottom w:val="single" w:sz="4" w:space="0" w:color="4472C4"/>
-              <w:right w:val="single" w:sz="4" w:space="0" w:color="4472C4"/>
+              <w:top w:val="single" w:sz="6" w:space="0" w:color="1F3864"/>
+              <w:left w:val="single" w:sz="6" w:space="0" w:color="1F3864"/>
+              <w:bottom w:val="single" w:sz="6" w:space="0" w:color="1F3864"/>
+              <w:right w:val="single" w:sz="6" w:space="0" w:color="1F3864"/>
             </w:tcBorders>
             <w:shd w:val="clear" w:color="auto" w:fill="4472C4"/>
             <w:tcMar>
@@ -1209,6 +1206,7 @@
           </w:tcPr>
           <w:p>
             <w:pPr>
+              <w:keepNext/>
               <w:spacing w:before="20" w:after="20" w:line="240" w:lineRule="auto"/>
               <w:jc w:val="center"/>
               <w:rPr>
@@ -1237,13 +1235,13 @@
       <w:tr>
         <w:tc>
           <w:tcPr>
-            <w:tcW w:w="9405" w:type="dxa"/>
+            <w:tcW w:w="9392" w:type="dxa"/>
             <w:gridSpan w:val="16"/>
             <w:tcBorders>
-              <w:top w:val="single" w:sz="4" w:space="0" w:color="8EAADB"/>
-              <w:left w:val="single" w:sz="4" w:space="0" w:color="8EAADB"/>
-              <w:bottom w:val="single" w:sz="4" w:space="0" w:color="8EAADB"/>
-              <w:right w:val="single" w:sz="4" w:space="0" w:color="8EAADB"/>
+              <w:top w:val="single" w:sz="6" w:space="0" w:color="1F3864"/>
+              <w:left w:val="single" w:sz="6" w:space="0" w:color="1F3864"/>
+              <w:bottom w:val="single" w:sz="6" w:space="0" w:color="1F3864"/>
+              <w:right w:val="single" w:sz="6" w:space="0" w:color="1F3864"/>
             </w:tcBorders>
             <w:shd w:val="clear" w:color="auto" w:fill="D9E2F3"/>
             <w:tcMar>
@@ -1413,18 +1411,16 @@
         </w:tc>
       </w:tr>
       <w:tr>
-        <w:trPr>
-          <w:cantSplit/>
-        </w:trPr>
-        <w:tc>
-          <w:tcPr>
-            <w:tcW w:w="9405" w:type="dxa"/>
+        <w:trPr/>
+        <w:tc>
+          <w:tcPr>
+            <w:tcW w:w="9392" w:type="dxa"/>
             <w:gridSpan w:val="16"/>
             <w:tcBorders>
-              <w:top w:val="single" w:sz="4" w:space="0" w:color="8EAADB"/>
-              <w:left w:val="single" w:sz="4" w:space="0" w:color="8EAADB"/>
-              <w:bottom w:val="single" w:sz="4" w:space="0" w:color="8EAADB"/>
-              <w:right w:val="single" w:sz="4" w:space="0" w:color="8EAADB"/>
+              <w:top w:val="single" w:sz="6" w:space="0" w:color="1F3864"/>
+              <w:left w:val="single" w:sz="6" w:space="0" w:color="1F3864"/>
+              <w:bottom w:val="single" w:sz="6" w:space="0" w:color="1F3864"/>
+              <w:right w:val="single" w:sz="6" w:space="0" w:color="1F3864"/>
             </w:tcBorders>
             <w:shd w:val="clear" w:color="auto" w:fill="D9E2F3"/>
             <w:tcMar>
@@ -1473,13 +1469,13 @@
       <w:tr>
         <w:tc>
           <w:tcPr>
-            <w:tcW w:w="3135" w:type="dxa"/>
+            <w:tcW w:w="3131" w:type="dxa"/>
             <w:gridSpan w:val="5"/>
             <w:tcBorders>
-              <w:top w:val="single" w:sz="4" w:space="0" w:color="4472C4"/>
-              <w:left w:val="single" w:sz="4" w:space="0" w:color="4472C4"/>
-              <w:bottom w:val="single" w:sz="4" w:space="0" w:color="4472C4"/>
-              <w:right w:val="single" w:sz="4" w:space="0" w:color="4472C4"/>
+              <w:top w:val="single" w:sz="6" w:space="0" w:color="1F3864"/>
+              <w:left w:val="single" w:sz="6" w:space="0" w:color="1F3864"/>
+              <w:bottom w:val="single" w:sz="6" w:space="0" w:color="1F3864"/>
+              <w:right w:val="single" w:sz="6" w:space="0" w:color="1F3864"/>
             </w:tcBorders>
             <w:shd w:val="clear" w:color="auto" w:fill="4472C4"/>
             <w:tcMar>
@@ -1492,6 +1488,7 @@
           </w:tcPr>
           <w:p>
             <w:pPr>
+              <w:keepNext/>
               <w:spacing w:before="20" w:after="20" w:line="240" w:lineRule="auto"/>
               <w:jc w:val="center"/>
               <w:rPr>
@@ -1518,13 +1515,13 @@
         </w:tc>
         <w:tc>
           <w:tcPr>
-            <w:tcW w:w="3135" w:type="dxa"/>
+            <w:tcW w:w="3130" w:type="dxa"/>
             <w:gridSpan w:val="6"/>
             <w:tcBorders>
-              <w:top w:val="single" w:sz="4" w:space="0" w:color="4472C4"/>
-              <w:left w:val="single" w:sz="4" w:space="0" w:color="4472C4"/>
-              <w:bottom w:val="single" w:sz="4" w:space="0" w:color="4472C4"/>
-              <w:right w:val="single" w:sz="4" w:space="0" w:color="4472C4"/>
+              <w:top w:val="single" w:sz="6" w:space="0" w:color="1F3864"/>
+              <w:left w:val="single" w:sz="6" w:space="0" w:color="1F3864"/>
+              <w:bottom w:val="single" w:sz="6" w:space="0" w:color="1F3864"/>
+              <w:right w:val="single" w:sz="6" w:space="0" w:color="1F3864"/>
             </w:tcBorders>
             <w:shd w:val="clear" w:color="auto" w:fill="4472C4"/>
             <w:tcMar>
@@ -1537,6 +1534,7 @@
           </w:tcPr>
           <w:p>
             <w:pPr>
+              <w:keepNext/>
               <w:spacing w:before="20" w:after="20" w:line="240" w:lineRule="auto"/>
               <w:jc w:val="center"/>
               <w:rPr>
@@ -1563,13 +1561,13 @@
         </w:tc>
         <w:tc>
           <w:tcPr>
-            <w:tcW w:w="3135" w:type="dxa"/>
+            <w:tcW w:w="3131" w:type="dxa"/>
             <w:gridSpan w:val="5"/>
             <w:tcBorders>
-              <w:top w:val="single" w:sz="4" w:space="0" w:color="4472C4"/>
-              <w:left w:val="single" w:sz="4" w:space="0" w:color="4472C4"/>
-              <w:bottom w:val="single" w:sz="4" w:space="0" w:color="4472C4"/>
-              <w:right w:val="single" w:sz="4" w:space="0" w:color="4472C4"/>
+              <w:top w:val="single" w:sz="6" w:space="0" w:color="1F3864"/>
+              <w:left w:val="single" w:sz="6" w:space="0" w:color="1F3864"/>
+              <w:bottom w:val="single" w:sz="6" w:space="0" w:color="1F3864"/>
+              <w:right w:val="single" w:sz="6" w:space="0" w:color="1F3864"/>
             </w:tcBorders>
             <w:shd w:val="clear" w:color="auto" w:fill="4472C4"/>
             <w:tcMar>
@@ -1582,6 +1580,7 @@
           </w:tcPr>
           <w:p>
             <w:pPr>
+              <w:keepNext/>
               <w:spacing w:before="20" w:after="20" w:line="240" w:lineRule="auto"/>
               <w:jc w:val="center"/>
               <w:rPr>
@@ -1608,20 +1607,17 @@
         </w:tc>
       </w:tr>
       <w:tr>
-        <w:trPr>
-          <w:cantSplit/>
-          <w:trHeight w:val="1260"/>
-        </w:trPr>
-        <w:tc>
-          <w:tcPr>
-            <w:tcW w:w="3135" w:type="dxa"/>
+        <w:trPr/>
+        <w:tc>
+          <w:tcPr>
+            <w:tcW w:w="3131" w:type="dxa"/>
             <w:gridSpan w:val="5"/>
             <w:vMerge w:val="restart"/>
             <w:tcBorders>
-              <w:top w:val="single" w:sz="4" w:space="0" w:color="8EAADB"/>
-              <w:left w:val="single" w:sz="4" w:space="0" w:color="8EAADB"/>
-              <w:bottom w:val="single" w:sz="4" w:space="0" w:color="8EAADB"/>
-              <w:right w:val="single" w:sz="4" w:space="0" w:color="8EAADB"/>
+              <w:top w:val="single" w:sz="6" w:space="0" w:color="1F3864"/>
+              <w:left w:val="single" w:sz="6" w:space="0" w:color="1F3864"/>
+              <w:bottom w:val="single" w:sz="6" w:space="0" w:color="1F3864"/>
+              <w:right w:val="single" w:sz="6" w:space="0" w:color="1F3864"/>
             </w:tcBorders>
             <w:shd w:val="clear" w:color="auto" w:fill="D9E2F3"/>
             <w:tcMar>
@@ -1659,28 +1655,16 @@
               <w:t xml:space="preserve"> y normativo de la auditoría tributaria, relacionando los elementos de la obligación tributaria con sus formas de determinación y extinción conforme a la normativa vigente.</w:t>
             </w:r>
           </w:p>
-          <w:p>
-            <w:pPr>
-              <w:spacing w:before="20" w:after="20" w:line="240" w:lineRule="auto"/>
-              <w:ind w:left="360" w:hanging="313"/>
-              <w:jc w:val="both"/>
-              <w:rPr>
-                <w:rFonts w:ascii="Century Gothic" w:hAnsi="Century Gothic" w:cs="Century Gothic" w:eastAsia="Century Gothic"/>
-                <w:sz w:val="18"/>
-                <w:szCs w:val="18"/>
-              </w:rPr>
-            </w:pPr>
-          </w:p>
-        </w:tc>
-        <w:tc>
-          <w:tcPr>
-            <w:tcW w:w="3135" w:type="dxa"/>
+        </w:tc>
+        <w:tc>
+          <w:tcPr>
+            <w:tcW w:w="3130" w:type="dxa"/>
             <w:gridSpan w:val="6"/>
             <w:tcBorders>
-              <w:top w:val="single" w:sz="4" w:space="0" w:color="8EAADB"/>
-              <w:left w:val="single" w:sz="4" w:space="0" w:color="8EAADB"/>
-              <w:bottom w:val="single" w:sz="4" w:space="0" w:color="8EAADB"/>
-              <w:right w:val="single" w:sz="4" w:space="0" w:color="8EAADB"/>
+              <w:top w:val="single" w:sz="6" w:space="0" w:color="1F3864"/>
+              <w:left w:val="single" w:sz="6" w:space="0" w:color="1F3864"/>
+              <w:bottom w:val="single" w:sz="6" w:space="0" w:color="1F3864"/>
+              <w:right w:val="single" w:sz="6" w:space="0" w:color="1F3864"/>
             </w:tcBorders>
             <w:shd w:val="clear" w:color="auto" w:fill="D9E2F3"/>
             <w:tcMar>
@@ -1802,13 +1786,13 @@
         </w:tc>
         <w:tc>
           <w:tcPr>
-            <w:tcW w:w="3135" w:type="dxa"/>
+            <w:tcW w:w="3131" w:type="dxa"/>
             <w:gridSpan w:val="5"/>
             <w:tcBorders>
-              <w:top w:val="single" w:sz="4" w:space="0" w:color="8EAADB"/>
-              <w:left w:val="single" w:sz="4" w:space="0" w:color="8EAADB"/>
-              <w:bottom w:val="single" w:sz="4" w:space="0" w:color="8EAADB"/>
-              <w:right w:val="single" w:sz="4" w:space="0" w:color="8EAADB"/>
+              <w:top w:val="single" w:sz="6" w:space="0" w:color="1F3864"/>
+              <w:left w:val="single" w:sz="6" w:space="0" w:color="1F3864"/>
+              <w:bottom w:val="single" w:sz="6" w:space="0" w:color="1F3864"/>
+              <w:right w:val="single" w:sz="6" w:space="0" w:color="1F3864"/>
             </w:tcBorders>
             <w:shd w:val="clear" w:color="auto" w:fill="D9E2F3"/>
             <w:tcMar>
@@ -1859,20 +1843,17 @@
         </w:tc>
       </w:tr>
       <w:tr>
-        <w:trPr>
-          <w:cantSplit/>
-          <w:trHeight w:val="1152"/>
-        </w:trPr>
-        <w:tc>
-          <w:tcPr>
-            <w:tcW w:w="3135" w:type="dxa"/>
+        <w:trPr/>
+        <w:tc>
+          <w:tcPr>
+            <w:tcW w:w="3131" w:type="dxa"/>
             <w:gridSpan w:val="5"/>
             <w:vMerge/>
             <w:tcBorders>
-              <w:top w:val="single" w:sz="4" w:space="0" w:color="8EAADB"/>
-              <w:left w:val="single" w:sz="4" w:space="0" w:color="8EAADB"/>
-              <w:bottom w:val="single" w:sz="4" w:space="0" w:color="8EAADB"/>
-              <w:right w:val="single" w:sz="4" w:space="0" w:color="8EAADB"/>
+              <w:top w:val="single" w:sz="6" w:space="0" w:color="1F3864"/>
+              <w:left w:val="single" w:sz="6" w:space="0" w:color="1F3864"/>
+              <w:bottom w:val="single" w:sz="6" w:space="0" w:color="1F3864"/>
+              <w:right w:val="single" w:sz="6" w:space="0" w:color="1F3864"/>
             </w:tcBorders>
             <w:shd w:val="clear" w:color="auto" w:fill="D9E2F3"/>
           </w:tcPr>
@@ -1889,13 +1870,13 @@
         </w:tc>
         <w:tc>
           <w:tcPr>
-            <w:tcW w:w="3135" w:type="dxa"/>
+            <w:tcW w:w="3130" w:type="dxa"/>
             <w:gridSpan w:val="6"/>
             <w:tcBorders>
-              <w:top w:val="single" w:sz="4" w:space="0" w:color="8EAADB"/>
-              <w:left w:val="single" w:sz="4" w:space="0" w:color="8EAADB"/>
-              <w:bottom w:val="single" w:sz="4" w:space="0" w:color="8EAADB"/>
-              <w:right w:val="single" w:sz="4" w:space="0" w:color="8EAADB"/>
+              <w:top w:val="single" w:sz="6" w:space="0" w:color="1F3864"/>
+              <w:left w:val="single" w:sz="6" w:space="0" w:color="1F3864"/>
+              <w:bottom w:val="single" w:sz="6" w:space="0" w:color="1F3864"/>
+              <w:right w:val="single" w:sz="6" w:space="0" w:color="1F3864"/>
             </w:tcBorders>
             <w:shd w:val="clear" w:color="auto" w:fill="D9E2F3"/>
             <w:tcMar>
@@ -1991,13 +1972,13 @@
         </w:tc>
         <w:tc>
           <w:tcPr>
-            <w:tcW w:w="3135" w:type="dxa"/>
+            <w:tcW w:w="3131" w:type="dxa"/>
             <w:gridSpan w:val="5"/>
             <w:tcBorders>
-              <w:top w:val="single" w:sz="4" w:space="0" w:color="8EAADB"/>
-              <w:left w:val="single" w:sz="4" w:space="0" w:color="8EAADB"/>
-              <w:bottom w:val="single" w:sz="4" w:space="0" w:color="8EAADB"/>
-              <w:right w:val="single" w:sz="4" w:space="0" w:color="8EAADB"/>
+              <w:top w:val="single" w:sz="6" w:space="0" w:color="1F3864"/>
+              <w:left w:val="single" w:sz="6" w:space="0" w:color="1F3864"/>
+              <w:bottom w:val="single" w:sz="6" w:space="0" w:color="1F3864"/>
+              <w:right w:val="single" w:sz="6" w:space="0" w:color="1F3864"/>
             </w:tcBorders>
             <w:shd w:val="clear" w:color="auto" w:fill="D9E2F3"/>
             <w:tcMar>
@@ -2048,19 +2029,17 @@
         </w:tc>
       </w:tr>
       <w:tr>
-        <w:trPr>
-          <w:cantSplit/>
-        </w:trPr>
-        <w:tc>
-          <w:tcPr>
-            <w:tcW w:w="3135" w:type="dxa"/>
+        <w:trPr/>
+        <w:tc>
+          <w:tcPr>
+            <w:tcW w:w="3131" w:type="dxa"/>
             <w:gridSpan w:val="5"/>
             <w:vMerge w:val="restart"/>
             <w:tcBorders>
-              <w:top w:val="single" w:sz="4" w:space="0" w:color="8EAADB"/>
-              <w:left w:val="single" w:sz="4" w:space="0" w:color="8EAADB"/>
-              <w:bottom w:val="single" w:sz="4" w:space="0" w:color="8EAADB"/>
-              <w:right w:val="single" w:sz="4" w:space="0" w:color="8EAADB"/>
+              <w:top w:val="single" w:sz="6" w:space="0" w:color="1F3864"/>
+              <w:left w:val="single" w:sz="6" w:space="0" w:color="1F3864"/>
+              <w:bottom w:val="single" w:sz="6" w:space="0" w:color="1F3864"/>
+              <w:right w:val="single" w:sz="6" w:space="0" w:color="1F3864"/>
             </w:tcBorders>
             <w:shd w:val="clear" w:color="auto" w:fill="D9E2F3"/>
             <w:tcMar>
@@ -2100,13 +2079,13 @@
         </w:tc>
         <w:tc>
           <w:tcPr>
-            <w:tcW w:w="3135" w:type="dxa"/>
+            <w:tcW w:w="3130" w:type="dxa"/>
             <w:gridSpan w:val="6"/>
             <w:tcBorders>
-              <w:top w:val="single" w:sz="4" w:space="0" w:color="8EAADB"/>
-              <w:left w:val="single" w:sz="4" w:space="0" w:color="8EAADB"/>
-              <w:bottom w:val="single" w:sz="4" w:space="0" w:color="8EAADB"/>
-              <w:right w:val="single" w:sz="4" w:space="0" w:color="8EAADB"/>
+              <w:top w:val="single" w:sz="6" w:space="0" w:color="1F3864"/>
+              <w:left w:val="single" w:sz="6" w:space="0" w:color="1F3864"/>
+              <w:bottom w:val="single" w:sz="6" w:space="0" w:color="1F3864"/>
+              <w:right w:val="single" w:sz="6" w:space="0" w:color="1F3864"/>
             </w:tcBorders>
             <w:shd w:val="clear" w:color="auto" w:fill="D9E2F3"/>
             <w:tcMar>
@@ -2162,13 +2141,13 @@
         </w:tc>
         <w:tc>
           <w:tcPr>
-            <w:tcW w:w="3135" w:type="dxa"/>
+            <w:tcW w:w="3131" w:type="dxa"/>
             <w:gridSpan w:val="5"/>
             <w:tcBorders>
-              <w:top w:val="single" w:sz="4" w:space="0" w:color="8EAADB"/>
-              <w:left w:val="single" w:sz="4" w:space="0" w:color="8EAADB"/>
-              <w:bottom w:val="single" w:sz="4" w:space="0" w:color="8EAADB"/>
-              <w:right w:val="single" w:sz="4" w:space="0" w:color="8EAADB"/>
+              <w:top w:val="single" w:sz="6" w:space="0" w:color="1F3864"/>
+              <w:left w:val="single" w:sz="6" w:space="0" w:color="1F3864"/>
+              <w:bottom w:val="single" w:sz="6" w:space="0" w:color="1F3864"/>
+              <w:right w:val="single" w:sz="6" w:space="0" w:color="1F3864"/>
             </w:tcBorders>
             <w:shd w:val="clear" w:color="auto" w:fill="D9E2F3"/>
             <w:tcMar>
@@ -2218,19 +2197,17 @@
         </w:tc>
       </w:tr>
       <w:tr>
-        <w:trPr>
-          <w:cantSplit/>
-        </w:trPr>
-        <w:tc>
-          <w:tcPr>
-            <w:tcW w:w="3135" w:type="dxa"/>
+        <w:trPr/>
+        <w:tc>
+          <w:tcPr>
+            <w:tcW w:w="3131" w:type="dxa"/>
             <w:gridSpan w:val="5"/>
             <w:vMerge/>
             <w:tcBorders>
-              <w:top w:val="single" w:sz="4" w:space="0" w:color="8EAADB"/>
-              <w:left w:val="single" w:sz="4" w:space="0" w:color="8EAADB"/>
-              <w:bottom w:val="single" w:sz="4" w:space="0" w:color="8EAADB"/>
-              <w:right w:val="single" w:sz="4" w:space="0" w:color="8EAADB"/>
+              <w:top w:val="single" w:sz="6" w:space="0" w:color="1F3864"/>
+              <w:left w:val="single" w:sz="6" w:space="0" w:color="1F3864"/>
+              <w:bottom w:val="single" w:sz="6" w:space="0" w:color="1F3864"/>
+              <w:right w:val="single" w:sz="6" w:space="0" w:color="1F3864"/>
             </w:tcBorders>
             <w:shd w:val="clear" w:color="auto" w:fill="D9E2F3"/>
           </w:tcPr>
@@ -2247,13 +2224,13 @@
         </w:tc>
         <w:tc>
           <w:tcPr>
-            <w:tcW w:w="3135" w:type="dxa"/>
+            <w:tcW w:w="3130" w:type="dxa"/>
             <w:gridSpan w:val="6"/>
             <w:tcBorders>
-              <w:top w:val="single" w:sz="4" w:space="0" w:color="8EAADB"/>
-              <w:left w:val="single" w:sz="4" w:space="0" w:color="8EAADB"/>
-              <w:bottom w:val="single" w:sz="4" w:space="0" w:color="8EAADB"/>
-              <w:right w:val="single" w:sz="4" w:space="0" w:color="8EAADB"/>
+              <w:top w:val="single" w:sz="6" w:space="0" w:color="1F3864"/>
+              <w:left w:val="single" w:sz="6" w:space="0" w:color="1F3864"/>
+              <w:bottom w:val="single" w:sz="6" w:space="0" w:color="1F3864"/>
+              <w:right w:val="single" w:sz="6" w:space="0" w:color="1F3864"/>
             </w:tcBorders>
             <w:shd w:val="clear" w:color="auto" w:fill="D9E2F3"/>
             <w:tcMar>
@@ -2309,13 +2286,13 @@
         </w:tc>
         <w:tc>
           <w:tcPr>
-            <w:tcW w:w="3135" w:type="dxa"/>
+            <w:tcW w:w="3131" w:type="dxa"/>
             <w:gridSpan w:val="5"/>
             <w:tcBorders>
-              <w:top w:val="single" w:sz="4" w:space="0" w:color="8EAADB"/>
-              <w:left w:val="single" w:sz="4" w:space="0" w:color="8EAADB"/>
-              <w:bottom w:val="single" w:sz="4" w:space="0" w:color="8EAADB"/>
-              <w:right w:val="single" w:sz="4" w:space="0" w:color="8EAADB"/>
+              <w:top w:val="single" w:sz="6" w:space="0" w:color="1F3864"/>
+              <w:left w:val="single" w:sz="6" w:space="0" w:color="1F3864"/>
+              <w:bottom w:val="single" w:sz="6" w:space="0" w:color="1F3864"/>
+              <w:right w:val="single" w:sz="6" w:space="0" w:color="1F3864"/>
             </w:tcBorders>
             <w:shd w:val="clear" w:color="auto" w:fill="D9E2F3"/>
             <w:tcMar>
@@ -2359,13 +2336,13 @@
       <w:tr>
         <w:tc>
           <w:tcPr>
-            <w:tcW w:w="9405" w:type="dxa"/>
+            <w:tcW w:w="9392" w:type="dxa"/>
             <w:gridSpan w:val="16"/>
             <w:tcBorders>
-              <w:top w:val="single" w:sz="4" w:space="0" w:color="4472C4"/>
-              <w:left w:val="single" w:sz="4" w:space="0" w:color="4472C4"/>
-              <w:bottom w:val="single" w:sz="4" w:space="0" w:color="4472C4"/>
-              <w:right w:val="single" w:sz="4" w:space="0" w:color="4472C4"/>
+              <w:top w:val="single" w:sz="6" w:space="0" w:color="1F3864"/>
+              <w:left w:val="single" w:sz="6" w:space="0" w:color="1F3864"/>
+              <w:bottom w:val="single" w:sz="6" w:space="0" w:color="1F3864"/>
+              <w:right w:val="single" w:sz="6" w:space="0" w:color="1F3864"/>
             </w:tcBorders>
             <w:shd w:val="clear" w:color="auto" w:fill="4472C4"/>
             <w:tcMar>
@@ -2378,6 +2355,7 @@
           </w:tcPr>
           <w:p>
             <w:pPr>
+              <w:keepNext/>
               <w:spacing w:before="20" w:after="20" w:line="240" w:lineRule="auto"/>
               <w:jc w:val="center"/>
               <w:rPr>
@@ -2406,13 +2384,13 @@
       <w:tr>
         <w:tc>
           <w:tcPr>
-            <w:tcW w:w="2351" w:type="dxa"/>
+            <w:tcW w:w="2348" w:type="dxa"/>
             <w:gridSpan w:val="4"/>
             <w:tcBorders>
-              <w:top w:val="single" w:sz="4" w:space="0" w:color="4472C4"/>
-              <w:left w:val="single" w:sz="4" w:space="0" w:color="4472C4"/>
-              <w:bottom w:val="single" w:sz="4" w:space="0" w:color="4472C4"/>
-              <w:right w:val="single" w:sz="4" w:space="0" w:color="4472C4"/>
+              <w:top w:val="single" w:sz="6" w:space="0" w:color="1F3864"/>
+              <w:left w:val="single" w:sz="6" w:space="0" w:color="1F3864"/>
+              <w:bottom w:val="single" w:sz="6" w:space="0" w:color="1F3864"/>
+              <w:right w:val="single" w:sz="6" w:space="0" w:color="1F3864"/>
             </w:tcBorders>
             <w:shd w:val="clear" w:color="auto" w:fill="4472C4"/>
             <w:tcMar>
@@ -2451,13 +2429,13 @@
         </w:tc>
         <w:tc>
           <w:tcPr>
-            <w:tcW w:w="4310" w:type="dxa"/>
+            <w:tcW w:w="4304" w:type="dxa"/>
             <w:gridSpan w:val="8"/>
             <w:tcBorders>
-              <w:top w:val="single" w:sz="4" w:space="0" w:color="8EAADB"/>
-              <w:left w:val="single" w:sz="4" w:space="0" w:color="8EAADB"/>
-              <w:bottom w:val="single" w:sz="4" w:space="0" w:color="8EAADB"/>
-              <w:right w:val="single" w:sz="4" w:space="0" w:color="8EAADB"/>
+              <w:top w:val="single" w:sz="6" w:space="0" w:color="1F3864"/>
+              <w:left w:val="single" w:sz="6" w:space="0" w:color="1F3864"/>
+              <w:bottom w:val="single" w:sz="6" w:space="0" w:color="1F3864"/>
+              <w:right w:val="single" w:sz="6" w:space="0" w:color="1F3864"/>
             </w:tcBorders>
             <w:shd w:val="clear" w:color="auto" w:fill="D9E2F3"/>
             <w:tcMar>
@@ -2515,13 +2493,13 @@
         </w:tc>
         <w:tc>
           <w:tcPr>
-            <w:tcW w:w="2743" w:type="dxa"/>
+            <w:tcW w:w="2740" w:type="dxa"/>
             <w:gridSpan w:val="4"/>
             <w:tcBorders>
-              <w:top w:val="single" w:sz="4" w:space="0" w:color="4472C4"/>
-              <w:left w:val="single" w:sz="4" w:space="0" w:color="4472C4"/>
-              <w:bottom w:val="single" w:sz="4" w:space="0" w:color="4472C4"/>
-              <w:right w:val="single" w:sz="4" w:space="0" w:color="4472C4"/>
+              <w:top w:val="single" w:sz="6" w:space="0" w:color="1F3864"/>
+              <w:left w:val="single" w:sz="6" w:space="0" w:color="1F3864"/>
+              <w:bottom w:val="single" w:sz="6" w:space="0" w:color="1F3864"/>
+              <w:right w:val="single" w:sz="6" w:space="0" w:color="1F3864"/>
             </w:tcBorders>
             <w:shd w:val="clear" w:color="auto" w:fill="4472C4"/>
             <w:tcMar>
@@ -2562,13 +2540,13 @@
       <w:tr>
         <w:tc>
           <w:tcPr>
-            <w:tcW w:w="2351" w:type="dxa"/>
+            <w:tcW w:w="2348" w:type="dxa"/>
             <w:gridSpan w:val="4"/>
             <w:tcBorders>
-              <w:top w:val="single" w:sz="4" w:space="0" w:color="8EAADB"/>
-              <w:left w:val="single" w:sz="4" w:space="0" w:color="8EAADB"/>
-              <w:bottom w:val="single" w:sz="4" w:space="0" w:color="8EAADB"/>
-              <w:right w:val="single" w:sz="4" w:space="0" w:color="8EAADB"/>
+              <w:top w:val="single" w:sz="6" w:space="0" w:color="1F3864"/>
+              <w:left w:val="single" w:sz="6" w:space="0" w:color="1F3864"/>
+              <w:bottom w:val="single" w:sz="6" w:space="0" w:color="1F3864"/>
+              <w:right w:val="single" w:sz="6" w:space="0" w:color="1F3864"/>
             </w:tcBorders>
             <w:shd w:val="clear" w:color="auto" w:fill="D9E2F3"/>
             <w:tcMar>
@@ -2655,13 +2633,13 @@
         </w:tc>
         <w:tc>
           <w:tcPr>
-            <w:tcW w:w="4310" w:type="dxa"/>
+            <w:tcW w:w="4304" w:type="dxa"/>
             <w:gridSpan w:val="8"/>
             <w:tcBorders>
-              <w:top w:val="single" w:sz="4" w:space="0" w:color="8EAADB"/>
-              <w:left w:val="single" w:sz="4" w:space="0" w:color="8EAADB"/>
-              <w:bottom w:val="single" w:sz="4" w:space="0" w:color="8EAADB"/>
-              <w:right w:val="single" w:sz="4" w:space="0" w:color="8EAADB"/>
+              <w:top w:val="single" w:sz="6" w:space="0" w:color="1F3864"/>
+              <w:left w:val="single" w:sz="6" w:space="0" w:color="1F3864"/>
+              <w:bottom w:val="single" w:sz="6" w:space="0" w:color="1F3864"/>
+              <w:right w:val="single" w:sz="6" w:space="0" w:color="1F3864"/>
             </w:tcBorders>
             <w:shd w:val="clear" w:color="auto" w:fill="D9E2F3"/>
             <w:tcMar>
@@ -3139,13 +3117,13 @@
         </w:tc>
         <w:tc>
           <w:tcPr>
-            <w:tcW w:w="2743" w:type="dxa"/>
+            <w:tcW w:w="2740" w:type="dxa"/>
             <w:gridSpan w:val="4"/>
             <w:tcBorders>
-              <w:top w:val="single" w:sz="4" w:space="0" w:color="8EAADB"/>
-              <w:left w:val="single" w:sz="4" w:space="0" w:color="8EAADB"/>
-              <w:bottom w:val="single" w:sz="4" w:space="0" w:color="8EAADB"/>
-              <w:right w:val="single" w:sz="4" w:space="0" w:color="8EAADB"/>
+              <w:top w:val="single" w:sz="6" w:space="0" w:color="1F3864"/>
+              <w:left w:val="single" w:sz="6" w:space="0" w:color="1F3864"/>
+              <w:bottom w:val="single" w:sz="6" w:space="0" w:color="1F3864"/>
+              <w:right w:val="single" w:sz="6" w:space="0" w:color="1F3864"/>
             </w:tcBorders>
             <w:shd w:val="clear" w:color="auto" w:fill="D9E2F3"/>
             <w:tcMar>
@@ -3156,18 +3134,6 @@
             </w:tcMar>
             <w:vAlign w:val="center"/>
           </w:tcPr>
-          <w:p>
-            <w:pPr>
-              <w:pStyle w:val="Prrafodelista"/>
-              <w:spacing w:before="10" w:after="10" w:line="240" w:lineRule="auto"/>
-              <w:ind w:left="260"/>
-              <w:rPr>
-                <w:rFonts w:ascii="Century Gothic" w:hAnsi="Century Gothic" w:cs="Century Gothic" w:eastAsia="Century Gothic"/>
-                <w:sz w:val="18"/>
-                <w:szCs w:val="18"/>
-              </w:rPr>
-            </w:pPr>
-          </w:p>
           <w:p>
             <w:pPr>
               <w:pStyle w:val="Prrafodelista"/>
@@ -3199,54 +3165,19 @@
               <w:t>y funcional de la Administración Tributaria.</w:t>
             </w:r>
           </w:p>
-          <w:p>
-            <w:pPr>
-              <w:spacing w:before="10" w:after="10" w:line="240" w:lineRule="auto"/>
-              <w:rPr>
-                <w:rFonts w:ascii="Century Gothic" w:hAnsi="Century Gothic" w:cs="Century Gothic" w:eastAsia="Century Gothic"/>
-                <w:sz w:val="18"/>
-                <w:szCs w:val="18"/>
-              </w:rPr>
-            </w:pPr>
-          </w:p>
-          <w:p>
-            <w:pPr>
-              <w:spacing w:before="10" w:after="10" w:line="240" w:lineRule="auto"/>
-              <w:rPr>
-                <w:rFonts w:ascii="Century Gothic" w:hAnsi="Century Gothic" w:cs="Century Gothic" w:eastAsia="Century Gothic"/>
-                <w:sz w:val="18"/>
-                <w:szCs w:val="18"/>
-              </w:rPr>
-            </w:pPr>
-          </w:p>
-          <w:p>
-            <w:pPr>
-              <w:pStyle w:val="Prrafodelista"/>
-              <w:spacing w:before="10" w:after="10" w:line="240" w:lineRule="auto"/>
-              <w:ind w:left="260"/>
-              <w:rPr>
-                <w:rFonts w:ascii="Century Gothic" w:hAnsi="Century Gothic" w:cs="Century Gothic" w:eastAsia="Century Gothic"/>
-                <w:sz w:val="18"/>
-                <w:szCs w:val="18"/>
-              </w:rPr>
-            </w:pPr>
-          </w:p>
         </w:tc>
       </w:tr>
       <w:tr>
-        <w:trPr>
-          <w:cantSplit/>
-          <w:trHeight w:val="1014"/>
-        </w:trPr>
-        <w:tc>
-          <w:tcPr>
-            <w:tcW w:w="9405" w:type="dxa"/>
+        <w:trPr/>
+        <w:tc>
+          <w:tcPr>
+            <w:tcW w:w="9392" w:type="dxa"/>
             <w:gridSpan w:val="16"/>
             <w:tcBorders>
-              <w:top w:val="single" w:sz="4" w:space="0" w:color="8EAADB"/>
-              <w:left w:val="single" w:sz="4" w:space="0" w:color="8EAADB"/>
-              <w:bottom w:val="single" w:sz="4" w:space="0" w:color="8EAADB"/>
-              <w:right w:val="single" w:sz="4" w:space="0" w:color="8EAADB"/>
+              <w:top w:val="single" w:sz="6" w:space="0" w:color="1F3864"/>
+              <w:left w:val="single" w:sz="6" w:space="0" w:color="1F3864"/>
+              <w:bottom w:val="single" w:sz="6" w:space="0" w:color="1F3864"/>
+              <w:right w:val="single" w:sz="6" w:space="0" w:color="1F3864"/>
             </w:tcBorders>
             <w:shd w:val="clear" w:color="auto" w:fill="D9E2F3"/>
             <w:tcMar>
@@ -3305,13 +3236,13 @@
       <w:tr>
         <w:tc>
           <w:tcPr>
-            <w:tcW w:w="3135" w:type="dxa"/>
+            <w:tcW w:w="3131" w:type="dxa"/>
             <w:gridSpan w:val="5"/>
             <w:tcBorders>
-              <w:top w:val="single" w:sz="4" w:space="0" w:color="4472C4"/>
-              <w:left w:val="single" w:sz="4" w:space="0" w:color="4472C4"/>
-              <w:bottom w:val="single" w:sz="4" w:space="0" w:color="4472C4"/>
-              <w:right w:val="single" w:sz="4" w:space="0" w:color="4472C4"/>
+              <w:top w:val="single" w:sz="6" w:space="0" w:color="1F3864"/>
+              <w:left w:val="single" w:sz="6" w:space="0" w:color="1F3864"/>
+              <w:bottom w:val="single" w:sz="6" w:space="0" w:color="1F3864"/>
+              <w:right w:val="single" w:sz="6" w:space="0" w:color="1F3864"/>
             </w:tcBorders>
             <w:shd w:val="clear" w:color="auto" w:fill="4472C4"/>
             <w:tcMar>
@@ -3324,6 +3255,7 @@
           </w:tcPr>
           <w:p>
             <w:pPr>
+              <w:keepNext/>
               <w:spacing w:before="20" w:after="20" w:line="240" w:lineRule="auto"/>
               <w:jc w:val="center"/>
               <w:rPr>
@@ -3350,13 +3282,13 @@
         </w:tc>
         <w:tc>
           <w:tcPr>
-            <w:tcW w:w="3135" w:type="dxa"/>
+            <w:tcW w:w="3130" w:type="dxa"/>
             <w:gridSpan w:val="6"/>
             <w:tcBorders>
-              <w:top w:val="single" w:sz="4" w:space="0" w:color="4472C4"/>
-              <w:left w:val="single" w:sz="4" w:space="0" w:color="4472C4"/>
-              <w:bottom w:val="single" w:sz="4" w:space="0" w:color="4472C4"/>
-              <w:right w:val="single" w:sz="4" w:space="0" w:color="4472C4"/>
+              <w:top w:val="single" w:sz="6" w:space="0" w:color="1F3864"/>
+              <w:left w:val="single" w:sz="6" w:space="0" w:color="1F3864"/>
+              <w:bottom w:val="single" w:sz="6" w:space="0" w:color="1F3864"/>
+              <w:right w:val="single" w:sz="6" w:space="0" w:color="1F3864"/>
             </w:tcBorders>
             <w:shd w:val="clear" w:color="auto" w:fill="4472C4"/>
             <w:tcMar>
@@ -3369,6 +3301,7 @@
           </w:tcPr>
           <w:p>
             <w:pPr>
+              <w:keepNext/>
               <w:spacing w:before="20" w:after="20" w:line="240" w:lineRule="auto"/>
               <w:jc w:val="center"/>
               <w:rPr>
@@ -3395,13 +3328,13 @@
         </w:tc>
         <w:tc>
           <w:tcPr>
-            <w:tcW w:w="3135" w:type="dxa"/>
+            <w:tcW w:w="3131" w:type="dxa"/>
             <w:gridSpan w:val="5"/>
             <w:tcBorders>
-              <w:top w:val="single" w:sz="4" w:space="0" w:color="4472C4"/>
-              <w:left w:val="single" w:sz="4" w:space="0" w:color="4472C4"/>
-              <w:bottom w:val="single" w:sz="4" w:space="0" w:color="4472C4"/>
-              <w:right w:val="single" w:sz="4" w:space="0" w:color="4472C4"/>
+              <w:top w:val="single" w:sz="6" w:space="0" w:color="1F3864"/>
+              <w:left w:val="single" w:sz="6" w:space="0" w:color="1F3864"/>
+              <w:bottom w:val="single" w:sz="6" w:space="0" w:color="1F3864"/>
+              <w:right w:val="single" w:sz="6" w:space="0" w:color="1F3864"/>
             </w:tcBorders>
             <w:shd w:val="clear" w:color="auto" w:fill="4472C4"/>
             <w:tcMar>
@@ -3414,6 +3347,7 @@
           </w:tcPr>
           <w:p>
             <w:pPr>
+              <w:keepNext/>
               <w:spacing w:before="20" w:after="20" w:line="240" w:lineRule="auto"/>
               <w:jc w:val="center"/>
               <w:rPr>
@@ -3440,20 +3374,17 @@
         </w:tc>
       </w:tr>
       <w:tr>
-        <w:trPr>
-          <w:cantSplit/>
-          <w:trHeight w:val="1065"/>
-        </w:trPr>
-        <w:tc>
-          <w:tcPr>
-            <w:tcW w:w="3135" w:type="dxa"/>
+        <w:trPr/>
+        <w:tc>
+          <w:tcPr>
+            <w:tcW w:w="3131" w:type="dxa"/>
             <w:gridSpan w:val="5"/>
             <w:vMerge w:val="restart"/>
             <w:tcBorders>
-              <w:top w:val="single" w:sz="4" w:space="0" w:color="8EAADB"/>
-              <w:left w:val="single" w:sz="4" w:space="0" w:color="8EAADB"/>
-              <w:bottom w:val="single" w:sz="4" w:space="0" w:color="8EAADB"/>
-              <w:right w:val="single" w:sz="4" w:space="0" w:color="8EAADB"/>
+              <w:top w:val="single" w:sz="6" w:space="0" w:color="1F3864"/>
+              <w:left w:val="single" w:sz="6" w:space="0" w:color="1F3864"/>
+              <w:bottom w:val="single" w:sz="6" w:space="0" w:color="1F3864"/>
+              <w:right w:val="single" w:sz="6" w:space="0" w:color="1F3864"/>
             </w:tcBorders>
             <w:shd w:val="clear" w:color="auto" w:fill="D9E2F3"/>
             <w:tcMar>
@@ -3538,26 +3469,16 @@
               <w:t xml:space="preserve">s modalidades aplicables. </w:t>
             </w:r>
           </w:p>
-          <w:p>
-            <w:pPr>
-              <w:spacing w:before="20" w:after="20" w:line="240" w:lineRule="auto"/>
-              <w:rPr>
-                <w:rFonts w:ascii="Century Gothic" w:hAnsi="Century Gothic" w:cs="Century Gothic" w:eastAsia="Century Gothic"/>
-                <w:sz w:val="18"/>
-                <w:szCs w:val="18"/>
-              </w:rPr>
-            </w:pPr>
-          </w:p>
-        </w:tc>
-        <w:tc>
-          <w:tcPr>
-            <w:tcW w:w="3135" w:type="dxa"/>
+        </w:tc>
+        <w:tc>
+          <w:tcPr>
+            <w:tcW w:w="3130" w:type="dxa"/>
             <w:gridSpan w:val="6"/>
             <w:tcBorders>
-              <w:top w:val="single" w:sz="4" w:space="0" w:color="8EAADB"/>
-              <w:left w:val="single" w:sz="4" w:space="0" w:color="8EAADB"/>
-              <w:bottom w:val="single" w:sz="4" w:space="0" w:color="8EAADB"/>
-              <w:right w:val="single" w:sz="4" w:space="0" w:color="8EAADB"/>
+              <w:top w:val="single" w:sz="6" w:space="0" w:color="1F3864"/>
+              <w:left w:val="single" w:sz="6" w:space="0" w:color="1F3864"/>
+              <w:bottom w:val="single" w:sz="6" w:space="0" w:color="1F3864"/>
+              <w:right w:val="single" w:sz="6" w:space="0" w:color="1F3864"/>
             </w:tcBorders>
             <w:shd w:val="clear" w:color="auto" w:fill="D9E2F3"/>
             <w:tcMar>
@@ -3613,13 +3534,13 @@
         </w:tc>
         <w:tc>
           <w:tcPr>
-            <w:tcW w:w="3135" w:type="dxa"/>
+            <w:tcW w:w="3131" w:type="dxa"/>
             <w:gridSpan w:val="5"/>
             <w:tcBorders>
-              <w:top w:val="single" w:sz="4" w:space="0" w:color="8EAADB"/>
-              <w:left w:val="single" w:sz="4" w:space="0" w:color="8EAADB"/>
-              <w:bottom w:val="single" w:sz="4" w:space="0" w:color="8EAADB"/>
-              <w:right w:val="single" w:sz="4" w:space="0" w:color="8EAADB"/>
+              <w:top w:val="single" w:sz="6" w:space="0" w:color="1F3864"/>
+              <w:left w:val="single" w:sz="6" w:space="0" w:color="1F3864"/>
+              <w:bottom w:val="single" w:sz="6" w:space="0" w:color="1F3864"/>
+              <w:right w:val="single" w:sz="6" w:space="0" w:color="1F3864"/>
             </w:tcBorders>
             <w:shd w:val="clear" w:color="auto" w:fill="D9E2F3"/>
             <w:tcMar>
@@ -3661,20 +3582,17 @@
         </w:tc>
       </w:tr>
       <w:tr>
-        <w:trPr>
-          <w:cantSplit/>
-          <w:trHeight w:val="1024"/>
-        </w:trPr>
-        <w:tc>
-          <w:tcPr>
-            <w:tcW w:w="3135" w:type="dxa"/>
+        <w:trPr/>
+        <w:tc>
+          <w:tcPr>
+            <w:tcW w:w="3131" w:type="dxa"/>
             <w:gridSpan w:val="5"/>
             <w:vMerge/>
             <w:tcBorders>
-              <w:top w:val="single" w:sz="4" w:space="0" w:color="8EAADB"/>
-              <w:left w:val="single" w:sz="4" w:space="0" w:color="8EAADB"/>
-              <w:bottom w:val="single" w:sz="4" w:space="0" w:color="8EAADB"/>
-              <w:right w:val="single" w:sz="4" w:space="0" w:color="8EAADB"/>
+              <w:top w:val="single" w:sz="6" w:space="0" w:color="1F3864"/>
+              <w:left w:val="single" w:sz="6" w:space="0" w:color="1F3864"/>
+              <w:bottom w:val="single" w:sz="6" w:space="0" w:color="1F3864"/>
+              <w:right w:val="single" w:sz="6" w:space="0" w:color="1F3864"/>
             </w:tcBorders>
             <w:shd w:val="clear" w:color="auto" w:fill="D9E2F3"/>
           </w:tcPr>
@@ -3691,13 +3609,13 @@
         </w:tc>
         <w:tc>
           <w:tcPr>
-            <w:tcW w:w="3135" w:type="dxa"/>
+            <w:tcW w:w="3130" w:type="dxa"/>
             <w:gridSpan w:val="6"/>
             <w:tcBorders>
-              <w:top w:val="single" w:sz="4" w:space="0" w:color="8EAADB"/>
-              <w:left w:val="single" w:sz="4" w:space="0" w:color="8EAADB"/>
-              <w:bottom w:val="single" w:sz="4" w:space="0" w:color="8EAADB"/>
-              <w:right w:val="single" w:sz="4" w:space="0" w:color="8EAADB"/>
+              <w:top w:val="single" w:sz="6" w:space="0" w:color="1F3864"/>
+              <w:left w:val="single" w:sz="6" w:space="0" w:color="1F3864"/>
+              <w:bottom w:val="single" w:sz="6" w:space="0" w:color="1F3864"/>
+              <w:right w:val="single" w:sz="6" w:space="0" w:color="1F3864"/>
             </w:tcBorders>
             <w:shd w:val="clear" w:color="auto" w:fill="D9E2F3"/>
             <w:tcMar>
@@ -3737,13 +3655,13 @@
         </w:tc>
         <w:tc>
           <w:tcPr>
-            <w:tcW w:w="3135" w:type="dxa"/>
+            <w:tcW w:w="3131" w:type="dxa"/>
             <w:gridSpan w:val="5"/>
             <w:tcBorders>
-              <w:top w:val="single" w:sz="4" w:space="0" w:color="8EAADB"/>
-              <w:left w:val="single" w:sz="4" w:space="0" w:color="8EAADB"/>
-              <w:bottom w:val="single" w:sz="4" w:space="0" w:color="8EAADB"/>
-              <w:right w:val="single" w:sz="4" w:space="0" w:color="8EAADB"/>
+              <w:top w:val="single" w:sz="6" w:space="0" w:color="1F3864"/>
+              <w:left w:val="single" w:sz="6" w:space="0" w:color="1F3864"/>
+              <w:bottom w:val="single" w:sz="6" w:space="0" w:color="1F3864"/>
+              <w:right w:val="single" w:sz="6" w:space="0" w:color="1F3864"/>
             </w:tcBorders>
             <w:shd w:val="clear" w:color="auto" w:fill="D9E2F3"/>
             <w:tcMar>
@@ -3793,19 +3711,17 @@
         </w:tc>
       </w:tr>
       <w:tr>
-        <w:trPr>
-          <w:cantSplit/>
-        </w:trPr>
-        <w:tc>
-          <w:tcPr>
-            <w:tcW w:w="3135" w:type="dxa"/>
+        <w:trPr/>
+        <w:tc>
+          <w:tcPr>
+            <w:tcW w:w="3131" w:type="dxa"/>
             <w:gridSpan w:val="5"/>
             <w:vMerge w:val="restart"/>
             <w:tcBorders>
-              <w:top w:val="single" w:sz="4" w:space="0" w:color="8EAADB"/>
-              <w:left w:val="single" w:sz="4" w:space="0" w:color="8EAADB"/>
-              <w:bottom w:val="single" w:sz="4" w:space="0" w:color="8EAADB"/>
-              <w:right w:val="single" w:sz="4" w:space="0" w:color="8EAADB"/>
+              <w:top w:val="single" w:sz="6" w:space="0" w:color="1F3864"/>
+              <w:left w:val="single" w:sz="6" w:space="0" w:color="1F3864"/>
+              <w:bottom w:val="single" w:sz="6" w:space="0" w:color="1F3864"/>
+              <w:right w:val="single" w:sz="6" w:space="0" w:color="1F3864"/>
             </w:tcBorders>
             <w:shd w:val="clear" w:color="auto" w:fill="D9E2F3"/>
             <w:tcMar>
@@ -3845,13 +3761,13 @@
         </w:tc>
         <w:tc>
           <w:tcPr>
-            <w:tcW w:w="3135" w:type="dxa"/>
+            <w:tcW w:w="3130" w:type="dxa"/>
             <w:gridSpan w:val="6"/>
             <w:tcBorders>
-              <w:top w:val="single" w:sz="4" w:space="0" w:color="8EAADB"/>
-              <w:left w:val="single" w:sz="4" w:space="0" w:color="8EAADB"/>
-              <w:bottom w:val="single" w:sz="4" w:space="0" w:color="8EAADB"/>
-              <w:right w:val="single" w:sz="4" w:space="0" w:color="8EAADB"/>
+              <w:top w:val="single" w:sz="6" w:space="0" w:color="1F3864"/>
+              <w:left w:val="single" w:sz="6" w:space="0" w:color="1F3864"/>
+              <w:bottom w:val="single" w:sz="6" w:space="0" w:color="1F3864"/>
+              <w:right w:val="single" w:sz="6" w:space="0" w:color="1F3864"/>
             </w:tcBorders>
             <w:shd w:val="clear" w:color="auto" w:fill="D9E2F3"/>
             <w:tcMar>
@@ -3907,13 +3823,13 @@
         </w:tc>
         <w:tc>
           <w:tcPr>
-            <w:tcW w:w="3135" w:type="dxa"/>
+            <w:tcW w:w="3131" w:type="dxa"/>
             <w:gridSpan w:val="5"/>
             <w:tcBorders>
-              <w:top w:val="single" w:sz="4" w:space="0" w:color="8EAADB"/>
-              <w:left w:val="single" w:sz="4" w:space="0" w:color="8EAADB"/>
-              <w:bottom w:val="single" w:sz="4" w:space="0" w:color="8EAADB"/>
-              <w:right w:val="single" w:sz="4" w:space="0" w:color="8EAADB"/>
+              <w:top w:val="single" w:sz="6" w:space="0" w:color="1F3864"/>
+              <w:left w:val="single" w:sz="6" w:space="0" w:color="1F3864"/>
+              <w:bottom w:val="single" w:sz="6" w:space="0" w:color="1F3864"/>
+              <w:right w:val="single" w:sz="6" w:space="0" w:color="1F3864"/>
             </w:tcBorders>
             <w:shd w:val="clear" w:color="auto" w:fill="D9E2F3"/>
             <w:tcMar>
@@ -3955,19 +3871,17 @@
         </w:tc>
       </w:tr>
       <w:tr>
-        <w:trPr>
-          <w:cantSplit/>
-        </w:trPr>
-        <w:tc>
-          <w:tcPr>
-            <w:tcW w:w="3135" w:type="dxa"/>
+        <w:trPr/>
+        <w:tc>
+          <w:tcPr>
+            <w:tcW w:w="3131" w:type="dxa"/>
             <w:gridSpan w:val="5"/>
             <w:vMerge/>
             <w:tcBorders>
-              <w:top w:val="single" w:sz="4" w:space="0" w:color="8EAADB"/>
-              <w:left w:val="single" w:sz="4" w:space="0" w:color="8EAADB"/>
-              <w:bottom w:val="single" w:sz="4" w:space="0" w:color="8EAADB"/>
-              <w:right w:val="single" w:sz="4" w:space="0" w:color="8EAADB"/>
+              <w:top w:val="single" w:sz="6" w:space="0" w:color="1F3864"/>
+              <w:left w:val="single" w:sz="6" w:space="0" w:color="1F3864"/>
+              <w:bottom w:val="single" w:sz="6" w:space="0" w:color="1F3864"/>
+              <w:right w:val="single" w:sz="6" w:space="0" w:color="1F3864"/>
             </w:tcBorders>
             <w:shd w:val="clear" w:color="auto" w:fill="D9E2F3"/>
           </w:tcPr>
@@ -3984,13 +3898,13 @@
         </w:tc>
         <w:tc>
           <w:tcPr>
-            <w:tcW w:w="3135" w:type="dxa"/>
+            <w:tcW w:w="3130" w:type="dxa"/>
             <w:gridSpan w:val="6"/>
             <w:tcBorders>
-              <w:top w:val="single" w:sz="4" w:space="0" w:color="8EAADB"/>
-              <w:left w:val="single" w:sz="4" w:space="0" w:color="8EAADB"/>
-              <w:bottom w:val="single" w:sz="4" w:space="0" w:color="8EAADB"/>
-              <w:right w:val="single" w:sz="4" w:space="0" w:color="8EAADB"/>
+              <w:top w:val="single" w:sz="6" w:space="0" w:color="1F3864"/>
+              <w:left w:val="single" w:sz="6" w:space="0" w:color="1F3864"/>
+              <w:bottom w:val="single" w:sz="6" w:space="0" w:color="1F3864"/>
+              <w:right w:val="single" w:sz="6" w:space="0" w:color="1F3864"/>
             </w:tcBorders>
             <w:shd w:val="clear" w:color="auto" w:fill="D9E2F3"/>
             <w:tcMar>
@@ -4022,13 +3936,13 @@
         </w:tc>
         <w:tc>
           <w:tcPr>
-            <w:tcW w:w="3135" w:type="dxa"/>
+            <w:tcW w:w="3131" w:type="dxa"/>
             <w:gridSpan w:val="5"/>
             <w:tcBorders>
-              <w:top w:val="single" w:sz="4" w:space="0" w:color="8EAADB"/>
-              <w:left w:val="single" w:sz="4" w:space="0" w:color="8EAADB"/>
-              <w:bottom w:val="single" w:sz="4" w:space="0" w:color="8EAADB"/>
-              <w:right w:val="single" w:sz="4" w:space="0" w:color="8EAADB"/>
+              <w:top w:val="single" w:sz="6" w:space="0" w:color="1F3864"/>
+              <w:left w:val="single" w:sz="6" w:space="0" w:color="1F3864"/>
+              <w:bottom w:val="single" w:sz="6" w:space="0" w:color="1F3864"/>
+              <w:right w:val="single" w:sz="6" w:space="0" w:color="1F3864"/>
             </w:tcBorders>
             <w:shd w:val="clear" w:color="auto" w:fill="D9E2F3"/>
             <w:tcMar>
@@ -4080,13 +3994,13 @@
       <w:tr>
         <w:tc>
           <w:tcPr>
-            <w:tcW w:w="9405" w:type="dxa"/>
+            <w:tcW w:w="9392" w:type="dxa"/>
             <w:gridSpan w:val="16"/>
             <w:tcBorders>
-              <w:top w:val="single" w:sz="4" w:space="0" w:color="4472C4"/>
-              <w:left w:val="single" w:sz="4" w:space="0" w:color="4472C4"/>
-              <w:bottom w:val="single" w:sz="4" w:space="0" w:color="4472C4"/>
-              <w:right w:val="single" w:sz="4" w:space="0" w:color="4472C4"/>
+              <w:top w:val="single" w:sz="6" w:space="0" w:color="1F3864"/>
+              <w:left w:val="single" w:sz="6" w:space="0" w:color="1F3864"/>
+              <w:bottom w:val="single" w:sz="6" w:space="0" w:color="1F3864"/>
+              <w:right w:val="single" w:sz="6" w:space="0" w:color="1F3864"/>
             </w:tcBorders>
             <w:shd w:val="clear" w:color="auto" w:fill="4472C4"/>
             <w:tcMar>
@@ -4099,6 +4013,7 @@
           </w:tcPr>
           <w:p>
             <w:pPr>
+              <w:keepNext/>
               <w:spacing w:before="20" w:after="20" w:line="240" w:lineRule="auto"/>
               <w:jc w:val="center"/>
               <w:rPr>
@@ -4127,13 +4042,13 @@
       <w:tr>
         <w:tc>
           <w:tcPr>
-            <w:tcW w:w="2351" w:type="dxa"/>
+            <w:tcW w:w="2348" w:type="dxa"/>
             <w:gridSpan w:val="4"/>
             <w:tcBorders>
-              <w:top w:val="single" w:sz="4" w:space="0" w:color="4472C4"/>
-              <w:left w:val="single" w:sz="4" w:space="0" w:color="4472C4"/>
-              <w:bottom w:val="single" w:sz="4" w:space="0" w:color="4472C4"/>
-              <w:right w:val="single" w:sz="4" w:space="0" w:color="4472C4"/>
+              <w:top w:val="single" w:sz="6" w:space="0" w:color="1F3864"/>
+              <w:left w:val="single" w:sz="6" w:space="0" w:color="1F3864"/>
+              <w:bottom w:val="single" w:sz="6" w:space="0" w:color="1F3864"/>
+              <w:right w:val="single" w:sz="6" w:space="0" w:color="1F3864"/>
             </w:tcBorders>
             <w:shd w:val="clear" w:color="auto" w:fill="4472C4"/>
             <w:tcMar>
@@ -4173,13 +4088,13 @@
         </w:tc>
         <w:tc>
           <w:tcPr>
-            <w:tcW w:w="4310" w:type="dxa"/>
+            <w:tcW w:w="4304" w:type="dxa"/>
             <w:gridSpan w:val="8"/>
             <w:tcBorders>
-              <w:top w:val="single" w:sz="4" w:space="0" w:color="8EAADB"/>
-              <w:left w:val="single" w:sz="4" w:space="0" w:color="8EAADB"/>
-              <w:bottom w:val="single" w:sz="4" w:space="0" w:color="8EAADB"/>
-              <w:right w:val="single" w:sz="4" w:space="0" w:color="8EAADB"/>
+              <w:top w:val="single" w:sz="6" w:space="0" w:color="1F3864"/>
+              <w:left w:val="single" w:sz="6" w:space="0" w:color="1F3864"/>
+              <w:bottom w:val="single" w:sz="6" w:space="0" w:color="1F3864"/>
+              <w:right w:val="single" w:sz="6" w:space="0" w:color="1F3864"/>
             </w:tcBorders>
             <w:shd w:val="clear" w:color="auto" w:fill="D9E2F3"/>
             <w:tcMar>
@@ -4237,13 +4152,13 @@
         </w:tc>
         <w:tc>
           <w:tcPr>
-            <w:tcW w:w="2743" w:type="dxa"/>
+            <w:tcW w:w="2740" w:type="dxa"/>
             <w:gridSpan w:val="4"/>
             <w:tcBorders>
-              <w:top w:val="single" w:sz="4" w:space="0" w:color="4472C4"/>
-              <w:left w:val="single" w:sz="4" w:space="0" w:color="4472C4"/>
-              <w:bottom w:val="single" w:sz="4" w:space="0" w:color="4472C4"/>
-              <w:right w:val="single" w:sz="4" w:space="0" w:color="4472C4"/>
+              <w:top w:val="single" w:sz="6" w:space="0" w:color="1F3864"/>
+              <w:left w:val="single" w:sz="6" w:space="0" w:color="1F3864"/>
+              <w:bottom w:val="single" w:sz="6" w:space="0" w:color="1F3864"/>
+              <w:right w:val="single" w:sz="6" w:space="0" w:color="1F3864"/>
             </w:tcBorders>
             <w:shd w:val="clear" w:color="auto" w:fill="4472C4"/>
             <w:tcMar>
@@ -4284,13 +4199,13 @@
       <w:tr>
         <w:tc>
           <w:tcPr>
-            <w:tcW w:w="2351" w:type="dxa"/>
+            <w:tcW w:w="2348" w:type="dxa"/>
             <w:gridSpan w:val="4"/>
             <w:tcBorders>
-              <w:top w:val="single" w:sz="4" w:space="0" w:color="8EAADB"/>
-              <w:left w:val="single" w:sz="4" w:space="0" w:color="8EAADB"/>
-              <w:bottom w:val="single" w:sz="4" w:space="0" w:color="8EAADB"/>
-              <w:right w:val="single" w:sz="4" w:space="0" w:color="8EAADB"/>
+              <w:top w:val="single" w:sz="6" w:space="0" w:color="1F3864"/>
+              <w:left w:val="single" w:sz="6" w:space="0" w:color="1F3864"/>
+              <w:bottom w:val="single" w:sz="6" w:space="0" w:color="1F3864"/>
+              <w:right w:val="single" w:sz="6" w:space="0" w:color="1F3864"/>
             </w:tcBorders>
             <w:shd w:val="clear" w:color="auto" w:fill="D9E2F3"/>
             <w:tcMar>
@@ -4340,13 +4255,13 @@
         </w:tc>
         <w:tc>
           <w:tcPr>
-            <w:tcW w:w="4310" w:type="dxa"/>
+            <w:tcW w:w="4304" w:type="dxa"/>
             <w:gridSpan w:val="8"/>
             <w:tcBorders>
-              <w:top w:val="single" w:sz="4" w:space="0" w:color="8EAADB"/>
-              <w:left w:val="single" w:sz="4" w:space="0" w:color="8EAADB"/>
-              <w:bottom w:val="single" w:sz="4" w:space="0" w:color="8EAADB"/>
-              <w:right w:val="single" w:sz="4" w:space="0" w:color="8EAADB"/>
+              <w:top w:val="single" w:sz="6" w:space="0" w:color="1F3864"/>
+              <w:left w:val="single" w:sz="6" w:space="0" w:color="1F3864"/>
+              <w:bottom w:val="single" w:sz="6" w:space="0" w:color="1F3864"/>
+              <w:right w:val="single" w:sz="6" w:space="0" w:color="1F3864"/>
             </w:tcBorders>
             <w:shd w:val="clear" w:color="auto" w:fill="D9E2F3"/>
             <w:tcMar>
@@ -4687,26 +4602,16 @@
               <w:t>P)</w:t>
             </w:r>
           </w:p>
-          <w:p>
-            <w:pPr>
-              <w:spacing w:before="10" w:after="10" w:line="240" w:lineRule="auto"/>
-              <w:rPr>
-                <w:rFonts w:ascii="Century Gothic" w:hAnsi="Century Gothic" w:cs="Century Gothic" w:eastAsia="Century Gothic"/>
-                <w:sz w:val="18"/>
-                <w:szCs w:val="18"/>
-              </w:rPr>
-            </w:pPr>
-          </w:p>
-        </w:tc>
-        <w:tc>
-          <w:tcPr>
-            <w:tcW w:w="2743" w:type="dxa"/>
+        </w:tc>
+        <w:tc>
+          <w:tcPr>
+            <w:tcW w:w="2740" w:type="dxa"/>
             <w:gridSpan w:val="4"/>
             <w:tcBorders>
-              <w:top w:val="single" w:sz="4" w:space="0" w:color="8EAADB"/>
-              <w:left w:val="single" w:sz="4" w:space="0" w:color="8EAADB"/>
-              <w:bottom w:val="single" w:sz="4" w:space="0" w:color="8EAADB"/>
-              <w:right w:val="single" w:sz="4" w:space="0" w:color="8EAADB"/>
+              <w:top w:val="single" w:sz="6" w:space="0" w:color="1F3864"/>
+              <w:left w:val="single" w:sz="6" w:space="0" w:color="1F3864"/>
+              <w:bottom w:val="single" w:sz="6" w:space="0" w:color="1F3864"/>
+              <w:right w:val="single" w:sz="6" w:space="0" w:color="1F3864"/>
             </w:tcBorders>
             <w:shd w:val="clear" w:color="auto" w:fill="D9E2F3"/>
             <w:tcMar>
@@ -4814,19 +4719,16 @@
         </w:tc>
       </w:tr>
       <w:tr>
-        <w:trPr>
-          <w:cantSplit/>
-          <w:trHeight w:val="1060"/>
-        </w:trPr>
-        <w:tc>
-          <w:tcPr>
-            <w:tcW w:w="9405" w:type="dxa"/>
+        <w:trPr/>
+        <w:tc>
+          <w:tcPr>
+            <w:tcW w:w="9392" w:type="dxa"/>
             <w:gridSpan w:val="16"/>
             <w:tcBorders>
-              <w:top w:val="single" w:sz="4" w:space="0" w:color="8EAADB"/>
-              <w:left w:val="single" w:sz="4" w:space="0" w:color="8EAADB"/>
-              <w:bottom w:val="single" w:sz="4" w:space="0" w:color="8EAADB"/>
-              <w:right w:val="single" w:sz="4" w:space="0" w:color="8EAADB"/>
+              <w:top w:val="single" w:sz="6" w:space="0" w:color="1F3864"/>
+              <w:left w:val="single" w:sz="6" w:space="0" w:color="1F3864"/>
+              <w:bottom w:val="single" w:sz="6" w:space="0" w:color="1F3864"/>
+              <w:right w:val="single" w:sz="6" w:space="0" w:color="1F3864"/>
             </w:tcBorders>
             <w:shd w:val="clear" w:color="auto" w:fill="D9E2F3"/>
             <w:tcMar>
@@ -5001,13 +4903,13 @@
       <w:tr>
         <w:tc>
           <w:tcPr>
-            <w:tcW w:w="3135" w:type="dxa"/>
+            <w:tcW w:w="3131" w:type="dxa"/>
             <w:gridSpan w:val="5"/>
             <w:tcBorders>
-              <w:top w:val="single" w:sz="4" w:space="0" w:color="4472C4"/>
-              <w:left w:val="single" w:sz="4" w:space="0" w:color="4472C4"/>
-              <w:bottom w:val="single" w:sz="4" w:space="0" w:color="4472C4"/>
-              <w:right w:val="single" w:sz="4" w:space="0" w:color="4472C4"/>
+              <w:top w:val="single" w:sz="6" w:space="0" w:color="1F3864"/>
+              <w:left w:val="single" w:sz="6" w:space="0" w:color="1F3864"/>
+              <w:bottom w:val="single" w:sz="6" w:space="0" w:color="1F3864"/>
+              <w:right w:val="single" w:sz="6" w:space="0" w:color="1F3864"/>
             </w:tcBorders>
             <w:shd w:val="clear" w:color="auto" w:fill="4472C4"/>
             <w:tcMar>
@@ -5020,6 +4922,7 @@
           </w:tcPr>
           <w:p>
             <w:pPr>
+              <w:keepNext/>
               <w:spacing w:before="20" w:after="20" w:line="240" w:lineRule="auto"/>
               <w:jc w:val="center"/>
               <w:rPr>
@@ -5046,13 +4949,13 @@
         </w:tc>
         <w:tc>
           <w:tcPr>
-            <w:tcW w:w="3135" w:type="dxa"/>
+            <w:tcW w:w="3130" w:type="dxa"/>
             <w:gridSpan w:val="6"/>
             <w:tcBorders>
-              <w:top w:val="single" w:sz="4" w:space="0" w:color="4472C4"/>
-              <w:left w:val="single" w:sz="4" w:space="0" w:color="4472C4"/>
-              <w:bottom w:val="single" w:sz="4" w:space="0" w:color="4472C4"/>
-              <w:right w:val="single" w:sz="4" w:space="0" w:color="4472C4"/>
+              <w:top w:val="single" w:sz="6" w:space="0" w:color="1F3864"/>
+              <w:left w:val="single" w:sz="6" w:space="0" w:color="1F3864"/>
+              <w:bottom w:val="single" w:sz="6" w:space="0" w:color="1F3864"/>
+              <w:right w:val="single" w:sz="6" w:space="0" w:color="1F3864"/>
             </w:tcBorders>
             <w:shd w:val="clear" w:color="auto" w:fill="4472C4"/>
             <w:tcMar>
@@ -5065,6 +4968,7 @@
           </w:tcPr>
           <w:p>
             <w:pPr>
+              <w:keepNext/>
               <w:spacing w:before="20" w:after="20" w:line="240" w:lineRule="auto"/>
               <w:jc w:val="center"/>
               <w:rPr>
@@ -5091,13 +4995,13 @@
         </w:tc>
         <w:tc>
           <w:tcPr>
-            <w:tcW w:w="3135" w:type="dxa"/>
+            <w:tcW w:w="3131" w:type="dxa"/>
             <w:gridSpan w:val="5"/>
             <w:tcBorders>
-              <w:top w:val="single" w:sz="4" w:space="0" w:color="4472C4"/>
-              <w:left w:val="single" w:sz="4" w:space="0" w:color="4472C4"/>
-              <w:bottom w:val="single" w:sz="4" w:space="0" w:color="4472C4"/>
-              <w:right w:val="single" w:sz="4" w:space="0" w:color="4472C4"/>
+              <w:top w:val="single" w:sz="6" w:space="0" w:color="1F3864"/>
+              <w:left w:val="single" w:sz="6" w:space="0" w:color="1F3864"/>
+              <w:bottom w:val="single" w:sz="6" w:space="0" w:color="1F3864"/>
+              <w:right w:val="single" w:sz="6" w:space="0" w:color="1F3864"/>
             </w:tcBorders>
             <w:shd w:val="clear" w:color="auto" w:fill="4472C4"/>
             <w:tcMar>
@@ -5110,6 +5014,7 @@
           </w:tcPr>
           <w:p>
             <w:pPr>
+              <w:keepNext/>
               <w:spacing w:before="20" w:after="20" w:line="240" w:lineRule="auto"/>
               <w:jc w:val="center"/>
               <w:rPr>
@@ -5136,19 +5041,17 @@
         </w:tc>
       </w:tr>
       <w:tr>
-        <w:trPr>
-          <w:cantSplit/>
-        </w:trPr>
-        <w:tc>
-          <w:tcPr>
-            <w:tcW w:w="3135" w:type="dxa"/>
+        <w:trPr/>
+        <w:tc>
+          <w:tcPr>
+            <w:tcW w:w="3131" w:type="dxa"/>
             <w:gridSpan w:val="5"/>
             <w:vMerge w:val="restart"/>
             <w:tcBorders>
-              <w:top w:val="single" w:sz="4" w:space="0" w:color="8EAADB"/>
-              <w:left w:val="single" w:sz="4" w:space="0" w:color="8EAADB"/>
-              <w:bottom w:val="single" w:sz="4" w:space="0" w:color="8EAADB"/>
-              <w:right w:val="single" w:sz="4" w:space="0" w:color="8EAADB"/>
+              <w:top w:val="single" w:sz="6" w:space="0" w:color="1F3864"/>
+              <w:left w:val="single" w:sz="6" w:space="0" w:color="1F3864"/>
+              <w:bottom w:val="single" w:sz="6" w:space="0" w:color="1F3864"/>
+              <w:right w:val="single" w:sz="6" w:space="0" w:color="1F3864"/>
             </w:tcBorders>
             <w:shd w:val="clear" w:color="auto" w:fill="D9E2F3"/>
             <w:tcMar>
@@ -5217,26 +5120,16 @@
               <w:t xml:space="preserve"> con la normativa vigente. </w:t>
             </w:r>
           </w:p>
-          <w:p>
-            <w:pPr>
-              <w:spacing w:before="20" w:after="20" w:line="240" w:lineRule="auto"/>
-              <w:rPr>
-                <w:rFonts w:ascii="Century Gothic" w:hAnsi="Century Gothic" w:cs="Century Gothic" w:eastAsia="Century Gothic"/>
-                <w:sz w:val="18"/>
-                <w:szCs w:val="18"/>
-              </w:rPr>
-            </w:pPr>
-          </w:p>
-        </w:tc>
-        <w:tc>
-          <w:tcPr>
-            <w:tcW w:w="3135" w:type="dxa"/>
+        </w:tc>
+        <w:tc>
+          <w:tcPr>
+            <w:tcW w:w="3130" w:type="dxa"/>
             <w:gridSpan w:val="6"/>
             <w:tcBorders>
-              <w:top w:val="single" w:sz="4" w:space="0" w:color="8EAADB"/>
-              <w:left w:val="single" w:sz="4" w:space="0" w:color="8EAADB"/>
-              <w:bottom w:val="single" w:sz="4" w:space="0" w:color="8EAADB"/>
-              <w:right w:val="single" w:sz="4" w:space="0" w:color="8EAADB"/>
+              <w:top w:val="single" w:sz="6" w:space="0" w:color="1F3864"/>
+              <w:left w:val="single" w:sz="6" w:space="0" w:color="1F3864"/>
+              <w:bottom w:val="single" w:sz="6" w:space="0" w:color="1F3864"/>
+              <w:right w:val="single" w:sz="6" w:space="0" w:color="1F3864"/>
             </w:tcBorders>
             <w:shd w:val="clear" w:color="auto" w:fill="D9E2F3"/>
             <w:tcMar>
@@ -5332,13 +5225,13 @@
         </w:tc>
         <w:tc>
           <w:tcPr>
-            <w:tcW w:w="3135" w:type="dxa"/>
+            <w:tcW w:w="3131" w:type="dxa"/>
             <w:gridSpan w:val="5"/>
             <w:tcBorders>
-              <w:top w:val="single" w:sz="4" w:space="0" w:color="8EAADB"/>
-              <w:left w:val="single" w:sz="4" w:space="0" w:color="8EAADB"/>
-              <w:bottom w:val="single" w:sz="4" w:space="0" w:color="8EAADB"/>
-              <w:right w:val="single" w:sz="4" w:space="0" w:color="8EAADB"/>
+              <w:top w:val="single" w:sz="6" w:space="0" w:color="1F3864"/>
+              <w:left w:val="single" w:sz="6" w:space="0" w:color="1F3864"/>
+              <w:bottom w:val="single" w:sz="6" w:space="0" w:color="1F3864"/>
+              <w:right w:val="single" w:sz="6" w:space="0" w:color="1F3864"/>
             </w:tcBorders>
             <w:shd w:val="clear" w:color="auto" w:fill="D9E2F3"/>
             <w:tcMar>
@@ -5388,19 +5281,17 @@
         </w:tc>
       </w:tr>
       <w:tr>
-        <w:trPr>
-          <w:cantSplit/>
-        </w:trPr>
-        <w:tc>
-          <w:tcPr>
-            <w:tcW w:w="3135" w:type="dxa"/>
+        <w:trPr/>
+        <w:tc>
+          <w:tcPr>
+            <w:tcW w:w="3131" w:type="dxa"/>
             <w:gridSpan w:val="5"/>
             <w:vMerge/>
             <w:tcBorders>
-              <w:top w:val="single" w:sz="4" w:space="0" w:color="8EAADB"/>
-              <w:left w:val="single" w:sz="4" w:space="0" w:color="8EAADB"/>
-              <w:bottom w:val="single" w:sz="4" w:space="0" w:color="8EAADB"/>
-              <w:right w:val="single" w:sz="4" w:space="0" w:color="8EAADB"/>
+              <w:top w:val="single" w:sz="6" w:space="0" w:color="1F3864"/>
+              <w:left w:val="single" w:sz="6" w:space="0" w:color="1F3864"/>
+              <w:bottom w:val="single" w:sz="6" w:space="0" w:color="1F3864"/>
+              <w:right w:val="single" w:sz="6" w:space="0" w:color="1F3864"/>
             </w:tcBorders>
             <w:shd w:val="clear" w:color="auto" w:fill="D9E2F3"/>
           </w:tcPr>
@@ -5417,13 +5308,13 @@
         </w:tc>
         <w:tc>
           <w:tcPr>
-            <w:tcW w:w="3135" w:type="dxa"/>
+            <w:tcW w:w="3130" w:type="dxa"/>
             <w:gridSpan w:val="6"/>
             <w:tcBorders>
-              <w:top w:val="single" w:sz="4" w:space="0" w:color="8EAADB"/>
-              <w:left w:val="single" w:sz="4" w:space="0" w:color="8EAADB"/>
-              <w:bottom w:val="single" w:sz="4" w:space="0" w:color="8EAADB"/>
-              <w:right w:val="single" w:sz="4" w:space="0" w:color="8EAADB"/>
+              <w:top w:val="single" w:sz="6" w:space="0" w:color="1F3864"/>
+              <w:left w:val="single" w:sz="6" w:space="0" w:color="1F3864"/>
+              <w:bottom w:val="single" w:sz="6" w:space="0" w:color="1F3864"/>
+              <w:right w:val="single" w:sz="6" w:space="0" w:color="1F3864"/>
             </w:tcBorders>
             <w:shd w:val="clear" w:color="auto" w:fill="D9E2F3"/>
             <w:tcMar>
@@ -5471,13 +5362,13 @@
         </w:tc>
         <w:tc>
           <w:tcPr>
-            <w:tcW w:w="3135" w:type="dxa"/>
+            <w:tcW w:w="3131" w:type="dxa"/>
             <w:gridSpan w:val="5"/>
             <w:tcBorders>
-              <w:top w:val="single" w:sz="4" w:space="0" w:color="8EAADB"/>
-              <w:left w:val="single" w:sz="4" w:space="0" w:color="8EAADB"/>
-              <w:bottom w:val="single" w:sz="4" w:space="0" w:color="8EAADB"/>
-              <w:right w:val="single" w:sz="4" w:space="0" w:color="8EAADB"/>
+              <w:top w:val="single" w:sz="6" w:space="0" w:color="1F3864"/>
+              <w:left w:val="single" w:sz="6" w:space="0" w:color="1F3864"/>
+              <w:bottom w:val="single" w:sz="6" w:space="0" w:color="1F3864"/>
+              <w:right w:val="single" w:sz="6" w:space="0" w:color="1F3864"/>
             </w:tcBorders>
             <w:shd w:val="clear" w:color="auto" w:fill="D9E2F3"/>
             <w:tcMar>
@@ -5519,19 +5410,17 @@
         </w:tc>
       </w:tr>
       <w:tr>
-        <w:trPr>
-          <w:cantSplit/>
-        </w:trPr>
-        <w:tc>
-          <w:tcPr>
-            <w:tcW w:w="3135" w:type="dxa"/>
+        <w:trPr/>
+        <w:tc>
+          <w:tcPr>
+            <w:tcW w:w="3131" w:type="dxa"/>
             <w:gridSpan w:val="5"/>
             <w:vMerge w:val="restart"/>
             <w:tcBorders>
-              <w:top w:val="single" w:sz="4" w:space="0" w:color="8EAADB"/>
-              <w:left w:val="single" w:sz="4" w:space="0" w:color="8EAADB"/>
-              <w:bottom w:val="single" w:sz="4" w:space="0" w:color="8EAADB"/>
-              <w:right w:val="single" w:sz="4" w:space="0" w:color="8EAADB"/>
+              <w:top w:val="single" w:sz="6" w:space="0" w:color="1F3864"/>
+              <w:left w:val="single" w:sz="6" w:space="0" w:color="1F3864"/>
+              <w:bottom w:val="single" w:sz="6" w:space="0" w:color="1F3864"/>
+              <w:right w:val="single" w:sz="6" w:space="0" w:color="1F3864"/>
             </w:tcBorders>
             <w:shd w:val="clear" w:color="auto" w:fill="D9E2F3"/>
             <w:tcMar>
@@ -5651,13 +5540,13 @@
         </w:tc>
         <w:tc>
           <w:tcPr>
-            <w:tcW w:w="3135" w:type="dxa"/>
+            <w:tcW w:w="3130" w:type="dxa"/>
             <w:gridSpan w:val="6"/>
             <w:tcBorders>
-              <w:top w:val="single" w:sz="4" w:space="0" w:color="8EAADB"/>
-              <w:left w:val="single" w:sz="4" w:space="0" w:color="8EAADB"/>
-              <w:bottom w:val="single" w:sz="4" w:space="0" w:color="8EAADB"/>
-              <w:right w:val="single" w:sz="4" w:space="0" w:color="8EAADB"/>
+              <w:top w:val="single" w:sz="6" w:space="0" w:color="1F3864"/>
+              <w:left w:val="single" w:sz="6" w:space="0" w:color="1F3864"/>
+              <w:bottom w:val="single" w:sz="6" w:space="0" w:color="1F3864"/>
+              <w:right w:val="single" w:sz="6" w:space="0" w:color="1F3864"/>
             </w:tcBorders>
             <w:shd w:val="clear" w:color="auto" w:fill="D9E2F3"/>
             <w:tcMar>
@@ -5697,13 +5586,13 @@
         </w:tc>
         <w:tc>
           <w:tcPr>
-            <w:tcW w:w="3135" w:type="dxa"/>
+            <w:tcW w:w="3131" w:type="dxa"/>
             <w:gridSpan w:val="5"/>
             <w:tcBorders>
-              <w:top w:val="single" w:sz="4" w:space="0" w:color="8EAADB"/>
-              <w:left w:val="single" w:sz="4" w:space="0" w:color="8EAADB"/>
-              <w:bottom w:val="single" w:sz="4" w:space="0" w:color="8EAADB"/>
-              <w:right w:val="single" w:sz="4" w:space="0" w:color="8EAADB"/>
+              <w:top w:val="single" w:sz="6" w:space="0" w:color="1F3864"/>
+              <w:left w:val="single" w:sz="6" w:space="0" w:color="1F3864"/>
+              <w:bottom w:val="single" w:sz="6" w:space="0" w:color="1F3864"/>
+              <w:right w:val="single" w:sz="6" w:space="0" w:color="1F3864"/>
             </w:tcBorders>
             <w:shd w:val="clear" w:color="auto" w:fill="D9E2F3"/>
             <w:tcMar>
@@ -5777,19 +5666,17 @@
         </w:tc>
       </w:tr>
       <w:tr>
-        <w:trPr>
-          <w:cantSplit/>
-        </w:trPr>
-        <w:tc>
-          <w:tcPr>
-            <w:tcW w:w="3135" w:type="dxa"/>
+        <w:trPr/>
+        <w:tc>
+          <w:tcPr>
+            <w:tcW w:w="3131" w:type="dxa"/>
             <w:gridSpan w:val="5"/>
             <w:vMerge/>
             <w:tcBorders>
-              <w:top w:val="single" w:sz="4" w:space="0" w:color="8EAADB"/>
-              <w:left w:val="single" w:sz="4" w:space="0" w:color="8EAADB"/>
-              <w:bottom w:val="single" w:sz="4" w:space="0" w:color="8EAADB"/>
-              <w:right w:val="single" w:sz="4" w:space="0" w:color="8EAADB"/>
+              <w:top w:val="single" w:sz="6" w:space="0" w:color="1F3864"/>
+              <w:left w:val="single" w:sz="6" w:space="0" w:color="1F3864"/>
+              <w:bottom w:val="single" w:sz="6" w:space="0" w:color="1F3864"/>
+              <w:right w:val="single" w:sz="6" w:space="0" w:color="1F3864"/>
             </w:tcBorders>
             <w:shd w:val="clear" w:color="auto" w:fill="D9E2F3"/>
           </w:tcPr>
@@ -5806,13 +5693,13 @@
         </w:tc>
         <w:tc>
           <w:tcPr>
-            <w:tcW w:w="3135" w:type="dxa"/>
+            <w:tcW w:w="3130" w:type="dxa"/>
             <w:gridSpan w:val="6"/>
             <w:tcBorders>
-              <w:top w:val="single" w:sz="4" w:space="0" w:color="8EAADB"/>
-              <w:left w:val="single" w:sz="4" w:space="0" w:color="8EAADB"/>
-              <w:bottom w:val="single" w:sz="4" w:space="0" w:color="8EAADB"/>
-              <w:right w:val="single" w:sz="4" w:space="0" w:color="8EAADB"/>
+              <w:top w:val="single" w:sz="6" w:space="0" w:color="1F3864"/>
+              <w:left w:val="single" w:sz="6" w:space="0" w:color="1F3864"/>
+              <w:bottom w:val="single" w:sz="6" w:space="0" w:color="1F3864"/>
+              <w:right w:val="single" w:sz="6" w:space="0" w:color="1F3864"/>
             </w:tcBorders>
             <w:shd w:val="clear" w:color="auto" w:fill="D9E2F3"/>
             <w:tcMar>
@@ -5860,13 +5747,13 @@
         </w:tc>
         <w:tc>
           <w:tcPr>
-            <w:tcW w:w="3135" w:type="dxa"/>
+            <w:tcW w:w="3131" w:type="dxa"/>
             <w:gridSpan w:val="5"/>
             <w:tcBorders>
-              <w:top w:val="single" w:sz="4" w:space="0" w:color="8EAADB"/>
-              <w:left w:val="single" w:sz="4" w:space="0" w:color="8EAADB"/>
-              <w:bottom w:val="single" w:sz="4" w:space="0" w:color="8EAADB"/>
-              <w:right w:val="single" w:sz="4" w:space="0" w:color="8EAADB"/>
+              <w:top w:val="single" w:sz="6" w:space="0" w:color="1F3864"/>
+              <w:left w:val="single" w:sz="6" w:space="0" w:color="1F3864"/>
+              <w:bottom w:val="single" w:sz="6" w:space="0" w:color="1F3864"/>
+              <w:right w:val="single" w:sz="6" w:space="0" w:color="1F3864"/>
             </w:tcBorders>
             <w:shd w:val="clear" w:color="auto" w:fill="D9E2F3"/>
             <w:tcMar>
@@ -5910,13 +5797,13 @@
       <w:tr>
         <w:tc>
           <w:tcPr>
-            <w:tcW w:w="9405" w:type="dxa"/>
+            <w:tcW w:w="9392" w:type="dxa"/>
             <w:gridSpan w:val="16"/>
             <w:tcBorders>
-              <w:top w:val="single" w:sz="4" w:space="0" w:color="4472C4"/>
-              <w:left w:val="single" w:sz="4" w:space="0" w:color="4472C4"/>
-              <w:bottom w:val="single" w:sz="4" w:space="0" w:color="4472C4"/>
-              <w:right w:val="single" w:sz="4" w:space="0" w:color="4472C4"/>
+              <w:top w:val="single" w:sz="6" w:space="0" w:color="1F3864"/>
+              <w:left w:val="single" w:sz="6" w:space="0" w:color="1F3864"/>
+              <w:bottom w:val="single" w:sz="6" w:space="0" w:color="1F3864"/>
+              <w:right w:val="single" w:sz="6" w:space="0" w:color="1F3864"/>
             </w:tcBorders>
             <w:shd w:val="clear" w:color="auto" w:fill="4472C4"/>
             <w:tcMar>
@@ -5929,6 +5816,7 @@
           </w:tcPr>
           <w:p>
             <w:pPr>
+              <w:keepNext/>
               <w:spacing w:before="20" w:after="20" w:line="240" w:lineRule="auto"/>
               <w:jc w:val="center"/>
               <w:rPr>
@@ -5957,13 +5845,13 @@
       <w:tr>
         <w:tc>
           <w:tcPr>
-            <w:tcW w:w="2351" w:type="dxa"/>
+            <w:tcW w:w="2348" w:type="dxa"/>
             <w:gridSpan w:val="4"/>
             <w:tcBorders>
-              <w:top w:val="single" w:sz="4" w:space="0" w:color="4472C4"/>
-              <w:left w:val="single" w:sz="4" w:space="0" w:color="4472C4"/>
-              <w:bottom w:val="single" w:sz="4" w:space="0" w:color="4472C4"/>
-              <w:right w:val="single" w:sz="4" w:space="0" w:color="4472C4"/>
+              <w:top w:val="single" w:sz="6" w:space="0" w:color="1F3864"/>
+              <w:left w:val="single" w:sz="6" w:space="0" w:color="1F3864"/>
+              <w:bottom w:val="single" w:sz="6" w:space="0" w:color="1F3864"/>
+              <w:right w:val="single" w:sz="6" w:space="0" w:color="1F3864"/>
             </w:tcBorders>
             <w:shd w:val="clear" w:color="auto" w:fill="4472C4"/>
             <w:tcMar>
@@ -6002,13 +5890,13 @@
         </w:tc>
         <w:tc>
           <w:tcPr>
-            <w:tcW w:w="4310" w:type="dxa"/>
+            <w:tcW w:w="4304" w:type="dxa"/>
             <w:gridSpan w:val="8"/>
             <w:tcBorders>
-              <w:top w:val="single" w:sz="4" w:space="0" w:color="8EAADB"/>
-              <w:left w:val="single" w:sz="4" w:space="0" w:color="8EAADB"/>
-              <w:bottom w:val="single" w:sz="4" w:space="0" w:color="8EAADB"/>
-              <w:right w:val="single" w:sz="4" w:space="0" w:color="8EAADB"/>
+              <w:top w:val="single" w:sz="6" w:space="0" w:color="1F3864"/>
+              <w:left w:val="single" w:sz="6" w:space="0" w:color="1F3864"/>
+              <w:bottom w:val="single" w:sz="6" w:space="0" w:color="1F3864"/>
+              <w:right w:val="single" w:sz="6" w:space="0" w:color="1F3864"/>
             </w:tcBorders>
             <w:shd w:val="clear" w:color="auto" w:fill="D9E2F3"/>
             <w:tcMar>
@@ -6067,13 +5955,13 @@
         </w:tc>
         <w:tc>
           <w:tcPr>
-            <w:tcW w:w="2743" w:type="dxa"/>
+            <w:tcW w:w="2740" w:type="dxa"/>
             <w:gridSpan w:val="4"/>
             <w:tcBorders>
-              <w:top w:val="single" w:sz="4" w:space="0" w:color="4472C4"/>
-              <w:left w:val="single" w:sz="4" w:space="0" w:color="4472C4"/>
-              <w:bottom w:val="single" w:sz="4" w:space="0" w:color="4472C4"/>
-              <w:right w:val="single" w:sz="4" w:space="0" w:color="4472C4"/>
+              <w:top w:val="single" w:sz="6" w:space="0" w:color="1F3864"/>
+              <w:left w:val="single" w:sz="6" w:space="0" w:color="1F3864"/>
+              <w:bottom w:val="single" w:sz="6" w:space="0" w:color="1F3864"/>
+              <w:right w:val="single" w:sz="6" w:space="0" w:color="1F3864"/>
             </w:tcBorders>
             <w:shd w:val="clear" w:color="auto" w:fill="4472C4"/>
             <w:tcMar>
@@ -6115,13 +6003,13 @@
       <w:tr>
         <w:tc>
           <w:tcPr>
-            <w:tcW w:w="2351" w:type="dxa"/>
+            <w:tcW w:w="2348" w:type="dxa"/>
             <w:gridSpan w:val="4"/>
             <w:tcBorders>
-              <w:top w:val="single" w:sz="4" w:space="0" w:color="8EAADB"/>
-              <w:left w:val="single" w:sz="4" w:space="0" w:color="8EAADB"/>
-              <w:bottom w:val="single" w:sz="4" w:space="0" w:color="8EAADB"/>
-              <w:right w:val="single" w:sz="4" w:space="0" w:color="8EAADB"/>
+              <w:top w:val="single" w:sz="6" w:space="0" w:color="1F3864"/>
+              <w:left w:val="single" w:sz="6" w:space="0" w:color="1F3864"/>
+              <w:bottom w:val="single" w:sz="6" w:space="0" w:color="1F3864"/>
+              <w:right w:val="single" w:sz="6" w:space="0" w:color="1F3864"/>
             </w:tcBorders>
             <w:shd w:val="clear" w:color="auto" w:fill="D9E2F3"/>
             <w:tcMar>
@@ -6243,13 +6131,13 @@
         </w:tc>
         <w:tc>
           <w:tcPr>
-            <w:tcW w:w="4310" w:type="dxa"/>
+            <w:tcW w:w="4304" w:type="dxa"/>
             <w:gridSpan w:val="8"/>
             <w:tcBorders>
-              <w:top w:val="single" w:sz="4" w:space="0" w:color="8EAADB"/>
-              <w:left w:val="single" w:sz="4" w:space="0" w:color="8EAADB"/>
-              <w:bottom w:val="single" w:sz="4" w:space="0" w:color="8EAADB"/>
-              <w:right w:val="single" w:sz="4" w:space="0" w:color="8EAADB"/>
+              <w:top w:val="single" w:sz="6" w:space="0" w:color="1F3864"/>
+              <w:left w:val="single" w:sz="6" w:space="0" w:color="1F3864"/>
+              <w:bottom w:val="single" w:sz="6" w:space="0" w:color="1F3864"/>
+              <w:right w:val="single" w:sz="6" w:space="0" w:color="1F3864"/>
             </w:tcBorders>
             <w:shd w:val="clear" w:color="auto" w:fill="D9E2F3"/>
             <w:tcMar>
@@ -6926,28 +6814,16 @@
               <w:t xml:space="preserve"> (C)</w:t>
             </w:r>
           </w:p>
-          <w:p>
-            <w:pPr>
-              <w:pStyle w:val="Prrafodelista"/>
-              <w:spacing w:before="10" w:after="10" w:line="240" w:lineRule="auto"/>
-              <w:ind w:left="400"/>
-              <w:rPr>
-                <w:rFonts w:ascii="Century Gothic" w:hAnsi="Century Gothic" w:cs="Century Gothic" w:eastAsia="Century Gothic"/>
-                <w:sz w:val="18"/>
-                <w:szCs w:val="18"/>
-              </w:rPr>
-            </w:pPr>
-          </w:p>
-        </w:tc>
-        <w:tc>
-          <w:tcPr>
-            <w:tcW w:w="2743" w:type="dxa"/>
+        </w:tc>
+        <w:tc>
+          <w:tcPr>
+            <w:tcW w:w="2740" w:type="dxa"/>
             <w:gridSpan w:val="4"/>
             <w:tcBorders>
-              <w:top w:val="single" w:sz="4" w:space="0" w:color="8EAADB"/>
-              <w:left w:val="single" w:sz="4" w:space="0" w:color="8EAADB"/>
-              <w:bottom w:val="single" w:sz="4" w:space="0" w:color="8EAADB"/>
-              <w:right w:val="single" w:sz="4" w:space="0" w:color="8EAADB"/>
+              <w:top w:val="single" w:sz="6" w:space="0" w:color="1F3864"/>
+              <w:left w:val="single" w:sz="6" w:space="0" w:color="1F3864"/>
+              <w:bottom w:val="single" w:sz="6" w:space="0" w:color="1F3864"/>
+              <w:right w:val="single" w:sz="6" w:space="0" w:color="1F3864"/>
             </w:tcBorders>
             <w:shd w:val="clear" w:color="auto" w:fill="D9E2F3"/>
             <w:tcMar>
@@ -6982,29 +6858,18 @@
               <w:t>Prácticas de contratación de los servicios de auditoría externa en el mercado boliviano.</w:t>
             </w:r>
           </w:p>
-          <w:p>
-            <w:pPr>
-              <w:spacing w:before="10" w:after="10" w:line="240" w:lineRule="auto"/>
-              <w:ind w:left="40"/>
-              <w:rPr>
-                <w:rFonts w:ascii="Century Gothic" w:hAnsi="Century Gothic" w:cs="Century Gothic" w:eastAsia="Century Gothic"/>
-                <w:sz w:val="18"/>
-                <w:szCs w:val="18"/>
-              </w:rPr>
-            </w:pPr>
-          </w:p>
         </w:tc>
       </w:tr>
       <w:tr>
         <w:tc>
           <w:tcPr>
-            <w:tcW w:w="9405" w:type="dxa"/>
+            <w:tcW w:w="9392" w:type="dxa"/>
             <w:gridSpan w:val="16"/>
             <w:tcBorders>
-              <w:top w:val="single" w:sz="4" w:space="0" w:color="4472C4"/>
-              <w:left w:val="single" w:sz="4" w:space="0" w:color="4472C4"/>
-              <w:bottom w:val="single" w:sz="4" w:space="0" w:color="4472C4"/>
-              <w:right w:val="single" w:sz="4" w:space="0" w:color="4472C4"/>
+              <w:top w:val="single" w:sz="6" w:space="0" w:color="1F3864"/>
+              <w:left w:val="single" w:sz="6" w:space="0" w:color="1F3864"/>
+              <w:bottom w:val="single" w:sz="6" w:space="0" w:color="1F3864"/>
+              <w:right w:val="single" w:sz="6" w:space="0" w:color="1F3864"/>
             </w:tcBorders>
             <w:shd w:val="clear" w:color="auto" w:fill="4472C4"/>
             <w:tcMar>
@@ -7017,6 +6882,7 @@
           </w:tcPr>
           <w:p>
             <w:pPr>
+              <w:keepNext/>
               <w:spacing w:before="20" w:after="20" w:line="240" w:lineRule="auto"/>
               <w:jc w:val="center"/>
               <w:rPr>
@@ -7045,13 +6911,13 @@
       <w:tr>
         <w:tc>
           <w:tcPr>
-            <w:tcW w:w="1959" w:type="dxa"/>
+            <w:tcW w:w="1957" w:type="dxa"/>
             <w:gridSpan w:val="3"/>
             <w:tcBorders>
-              <w:top w:val="single" w:sz="4" w:space="0" w:color="4472C4"/>
-              <w:left w:val="single" w:sz="4" w:space="0" w:color="4472C4"/>
-              <w:bottom w:val="single" w:sz="4" w:space="0" w:color="4472C4"/>
-              <w:right w:val="single" w:sz="4" w:space="0" w:color="4472C4"/>
+              <w:top w:val="single" w:sz="6" w:space="0" w:color="1F3864"/>
+              <w:left w:val="single" w:sz="6" w:space="0" w:color="1F3864"/>
+              <w:bottom w:val="single" w:sz="6" w:space="0" w:color="1F3864"/>
+              <w:right w:val="single" w:sz="6" w:space="0" w:color="1F3864"/>
             </w:tcBorders>
             <w:shd w:val="clear" w:color="auto" w:fill="4472C4"/>
             <w:tcMar>
@@ -7064,6 +6930,7 @@
           </w:tcPr>
           <w:p>
             <w:pPr>
+              <w:keepNext/>
               <w:spacing w:before="20" w:after="20" w:line="240" w:lineRule="auto"/>
               <w:jc w:val="center"/>
               <w:rPr>
@@ -7090,13 +6957,13 @@
         </w:tc>
         <w:tc>
           <w:tcPr>
-            <w:tcW w:w="1959" w:type="dxa"/>
+            <w:tcW w:w="1956" w:type="dxa"/>
             <w:gridSpan w:val="4"/>
             <w:tcBorders>
-              <w:top w:val="single" w:sz="4" w:space="0" w:color="4472C4"/>
-              <w:left w:val="single" w:sz="4" w:space="0" w:color="4472C4"/>
-              <w:bottom w:val="single" w:sz="4" w:space="0" w:color="4472C4"/>
-              <w:right w:val="single" w:sz="4" w:space="0" w:color="4472C4"/>
+              <w:top w:val="single" w:sz="6" w:space="0" w:color="1F3864"/>
+              <w:left w:val="single" w:sz="6" w:space="0" w:color="1F3864"/>
+              <w:bottom w:val="single" w:sz="6" w:space="0" w:color="1F3864"/>
+              <w:right w:val="single" w:sz="6" w:space="0" w:color="1F3864"/>
             </w:tcBorders>
             <w:shd w:val="clear" w:color="auto" w:fill="4472C4"/>
             <w:tcMar>
@@ -7109,6 +6976,7 @@
           </w:tcPr>
           <w:p>
             <w:pPr>
+              <w:keepNext/>
               <w:spacing w:before="20" w:after="20" w:line="240" w:lineRule="auto"/>
               <w:jc w:val="center"/>
               <w:rPr>
@@ -7135,13 +7003,13 @@
         </w:tc>
         <w:tc>
           <w:tcPr>
-            <w:tcW w:w="1567" w:type="dxa"/>
+            <w:tcW w:w="1566" w:type="dxa"/>
             <w:gridSpan w:val="2"/>
             <w:tcBorders>
-              <w:top w:val="single" w:sz="4" w:space="0" w:color="4472C4"/>
-              <w:left w:val="single" w:sz="4" w:space="0" w:color="4472C4"/>
-              <w:bottom w:val="single" w:sz="4" w:space="0" w:color="4472C4"/>
-              <w:right w:val="single" w:sz="4" w:space="0" w:color="4472C4"/>
+              <w:top w:val="single" w:sz="6" w:space="0" w:color="1F3864"/>
+              <w:left w:val="single" w:sz="6" w:space="0" w:color="1F3864"/>
+              <w:bottom w:val="single" w:sz="6" w:space="0" w:color="1F3864"/>
+              <w:right w:val="single" w:sz="6" w:space="0" w:color="1F3864"/>
             </w:tcBorders>
             <w:shd w:val="clear" w:color="auto" w:fill="4472C4"/>
             <w:tcMar>
@@ -7154,6 +7022,7 @@
           </w:tcPr>
           <w:p>
             <w:pPr>
+              <w:keepNext/>
               <w:spacing w:before="20" w:after="20" w:line="240" w:lineRule="auto"/>
               <w:jc w:val="center"/>
               <w:rPr>
@@ -7180,13 +7049,13 @@
         </w:tc>
         <w:tc>
           <w:tcPr>
-            <w:tcW w:w="1959" w:type="dxa"/>
+            <w:tcW w:w="1955" w:type="dxa"/>
             <w:gridSpan w:val="5"/>
             <w:tcBorders>
-              <w:top w:val="single" w:sz="4" w:space="0" w:color="4472C4"/>
-              <w:left w:val="single" w:sz="4" w:space="0" w:color="4472C4"/>
-              <w:bottom w:val="single" w:sz="4" w:space="0" w:color="4472C4"/>
-              <w:right w:val="single" w:sz="4" w:space="0" w:color="4472C4"/>
+              <w:top w:val="single" w:sz="6" w:space="0" w:color="1F3864"/>
+              <w:left w:val="single" w:sz="6" w:space="0" w:color="1F3864"/>
+              <w:bottom w:val="single" w:sz="6" w:space="0" w:color="1F3864"/>
+              <w:right w:val="single" w:sz="6" w:space="0" w:color="1F3864"/>
             </w:tcBorders>
             <w:shd w:val="clear" w:color="auto" w:fill="4472C4"/>
             <w:tcMar>
@@ -7199,6 +7068,7 @@
           </w:tcPr>
           <w:p>
             <w:pPr>
+              <w:keepNext/>
               <w:spacing w:before="20" w:after="20" w:line="240" w:lineRule="auto"/>
               <w:jc w:val="center"/>
               <w:rPr>
@@ -7225,13 +7095,13 @@
         </w:tc>
         <w:tc>
           <w:tcPr>
-            <w:tcW w:w="1959" w:type="dxa"/>
+            <w:tcW w:w="1958" w:type="dxa"/>
             <w:gridSpan w:val="2"/>
             <w:tcBorders>
-              <w:top w:val="single" w:sz="4" w:space="0" w:color="4472C4"/>
-              <w:left w:val="single" w:sz="4" w:space="0" w:color="4472C4"/>
-              <w:bottom w:val="single" w:sz="4" w:space="0" w:color="4472C4"/>
-              <w:right w:val="single" w:sz="4" w:space="0" w:color="4472C4"/>
+              <w:top w:val="single" w:sz="6" w:space="0" w:color="1F3864"/>
+              <w:left w:val="single" w:sz="6" w:space="0" w:color="1F3864"/>
+              <w:bottom w:val="single" w:sz="6" w:space="0" w:color="1F3864"/>
+              <w:right w:val="single" w:sz="6" w:space="0" w:color="1F3864"/>
             </w:tcBorders>
             <w:shd w:val="clear" w:color="auto" w:fill="4472C4"/>
             <w:tcMar>
@@ -7244,6 +7114,7 @@
           </w:tcPr>
           <w:p>
             <w:pPr>
+              <w:keepNext/>
               <w:spacing w:before="20" w:after="20" w:line="240" w:lineRule="auto"/>
               <w:jc w:val="center"/>
               <w:rPr>
@@ -7272,13 +7143,13 @@
       <w:tr>
         <w:tc>
           <w:tcPr>
-            <w:tcW w:w="1959" w:type="dxa"/>
+            <w:tcW w:w="1957" w:type="dxa"/>
             <w:gridSpan w:val="3"/>
             <w:tcBorders>
-              <w:top w:val="single" w:sz="4" w:space="0" w:color="8EAADB"/>
-              <w:left w:val="single" w:sz="4" w:space="0" w:color="8EAADB"/>
-              <w:bottom w:val="single" w:sz="4" w:space="0" w:color="8EAADB"/>
-              <w:right w:val="single" w:sz="4" w:space="0" w:color="8EAADB"/>
+              <w:top w:val="single" w:sz="6" w:space="0" w:color="1F3864"/>
+              <w:left w:val="single" w:sz="6" w:space="0" w:color="1F3864"/>
+              <w:bottom w:val="single" w:sz="6" w:space="0" w:color="1F3864"/>
+              <w:right w:val="single" w:sz="6" w:space="0" w:color="1F3864"/>
             </w:tcBorders>
             <w:shd w:val="clear" w:color="auto" w:fill="D9E2F3"/>
             <w:tcMar>
@@ -7452,13 +7323,13 @@
         </w:tc>
         <w:tc>
           <w:tcPr>
-            <w:tcW w:w="1959" w:type="dxa"/>
+            <w:tcW w:w="1956" w:type="dxa"/>
             <w:gridSpan w:val="4"/>
             <w:tcBorders>
-              <w:top w:val="single" w:sz="4" w:space="0" w:color="8EAADB"/>
-              <w:left w:val="single" w:sz="4" w:space="0" w:color="8EAADB"/>
-              <w:bottom w:val="single" w:sz="4" w:space="0" w:color="8EAADB"/>
-              <w:right w:val="single" w:sz="4" w:space="0" w:color="8EAADB"/>
+              <w:top w:val="single" w:sz="6" w:space="0" w:color="1F3864"/>
+              <w:left w:val="single" w:sz="6" w:space="0" w:color="1F3864"/>
+              <w:bottom w:val="single" w:sz="6" w:space="0" w:color="1F3864"/>
+              <w:right w:val="single" w:sz="6" w:space="0" w:color="1F3864"/>
             </w:tcBorders>
             <w:shd w:val="clear" w:color="auto" w:fill="D9E2F3"/>
             <w:tcMar>
@@ -7639,13 +7510,13 @@
         </w:tc>
         <w:tc>
           <w:tcPr>
-            <w:tcW w:w="1567" w:type="dxa"/>
+            <w:tcW w:w="1566" w:type="dxa"/>
             <w:gridSpan w:val="2"/>
             <w:tcBorders>
-              <w:top w:val="single" w:sz="4" w:space="0" w:color="8EAADB"/>
-              <w:left w:val="single" w:sz="4" w:space="0" w:color="8EAADB"/>
-              <w:bottom w:val="single" w:sz="4" w:space="0" w:color="8EAADB"/>
-              <w:right w:val="single" w:sz="4" w:space="0" w:color="8EAADB"/>
+              <w:top w:val="single" w:sz="6" w:space="0" w:color="1F3864"/>
+              <w:left w:val="single" w:sz="6" w:space="0" w:color="1F3864"/>
+              <w:bottom w:val="single" w:sz="6" w:space="0" w:color="1F3864"/>
+              <w:right w:val="single" w:sz="6" w:space="0" w:color="1F3864"/>
             </w:tcBorders>
             <w:shd w:val="clear" w:color="auto" w:fill="D9E2F3"/>
             <w:tcMar>
@@ -7776,27 +7647,16 @@
               <w:t>n Tributaria e IA.</w:t>
             </w:r>
           </w:p>
-          <w:p>
-            <w:pPr>
-              <w:spacing w:before="20" w:after="20" w:line="240" w:lineRule="auto"/>
-              <w:ind w:left="184" w:hanging="142"/>
-              <w:rPr>
-                <w:rFonts w:ascii="Century Gothic" w:hAnsi="Century Gothic" w:cs="Century Gothic" w:eastAsia="Century Gothic"/>
-                <w:sz w:val="18"/>
-                <w:szCs w:val="18"/>
-              </w:rPr>
-            </w:pPr>
-          </w:p>
-        </w:tc>
-        <w:tc>
-          <w:tcPr>
-            <w:tcW w:w="1959" w:type="dxa"/>
+        </w:tc>
+        <w:tc>
+          <w:tcPr>
+            <w:tcW w:w="1955" w:type="dxa"/>
             <w:gridSpan w:val="5"/>
             <w:tcBorders>
-              <w:top w:val="single" w:sz="4" w:space="0" w:color="8EAADB"/>
-              <w:left w:val="single" w:sz="4" w:space="0" w:color="8EAADB"/>
-              <w:bottom w:val="single" w:sz="4" w:space="0" w:color="8EAADB"/>
-              <w:right w:val="single" w:sz="4" w:space="0" w:color="8EAADB"/>
+              <w:top w:val="single" w:sz="6" w:space="0" w:color="1F3864"/>
+              <w:left w:val="single" w:sz="6" w:space="0" w:color="1F3864"/>
+              <w:bottom w:val="single" w:sz="6" w:space="0" w:color="1F3864"/>
+              <w:right w:val="single" w:sz="6" w:space="0" w:color="1F3864"/>
             </w:tcBorders>
             <w:shd w:val="clear" w:color="auto" w:fill="D9E2F3"/>
             <w:tcMar>
@@ -7890,13 +7750,13 @@
         </w:tc>
         <w:tc>
           <w:tcPr>
-            <w:tcW w:w="1959" w:type="dxa"/>
+            <w:tcW w:w="1958" w:type="dxa"/>
             <w:gridSpan w:val="2"/>
             <w:tcBorders>
-              <w:top w:val="single" w:sz="4" w:space="0" w:color="8EAADB"/>
-              <w:left w:val="single" w:sz="4" w:space="0" w:color="8EAADB"/>
-              <w:bottom w:val="single" w:sz="4" w:space="0" w:color="8EAADB"/>
-              <w:right w:val="single" w:sz="4" w:space="0" w:color="8EAADB"/>
+              <w:top w:val="single" w:sz="6" w:space="0" w:color="1F3864"/>
+              <w:left w:val="single" w:sz="6" w:space="0" w:color="1F3864"/>
+              <w:bottom w:val="single" w:sz="6" w:space="0" w:color="1F3864"/>
+              <w:right w:val="single" w:sz="6" w:space="0" w:color="1F3864"/>
             </w:tcBorders>
             <w:shd w:val="clear" w:color="auto" w:fill="D9E2F3"/>
             <w:tcMar>
@@ -8041,13 +7901,13 @@
       <w:tr>
         <w:tc>
           <w:tcPr>
-            <w:tcW w:w="2351" w:type="dxa"/>
+            <w:tcW w:w="2348" w:type="dxa"/>
             <w:gridSpan w:val="4"/>
             <w:tcBorders>
-              <w:top w:val="single" w:sz="4" w:space="0" w:color="4472C4"/>
-              <w:left w:val="single" w:sz="4" w:space="0" w:color="4472C4"/>
-              <w:bottom w:val="single" w:sz="4" w:space="0" w:color="4472C4"/>
-              <w:right w:val="single" w:sz="4" w:space="0" w:color="4472C4"/>
+              <w:top w:val="single" w:sz="6" w:space="0" w:color="1F3864"/>
+              <w:left w:val="single" w:sz="6" w:space="0" w:color="1F3864"/>
+              <w:bottom w:val="single" w:sz="6" w:space="0" w:color="1F3864"/>
+              <w:right w:val="single" w:sz="6" w:space="0" w:color="1F3864"/>
             </w:tcBorders>
             <w:shd w:val="clear" w:color="auto" w:fill="4472C4"/>
             <w:tcMar>
@@ -8087,13 +7947,13 @@
         </w:tc>
         <w:tc>
           <w:tcPr>
-            <w:tcW w:w="7053" w:type="dxa"/>
+            <w:tcW w:w="7044" w:type="dxa"/>
             <w:gridSpan w:val="12"/>
             <w:tcBorders>
-              <w:top w:val="single" w:sz="4" w:space="0" w:color="8EAADB"/>
-              <w:left w:val="single" w:sz="4" w:space="0" w:color="8EAADB"/>
-              <w:bottom w:val="single" w:sz="4" w:space="0" w:color="8EAADB"/>
-              <w:right w:val="single" w:sz="4" w:space="0" w:color="8EAADB"/>
+              <w:top w:val="single" w:sz="6" w:space="0" w:color="1F3864"/>
+              <w:left w:val="single" w:sz="6" w:space="0" w:color="1F3864"/>
+              <w:bottom w:val="single" w:sz="6" w:space="0" w:color="1F3864"/>
+              <w:right w:val="single" w:sz="6" w:space="0" w:color="1F3864"/>
             </w:tcBorders>
             <w:shd w:val="clear" w:color="auto" w:fill="D9E2F3"/>
             <w:tcMar>
@@ -8240,13 +8100,13 @@
       <w:tr>
         <w:tc>
           <w:tcPr>
-            <w:tcW w:w="2351" w:type="dxa"/>
+            <w:tcW w:w="2348" w:type="dxa"/>
             <w:gridSpan w:val="4"/>
             <w:tcBorders>
-              <w:top w:val="single" w:sz="4" w:space="0" w:color="4472C4"/>
-              <w:left w:val="single" w:sz="4" w:space="0" w:color="4472C4"/>
-              <w:bottom w:val="single" w:sz="4" w:space="0" w:color="4472C4"/>
-              <w:right w:val="single" w:sz="4" w:space="0" w:color="4472C4"/>
+              <w:top w:val="single" w:sz="6" w:space="0" w:color="1F3864"/>
+              <w:left w:val="single" w:sz="6" w:space="0" w:color="1F3864"/>
+              <w:bottom w:val="single" w:sz="6" w:space="0" w:color="1F3864"/>
+              <w:right w:val="single" w:sz="6" w:space="0" w:color="1F3864"/>
             </w:tcBorders>
             <w:shd w:val="clear" w:color="auto" w:fill="4472C4"/>
             <w:tcMar>
@@ -8285,13 +8145,13 @@
         </w:tc>
         <w:tc>
           <w:tcPr>
-            <w:tcW w:w="7053" w:type="dxa"/>
+            <w:tcW w:w="7044" w:type="dxa"/>
             <w:gridSpan w:val="12"/>
             <w:tcBorders>
-              <w:top w:val="single" w:sz="4" w:space="0" w:color="8EAADB"/>
-              <w:left w:val="single" w:sz="4" w:space="0" w:color="8EAADB"/>
-              <w:bottom w:val="single" w:sz="4" w:space="0" w:color="8EAADB"/>
-              <w:right w:val="single" w:sz="4" w:space="0" w:color="8EAADB"/>
+              <w:top w:val="single" w:sz="6" w:space="0" w:color="1F3864"/>
+              <w:left w:val="single" w:sz="6" w:space="0" w:color="1F3864"/>
+              <w:bottom w:val="single" w:sz="6" w:space="0" w:color="1F3864"/>
+              <w:right w:val="single" w:sz="6" w:space="0" w:color="1F3864"/>
             </w:tcBorders>
             <w:shd w:val="clear" w:color="auto" w:fill="D9E2F3"/>
             <w:tcMar>
@@ -8493,13 +8353,13 @@
       <w:tr>
         <w:tc>
           <w:tcPr>
-            <w:tcW w:w="2351" w:type="dxa"/>
+            <w:tcW w:w="2348" w:type="dxa"/>
             <w:gridSpan w:val="4"/>
             <w:tcBorders>
-              <w:top w:val="single" w:sz="4" w:space="0" w:color="4472C4"/>
-              <w:left w:val="single" w:sz="4" w:space="0" w:color="4472C4"/>
-              <w:bottom w:val="single" w:sz="4" w:space="0" w:color="4472C4"/>
-              <w:right w:val="single" w:sz="4" w:space="0" w:color="4472C4"/>
+              <w:top w:val="single" w:sz="6" w:space="0" w:color="1F3864"/>
+              <w:left w:val="single" w:sz="6" w:space="0" w:color="1F3864"/>
+              <w:bottom w:val="single" w:sz="6" w:space="0" w:color="1F3864"/>
+              <w:right w:val="single" w:sz="6" w:space="0" w:color="1F3864"/>
             </w:tcBorders>
             <w:shd w:val="clear" w:color="auto" w:fill="4472C4"/>
             <w:tcMar>
@@ -8538,13 +8398,13 @@
         </w:tc>
         <w:tc>
           <w:tcPr>
-            <w:tcW w:w="7053" w:type="dxa"/>
+            <w:tcW w:w="7044" w:type="dxa"/>
             <w:gridSpan w:val="12"/>
             <w:tcBorders>
-              <w:top w:val="single" w:sz="4" w:space="0" w:color="8EAADB"/>
-              <w:left w:val="single" w:sz="4" w:space="0" w:color="8EAADB"/>
-              <w:bottom w:val="single" w:sz="4" w:space="0" w:color="8EAADB"/>
-              <w:right w:val="single" w:sz="4" w:space="0" w:color="8EAADB"/>
+              <w:top w:val="single" w:sz="6" w:space="0" w:color="1F3864"/>
+              <w:left w:val="single" w:sz="6" w:space="0" w:color="1F3864"/>
+              <w:bottom w:val="single" w:sz="6" w:space="0" w:color="1F3864"/>
+              <w:right w:val="single" w:sz="6" w:space="0" w:color="1F3864"/>
             </w:tcBorders>
             <w:shd w:val="clear" w:color="auto" w:fill="D9E2F3"/>
             <w:tcMar>
@@ -8669,13 +8529,13 @@
       <w:tr>
         <w:tc>
           <w:tcPr>
-            <w:tcW w:w="2351" w:type="dxa"/>
+            <w:tcW w:w="2348" w:type="dxa"/>
             <w:gridSpan w:val="4"/>
             <w:tcBorders>
-              <w:top w:val="single" w:sz="4" w:space="0" w:color="4472C4"/>
-              <w:left w:val="single" w:sz="4" w:space="0" w:color="4472C4"/>
-              <w:bottom w:val="single" w:sz="4" w:space="0" w:color="4472C4"/>
-              <w:right w:val="single" w:sz="4" w:space="0" w:color="4472C4"/>
+              <w:top w:val="single" w:sz="6" w:space="0" w:color="1F3864"/>
+              <w:left w:val="single" w:sz="6" w:space="0" w:color="1F3864"/>
+              <w:bottom w:val="single" w:sz="6" w:space="0" w:color="1F3864"/>
+              <w:right w:val="single" w:sz="6" w:space="0" w:color="1F3864"/>
             </w:tcBorders>
             <w:shd w:val="clear" w:color="auto" w:fill="4472C4"/>
             <w:tcMar>
@@ -8714,13 +8574,13 @@
         </w:tc>
         <w:tc>
           <w:tcPr>
-            <w:tcW w:w="7053" w:type="dxa"/>
+            <w:tcW w:w="7044" w:type="dxa"/>
             <w:gridSpan w:val="12"/>
             <w:tcBorders>
-              <w:top w:val="single" w:sz="4" w:space="0" w:color="8EAADB"/>
-              <w:left w:val="single" w:sz="4" w:space="0" w:color="8EAADB"/>
-              <w:bottom w:val="single" w:sz="4" w:space="0" w:color="8EAADB"/>
-              <w:right w:val="single" w:sz="4" w:space="0" w:color="8EAADB"/>
+              <w:top w:val="single" w:sz="6" w:space="0" w:color="1F3864"/>
+              <w:left w:val="single" w:sz="6" w:space="0" w:color="1F3864"/>
+              <w:bottom w:val="single" w:sz="6" w:space="0" w:color="1F3864"/>
+              <w:right w:val="single" w:sz="6" w:space="0" w:color="1F3864"/>
             </w:tcBorders>
             <w:shd w:val="clear" w:color="auto" w:fill="D9E2F3"/>
             <w:tcMar>
@@ -8826,19 +8686,17 @@
         </w:tc>
       </w:tr>
       <w:tr>
-        <w:trPr>
-          <w:cantSplit/>
-        </w:trPr>
-        <w:tc>
-          <w:tcPr>
-            <w:tcW w:w="1567" w:type="dxa"/>
+        <w:trPr/>
+        <w:tc>
+          <w:tcPr>
+            <w:tcW w:w="1566" w:type="dxa"/>
             <w:gridSpan w:val="2"/>
             <w:vMerge w:val="restart"/>
             <w:tcBorders>
-              <w:top w:val="single" w:sz="4" w:space="0" w:color="4472C4"/>
-              <w:left w:val="single" w:sz="4" w:space="0" w:color="4472C4"/>
-              <w:bottom w:val="single" w:sz="4" w:space="0" w:color="4472C4"/>
-              <w:right w:val="single" w:sz="4" w:space="0" w:color="4472C4"/>
+              <w:top w:val="single" w:sz="6" w:space="0" w:color="1F3864"/>
+              <w:left w:val="single" w:sz="6" w:space="0" w:color="1F3864"/>
+              <w:bottom w:val="single" w:sz="6" w:space="0" w:color="1F3864"/>
+              <w:right w:val="single" w:sz="6" w:space="0" w:color="1F3864"/>
             </w:tcBorders>
             <w:shd w:val="clear" w:color="auto" w:fill="4472C4"/>
             <w:tcMar>
@@ -8877,13 +8735,13 @@
         </w:tc>
         <w:tc>
           <w:tcPr>
-            <w:tcW w:w="6270" w:type="dxa"/>
+            <w:tcW w:w="6259" w:type="dxa"/>
             <w:gridSpan w:val="13"/>
             <w:tcBorders>
-              <w:top w:val="single" w:sz="4" w:space="0" w:color="8EAADB"/>
-              <w:left w:val="single" w:sz="4" w:space="0" w:color="8EAADB"/>
-              <w:bottom w:val="single" w:sz="4" w:space="0" w:color="8EAADB"/>
-              <w:right w:val="single" w:sz="4" w:space="0" w:color="8EAADB"/>
+              <w:top w:val="single" w:sz="6" w:space="0" w:color="1F3864"/>
+              <w:left w:val="single" w:sz="6" w:space="0" w:color="1F3864"/>
+              <w:bottom w:val="single" w:sz="6" w:space="0" w:color="1F3864"/>
+              <w:right w:val="single" w:sz="6" w:space="0" w:color="1F3864"/>
             </w:tcBorders>
             <w:shd w:val="clear" w:color="auto" w:fill="D9E2F3"/>
             <w:tcMar>
@@ -8938,10 +8796,10 @@
           <w:tcPr>
             <w:tcW w:w="1567" w:type="dxa"/>
             <w:tcBorders>
-              <w:top w:val="single" w:sz="4" w:space="0" w:color="4472C4"/>
-              <w:left w:val="single" w:sz="4" w:space="0" w:color="4472C4"/>
-              <w:bottom w:val="single" w:sz="4" w:space="0" w:color="4472C4"/>
-              <w:right w:val="single" w:sz="4" w:space="0" w:color="4472C4"/>
+              <w:top w:val="single" w:sz="6" w:space="0" w:color="1F3864"/>
+              <w:left w:val="single" w:sz="6" w:space="0" w:color="1F3864"/>
+              <w:bottom w:val="single" w:sz="6" w:space="0" w:color="1F3864"/>
+              <w:right w:val="single" w:sz="6" w:space="0" w:color="1F3864"/>
             </w:tcBorders>
             <w:shd w:val="clear" w:color="auto" w:fill="4472C4"/>
             <w:tcMar>
@@ -8980,19 +8838,17 @@
         </w:tc>
       </w:tr>
       <w:tr>
-        <w:trPr>
-          <w:cantSplit/>
-        </w:trPr>
-        <w:tc>
-          <w:tcPr>
-            <w:tcW w:w="1567" w:type="dxa"/>
+        <w:trPr/>
+        <w:tc>
+          <w:tcPr>
+            <w:tcW w:w="1566" w:type="dxa"/>
             <w:gridSpan w:val="2"/>
             <w:vMerge/>
             <w:tcBorders>
-              <w:top w:val="single" w:sz="4" w:space="0" w:color="8EAADB"/>
-              <w:left w:val="single" w:sz="4" w:space="0" w:color="8EAADB"/>
-              <w:bottom w:val="single" w:sz="4" w:space="0" w:color="8EAADB"/>
-              <w:right w:val="single" w:sz="4" w:space="0" w:color="8EAADB"/>
+              <w:top w:val="single" w:sz="6" w:space="0" w:color="1F3864"/>
+              <w:left w:val="single" w:sz="6" w:space="0" w:color="1F3864"/>
+              <w:bottom w:val="single" w:sz="6" w:space="0" w:color="1F3864"/>
+              <w:right w:val="single" w:sz="6" w:space="0" w:color="1F3864"/>
             </w:tcBorders>
             <w:shd w:val="clear" w:color="auto" w:fill="D9E2F3"/>
           </w:tcPr>
@@ -9009,13 +8865,13 @@
         </w:tc>
         <w:tc>
           <w:tcPr>
-            <w:tcW w:w="1959" w:type="dxa"/>
+            <w:tcW w:w="1956" w:type="dxa"/>
             <w:gridSpan w:val="4"/>
             <w:tcBorders>
-              <w:top w:val="single" w:sz="4" w:space="0" w:color="4472C4"/>
-              <w:left w:val="single" w:sz="4" w:space="0" w:color="4472C4"/>
-              <w:bottom w:val="single" w:sz="4" w:space="0" w:color="4472C4"/>
-              <w:right w:val="single" w:sz="4" w:space="0" w:color="4472C4"/>
+              <w:top w:val="single" w:sz="6" w:space="0" w:color="1F3864"/>
+              <w:left w:val="single" w:sz="6" w:space="0" w:color="1F3864"/>
+              <w:bottom w:val="single" w:sz="6" w:space="0" w:color="1F3864"/>
+              <w:right w:val="single" w:sz="6" w:space="0" w:color="1F3864"/>
             </w:tcBorders>
             <w:shd w:val="clear" w:color="auto" w:fill="4472C4"/>
             <w:tcMar>
@@ -9054,13 +8910,13 @@
         </w:tc>
         <w:tc>
           <w:tcPr>
-            <w:tcW w:w="1959" w:type="dxa"/>
+            <w:tcW w:w="1957" w:type="dxa"/>
             <w:gridSpan w:val="3"/>
             <w:tcBorders>
-              <w:top w:val="single" w:sz="4" w:space="0" w:color="4472C4"/>
-              <w:left w:val="single" w:sz="4" w:space="0" w:color="4472C4"/>
-              <w:bottom w:val="single" w:sz="4" w:space="0" w:color="4472C4"/>
-              <w:right w:val="single" w:sz="4" w:space="0" w:color="4472C4"/>
+              <w:top w:val="single" w:sz="6" w:space="0" w:color="1F3864"/>
+              <w:left w:val="single" w:sz="6" w:space="0" w:color="1F3864"/>
+              <w:bottom w:val="single" w:sz="6" w:space="0" w:color="1F3864"/>
+              <w:right w:val="single" w:sz="6" w:space="0" w:color="1F3864"/>
             </w:tcBorders>
             <w:shd w:val="clear" w:color="auto" w:fill="4472C4"/>
             <w:tcMar>
@@ -9099,13 +8955,13 @@
         </w:tc>
         <w:tc>
           <w:tcPr>
-            <w:tcW w:w="1959" w:type="dxa"/>
+            <w:tcW w:w="1955" w:type="dxa"/>
             <w:gridSpan w:val="5"/>
             <w:tcBorders>
-              <w:top w:val="single" w:sz="4" w:space="0" w:color="4472C4"/>
-              <w:left w:val="single" w:sz="4" w:space="0" w:color="4472C4"/>
-              <w:bottom w:val="single" w:sz="4" w:space="0" w:color="4472C4"/>
-              <w:right w:val="single" w:sz="4" w:space="0" w:color="4472C4"/>
+              <w:top w:val="single" w:sz="6" w:space="0" w:color="1F3864"/>
+              <w:left w:val="single" w:sz="6" w:space="0" w:color="1F3864"/>
+              <w:bottom w:val="single" w:sz="6" w:space="0" w:color="1F3864"/>
+              <w:right w:val="single" w:sz="6" w:space="0" w:color="1F3864"/>
             </w:tcBorders>
             <w:shd w:val="clear" w:color="auto" w:fill="4472C4"/>
             <w:tcMar>
@@ -9144,13 +9000,13 @@
         </w:tc>
         <w:tc>
           <w:tcPr>
-            <w:tcW w:w="1959" w:type="dxa"/>
+            <w:tcW w:w="1958" w:type="dxa"/>
             <w:gridSpan w:val="2"/>
             <w:tcBorders>
-              <w:top w:val="single" w:sz="4" w:space="0" w:color="4472C4"/>
-              <w:left w:val="single" w:sz="4" w:space="0" w:color="4472C4"/>
-              <w:bottom w:val="single" w:sz="4" w:space="0" w:color="4472C4"/>
-              <w:right w:val="single" w:sz="4" w:space="0" w:color="4472C4"/>
+              <w:top w:val="single" w:sz="6" w:space="0" w:color="1F3864"/>
+              <w:left w:val="single" w:sz="6" w:space="0" w:color="1F3864"/>
+              <w:bottom w:val="single" w:sz="6" w:space="0" w:color="1F3864"/>
+              <w:right w:val="single" w:sz="6" w:space="0" w:color="1F3864"/>
             </w:tcBorders>
             <w:shd w:val="clear" w:color="auto" w:fill="4472C4"/>
             <w:tcMar>
@@ -9189,19 +9045,17 @@
         </w:tc>
       </w:tr>
       <w:tr>
-        <w:trPr>
-          <w:cantSplit/>
-        </w:trPr>
-        <w:tc>
-          <w:tcPr>
-            <w:tcW w:w="1567" w:type="dxa"/>
+        <w:trPr/>
+        <w:tc>
+          <w:tcPr>
+            <w:tcW w:w="1566" w:type="dxa"/>
             <w:gridSpan w:val="2"/>
             <w:vMerge/>
             <w:tcBorders>
-              <w:top w:val="single" w:sz="4" w:space="0" w:color="8EAADB"/>
-              <w:left w:val="single" w:sz="4" w:space="0" w:color="8EAADB"/>
-              <w:bottom w:val="single" w:sz="4" w:space="0" w:color="8EAADB"/>
-              <w:right w:val="single" w:sz="4" w:space="0" w:color="8EAADB"/>
+              <w:top w:val="single" w:sz="6" w:space="0" w:color="1F3864"/>
+              <w:left w:val="single" w:sz="6" w:space="0" w:color="1F3864"/>
+              <w:bottom w:val="single" w:sz="6" w:space="0" w:color="1F3864"/>
+              <w:right w:val="single" w:sz="6" w:space="0" w:color="1F3864"/>
             </w:tcBorders>
             <w:shd w:val="clear" w:color="auto" w:fill="D9E2F3"/>
           </w:tcPr>
@@ -9218,13 +9072,13 @@
         </w:tc>
         <w:tc>
           <w:tcPr>
-            <w:tcW w:w="1959" w:type="dxa"/>
+            <w:tcW w:w="1956" w:type="dxa"/>
             <w:gridSpan w:val="4"/>
             <w:tcBorders>
-              <w:top w:val="single" w:sz="4" w:space="0" w:color="8EAADB"/>
-              <w:left w:val="single" w:sz="4" w:space="0" w:color="8EAADB"/>
-              <w:bottom w:val="single" w:sz="4" w:space="0" w:color="8EAADB"/>
-              <w:right w:val="single" w:sz="4" w:space="0" w:color="8EAADB"/>
+              <w:top w:val="single" w:sz="6" w:space="0" w:color="1F3864"/>
+              <w:left w:val="single" w:sz="6" w:space="0" w:color="1F3864"/>
+              <w:bottom w:val="single" w:sz="6" w:space="0" w:color="1F3864"/>
+              <w:right w:val="single" w:sz="6" w:space="0" w:color="1F3864"/>
             </w:tcBorders>
             <w:shd w:val="clear" w:color="auto" w:fill="D9E2F3"/>
             <w:tcMar>
@@ -9256,13 +9110,13 @@
         </w:tc>
         <w:tc>
           <w:tcPr>
-            <w:tcW w:w="1959" w:type="dxa"/>
+            <w:tcW w:w="1957" w:type="dxa"/>
             <w:gridSpan w:val="3"/>
             <w:tcBorders>
-              <w:top w:val="single" w:sz="4" w:space="0" w:color="8EAADB"/>
-              <w:left w:val="single" w:sz="4" w:space="0" w:color="8EAADB"/>
-              <w:bottom w:val="single" w:sz="4" w:space="0" w:color="8EAADB"/>
-              <w:right w:val="single" w:sz="4" w:space="0" w:color="8EAADB"/>
+              <w:top w:val="single" w:sz="6" w:space="0" w:color="1F3864"/>
+              <w:left w:val="single" w:sz="6" w:space="0" w:color="1F3864"/>
+              <w:bottom w:val="single" w:sz="6" w:space="0" w:color="1F3864"/>
+              <w:right w:val="single" w:sz="6" w:space="0" w:color="1F3864"/>
             </w:tcBorders>
             <w:shd w:val="clear" w:color="auto" w:fill="D9E2F3"/>
             <w:tcMar>
@@ -9294,13 +9148,13 @@
         </w:tc>
         <w:tc>
           <w:tcPr>
-            <w:tcW w:w="1959" w:type="dxa"/>
+            <w:tcW w:w="1955" w:type="dxa"/>
             <w:gridSpan w:val="5"/>
             <w:tcBorders>
-              <w:top w:val="single" w:sz="4" w:space="0" w:color="8EAADB"/>
-              <w:left w:val="single" w:sz="4" w:space="0" w:color="8EAADB"/>
-              <w:bottom w:val="single" w:sz="4" w:space="0" w:color="8EAADB"/>
-              <w:right w:val="single" w:sz="4" w:space="0" w:color="8EAADB"/>
+              <w:top w:val="single" w:sz="6" w:space="0" w:color="1F3864"/>
+              <w:left w:val="single" w:sz="6" w:space="0" w:color="1F3864"/>
+              <w:bottom w:val="single" w:sz="6" w:space="0" w:color="1F3864"/>
+              <w:right w:val="single" w:sz="6" w:space="0" w:color="1F3864"/>
             </w:tcBorders>
             <w:shd w:val="clear" w:color="auto" w:fill="D9E2F3"/>
             <w:tcMar>
@@ -9332,13 +9186,13 @@
         </w:tc>
         <w:tc>
           <w:tcPr>
-            <w:tcW w:w="1959" w:type="dxa"/>
+            <w:tcW w:w="1958" w:type="dxa"/>
             <w:gridSpan w:val="2"/>
             <w:tcBorders>
-              <w:top w:val="single" w:sz="4" w:space="0" w:color="8EAADB"/>
-              <w:left w:val="single" w:sz="4" w:space="0" w:color="8EAADB"/>
-              <w:bottom w:val="single" w:sz="4" w:space="0" w:color="8EAADB"/>
-              <w:right w:val="single" w:sz="4" w:space="0" w:color="8EAADB"/>
+              <w:top w:val="single" w:sz="6" w:space="0" w:color="1F3864"/>
+              <w:left w:val="single" w:sz="6" w:space="0" w:color="1F3864"/>
+              <w:bottom w:val="single" w:sz="6" w:space="0" w:color="1F3864"/>
+              <w:right w:val="single" w:sz="6" w:space="0" w:color="1F3864"/>
             </w:tcBorders>
             <w:shd w:val="clear" w:color="auto" w:fill="D9E2F3"/>
             <w:tcMar>
@@ -9370,19 +9224,17 @@
         </w:tc>
       </w:tr>
       <w:tr>
-        <w:trPr>
-          <w:cantSplit/>
-        </w:trPr>
-        <w:tc>
-          <w:tcPr>
-            <w:tcW w:w="1567" w:type="dxa"/>
+        <w:trPr/>
+        <w:tc>
+          <w:tcPr>
+            <w:tcW w:w="1566" w:type="dxa"/>
             <w:gridSpan w:val="2"/>
             <w:vMerge/>
             <w:tcBorders>
-              <w:top w:val="single" w:sz="4" w:space="0" w:color="8EAADB"/>
-              <w:left w:val="single" w:sz="4" w:space="0" w:color="8EAADB"/>
-              <w:bottom w:val="single" w:sz="4" w:space="0" w:color="8EAADB"/>
-              <w:right w:val="single" w:sz="4" w:space="0" w:color="8EAADB"/>
+              <w:top w:val="single" w:sz="6" w:space="0" w:color="1F3864"/>
+              <w:left w:val="single" w:sz="6" w:space="0" w:color="1F3864"/>
+              <w:bottom w:val="single" w:sz="6" w:space="0" w:color="1F3864"/>
+              <w:right w:val="single" w:sz="6" w:space="0" w:color="1F3864"/>
             </w:tcBorders>
             <w:shd w:val="clear" w:color="auto" w:fill="D9E2F3"/>
           </w:tcPr>
@@ -9399,13 +9251,13 @@
         </w:tc>
         <w:tc>
           <w:tcPr>
-            <w:tcW w:w="1959" w:type="dxa"/>
+            <w:tcW w:w="1956" w:type="dxa"/>
             <w:gridSpan w:val="4"/>
             <w:tcBorders>
-              <w:top w:val="single" w:sz="4" w:space="0" w:color="8EAADB"/>
-              <w:left w:val="single" w:sz="4" w:space="0" w:color="8EAADB"/>
-              <w:bottom w:val="single" w:sz="4" w:space="0" w:color="8EAADB"/>
-              <w:right w:val="single" w:sz="4" w:space="0" w:color="8EAADB"/>
+              <w:top w:val="single" w:sz="6" w:space="0" w:color="1F3864"/>
+              <w:left w:val="single" w:sz="6" w:space="0" w:color="1F3864"/>
+              <w:bottom w:val="single" w:sz="6" w:space="0" w:color="1F3864"/>
+              <w:right w:val="single" w:sz="6" w:space="0" w:color="1F3864"/>
             </w:tcBorders>
             <w:shd w:val="clear" w:color="auto" w:fill="D9E2F3"/>
             <w:tcMar>
@@ -9437,13 +9289,13 @@
         </w:tc>
         <w:tc>
           <w:tcPr>
-            <w:tcW w:w="1959" w:type="dxa"/>
+            <w:tcW w:w="1957" w:type="dxa"/>
             <w:gridSpan w:val="3"/>
             <w:tcBorders>
-              <w:top w:val="single" w:sz="4" w:space="0" w:color="8EAADB"/>
-              <w:left w:val="single" w:sz="4" w:space="0" w:color="8EAADB"/>
-              <w:bottom w:val="single" w:sz="4" w:space="0" w:color="8EAADB"/>
-              <w:right w:val="single" w:sz="4" w:space="0" w:color="8EAADB"/>
+              <w:top w:val="single" w:sz="6" w:space="0" w:color="1F3864"/>
+              <w:left w:val="single" w:sz="6" w:space="0" w:color="1F3864"/>
+              <w:bottom w:val="single" w:sz="6" w:space="0" w:color="1F3864"/>
+              <w:right w:val="single" w:sz="6" w:space="0" w:color="1F3864"/>
             </w:tcBorders>
             <w:shd w:val="clear" w:color="auto" w:fill="D9E2F3"/>
             <w:tcMar>
@@ -9475,13 +9327,13 @@
         </w:tc>
         <w:tc>
           <w:tcPr>
-            <w:tcW w:w="1959" w:type="dxa"/>
+            <w:tcW w:w="1955" w:type="dxa"/>
             <w:gridSpan w:val="5"/>
             <w:tcBorders>
-              <w:top w:val="single" w:sz="4" w:space="0" w:color="8EAADB"/>
-              <w:left w:val="single" w:sz="4" w:space="0" w:color="8EAADB"/>
-              <w:bottom w:val="single" w:sz="4" w:space="0" w:color="8EAADB"/>
-              <w:right w:val="single" w:sz="4" w:space="0" w:color="8EAADB"/>
+              <w:top w:val="single" w:sz="6" w:space="0" w:color="1F3864"/>
+              <w:left w:val="single" w:sz="6" w:space="0" w:color="1F3864"/>
+              <w:bottom w:val="single" w:sz="6" w:space="0" w:color="1F3864"/>
+              <w:right w:val="single" w:sz="6" w:space="0" w:color="1F3864"/>
             </w:tcBorders>
             <w:shd w:val="clear" w:color="auto" w:fill="D9E2F3"/>
             <w:tcMar>
@@ -9513,13 +9365,13 @@
         </w:tc>
         <w:tc>
           <w:tcPr>
-            <w:tcW w:w="1959" w:type="dxa"/>
+            <w:tcW w:w="1958" w:type="dxa"/>
             <w:gridSpan w:val="2"/>
             <w:tcBorders>
-              <w:top w:val="single" w:sz="4" w:space="0" w:color="8EAADB"/>
-              <w:left w:val="single" w:sz="4" w:space="0" w:color="8EAADB"/>
-              <w:bottom w:val="single" w:sz="4" w:space="0" w:color="8EAADB"/>
-              <w:right w:val="single" w:sz="4" w:space="0" w:color="8EAADB"/>
+              <w:top w:val="single" w:sz="6" w:space="0" w:color="1F3864"/>
+              <w:left w:val="single" w:sz="6" w:space="0" w:color="1F3864"/>
+              <w:bottom w:val="single" w:sz="6" w:space="0" w:color="1F3864"/>
+              <w:right w:val="single" w:sz="6" w:space="0" w:color="1F3864"/>
             </w:tcBorders>
             <w:shd w:val="clear" w:color="auto" w:fill="D9E2F3"/>
             <w:tcMar>
@@ -9551,19 +9403,17 @@
         </w:tc>
       </w:tr>
       <w:tr>
-        <w:trPr>
-          <w:cantSplit/>
-        </w:trPr>
-        <w:tc>
-          <w:tcPr>
-            <w:tcW w:w="1567" w:type="dxa"/>
+        <w:trPr/>
+        <w:tc>
+          <w:tcPr>
+            <w:tcW w:w="1566" w:type="dxa"/>
             <w:gridSpan w:val="2"/>
             <w:vMerge/>
             <w:tcBorders>
-              <w:top w:val="single" w:sz="4" w:space="0" w:color="8EAADB"/>
-              <w:left w:val="single" w:sz="4" w:space="0" w:color="8EAADB"/>
-              <w:bottom w:val="single" w:sz="4" w:space="0" w:color="8EAADB"/>
-              <w:right w:val="single" w:sz="4" w:space="0" w:color="8EAADB"/>
+              <w:top w:val="single" w:sz="6" w:space="0" w:color="1F3864"/>
+              <w:left w:val="single" w:sz="6" w:space="0" w:color="1F3864"/>
+              <w:bottom w:val="single" w:sz="6" w:space="0" w:color="1F3864"/>
+              <w:right w:val="single" w:sz="6" w:space="0" w:color="1F3864"/>
             </w:tcBorders>
             <w:shd w:val="clear" w:color="auto" w:fill="D9E2F3"/>
           </w:tcPr>
@@ -9580,13 +9430,13 @@
         </w:tc>
         <w:tc>
           <w:tcPr>
-            <w:tcW w:w="1959" w:type="dxa"/>
+            <w:tcW w:w="1956" w:type="dxa"/>
             <w:gridSpan w:val="4"/>
             <w:tcBorders>
-              <w:top w:val="single" w:sz="4" w:space="0" w:color="8EAADB"/>
-              <w:left w:val="single" w:sz="4" w:space="0" w:color="8EAADB"/>
-              <w:bottom w:val="single" w:sz="4" w:space="0" w:color="8EAADB"/>
-              <w:right w:val="single" w:sz="4" w:space="0" w:color="8EAADB"/>
+              <w:top w:val="single" w:sz="6" w:space="0" w:color="1F3864"/>
+              <w:left w:val="single" w:sz="6" w:space="0" w:color="1F3864"/>
+              <w:bottom w:val="single" w:sz="6" w:space="0" w:color="1F3864"/>
+              <w:right w:val="single" w:sz="6" w:space="0" w:color="1F3864"/>
             </w:tcBorders>
             <w:shd w:val="clear" w:color="auto" w:fill="D9E2F3"/>
             <w:tcMar>
@@ -9618,13 +9468,13 @@
         </w:tc>
         <w:tc>
           <w:tcPr>
-            <w:tcW w:w="1959" w:type="dxa"/>
+            <w:tcW w:w="1957" w:type="dxa"/>
             <w:gridSpan w:val="3"/>
             <w:tcBorders>
-              <w:top w:val="single" w:sz="4" w:space="0" w:color="8EAADB"/>
-              <w:left w:val="single" w:sz="4" w:space="0" w:color="8EAADB"/>
-              <w:bottom w:val="single" w:sz="4" w:space="0" w:color="8EAADB"/>
-              <w:right w:val="single" w:sz="4" w:space="0" w:color="8EAADB"/>
+              <w:top w:val="single" w:sz="6" w:space="0" w:color="1F3864"/>
+              <w:left w:val="single" w:sz="6" w:space="0" w:color="1F3864"/>
+              <w:bottom w:val="single" w:sz="6" w:space="0" w:color="1F3864"/>
+              <w:right w:val="single" w:sz="6" w:space="0" w:color="1F3864"/>
             </w:tcBorders>
             <w:shd w:val="clear" w:color="auto" w:fill="D9E2F3"/>
             <w:tcMar>
@@ -9656,13 +9506,13 @@
         </w:tc>
         <w:tc>
           <w:tcPr>
-            <w:tcW w:w="1959" w:type="dxa"/>
+            <w:tcW w:w="1955" w:type="dxa"/>
             <w:gridSpan w:val="5"/>
             <w:tcBorders>
-              <w:top w:val="single" w:sz="4" w:space="0" w:color="8EAADB"/>
-              <w:left w:val="single" w:sz="4" w:space="0" w:color="8EAADB"/>
-              <w:bottom w:val="single" w:sz="4" w:space="0" w:color="8EAADB"/>
-              <w:right w:val="single" w:sz="4" w:space="0" w:color="8EAADB"/>
+              <w:top w:val="single" w:sz="6" w:space="0" w:color="1F3864"/>
+              <w:left w:val="single" w:sz="6" w:space="0" w:color="1F3864"/>
+              <w:bottom w:val="single" w:sz="6" w:space="0" w:color="1F3864"/>
+              <w:right w:val="single" w:sz="6" w:space="0" w:color="1F3864"/>
             </w:tcBorders>
             <w:shd w:val="clear" w:color="auto" w:fill="D9E2F3"/>
             <w:tcMar>
@@ -9694,13 +9544,13 @@
         </w:tc>
         <w:tc>
           <w:tcPr>
-            <w:tcW w:w="1959" w:type="dxa"/>
+            <w:tcW w:w="1958" w:type="dxa"/>
             <w:gridSpan w:val="2"/>
             <w:tcBorders>
-              <w:top w:val="single" w:sz="4" w:space="0" w:color="8EAADB"/>
-              <w:left w:val="single" w:sz="4" w:space="0" w:color="8EAADB"/>
-              <w:bottom w:val="single" w:sz="4" w:space="0" w:color="8EAADB"/>
-              <w:right w:val="single" w:sz="4" w:space="0" w:color="8EAADB"/>
+              <w:top w:val="single" w:sz="6" w:space="0" w:color="1F3864"/>
+              <w:left w:val="single" w:sz="6" w:space="0" w:color="1F3864"/>
+              <w:bottom w:val="single" w:sz="6" w:space="0" w:color="1F3864"/>
+              <w:right w:val="single" w:sz="6" w:space="0" w:color="1F3864"/>
             </w:tcBorders>
             <w:shd w:val="clear" w:color="auto" w:fill="D9E2F3"/>
             <w:tcMar>
@@ -9732,19 +9582,17 @@
         </w:tc>
       </w:tr>
       <w:tr>
-        <w:trPr>
-          <w:cantSplit/>
-        </w:trPr>
-        <w:tc>
-          <w:tcPr>
-            <w:tcW w:w="1567" w:type="dxa"/>
+        <w:trPr/>
+        <w:tc>
+          <w:tcPr>
+            <w:tcW w:w="1566" w:type="dxa"/>
             <w:gridSpan w:val="2"/>
             <w:vMerge/>
             <w:tcBorders>
-              <w:top w:val="single" w:sz="4" w:space="0" w:color="8EAADB"/>
-              <w:left w:val="single" w:sz="4" w:space="0" w:color="8EAADB"/>
-              <w:bottom w:val="single" w:sz="4" w:space="0" w:color="8EAADB"/>
-              <w:right w:val="single" w:sz="4" w:space="0" w:color="8EAADB"/>
+              <w:top w:val="single" w:sz="6" w:space="0" w:color="1F3864"/>
+              <w:left w:val="single" w:sz="6" w:space="0" w:color="1F3864"/>
+              <w:bottom w:val="single" w:sz="6" w:space="0" w:color="1F3864"/>
+              <w:right w:val="single" w:sz="6" w:space="0" w:color="1F3864"/>
             </w:tcBorders>
             <w:shd w:val="clear" w:color="auto" w:fill="D9E2F3"/>
           </w:tcPr>
@@ -9761,13 +9609,13 @@
         </w:tc>
         <w:tc>
           <w:tcPr>
-            <w:tcW w:w="6270" w:type="dxa"/>
+            <w:tcW w:w="6259" w:type="dxa"/>
             <w:gridSpan w:val="13"/>
             <w:tcBorders>
-              <w:top w:val="single" w:sz="4" w:space="0" w:color="8EAADB"/>
-              <w:left w:val="single" w:sz="4" w:space="0" w:color="8EAADB"/>
-              <w:bottom w:val="single" w:sz="4" w:space="0" w:color="8EAADB"/>
-              <w:right w:val="single" w:sz="4" w:space="0" w:color="8EAADB"/>
+              <w:top w:val="single" w:sz="6" w:space="0" w:color="1F3864"/>
+              <w:left w:val="single" w:sz="6" w:space="0" w:color="1F3864"/>
+              <w:bottom w:val="single" w:sz="6" w:space="0" w:color="1F3864"/>
+              <w:right w:val="single" w:sz="6" w:space="0" w:color="1F3864"/>
             </w:tcBorders>
             <w:shd w:val="clear" w:color="auto" w:fill="D9E2F3"/>
             <w:tcMar>
@@ -9822,10 +9670,10 @@
           <w:tcPr>
             <w:tcW w:w="1567" w:type="dxa"/>
             <w:tcBorders>
-              <w:top w:val="single" w:sz="4" w:space="0" w:color="4472C4"/>
-              <w:left w:val="single" w:sz="4" w:space="0" w:color="4472C4"/>
-              <w:bottom w:val="single" w:sz="4" w:space="0" w:color="4472C4"/>
-              <w:right w:val="single" w:sz="4" w:space="0" w:color="4472C4"/>
+              <w:top w:val="single" w:sz="6" w:space="0" w:color="1F3864"/>
+              <w:left w:val="single" w:sz="6" w:space="0" w:color="1F3864"/>
+              <w:bottom w:val="single" w:sz="6" w:space="0" w:color="1F3864"/>
+              <w:right w:val="single" w:sz="6" w:space="0" w:color="1F3864"/>
             </w:tcBorders>
             <w:shd w:val="clear" w:color="auto" w:fill="4472C4"/>
             <w:tcMar>
@@ -9864,19 +9712,17 @@
         </w:tc>
       </w:tr>
       <w:tr>
-        <w:trPr>
-          <w:cantSplit/>
-        </w:trPr>
-        <w:tc>
-          <w:tcPr>
-            <w:tcW w:w="1567" w:type="dxa"/>
+        <w:trPr/>
+        <w:tc>
+          <w:tcPr>
+            <w:tcW w:w="1566" w:type="dxa"/>
             <w:gridSpan w:val="2"/>
             <w:vMerge/>
             <w:tcBorders>
-              <w:top w:val="single" w:sz="4" w:space="0" w:color="8EAADB"/>
-              <w:left w:val="single" w:sz="4" w:space="0" w:color="8EAADB"/>
-              <w:bottom w:val="single" w:sz="4" w:space="0" w:color="8EAADB"/>
-              <w:right w:val="single" w:sz="4" w:space="0" w:color="8EAADB"/>
+              <w:top w:val="single" w:sz="6" w:space="0" w:color="1F3864"/>
+              <w:left w:val="single" w:sz="6" w:space="0" w:color="1F3864"/>
+              <w:bottom w:val="single" w:sz="6" w:space="0" w:color="1F3864"/>
+              <w:right w:val="single" w:sz="6" w:space="0" w:color="1F3864"/>
             </w:tcBorders>
             <w:shd w:val="clear" w:color="auto" w:fill="D9E2F3"/>
           </w:tcPr>
@@ -9893,13 +9739,13 @@
         </w:tc>
         <w:tc>
           <w:tcPr>
-            <w:tcW w:w="1959" w:type="dxa"/>
+            <w:tcW w:w="1956" w:type="dxa"/>
             <w:gridSpan w:val="4"/>
             <w:tcBorders>
-              <w:top w:val="single" w:sz="4" w:space="0" w:color="4472C4"/>
-              <w:left w:val="single" w:sz="4" w:space="0" w:color="4472C4"/>
-              <w:bottom w:val="single" w:sz="4" w:space="0" w:color="4472C4"/>
-              <w:right w:val="single" w:sz="4" w:space="0" w:color="4472C4"/>
+              <w:top w:val="single" w:sz="6" w:space="0" w:color="1F3864"/>
+              <w:left w:val="single" w:sz="6" w:space="0" w:color="1F3864"/>
+              <w:bottom w:val="single" w:sz="6" w:space="0" w:color="1F3864"/>
+              <w:right w:val="single" w:sz="6" w:space="0" w:color="1F3864"/>
             </w:tcBorders>
             <w:shd w:val="clear" w:color="auto" w:fill="4472C4"/>
             <w:tcMar>
@@ -9938,13 +9784,13 @@
         </w:tc>
         <w:tc>
           <w:tcPr>
-            <w:tcW w:w="1959" w:type="dxa"/>
+            <w:tcW w:w="1957" w:type="dxa"/>
             <w:gridSpan w:val="3"/>
             <w:tcBorders>
-              <w:top w:val="single" w:sz="4" w:space="0" w:color="4472C4"/>
-              <w:left w:val="single" w:sz="4" w:space="0" w:color="4472C4"/>
-              <w:bottom w:val="single" w:sz="4" w:space="0" w:color="4472C4"/>
-              <w:right w:val="single" w:sz="4" w:space="0" w:color="4472C4"/>
+              <w:top w:val="single" w:sz="6" w:space="0" w:color="1F3864"/>
+              <w:left w:val="single" w:sz="6" w:space="0" w:color="1F3864"/>
+              <w:bottom w:val="single" w:sz="6" w:space="0" w:color="1F3864"/>
+              <w:right w:val="single" w:sz="6" w:space="0" w:color="1F3864"/>
             </w:tcBorders>
             <w:shd w:val="clear" w:color="auto" w:fill="4472C4"/>
             <w:tcMar>
@@ -9983,13 +9829,13 @@
         </w:tc>
         <w:tc>
           <w:tcPr>
-            <w:tcW w:w="1959" w:type="dxa"/>
+            <w:tcW w:w="1955" w:type="dxa"/>
             <w:gridSpan w:val="5"/>
             <w:tcBorders>
-              <w:top w:val="single" w:sz="4" w:space="0" w:color="4472C4"/>
-              <w:left w:val="single" w:sz="4" w:space="0" w:color="4472C4"/>
-              <w:bottom w:val="single" w:sz="4" w:space="0" w:color="4472C4"/>
-              <w:right w:val="single" w:sz="4" w:space="0" w:color="4472C4"/>
+              <w:top w:val="single" w:sz="6" w:space="0" w:color="1F3864"/>
+              <w:left w:val="single" w:sz="6" w:space="0" w:color="1F3864"/>
+              <w:bottom w:val="single" w:sz="6" w:space="0" w:color="1F3864"/>
+              <w:right w:val="single" w:sz="6" w:space="0" w:color="1F3864"/>
             </w:tcBorders>
             <w:shd w:val="clear" w:color="auto" w:fill="4472C4"/>
             <w:tcMar>
@@ -10028,13 +9874,13 @@
         </w:tc>
         <w:tc>
           <w:tcPr>
-            <w:tcW w:w="1959" w:type="dxa"/>
+            <w:tcW w:w="1958" w:type="dxa"/>
             <w:gridSpan w:val="2"/>
             <w:tcBorders>
-              <w:top w:val="single" w:sz="4" w:space="0" w:color="4472C4"/>
-              <w:left w:val="single" w:sz="4" w:space="0" w:color="4472C4"/>
-              <w:bottom w:val="single" w:sz="4" w:space="0" w:color="4472C4"/>
-              <w:right w:val="single" w:sz="4" w:space="0" w:color="4472C4"/>
+              <w:top w:val="single" w:sz="6" w:space="0" w:color="1F3864"/>
+              <w:left w:val="single" w:sz="6" w:space="0" w:color="1F3864"/>
+              <w:bottom w:val="single" w:sz="6" w:space="0" w:color="1F3864"/>
+              <w:right w:val="single" w:sz="6" w:space="0" w:color="1F3864"/>
             </w:tcBorders>
             <w:shd w:val="clear" w:color="auto" w:fill="4472C4"/>
             <w:tcMar>
@@ -10073,19 +9919,17 @@
         </w:tc>
       </w:tr>
       <w:tr>
-        <w:trPr>
-          <w:cantSplit/>
-        </w:trPr>
-        <w:tc>
-          <w:tcPr>
-            <w:tcW w:w="1567" w:type="dxa"/>
+        <w:trPr/>
+        <w:tc>
+          <w:tcPr>
+            <w:tcW w:w="1566" w:type="dxa"/>
             <w:gridSpan w:val="2"/>
             <w:vMerge/>
             <w:tcBorders>
-              <w:top w:val="single" w:sz="4" w:space="0" w:color="8EAADB"/>
-              <w:left w:val="single" w:sz="4" w:space="0" w:color="8EAADB"/>
-              <w:bottom w:val="single" w:sz="4" w:space="0" w:color="8EAADB"/>
-              <w:right w:val="single" w:sz="4" w:space="0" w:color="8EAADB"/>
+              <w:top w:val="single" w:sz="6" w:space="0" w:color="1F3864"/>
+              <w:left w:val="single" w:sz="6" w:space="0" w:color="1F3864"/>
+              <w:bottom w:val="single" w:sz="6" w:space="0" w:color="1F3864"/>
+              <w:right w:val="single" w:sz="6" w:space="0" w:color="1F3864"/>
             </w:tcBorders>
             <w:shd w:val="clear" w:color="auto" w:fill="D9E2F3"/>
           </w:tcPr>
@@ -10102,13 +9946,13 @@
         </w:tc>
         <w:tc>
           <w:tcPr>
-            <w:tcW w:w="1959" w:type="dxa"/>
+            <w:tcW w:w="1956" w:type="dxa"/>
             <w:gridSpan w:val="4"/>
             <w:tcBorders>
-              <w:top w:val="single" w:sz="4" w:space="0" w:color="8EAADB"/>
-              <w:left w:val="single" w:sz="4" w:space="0" w:color="8EAADB"/>
-              <w:bottom w:val="single" w:sz="4" w:space="0" w:color="8EAADB"/>
-              <w:right w:val="single" w:sz="4" w:space="0" w:color="8EAADB"/>
+              <w:top w:val="single" w:sz="6" w:space="0" w:color="1F3864"/>
+              <w:left w:val="single" w:sz="6" w:space="0" w:color="1F3864"/>
+              <w:bottom w:val="single" w:sz="6" w:space="0" w:color="1F3864"/>
+              <w:right w:val="single" w:sz="6" w:space="0" w:color="1F3864"/>
             </w:tcBorders>
             <w:shd w:val="clear" w:color="auto" w:fill="D9E2F3"/>
             <w:tcMar>
@@ -10140,13 +9984,13 @@
         </w:tc>
         <w:tc>
           <w:tcPr>
-            <w:tcW w:w="1959" w:type="dxa"/>
+            <w:tcW w:w="1957" w:type="dxa"/>
             <w:gridSpan w:val="3"/>
             <w:tcBorders>
-              <w:top w:val="single" w:sz="4" w:space="0" w:color="8EAADB"/>
-              <w:left w:val="single" w:sz="4" w:space="0" w:color="8EAADB"/>
-              <w:bottom w:val="single" w:sz="4" w:space="0" w:color="8EAADB"/>
-              <w:right w:val="single" w:sz="4" w:space="0" w:color="8EAADB"/>
+              <w:top w:val="single" w:sz="6" w:space="0" w:color="1F3864"/>
+              <w:left w:val="single" w:sz="6" w:space="0" w:color="1F3864"/>
+              <w:bottom w:val="single" w:sz="6" w:space="0" w:color="1F3864"/>
+              <w:right w:val="single" w:sz="6" w:space="0" w:color="1F3864"/>
             </w:tcBorders>
             <w:shd w:val="clear" w:color="auto" w:fill="D9E2F3"/>
             <w:tcMar>
@@ -10178,13 +10022,13 @@
         </w:tc>
         <w:tc>
           <w:tcPr>
-            <w:tcW w:w="1959" w:type="dxa"/>
+            <w:tcW w:w="1955" w:type="dxa"/>
             <w:gridSpan w:val="5"/>
             <w:tcBorders>
-              <w:top w:val="single" w:sz="4" w:space="0" w:color="8EAADB"/>
-              <w:left w:val="single" w:sz="4" w:space="0" w:color="8EAADB"/>
-              <w:bottom w:val="single" w:sz="4" w:space="0" w:color="8EAADB"/>
-              <w:right w:val="single" w:sz="4" w:space="0" w:color="8EAADB"/>
+              <w:top w:val="single" w:sz="6" w:space="0" w:color="1F3864"/>
+              <w:left w:val="single" w:sz="6" w:space="0" w:color="1F3864"/>
+              <w:bottom w:val="single" w:sz="6" w:space="0" w:color="1F3864"/>
+              <w:right w:val="single" w:sz="6" w:space="0" w:color="1F3864"/>
             </w:tcBorders>
             <w:shd w:val="clear" w:color="auto" w:fill="D9E2F3"/>
             <w:tcMar>
@@ -10216,13 +10060,13 @@
         </w:tc>
         <w:tc>
           <w:tcPr>
-            <w:tcW w:w="1959" w:type="dxa"/>
+            <w:tcW w:w="1958" w:type="dxa"/>
             <w:gridSpan w:val="2"/>
             <w:tcBorders>
-              <w:top w:val="single" w:sz="4" w:space="0" w:color="8EAADB"/>
-              <w:left w:val="single" w:sz="4" w:space="0" w:color="8EAADB"/>
-              <w:bottom w:val="single" w:sz="4" w:space="0" w:color="8EAADB"/>
-              <w:right w:val="single" w:sz="4" w:space="0" w:color="8EAADB"/>
+              <w:top w:val="single" w:sz="6" w:space="0" w:color="1F3864"/>
+              <w:left w:val="single" w:sz="6" w:space="0" w:color="1F3864"/>
+              <w:bottom w:val="single" w:sz="6" w:space="0" w:color="1F3864"/>
+              <w:right w:val="single" w:sz="6" w:space="0" w:color="1F3864"/>
             </w:tcBorders>
             <w:shd w:val="clear" w:color="auto" w:fill="D9E2F3"/>
             <w:tcMar>
@@ -10262,19 +10106,17 @@
         </w:tc>
       </w:tr>
       <w:tr>
-        <w:trPr>
-          <w:cantSplit/>
-        </w:trPr>
-        <w:tc>
-          <w:tcPr>
-            <w:tcW w:w="1567" w:type="dxa"/>
+        <w:trPr/>
+        <w:tc>
+          <w:tcPr>
+            <w:tcW w:w="1566" w:type="dxa"/>
             <w:gridSpan w:val="2"/>
             <w:vMerge/>
             <w:tcBorders>
-              <w:top w:val="single" w:sz="4" w:space="0" w:color="8EAADB"/>
-              <w:left w:val="single" w:sz="4" w:space="0" w:color="8EAADB"/>
-              <w:bottom w:val="single" w:sz="4" w:space="0" w:color="8EAADB"/>
-              <w:right w:val="single" w:sz="4" w:space="0" w:color="8EAADB"/>
+              <w:top w:val="single" w:sz="6" w:space="0" w:color="1F3864"/>
+              <w:left w:val="single" w:sz="6" w:space="0" w:color="1F3864"/>
+              <w:bottom w:val="single" w:sz="6" w:space="0" w:color="1F3864"/>
+              <w:right w:val="single" w:sz="6" w:space="0" w:color="1F3864"/>
             </w:tcBorders>
             <w:shd w:val="clear" w:color="auto" w:fill="D9E2F3"/>
           </w:tcPr>
@@ -10291,13 +10133,13 @@
         </w:tc>
         <w:tc>
           <w:tcPr>
-            <w:tcW w:w="1959" w:type="dxa"/>
+            <w:tcW w:w="1956" w:type="dxa"/>
             <w:gridSpan w:val="4"/>
             <w:tcBorders>
-              <w:top w:val="single" w:sz="4" w:space="0" w:color="8EAADB"/>
-              <w:left w:val="single" w:sz="4" w:space="0" w:color="8EAADB"/>
-              <w:bottom w:val="single" w:sz="4" w:space="0" w:color="8EAADB"/>
-              <w:right w:val="single" w:sz="4" w:space="0" w:color="8EAADB"/>
+              <w:top w:val="single" w:sz="6" w:space="0" w:color="1F3864"/>
+              <w:left w:val="single" w:sz="6" w:space="0" w:color="1F3864"/>
+              <w:bottom w:val="single" w:sz="6" w:space="0" w:color="1F3864"/>
+              <w:right w:val="single" w:sz="6" w:space="0" w:color="1F3864"/>
             </w:tcBorders>
             <w:shd w:val="clear" w:color="auto" w:fill="D9E2F3"/>
             <w:tcMar>
@@ -10329,13 +10171,13 @@
         </w:tc>
         <w:tc>
           <w:tcPr>
-            <w:tcW w:w="1959" w:type="dxa"/>
+            <w:tcW w:w="1957" w:type="dxa"/>
             <w:gridSpan w:val="3"/>
             <w:tcBorders>
-              <w:top w:val="single" w:sz="4" w:space="0" w:color="8EAADB"/>
-              <w:left w:val="single" w:sz="4" w:space="0" w:color="8EAADB"/>
-              <w:bottom w:val="single" w:sz="4" w:space="0" w:color="8EAADB"/>
-              <w:right w:val="single" w:sz="4" w:space="0" w:color="8EAADB"/>
+              <w:top w:val="single" w:sz="6" w:space="0" w:color="1F3864"/>
+              <w:left w:val="single" w:sz="6" w:space="0" w:color="1F3864"/>
+              <w:bottom w:val="single" w:sz="6" w:space="0" w:color="1F3864"/>
+              <w:right w:val="single" w:sz="6" w:space="0" w:color="1F3864"/>
             </w:tcBorders>
             <w:shd w:val="clear" w:color="auto" w:fill="D9E2F3"/>
             <w:tcMar>
@@ -10367,13 +10209,13 @@
         </w:tc>
         <w:tc>
           <w:tcPr>
-            <w:tcW w:w="1959" w:type="dxa"/>
+            <w:tcW w:w="1955" w:type="dxa"/>
             <w:gridSpan w:val="5"/>
             <w:tcBorders>
-              <w:top w:val="single" w:sz="4" w:space="0" w:color="8EAADB"/>
-              <w:left w:val="single" w:sz="4" w:space="0" w:color="8EAADB"/>
-              <w:bottom w:val="single" w:sz="4" w:space="0" w:color="8EAADB"/>
-              <w:right w:val="single" w:sz="4" w:space="0" w:color="8EAADB"/>
+              <w:top w:val="single" w:sz="6" w:space="0" w:color="1F3864"/>
+              <w:left w:val="single" w:sz="6" w:space="0" w:color="1F3864"/>
+              <w:bottom w:val="single" w:sz="6" w:space="0" w:color="1F3864"/>
+              <w:right w:val="single" w:sz="6" w:space="0" w:color="1F3864"/>
             </w:tcBorders>
             <w:shd w:val="clear" w:color="auto" w:fill="D9E2F3"/>
             <w:tcMar>
@@ -10405,13 +10247,13 @@
         </w:tc>
         <w:tc>
           <w:tcPr>
-            <w:tcW w:w="1959" w:type="dxa"/>
+            <w:tcW w:w="1958" w:type="dxa"/>
             <w:gridSpan w:val="2"/>
             <w:tcBorders>
-              <w:top w:val="single" w:sz="4" w:space="0" w:color="8EAADB"/>
-              <w:left w:val="single" w:sz="4" w:space="0" w:color="8EAADB"/>
-              <w:bottom w:val="single" w:sz="4" w:space="0" w:color="8EAADB"/>
-              <w:right w:val="single" w:sz="4" w:space="0" w:color="8EAADB"/>
+              <w:top w:val="single" w:sz="6" w:space="0" w:color="1F3864"/>
+              <w:left w:val="single" w:sz="6" w:space="0" w:color="1F3864"/>
+              <w:bottom w:val="single" w:sz="6" w:space="0" w:color="1F3864"/>
+              <w:right w:val="single" w:sz="6" w:space="0" w:color="1F3864"/>
             </w:tcBorders>
             <w:shd w:val="clear" w:color="auto" w:fill="D9E2F3"/>
             <w:tcMar>
@@ -10443,19 +10285,17 @@
         </w:tc>
       </w:tr>
       <w:tr>
-        <w:trPr>
-          <w:cantSplit/>
-        </w:trPr>
-        <w:tc>
-          <w:tcPr>
-            <w:tcW w:w="1567" w:type="dxa"/>
+        <w:trPr/>
+        <w:tc>
+          <w:tcPr>
+            <w:tcW w:w="1566" w:type="dxa"/>
             <w:gridSpan w:val="2"/>
             <w:vMerge/>
             <w:tcBorders>
-              <w:top w:val="single" w:sz="4" w:space="0" w:color="8EAADB"/>
-              <w:left w:val="single" w:sz="4" w:space="0" w:color="8EAADB"/>
-              <w:bottom w:val="single" w:sz="4" w:space="0" w:color="8EAADB"/>
-              <w:right w:val="single" w:sz="4" w:space="0" w:color="8EAADB"/>
+              <w:top w:val="single" w:sz="6" w:space="0" w:color="1F3864"/>
+              <w:left w:val="single" w:sz="6" w:space="0" w:color="1F3864"/>
+              <w:bottom w:val="single" w:sz="6" w:space="0" w:color="1F3864"/>
+              <w:right w:val="single" w:sz="6" w:space="0" w:color="1F3864"/>
             </w:tcBorders>
             <w:shd w:val="clear" w:color="auto" w:fill="D9E2F3"/>
           </w:tcPr>
@@ -10472,13 +10312,13 @@
         </w:tc>
         <w:tc>
           <w:tcPr>
-            <w:tcW w:w="1959" w:type="dxa"/>
+            <w:tcW w:w="1956" w:type="dxa"/>
             <w:gridSpan w:val="4"/>
             <w:tcBorders>
-              <w:top w:val="single" w:sz="4" w:space="0" w:color="8EAADB"/>
-              <w:left w:val="single" w:sz="4" w:space="0" w:color="8EAADB"/>
-              <w:bottom w:val="single" w:sz="4" w:space="0" w:color="8EAADB"/>
-              <w:right w:val="single" w:sz="4" w:space="0" w:color="8EAADB"/>
+              <w:top w:val="single" w:sz="6" w:space="0" w:color="1F3864"/>
+              <w:left w:val="single" w:sz="6" w:space="0" w:color="1F3864"/>
+              <w:bottom w:val="single" w:sz="6" w:space="0" w:color="1F3864"/>
+              <w:right w:val="single" w:sz="6" w:space="0" w:color="1F3864"/>
             </w:tcBorders>
             <w:shd w:val="clear" w:color="auto" w:fill="D9E2F3"/>
             <w:tcMar>
@@ -10510,13 +10350,13 @@
         </w:tc>
         <w:tc>
           <w:tcPr>
-            <w:tcW w:w="1959" w:type="dxa"/>
+            <w:tcW w:w="1957" w:type="dxa"/>
             <w:gridSpan w:val="3"/>
             <w:tcBorders>
-              <w:top w:val="single" w:sz="4" w:space="0" w:color="8EAADB"/>
-              <w:left w:val="single" w:sz="4" w:space="0" w:color="8EAADB"/>
-              <w:bottom w:val="single" w:sz="4" w:space="0" w:color="8EAADB"/>
-              <w:right w:val="single" w:sz="4" w:space="0" w:color="8EAADB"/>
+              <w:top w:val="single" w:sz="6" w:space="0" w:color="1F3864"/>
+              <w:left w:val="single" w:sz="6" w:space="0" w:color="1F3864"/>
+              <w:bottom w:val="single" w:sz="6" w:space="0" w:color="1F3864"/>
+              <w:right w:val="single" w:sz="6" w:space="0" w:color="1F3864"/>
             </w:tcBorders>
             <w:shd w:val="clear" w:color="auto" w:fill="D9E2F3"/>
             <w:tcMar>
@@ -10548,13 +10388,13 @@
         </w:tc>
         <w:tc>
           <w:tcPr>
-            <w:tcW w:w="1959" w:type="dxa"/>
+            <w:tcW w:w="1955" w:type="dxa"/>
             <w:gridSpan w:val="5"/>
             <w:tcBorders>
-              <w:top w:val="single" w:sz="4" w:space="0" w:color="8EAADB"/>
-              <w:left w:val="single" w:sz="4" w:space="0" w:color="8EAADB"/>
-              <w:bottom w:val="single" w:sz="4" w:space="0" w:color="8EAADB"/>
-              <w:right w:val="single" w:sz="4" w:space="0" w:color="8EAADB"/>
+              <w:top w:val="single" w:sz="6" w:space="0" w:color="1F3864"/>
+              <w:left w:val="single" w:sz="6" w:space="0" w:color="1F3864"/>
+              <w:bottom w:val="single" w:sz="6" w:space="0" w:color="1F3864"/>
+              <w:right w:val="single" w:sz="6" w:space="0" w:color="1F3864"/>
             </w:tcBorders>
             <w:shd w:val="clear" w:color="auto" w:fill="D9E2F3"/>
             <w:tcMar>
@@ -10586,13 +10426,13 @@
         </w:tc>
         <w:tc>
           <w:tcPr>
-            <w:tcW w:w="1959" w:type="dxa"/>
+            <w:tcW w:w="1958" w:type="dxa"/>
             <w:gridSpan w:val="2"/>
             <w:tcBorders>
-              <w:top w:val="single" w:sz="4" w:space="0" w:color="8EAADB"/>
-              <w:left w:val="single" w:sz="4" w:space="0" w:color="8EAADB"/>
-              <w:bottom w:val="single" w:sz="4" w:space="0" w:color="8EAADB"/>
-              <w:right w:val="single" w:sz="4" w:space="0" w:color="8EAADB"/>
+              <w:top w:val="single" w:sz="6" w:space="0" w:color="1F3864"/>
+              <w:left w:val="single" w:sz="6" w:space="0" w:color="1F3864"/>
+              <w:bottom w:val="single" w:sz="6" w:space="0" w:color="1F3864"/>
+              <w:right w:val="single" w:sz="6" w:space="0" w:color="1F3864"/>
             </w:tcBorders>
             <w:shd w:val="clear" w:color="auto" w:fill="D9E2F3"/>
             <w:tcMar>
@@ -10624,19 +10464,17 @@
         </w:tc>
       </w:tr>
       <w:tr>
-        <w:trPr>
-          <w:cantSplit/>
-        </w:trPr>
-        <w:tc>
-          <w:tcPr>
-            <w:tcW w:w="1567" w:type="dxa"/>
+        <w:trPr/>
+        <w:tc>
+          <w:tcPr>
+            <w:tcW w:w="1566" w:type="dxa"/>
             <w:gridSpan w:val="2"/>
             <w:vMerge/>
             <w:tcBorders>
-              <w:top w:val="single" w:sz="4" w:space="0" w:color="8EAADB"/>
-              <w:left w:val="single" w:sz="4" w:space="0" w:color="8EAADB"/>
-              <w:bottom w:val="single" w:sz="4" w:space="0" w:color="8EAADB"/>
-              <w:right w:val="single" w:sz="4" w:space="0" w:color="8EAADB"/>
+              <w:top w:val="single" w:sz="6" w:space="0" w:color="1F3864"/>
+              <w:left w:val="single" w:sz="6" w:space="0" w:color="1F3864"/>
+              <w:bottom w:val="single" w:sz="6" w:space="0" w:color="1F3864"/>
+              <w:right w:val="single" w:sz="6" w:space="0" w:color="1F3864"/>
             </w:tcBorders>
             <w:shd w:val="clear" w:color="auto" w:fill="D9E2F3"/>
           </w:tcPr>
@@ -10653,13 +10491,13 @@
         </w:tc>
         <w:tc>
           <w:tcPr>
-            <w:tcW w:w="6270" w:type="dxa"/>
+            <w:tcW w:w="6259" w:type="dxa"/>
             <w:gridSpan w:val="13"/>
             <w:tcBorders>
-              <w:top w:val="single" w:sz="4" w:space="0" w:color="8EAADB"/>
-              <w:left w:val="single" w:sz="4" w:space="0" w:color="8EAADB"/>
-              <w:bottom w:val="single" w:sz="4" w:space="0" w:color="8EAADB"/>
-              <w:right w:val="single" w:sz="4" w:space="0" w:color="8EAADB"/>
+              <w:top w:val="single" w:sz="6" w:space="0" w:color="1F3864"/>
+              <w:left w:val="single" w:sz="6" w:space="0" w:color="1F3864"/>
+              <w:bottom w:val="single" w:sz="6" w:space="0" w:color="1F3864"/>
+              <w:right w:val="single" w:sz="6" w:space="0" w:color="1F3864"/>
             </w:tcBorders>
             <w:shd w:val="clear" w:color="auto" w:fill="D9E2F3"/>
             <w:tcMar>
@@ -10730,10 +10568,10 @@
           <w:tcPr>
             <w:tcW w:w="1567" w:type="dxa"/>
             <w:tcBorders>
-              <w:top w:val="single" w:sz="4" w:space="0" w:color="4472C4"/>
-              <w:left w:val="single" w:sz="4" w:space="0" w:color="4472C4"/>
-              <w:bottom w:val="single" w:sz="4" w:space="0" w:color="4472C4"/>
-              <w:right w:val="single" w:sz="4" w:space="0" w:color="4472C4"/>
+              <w:top w:val="single" w:sz="6" w:space="0" w:color="1F3864"/>
+              <w:left w:val="single" w:sz="6" w:space="0" w:color="1F3864"/>
+              <w:bottom w:val="single" w:sz="6" w:space="0" w:color="1F3864"/>
+              <w:right w:val="single" w:sz="6" w:space="0" w:color="1F3864"/>
             </w:tcBorders>
             <w:shd w:val="clear" w:color="auto" w:fill="4472C4"/>
             <w:tcMar>
@@ -10772,19 +10610,17 @@
         </w:tc>
       </w:tr>
       <w:tr>
-        <w:trPr>
-          <w:cantSplit/>
-        </w:trPr>
-        <w:tc>
-          <w:tcPr>
-            <w:tcW w:w="1567" w:type="dxa"/>
+        <w:trPr/>
+        <w:tc>
+          <w:tcPr>
+            <w:tcW w:w="1566" w:type="dxa"/>
             <w:gridSpan w:val="2"/>
             <w:vMerge/>
             <w:tcBorders>
-              <w:top w:val="single" w:sz="4" w:space="0" w:color="8EAADB"/>
-              <w:left w:val="single" w:sz="4" w:space="0" w:color="8EAADB"/>
-              <w:bottom w:val="single" w:sz="4" w:space="0" w:color="8EAADB"/>
-              <w:right w:val="single" w:sz="4" w:space="0" w:color="8EAADB"/>
+              <w:top w:val="single" w:sz="6" w:space="0" w:color="1F3864"/>
+              <w:left w:val="single" w:sz="6" w:space="0" w:color="1F3864"/>
+              <w:bottom w:val="single" w:sz="6" w:space="0" w:color="1F3864"/>
+              <w:right w:val="single" w:sz="6" w:space="0" w:color="1F3864"/>
             </w:tcBorders>
             <w:shd w:val="clear" w:color="auto" w:fill="D9E2F3"/>
           </w:tcPr>
@@ -10801,13 +10637,13 @@
         </w:tc>
         <w:tc>
           <w:tcPr>
-            <w:tcW w:w="1959" w:type="dxa"/>
+            <w:tcW w:w="1956" w:type="dxa"/>
             <w:gridSpan w:val="4"/>
             <w:tcBorders>
-              <w:top w:val="single" w:sz="4" w:space="0" w:color="4472C4"/>
-              <w:left w:val="single" w:sz="4" w:space="0" w:color="4472C4"/>
-              <w:bottom w:val="single" w:sz="4" w:space="0" w:color="4472C4"/>
-              <w:right w:val="single" w:sz="4" w:space="0" w:color="4472C4"/>
+              <w:top w:val="single" w:sz="6" w:space="0" w:color="1F3864"/>
+              <w:left w:val="single" w:sz="6" w:space="0" w:color="1F3864"/>
+              <w:bottom w:val="single" w:sz="6" w:space="0" w:color="1F3864"/>
+              <w:right w:val="single" w:sz="6" w:space="0" w:color="1F3864"/>
             </w:tcBorders>
             <w:shd w:val="clear" w:color="auto" w:fill="4472C4"/>
             <w:tcMar>
@@ -10846,13 +10682,13 @@
         </w:tc>
         <w:tc>
           <w:tcPr>
-            <w:tcW w:w="1959" w:type="dxa"/>
+            <w:tcW w:w="1957" w:type="dxa"/>
             <w:gridSpan w:val="3"/>
             <w:tcBorders>
-              <w:top w:val="single" w:sz="4" w:space="0" w:color="4472C4"/>
-              <w:left w:val="single" w:sz="4" w:space="0" w:color="4472C4"/>
-              <w:bottom w:val="single" w:sz="4" w:space="0" w:color="4472C4"/>
-              <w:right w:val="single" w:sz="4" w:space="0" w:color="4472C4"/>
+              <w:top w:val="single" w:sz="6" w:space="0" w:color="1F3864"/>
+              <w:left w:val="single" w:sz="6" w:space="0" w:color="1F3864"/>
+              <w:bottom w:val="single" w:sz="6" w:space="0" w:color="1F3864"/>
+              <w:right w:val="single" w:sz="6" w:space="0" w:color="1F3864"/>
             </w:tcBorders>
             <w:shd w:val="clear" w:color="auto" w:fill="4472C4"/>
             <w:tcMar>
@@ -10891,13 +10727,13 @@
         </w:tc>
         <w:tc>
           <w:tcPr>
-            <w:tcW w:w="1959" w:type="dxa"/>
+            <w:tcW w:w="1955" w:type="dxa"/>
             <w:gridSpan w:val="5"/>
             <w:tcBorders>
-              <w:top w:val="single" w:sz="4" w:space="0" w:color="4472C4"/>
-              <w:left w:val="single" w:sz="4" w:space="0" w:color="4472C4"/>
-              <w:bottom w:val="single" w:sz="4" w:space="0" w:color="4472C4"/>
-              <w:right w:val="single" w:sz="4" w:space="0" w:color="4472C4"/>
+              <w:top w:val="single" w:sz="6" w:space="0" w:color="1F3864"/>
+              <w:left w:val="single" w:sz="6" w:space="0" w:color="1F3864"/>
+              <w:bottom w:val="single" w:sz="6" w:space="0" w:color="1F3864"/>
+              <w:right w:val="single" w:sz="6" w:space="0" w:color="1F3864"/>
             </w:tcBorders>
             <w:shd w:val="clear" w:color="auto" w:fill="4472C4"/>
             <w:tcMar>
@@ -10936,13 +10772,13 @@
         </w:tc>
         <w:tc>
           <w:tcPr>
-            <w:tcW w:w="1959" w:type="dxa"/>
+            <w:tcW w:w="1958" w:type="dxa"/>
             <w:gridSpan w:val="2"/>
             <w:tcBorders>
-              <w:top w:val="single" w:sz="4" w:space="0" w:color="4472C4"/>
-              <w:left w:val="single" w:sz="4" w:space="0" w:color="4472C4"/>
-              <w:bottom w:val="single" w:sz="4" w:space="0" w:color="4472C4"/>
-              <w:right w:val="single" w:sz="4" w:space="0" w:color="4472C4"/>
+              <w:top w:val="single" w:sz="6" w:space="0" w:color="1F3864"/>
+              <w:left w:val="single" w:sz="6" w:space="0" w:color="1F3864"/>
+              <w:bottom w:val="single" w:sz="6" w:space="0" w:color="1F3864"/>
+              <w:right w:val="single" w:sz="6" w:space="0" w:color="1F3864"/>
             </w:tcBorders>
             <w:shd w:val="clear" w:color="auto" w:fill="4472C4"/>
             <w:tcMar>
@@ -10981,19 +10817,17 @@
         </w:tc>
       </w:tr>
       <w:tr>
-        <w:trPr>
-          <w:cantSplit/>
-        </w:trPr>
-        <w:tc>
-          <w:tcPr>
-            <w:tcW w:w="1567" w:type="dxa"/>
+        <w:trPr/>
+        <w:tc>
+          <w:tcPr>
+            <w:tcW w:w="1566" w:type="dxa"/>
             <w:gridSpan w:val="2"/>
             <w:vMerge/>
             <w:tcBorders>
-              <w:top w:val="single" w:sz="4" w:space="0" w:color="8EAADB"/>
-              <w:left w:val="single" w:sz="4" w:space="0" w:color="8EAADB"/>
-              <w:bottom w:val="single" w:sz="4" w:space="0" w:color="8EAADB"/>
-              <w:right w:val="single" w:sz="4" w:space="0" w:color="8EAADB"/>
+              <w:top w:val="single" w:sz="6" w:space="0" w:color="1F3864"/>
+              <w:left w:val="single" w:sz="6" w:space="0" w:color="1F3864"/>
+              <w:bottom w:val="single" w:sz="6" w:space="0" w:color="1F3864"/>
+              <w:right w:val="single" w:sz="6" w:space="0" w:color="1F3864"/>
             </w:tcBorders>
             <w:shd w:val="clear" w:color="auto" w:fill="D9E2F3"/>
           </w:tcPr>
@@ -11010,13 +10844,13 @@
         </w:tc>
         <w:tc>
           <w:tcPr>
-            <w:tcW w:w="1959" w:type="dxa"/>
+            <w:tcW w:w="1956" w:type="dxa"/>
             <w:gridSpan w:val="4"/>
             <w:tcBorders>
-              <w:top w:val="single" w:sz="4" w:space="0" w:color="8EAADB"/>
-              <w:left w:val="single" w:sz="4" w:space="0" w:color="8EAADB"/>
-              <w:bottom w:val="single" w:sz="4" w:space="0" w:color="8EAADB"/>
-              <w:right w:val="single" w:sz="4" w:space="0" w:color="8EAADB"/>
+              <w:top w:val="single" w:sz="6" w:space="0" w:color="1F3864"/>
+              <w:left w:val="single" w:sz="6" w:space="0" w:color="1F3864"/>
+              <w:bottom w:val="single" w:sz="6" w:space="0" w:color="1F3864"/>
+              <w:right w:val="single" w:sz="6" w:space="0" w:color="1F3864"/>
             </w:tcBorders>
             <w:shd w:val="clear" w:color="auto" w:fill="D9E2F3"/>
             <w:tcMar>
@@ -11047,13 +10881,13 @@
         </w:tc>
         <w:tc>
           <w:tcPr>
-            <w:tcW w:w="1959" w:type="dxa"/>
+            <w:tcW w:w="1957" w:type="dxa"/>
             <w:gridSpan w:val="3"/>
             <w:tcBorders>
-              <w:top w:val="single" w:sz="4" w:space="0" w:color="8EAADB"/>
-              <w:left w:val="single" w:sz="4" w:space="0" w:color="8EAADB"/>
-              <w:bottom w:val="single" w:sz="4" w:space="0" w:color="8EAADB"/>
-              <w:right w:val="single" w:sz="4" w:space="0" w:color="8EAADB"/>
+              <w:top w:val="single" w:sz="6" w:space="0" w:color="1F3864"/>
+              <w:left w:val="single" w:sz="6" w:space="0" w:color="1F3864"/>
+              <w:bottom w:val="single" w:sz="6" w:space="0" w:color="1F3864"/>
+              <w:right w:val="single" w:sz="6" w:space="0" w:color="1F3864"/>
             </w:tcBorders>
             <w:shd w:val="clear" w:color="auto" w:fill="D9E2F3"/>
             <w:tcMar>
@@ -11100,13 +10934,13 @@
         </w:tc>
         <w:tc>
           <w:tcPr>
-            <w:tcW w:w="1959" w:type="dxa"/>
+            <w:tcW w:w="1955" w:type="dxa"/>
             <w:gridSpan w:val="5"/>
             <w:tcBorders>
-              <w:top w:val="single" w:sz="4" w:space="0" w:color="8EAADB"/>
-              <w:left w:val="single" w:sz="4" w:space="0" w:color="8EAADB"/>
-              <w:bottom w:val="single" w:sz="4" w:space="0" w:color="8EAADB"/>
-              <w:right w:val="single" w:sz="4" w:space="0" w:color="8EAADB"/>
+              <w:top w:val="single" w:sz="6" w:space="0" w:color="1F3864"/>
+              <w:left w:val="single" w:sz="6" w:space="0" w:color="1F3864"/>
+              <w:bottom w:val="single" w:sz="6" w:space="0" w:color="1F3864"/>
+              <w:right w:val="single" w:sz="6" w:space="0" w:color="1F3864"/>
             </w:tcBorders>
             <w:shd w:val="clear" w:color="auto" w:fill="D9E2F3"/>
             <w:tcMar>
@@ -11153,13 +10987,13 @@
         </w:tc>
         <w:tc>
           <w:tcPr>
-            <w:tcW w:w="1959" w:type="dxa"/>
+            <w:tcW w:w="1958" w:type="dxa"/>
             <w:gridSpan w:val="2"/>
             <w:tcBorders>
-              <w:top w:val="single" w:sz="4" w:space="0" w:color="8EAADB"/>
-              <w:left w:val="single" w:sz="4" w:space="0" w:color="8EAADB"/>
-              <w:bottom w:val="single" w:sz="4" w:space="0" w:color="8EAADB"/>
-              <w:right w:val="single" w:sz="4" w:space="0" w:color="8EAADB"/>
+              <w:top w:val="single" w:sz="6" w:space="0" w:color="1F3864"/>
+              <w:left w:val="single" w:sz="6" w:space="0" w:color="1F3864"/>
+              <w:bottom w:val="single" w:sz="6" w:space="0" w:color="1F3864"/>
+              <w:right w:val="single" w:sz="6" w:space="0" w:color="1F3864"/>
             </w:tcBorders>
             <w:shd w:val="clear" w:color="auto" w:fill="D9E2F3"/>
             <w:tcMar>
@@ -11190,19 +11024,17 @@
         </w:tc>
       </w:tr>
       <w:tr>
-        <w:trPr>
-          <w:cantSplit/>
-        </w:trPr>
-        <w:tc>
-          <w:tcPr>
-            <w:tcW w:w="1567" w:type="dxa"/>
+        <w:trPr/>
+        <w:tc>
+          <w:tcPr>
+            <w:tcW w:w="1566" w:type="dxa"/>
             <w:gridSpan w:val="2"/>
             <w:vMerge/>
             <w:tcBorders>
-              <w:top w:val="single" w:sz="4" w:space="0" w:color="8EAADB"/>
-              <w:left w:val="single" w:sz="4" w:space="0" w:color="8EAADB"/>
-              <w:bottom w:val="single" w:sz="4" w:space="0" w:color="8EAADB"/>
-              <w:right w:val="single" w:sz="4" w:space="0" w:color="8EAADB"/>
+              <w:top w:val="single" w:sz="6" w:space="0" w:color="1F3864"/>
+              <w:left w:val="single" w:sz="6" w:space="0" w:color="1F3864"/>
+              <w:bottom w:val="single" w:sz="6" w:space="0" w:color="1F3864"/>
+              <w:right w:val="single" w:sz="6" w:space="0" w:color="1F3864"/>
             </w:tcBorders>
             <w:shd w:val="clear" w:color="auto" w:fill="D9E2F3"/>
           </w:tcPr>
@@ -11219,13 +11051,13 @@
         </w:tc>
         <w:tc>
           <w:tcPr>
-            <w:tcW w:w="1959" w:type="dxa"/>
+            <w:tcW w:w="1956" w:type="dxa"/>
             <w:gridSpan w:val="4"/>
             <w:tcBorders>
-              <w:top w:val="single" w:sz="4" w:space="0" w:color="8EAADB"/>
-              <w:left w:val="single" w:sz="4" w:space="0" w:color="8EAADB"/>
-              <w:bottom w:val="single" w:sz="4" w:space="0" w:color="8EAADB"/>
-              <w:right w:val="single" w:sz="4" w:space="0" w:color="8EAADB"/>
+              <w:top w:val="single" w:sz="6" w:space="0" w:color="1F3864"/>
+              <w:left w:val="single" w:sz="6" w:space="0" w:color="1F3864"/>
+              <w:bottom w:val="single" w:sz="6" w:space="0" w:color="1F3864"/>
+              <w:right w:val="single" w:sz="6" w:space="0" w:color="1F3864"/>
             </w:tcBorders>
             <w:shd w:val="clear" w:color="auto" w:fill="D9E2F3"/>
             <w:tcMar>
@@ -11256,13 +11088,13 @@
         </w:tc>
         <w:tc>
           <w:tcPr>
-            <w:tcW w:w="1959" w:type="dxa"/>
+            <w:tcW w:w="1957" w:type="dxa"/>
             <w:gridSpan w:val="3"/>
             <w:tcBorders>
-              <w:top w:val="single" w:sz="4" w:space="0" w:color="8EAADB"/>
-              <w:left w:val="single" w:sz="4" w:space="0" w:color="8EAADB"/>
-              <w:bottom w:val="single" w:sz="4" w:space="0" w:color="8EAADB"/>
-              <w:right w:val="single" w:sz="4" w:space="0" w:color="8EAADB"/>
+              <w:top w:val="single" w:sz="6" w:space="0" w:color="1F3864"/>
+              <w:left w:val="single" w:sz="6" w:space="0" w:color="1F3864"/>
+              <w:bottom w:val="single" w:sz="6" w:space="0" w:color="1F3864"/>
+              <w:right w:val="single" w:sz="6" w:space="0" w:color="1F3864"/>
             </w:tcBorders>
             <w:shd w:val="clear" w:color="auto" w:fill="D9E2F3"/>
             <w:tcMar>
@@ -11293,13 +11125,13 @@
         </w:tc>
         <w:tc>
           <w:tcPr>
-            <w:tcW w:w="1959" w:type="dxa"/>
+            <w:tcW w:w="1955" w:type="dxa"/>
             <w:gridSpan w:val="5"/>
             <w:tcBorders>
-              <w:top w:val="single" w:sz="4" w:space="0" w:color="8EAADB"/>
-              <w:left w:val="single" w:sz="4" w:space="0" w:color="8EAADB"/>
-              <w:bottom w:val="single" w:sz="4" w:space="0" w:color="8EAADB"/>
-              <w:right w:val="single" w:sz="4" w:space="0" w:color="8EAADB"/>
+              <w:top w:val="single" w:sz="6" w:space="0" w:color="1F3864"/>
+              <w:left w:val="single" w:sz="6" w:space="0" w:color="1F3864"/>
+              <w:bottom w:val="single" w:sz="6" w:space="0" w:color="1F3864"/>
+              <w:right w:val="single" w:sz="6" w:space="0" w:color="1F3864"/>
             </w:tcBorders>
             <w:shd w:val="clear" w:color="auto" w:fill="D9E2F3"/>
             <w:tcMar>
@@ -11330,13 +11162,13 @@
         </w:tc>
         <w:tc>
           <w:tcPr>
-            <w:tcW w:w="1959" w:type="dxa"/>
+            <w:tcW w:w="1958" w:type="dxa"/>
             <w:gridSpan w:val="2"/>
             <w:tcBorders>
-              <w:top w:val="single" w:sz="4" w:space="0" w:color="8EAADB"/>
-              <w:left w:val="single" w:sz="4" w:space="0" w:color="8EAADB"/>
-              <w:bottom w:val="single" w:sz="4" w:space="0" w:color="8EAADB"/>
-              <w:right w:val="single" w:sz="4" w:space="0" w:color="8EAADB"/>
+              <w:top w:val="single" w:sz="6" w:space="0" w:color="1F3864"/>
+              <w:left w:val="single" w:sz="6" w:space="0" w:color="1F3864"/>
+              <w:bottom w:val="single" w:sz="6" w:space="0" w:color="1F3864"/>
+              <w:right w:val="single" w:sz="6" w:space="0" w:color="1F3864"/>
             </w:tcBorders>
             <w:shd w:val="clear" w:color="auto" w:fill="D9E2F3"/>
             <w:tcMar>
@@ -11367,19 +11199,17 @@
         </w:tc>
       </w:tr>
       <w:tr>
-        <w:trPr>
-          <w:cantSplit/>
-        </w:trPr>
-        <w:tc>
-          <w:tcPr>
-            <w:tcW w:w="1567" w:type="dxa"/>
+        <w:trPr/>
+        <w:tc>
+          <w:tcPr>
+            <w:tcW w:w="1566" w:type="dxa"/>
             <w:gridSpan w:val="2"/>
             <w:vMerge/>
             <w:tcBorders>
-              <w:top w:val="single" w:sz="4" w:space="0" w:color="8EAADB"/>
-              <w:left w:val="single" w:sz="4" w:space="0" w:color="8EAADB"/>
-              <w:bottom w:val="single" w:sz="4" w:space="0" w:color="8EAADB"/>
-              <w:right w:val="single" w:sz="4" w:space="0" w:color="8EAADB"/>
+              <w:top w:val="single" w:sz="6" w:space="0" w:color="1F3864"/>
+              <w:left w:val="single" w:sz="6" w:space="0" w:color="1F3864"/>
+              <w:bottom w:val="single" w:sz="6" w:space="0" w:color="1F3864"/>
+              <w:right w:val="single" w:sz="6" w:space="0" w:color="1F3864"/>
             </w:tcBorders>
             <w:shd w:val="clear" w:color="auto" w:fill="D9E2F3"/>
           </w:tcPr>
@@ -11396,13 +11226,13 @@
         </w:tc>
         <w:tc>
           <w:tcPr>
-            <w:tcW w:w="1959" w:type="dxa"/>
+            <w:tcW w:w="1956" w:type="dxa"/>
             <w:gridSpan w:val="4"/>
             <w:tcBorders>
-              <w:top w:val="single" w:sz="4" w:space="0" w:color="8EAADB"/>
-              <w:left w:val="single" w:sz="4" w:space="0" w:color="8EAADB"/>
-              <w:bottom w:val="single" w:sz="4" w:space="0" w:color="8EAADB"/>
-              <w:right w:val="single" w:sz="4" w:space="0" w:color="8EAADB"/>
+              <w:top w:val="single" w:sz="6" w:space="0" w:color="1F3864"/>
+              <w:left w:val="single" w:sz="6" w:space="0" w:color="1F3864"/>
+              <w:bottom w:val="single" w:sz="6" w:space="0" w:color="1F3864"/>
+              <w:right w:val="single" w:sz="6" w:space="0" w:color="1F3864"/>
             </w:tcBorders>
             <w:shd w:val="clear" w:color="auto" w:fill="D9E2F3"/>
             <w:tcMar>
@@ -11433,13 +11263,13 @@
         </w:tc>
         <w:tc>
           <w:tcPr>
-            <w:tcW w:w="1959" w:type="dxa"/>
+            <w:tcW w:w="1957" w:type="dxa"/>
             <w:gridSpan w:val="3"/>
             <w:tcBorders>
-              <w:top w:val="single" w:sz="4" w:space="0" w:color="8EAADB"/>
-              <w:left w:val="single" w:sz="4" w:space="0" w:color="8EAADB"/>
-              <w:bottom w:val="single" w:sz="4" w:space="0" w:color="8EAADB"/>
-              <w:right w:val="single" w:sz="4" w:space="0" w:color="8EAADB"/>
+              <w:top w:val="single" w:sz="6" w:space="0" w:color="1F3864"/>
+              <w:left w:val="single" w:sz="6" w:space="0" w:color="1F3864"/>
+              <w:bottom w:val="single" w:sz="6" w:space="0" w:color="1F3864"/>
+              <w:right w:val="single" w:sz="6" w:space="0" w:color="1F3864"/>
             </w:tcBorders>
             <w:shd w:val="clear" w:color="auto" w:fill="D9E2F3"/>
             <w:tcMar>
@@ -11470,13 +11300,13 @@
         </w:tc>
         <w:tc>
           <w:tcPr>
-            <w:tcW w:w="1959" w:type="dxa"/>
+            <w:tcW w:w="1955" w:type="dxa"/>
             <w:gridSpan w:val="5"/>
             <w:tcBorders>
-              <w:top w:val="single" w:sz="4" w:space="0" w:color="8EAADB"/>
-              <w:left w:val="single" w:sz="4" w:space="0" w:color="8EAADB"/>
-              <w:bottom w:val="single" w:sz="4" w:space="0" w:color="8EAADB"/>
-              <w:right w:val="single" w:sz="4" w:space="0" w:color="8EAADB"/>
+              <w:top w:val="single" w:sz="6" w:space="0" w:color="1F3864"/>
+              <w:left w:val="single" w:sz="6" w:space="0" w:color="1F3864"/>
+              <w:bottom w:val="single" w:sz="6" w:space="0" w:color="1F3864"/>
+              <w:right w:val="single" w:sz="6" w:space="0" w:color="1F3864"/>
             </w:tcBorders>
             <w:shd w:val="clear" w:color="auto" w:fill="D9E2F3"/>
             <w:tcMar>
@@ -11507,13 +11337,13 @@
         </w:tc>
         <w:tc>
           <w:tcPr>
-            <w:tcW w:w="1959" w:type="dxa"/>
+            <w:tcW w:w="1958" w:type="dxa"/>
             <w:gridSpan w:val="2"/>
             <w:tcBorders>
-              <w:top w:val="single" w:sz="4" w:space="0" w:color="8EAADB"/>
-              <w:left w:val="single" w:sz="4" w:space="0" w:color="8EAADB"/>
-              <w:bottom w:val="single" w:sz="4" w:space="0" w:color="8EAADB"/>
-              <w:right w:val="single" w:sz="4" w:space="0" w:color="8EAADB"/>
+              <w:top w:val="single" w:sz="6" w:space="0" w:color="1F3864"/>
+              <w:left w:val="single" w:sz="6" w:space="0" w:color="1F3864"/>
+              <w:bottom w:val="single" w:sz="6" w:space="0" w:color="1F3864"/>
+              <w:right w:val="single" w:sz="6" w:space="0" w:color="1F3864"/>
             </w:tcBorders>
             <w:shd w:val="clear" w:color="auto" w:fill="D9E2F3"/>
             <w:tcMar>
@@ -11544,19 +11374,17 @@
         </w:tc>
       </w:tr>
       <w:tr>
-        <w:trPr>
-          <w:cantSplit/>
-        </w:trPr>
-        <w:tc>
-          <w:tcPr>
-            <w:tcW w:w="1567" w:type="dxa"/>
+        <w:trPr/>
+        <w:tc>
+          <w:tcPr>
+            <w:tcW w:w="1566" w:type="dxa"/>
             <w:gridSpan w:val="2"/>
             <w:vMerge/>
             <w:tcBorders>
-              <w:top w:val="single" w:sz="4" w:space="0" w:color="8EAADB"/>
-              <w:left w:val="single" w:sz="4" w:space="0" w:color="8EAADB"/>
-              <w:bottom w:val="single" w:sz="4" w:space="0" w:color="8EAADB"/>
-              <w:right w:val="single" w:sz="4" w:space="0" w:color="8EAADB"/>
+              <w:top w:val="single" w:sz="6" w:space="0" w:color="1F3864"/>
+              <w:left w:val="single" w:sz="6" w:space="0" w:color="1F3864"/>
+              <w:bottom w:val="single" w:sz="6" w:space="0" w:color="1F3864"/>
+              <w:right w:val="single" w:sz="6" w:space="0" w:color="1F3864"/>
             </w:tcBorders>
             <w:shd w:val="clear" w:color="auto" w:fill="D9E2F3"/>
           </w:tcPr>
@@ -11573,13 +11401,13 @@
         </w:tc>
         <w:tc>
           <w:tcPr>
-            <w:tcW w:w="6270" w:type="dxa"/>
+            <w:tcW w:w="6259" w:type="dxa"/>
             <w:gridSpan w:val="13"/>
             <w:tcBorders>
-              <w:top w:val="single" w:sz="4" w:space="0" w:color="8EAADB"/>
-              <w:left w:val="single" w:sz="4" w:space="0" w:color="8EAADB"/>
-              <w:bottom w:val="single" w:sz="4" w:space="0" w:color="8EAADB"/>
-              <w:right w:val="single" w:sz="4" w:space="0" w:color="8EAADB"/>
+              <w:top w:val="single" w:sz="6" w:space="0" w:color="1F3864"/>
+              <w:left w:val="single" w:sz="6" w:space="0" w:color="1F3864"/>
+              <w:bottom w:val="single" w:sz="6" w:space="0" w:color="1F3864"/>
+              <w:right w:val="single" w:sz="6" w:space="0" w:color="1F3864"/>
             </w:tcBorders>
             <w:shd w:val="clear" w:color="auto" w:fill="D9E2F3"/>
             <w:tcMar>
@@ -11626,10 +11454,10 @@
           <w:tcPr>
             <w:tcW w:w="1567" w:type="dxa"/>
             <w:tcBorders>
-              <w:top w:val="single" w:sz="4" w:space="0" w:color="4472C4"/>
-              <w:left w:val="single" w:sz="4" w:space="0" w:color="4472C4"/>
-              <w:bottom w:val="single" w:sz="4" w:space="0" w:color="4472C4"/>
-              <w:right w:val="single" w:sz="4" w:space="0" w:color="4472C4"/>
+              <w:top w:val="single" w:sz="6" w:space="0" w:color="1F3864"/>
+              <w:left w:val="single" w:sz="6" w:space="0" w:color="1F3864"/>
+              <w:bottom w:val="single" w:sz="6" w:space="0" w:color="1F3864"/>
+              <w:right w:val="single" w:sz="6" w:space="0" w:color="1F3864"/>
             </w:tcBorders>
             <w:shd w:val="clear" w:color="auto" w:fill="4472C4"/>
             <w:tcMar>
@@ -11668,19 +11496,17 @@
         </w:tc>
       </w:tr>
       <w:tr>
-        <w:trPr>
-          <w:cantSplit/>
-        </w:trPr>
-        <w:tc>
-          <w:tcPr>
-            <w:tcW w:w="1567" w:type="dxa"/>
+        <w:trPr/>
+        <w:tc>
+          <w:tcPr>
+            <w:tcW w:w="1566" w:type="dxa"/>
             <w:gridSpan w:val="2"/>
             <w:vMerge/>
             <w:tcBorders>
-              <w:top w:val="single" w:sz="4" w:space="0" w:color="8EAADB"/>
-              <w:left w:val="single" w:sz="4" w:space="0" w:color="8EAADB"/>
-              <w:bottom w:val="single" w:sz="4" w:space="0" w:color="8EAADB"/>
-              <w:right w:val="single" w:sz="4" w:space="0" w:color="8EAADB"/>
+              <w:top w:val="single" w:sz="6" w:space="0" w:color="1F3864"/>
+              <w:left w:val="single" w:sz="6" w:space="0" w:color="1F3864"/>
+              <w:bottom w:val="single" w:sz="6" w:space="0" w:color="1F3864"/>
+              <w:right w:val="single" w:sz="6" w:space="0" w:color="1F3864"/>
             </w:tcBorders>
             <w:shd w:val="clear" w:color="auto" w:fill="D9E2F3"/>
           </w:tcPr>
@@ -11697,13 +11523,13 @@
         </w:tc>
         <w:tc>
           <w:tcPr>
-            <w:tcW w:w="1959" w:type="dxa"/>
+            <w:tcW w:w="1956" w:type="dxa"/>
             <w:gridSpan w:val="4"/>
             <w:tcBorders>
-              <w:top w:val="single" w:sz="4" w:space="0" w:color="4472C4"/>
-              <w:left w:val="single" w:sz="4" w:space="0" w:color="4472C4"/>
-              <w:bottom w:val="single" w:sz="4" w:space="0" w:color="4472C4"/>
-              <w:right w:val="single" w:sz="4" w:space="0" w:color="4472C4"/>
+              <w:top w:val="single" w:sz="6" w:space="0" w:color="1F3864"/>
+              <w:left w:val="single" w:sz="6" w:space="0" w:color="1F3864"/>
+              <w:bottom w:val="single" w:sz="6" w:space="0" w:color="1F3864"/>
+              <w:right w:val="single" w:sz="6" w:space="0" w:color="1F3864"/>
             </w:tcBorders>
             <w:shd w:val="clear" w:color="auto" w:fill="4472C4"/>
             <w:tcMar>
@@ -11742,13 +11568,13 @@
         </w:tc>
         <w:tc>
           <w:tcPr>
-            <w:tcW w:w="1959" w:type="dxa"/>
+            <w:tcW w:w="1957" w:type="dxa"/>
             <w:gridSpan w:val="3"/>
             <w:tcBorders>
-              <w:top w:val="single" w:sz="4" w:space="0" w:color="4472C4"/>
-              <w:left w:val="single" w:sz="4" w:space="0" w:color="4472C4"/>
-              <w:bottom w:val="single" w:sz="4" w:space="0" w:color="4472C4"/>
-              <w:right w:val="single" w:sz="4" w:space="0" w:color="4472C4"/>
+              <w:top w:val="single" w:sz="6" w:space="0" w:color="1F3864"/>
+              <w:left w:val="single" w:sz="6" w:space="0" w:color="1F3864"/>
+              <w:bottom w:val="single" w:sz="6" w:space="0" w:color="1F3864"/>
+              <w:right w:val="single" w:sz="6" w:space="0" w:color="1F3864"/>
             </w:tcBorders>
             <w:shd w:val="clear" w:color="auto" w:fill="4472C4"/>
             <w:tcMar>
@@ -11787,13 +11613,13 @@
         </w:tc>
         <w:tc>
           <w:tcPr>
-            <w:tcW w:w="1959" w:type="dxa"/>
+            <w:tcW w:w="1955" w:type="dxa"/>
             <w:gridSpan w:val="5"/>
             <w:tcBorders>
-              <w:top w:val="single" w:sz="4" w:space="0" w:color="4472C4"/>
-              <w:left w:val="single" w:sz="4" w:space="0" w:color="4472C4"/>
-              <w:bottom w:val="single" w:sz="4" w:space="0" w:color="4472C4"/>
-              <w:right w:val="single" w:sz="4" w:space="0" w:color="4472C4"/>
+              <w:top w:val="single" w:sz="6" w:space="0" w:color="1F3864"/>
+              <w:left w:val="single" w:sz="6" w:space="0" w:color="1F3864"/>
+              <w:bottom w:val="single" w:sz="6" w:space="0" w:color="1F3864"/>
+              <w:right w:val="single" w:sz="6" w:space="0" w:color="1F3864"/>
             </w:tcBorders>
             <w:shd w:val="clear" w:color="auto" w:fill="4472C4"/>
             <w:tcMar>
@@ -11832,13 +11658,13 @@
         </w:tc>
         <w:tc>
           <w:tcPr>
-            <w:tcW w:w="1959" w:type="dxa"/>
+            <w:tcW w:w="1958" w:type="dxa"/>
             <w:gridSpan w:val="2"/>
             <w:tcBorders>
-              <w:top w:val="single" w:sz="4" w:space="0" w:color="4472C4"/>
-              <w:left w:val="single" w:sz="4" w:space="0" w:color="4472C4"/>
-              <w:bottom w:val="single" w:sz="4" w:space="0" w:color="4472C4"/>
-              <w:right w:val="single" w:sz="4" w:space="0" w:color="4472C4"/>
+              <w:top w:val="single" w:sz="6" w:space="0" w:color="1F3864"/>
+              <w:left w:val="single" w:sz="6" w:space="0" w:color="1F3864"/>
+              <w:bottom w:val="single" w:sz="6" w:space="0" w:color="1F3864"/>
+              <w:right w:val="single" w:sz="6" w:space="0" w:color="1F3864"/>
             </w:tcBorders>
             <w:shd w:val="clear" w:color="auto" w:fill="4472C4"/>
             <w:tcMar>
@@ -11877,19 +11703,17 @@
         </w:tc>
       </w:tr>
       <w:tr>
-        <w:trPr>
-          <w:cantSplit/>
-        </w:trPr>
-        <w:tc>
-          <w:tcPr>
-            <w:tcW w:w="1567" w:type="dxa"/>
+        <w:trPr/>
+        <w:tc>
+          <w:tcPr>
+            <w:tcW w:w="1566" w:type="dxa"/>
             <w:gridSpan w:val="2"/>
             <w:vMerge/>
             <w:tcBorders>
-              <w:top w:val="single" w:sz="4" w:space="0" w:color="8EAADB"/>
-              <w:left w:val="single" w:sz="4" w:space="0" w:color="8EAADB"/>
-              <w:bottom w:val="single" w:sz="4" w:space="0" w:color="8EAADB"/>
-              <w:right w:val="single" w:sz="4" w:space="0" w:color="8EAADB"/>
+              <w:top w:val="single" w:sz="6" w:space="0" w:color="1F3864"/>
+              <w:left w:val="single" w:sz="6" w:space="0" w:color="1F3864"/>
+              <w:bottom w:val="single" w:sz="6" w:space="0" w:color="1F3864"/>
+              <w:right w:val="single" w:sz="6" w:space="0" w:color="1F3864"/>
             </w:tcBorders>
             <w:shd w:val="clear" w:color="auto" w:fill="D9E2F3"/>
           </w:tcPr>
@@ -11906,13 +11730,13 @@
         </w:tc>
         <w:tc>
           <w:tcPr>
-            <w:tcW w:w="1959" w:type="dxa"/>
+            <w:tcW w:w="1956" w:type="dxa"/>
             <w:gridSpan w:val="4"/>
             <w:tcBorders>
-              <w:top w:val="single" w:sz="4" w:space="0" w:color="8EAADB"/>
-              <w:left w:val="single" w:sz="4" w:space="0" w:color="8EAADB"/>
-              <w:bottom w:val="single" w:sz="4" w:space="0" w:color="8EAADB"/>
-              <w:right w:val="single" w:sz="4" w:space="0" w:color="8EAADB"/>
+              <w:top w:val="single" w:sz="6" w:space="0" w:color="1F3864"/>
+              <w:left w:val="single" w:sz="6" w:space="0" w:color="1F3864"/>
+              <w:bottom w:val="single" w:sz="6" w:space="0" w:color="1F3864"/>
+              <w:right w:val="single" w:sz="6" w:space="0" w:color="1F3864"/>
             </w:tcBorders>
             <w:shd w:val="clear" w:color="auto" w:fill="D9E2F3"/>
             <w:tcMar>
@@ -11943,13 +11767,13 @@
         </w:tc>
         <w:tc>
           <w:tcPr>
-            <w:tcW w:w="1959" w:type="dxa"/>
+            <w:tcW w:w="1957" w:type="dxa"/>
             <w:gridSpan w:val="3"/>
             <w:tcBorders>
-              <w:top w:val="single" w:sz="4" w:space="0" w:color="8EAADB"/>
-              <w:left w:val="single" w:sz="4" w:space="0" w:color="8EAADB"/>
-              <w:bottom w:val="single" w:sz="4" w:space="0" w:color="8EAADB"/>
-              <w:right w:val="single" w:sz="4" w:space="0" w:color="8EAADB"/>
+              <w:top w:val="single" w:sz="6" w:space="0" w:color="1F3864"/>
+              <w:left w:val="single" w:sz="6" w:space="0" w:color="1F3864"/>
+              <w:bottom w:val="single" w:sz="6" w:space="0" w:color="1F3864"/>
+              <w:right w:val="single" w:sz="6" w:space="0" w:color="1F3864"/>
             </w:tcBorders>
             <w:shd w:val="clear" w:color="auto" w:fill="D9E2F3"/>
             <w:tcMar>
@@ -11980,13 +11804,13 @@
         </w:tc>
         <w:tc>
           <w:tcPr>
-            <w:tcW w:w="1959" w:type="dxa"/>
+            <w:tcW w:w="1955" w:type="dxa"/>
             <w:gridSpan w:val="5"/>
             <w:tcBorders>
-              <w:top w:val="single" w:sz="4" w:space="0" w:color="8EAADB"/>
-              <w:left w:val="single" w:sz="4" w:space="0" w:color="8EAADB"/>
-              <w:bottom w:val="single" w:sz="4" w:space="0" w:color="8EAADB"/>
-              <w:right w:val="single" w:sz="4" w:space="0" w:color="8EAADB"/>
+              <w:top w:val="single" w:sz="6" w:space="0" w:color="1F3864"/>
+              <w:left w:val="single" w:sz="6" w:space="0" w:color="1F3864"/>
+              <w:bottom w:val="single" w:sz="6" w:space="0" w:color="1F3864"/>
+              <w:right w:val="single" w:sz="6" w:space="0" w:color="1F3864"/>
             </w:tcBorders>
             <w:shd w:val="clear" w:color="auto" w:fill="D9E2F3"/>
             <w:tcMar>
@@ -12017,13 +11841,13 @@
         </w:tc>
         <w:tc>
           <w:tcPr>
-            <w:tcW w:w="1959" w:type="dxa"/>
+            <w:tcW w:w="1958" w:type="dxa"/>
             <w:gridSpan w:val="2"/>
             <w:tcBorders>
-              <w:top w:val="single" w:sz="4" w:space="0" w:color="8EAADB"/>
-              <w:left w:val="single" w:sz="4" w:space="0" w:color="8EAADB"/>
-              <w:bottom w:val="single" w:sz="4" w:space="0" w:color="8EAADB"/>
-              <w:right w:val="single" w:sz="4" w:space="0" w:color="8EAADB"/>
+              <w:top w:val="single" w:sz="6" w:space="0" w:color="1F3864"/>
+              <w:left w:val="single" w:sz="6" w:space="0" w:color="1F3864"/>
+              <w:bottom w:val="single" w:sz="6" w:space="0" w:color="1F3864"/>
+              <w:right w:val="single" w:sz="6" w:space="0" w:color="1F3864"/>
             </w:tcBorders>
             <w:shd w:val="clear" w:color="auto" w:fill="D9E2F3"/>
             <w:tcMar>
@@ -12054,19 +11878,17 @@
         </w:tc>
       </w:tr>
       <w:tr>
-        <w:trPr>
-          <w:cantSplit/>
-        </w:trPr>
-        <w:tc>
-          <w:tcPr>
-            <w:tcW w:w="1567" w:type="dxa"/>
+        <w:trPr/>
+        <w:tc>
+          <w:tcPr>
+            <w:tcW w:w="1566" w:type="dxa"/>
             <w:gridSpan w:val="2"/>
             <w:vMerge/>
             <w:tcBorders>
-              <w:top w:val="single" w:sz="4" w:space="0" w:color="8EAADB"/>
-              <w:left w:val="single" w:sz="4" w:space="0" w:color="8EAADB"/>
-              <w:bottom w:val="single" w:sz="4" w:space="0" w:color="8EAADB"/>
-              <w:right w:val="single" w:sz="4" w:space="0" w:color="8EAADB"/>
+              <w:top w:val="single" w:sz="6" w:space="0" w:color="1F3864"/>
+              <w:left w:val="single" w:sz="6" w:space="0" w:color="1F3864"/>
+              <w:bottom w:val="single" w:sz="6" w:space="0" w:color="1F3864"/>
+              <w:right w:val="single" w:sz="6" w:space="0" w:color="1F3864"/>
             </w:tcBorders>
             <w:shd w:val="clear" w:color="auto" w:fill="D9E2F3"/>
           </w:tcPr>
@@ -12083,13 +11905,13 @@
         </w:tc>
         <w:tc>
           <w:tcPr>
-            <w:tcW w:w="1959" w:type="dxa"/>
+            <w:tcW w:w="1956" w:type="dxa"/>
             <w:gridSpan w:val="4"/>
             <w:tcBorders>
-              <w:top w:val="single" w:sz="4" w:space="0" w:color="8EAADB"/>
-              <w:left w:val="single" w:sz="4" w:space="0" w:color="8EAADB"/>
-              <w:bottom w:val="single" w:sz="4" w:space="0" w:color="8EAADB"/>
-              <w:right w:val="single" w:sz="4" w:space="0" w:color="8EAADB"/>
+              <w:top w:val="single" w:sz="6" w:space="0" w:color="1F3864"/>
+              <w:left w:val="single" w:sz="6" w:space="0" w:color="1F3864"/>
+              <w:bottom w:val="single" w:sz="6" w:space="0" w:color="1F3864"/>
+              <w:right w:val="single" w:sz="6" w:space="0" w:color="1F3864"/>
             </w:tcBorders>
             <w:shd w:val="clear" w:color="auto" w:fill="D9E2F3"/>
             <w:tcMar>
@@ -12120,13 +11942,13 @@
         </w:tc>
         <w:tc>
           <w:tcPr>
-            <w:tcW w:w="1959" w:type="dxa"/>
+            <w:tcW w:w="1957" w:type="dxa"/>
             <w:gridSpan w:val="3"/>
             <w:tcBorders>
-              <w:top w:val="single" w:sz="4" w:space="0" w:color="8EAADB"/>
-              <w:left w:val="single" w:sz="4" w:space="0" w:color="8EAADB"/>
-              <w:bottom w:val="single" w:sz="4" w:space="0" w:color="8EAADB"/>
-              <w:right w:val="single" w:sz="4" w:space="0" w:color="8EAADB"/>
+              <w:top w:val="single" w:sz="6" w:space="0" w:color="1F3864"/>
+              <w:left w:val="single" w:sz="6" w:space="0" w:color="1F3864"/>
+              <w:bottom w:val="single" w:sz="6" w:space="0" w:color="1F3864"/>
+              <w:right w:val="single" w:sz="6" w:space="0" w:color="1F3864"/>
             </w:tcBorders>
             <w:shd w:val="clear" w:color="auto" w:fill="D9E2F3"/>
             <w:tcMar>
@@ -12157,13 +11979,13 @@
         </w:tc>
         <w:tc>
           <w:tcPr>
-            <w:tcW w:w="1959" w:type="dxa"/>
+            <w:tcW w:w="1955" w:type="dxa"/>
             <w:gridSpan w:val="5"/>
             <w:tcBorders>
-              <w:top w:val="single" w:sz="4" w:space="0" w:color="8EAADB"/>
-              <w:left w:val="single" w:sz="4" w:space="0" w:color="8EAADB"/>
-              <w:bottom w:val="single" w:sz="4" w:space="0" w:color="8EAADB"/>
-              <w:right w:val="single" w:sz="4" w:space="0" w:color="8EAADB"/>
+              <w:top w:val="single" w:sz="6" w:space="0" w:color="1F3864"/>
+              <w:left w:val="single" w:sz="6" w:space="0" w:color="1F3864"/>
+              <w:bottom w:val="single" w:sz="6" w:space="0" w:color="1F3864"/>
+              <w:right w:val="single" w:sz="6" w:space="0" w:color="1F3864"/>
             </w:tcBorders>
             <w:shd w:val="clear" w:color="auto" w:fill="D9E2F3"/>
             <w:tcMar>
@@ -12194,13 +12016,13 @@
         </w:tc>
         <w:tc>
           <w:tcPr>
-            <w:tcW w:w="1959" w:type="dxa"/>
+            <w:tcW w:w="1958" w:type="dxa"/>
             <w:gridSpan w:val="2"/>
             <w:tcBorders>
-              <w:top w:val="single" w:sz="4" w:space="0" w:color="8EAADB"/>
-              <w:left w:val="single" w:sz="4" w:space="0" w:color="8EAADB"/>
-              <w:bottom w:val="single" w:sz="4" w:space="0" w:color="8EAADB"/>
-              <w:right w:val="single" w:sz="4" w:space="0" w:color="8EAADB"/>
+              <w:top w:val="single" w:sz="6" w:space="0" w:color="1F3864"/>
+              <w:left w:val="single" w:sz="6" w:space="0" w:color="1F3864"/>
+              <w:bottom w:val="single" w:sz="6" w:space="0" w:color="1F3864"/>
+              <w:right w:val="single" w:sz="6" w:space="0" w:color="1F3864"/>
             </w:tcBorders>
             <w:shd w:val="clear" w:color="auto" w:fill="D9E2F3"/>
             <w:tcMar>
@@ -12231,19 +12053,17 @@
         </w:tc>
       </w:tr>
       <w:tr>
-        <w:trPr>
-          <w:cantSplit/>
-        </w:trPr>
-        <w:tc>
-          <w:tcPr>
-            <w:tcW w:w="1567" w:type="dxa"/>
+        <w:trPr/>
+        <w:tc>
+          <w:tcPr>
+            <w:tcW w:w="1566" w:type="dxa"/>
             <w:gridSpan w:val="2"/>
             <w:vMerge/>
             <w:tcBorders>
-              <w:top w:val="single" w:sz="4" w:space="0" w:color="8EAADB"/>
-              <w:left w:val="single" w:sz="4" w:space="0" w:color="8EAADB"/>
-              <w:bottom w:val="single" w:sz="4" w:space="0" w:color="8EAADB"/>
-              <w:right w:val="single" w:sz="4" w:space="0" w:color="8EAADB"/>
+              <w:top w:val="single" w:sz="6" w:space="0" w:color="1F3864"/>
+              <w:left w:val="single" w:sz="6" w:space="0" w:color="1F3864"/>
+              <w:bottom w:val="single" w:sz="6" w:space="0" w:color="1F3864"/>
+              <w:right w:val="single" w:sz="6" w:space="0" w:color="1F3864"/>
             </w:tcBorders>
             <w:shd w:val="clear" w:color="auto" w:fill="D9E2F3"/>
           </w:tcPr>
@@ -12260,13 +12080,13 @@
         </w:tc>
         <w:tc>
           <w:tcPr>
-            <w:tcW w:w="1959" w:type="dxa"/>
+            <w:tcW w:w="1956" w:type="dxa"/>
             <w:gridSpan w:val="4"/>
             <w:tcBorders>
-              <w:top w:val="single" w:sz="4" w:space="0" w:color="8EAADB"/>
-              <w:left w:val="single" w:sz="4" w:space="0" w:color="8EAADB"/>
-              <w:bottom w:val="single" w:sz="4" w:space="0" w:color="8EAADB"/>
-              <w:right w:val="single" w:sz="4" w:space="0" w:color="8EAADB"/>
+              <w:top w:val="single" w:sz="6" w:space="0" w:color="1F3864"/>
+              <w:left w:val="single" w:sz="6" w:space="0" w:color="1F3864"/>
+              <w:bottom w:val="single" w:sz="6" w:space="0" w:color="1F3864"/>
+              <w:right w:val="single" w:sz="6" w:space="0" w:color="1F3864"/>
             </w:tcBorders>
             <w:shd w:val="clear" w:color="auto" w:fill="D9E2F3"/>
             <w:tcMar>
@@ -12297,13 +12117,13 @@
         </w:tc>
         <w:tc>
           <w:tcPr>
-            <w:tcW w:w="1959" w:type="dxa"/>
+            <w:tcW w:w="1957" w:type="dxa"/>
             <w:gridSpan w:val="3"/>
             <w:tcBorders>
-              <w:top w:val="single" w:sz="4" w:space="0" w:color="8EAADB"/>
-              <w:left w:val="single" w:sz="4" w:space="0" w:color="8EAADB"/>
-              <w:bottom w:val="single" w:sz="4" w:space="0" w:color="8EAADB"/>
-              <w:right w:val="single" w:sz="4" w:space="0" w:color="8EAADB"/>
+              <w:top w:val="single" w:sz="6" w:space="0" w:color="1F3864"/>
+              <w:left w:val="single" w:sz="6" w:space="0" w:color="1F3864"/>
+              <w:bottom w:val="single" w:sz="6" w:space="0" w:color="1F3864"/>
+              <w:right w:val="single" w:sz="6" w:space="0" w:color="1F3864"/>
             </w:tcBorders>
             <w:shd w:val="clear" w:color="auto" w:fill="D9E2F3"/>
             <w:tcMar>
@@ -12334,13 +12154,13 @@
         </w:tc>
         <w:tc>
           <w:tcPr>
-            <w:tcW w:w="1959" w:type="dxa"/>
+            <w:tcW w:w="1955" w:type="dxa"/>
             <w:gridSpan w:val="5"/>
             <w:tcBorders>
-              <w:top w:val="single" w:sz="4" w:space="0" w:color="8EAADB"/>
-              <w:left w:val="single" w:sz="4" w:space="0" w:color="8EAADB"/>
-              <w:bottom w:val="single" w:sz="4" w:space="0" w:color="8EAADB"/>
-              <w:right w:val="single" w:sz="4" w:space="0" w:color="8EAADB"/>
+              <w:top w:val="single" w:sz="6" w:space="0" w:color="1F3864"/>
+              <w:left w:val="single" w:sz="6" w:space="0" w:color="1F3864"/>
+              <w:bottom w:val="single" w:sz="6" w:space="0" w:color="1F3864"/>
+              <w:right w:val="single" w:sz="6" w:space="0" w:color="1F3864"/>
             </w:tcBorders>
             <w:shd w:val="clear" w:color="auto" w:fill="D9E2F3"/>
             <w:tcMar>
@@ -12371,13 +12191,13 @@
         </w:tc>
         <w:tc>
           <w:tcPr>
-            <w:tcW w:w="1959" w:type="dxa"/>
+            <w:tcW w:w="1958" w:type="dxa"/>
             <w:gridSpan w:val="2"/>
             <w:tcBorders>
-              <w:top w:val="single" w:sz="4" w:space="0" w:color="8EAADB"/>
-              <w:left w:val="single" w:sz="4" w:space="0" w:color="8EAADB"/>
-              <w:bottom w:val="single" w:sz="4" w:space="0" w:color="8EAADB"/>
-              <w:right w:val="single" w:sz="4" w:space="0" w:color="8EAADB"/>
+              <w:top w:val="single" w:sz="6" w:space="0" w:color="1F3864"/>
+              <w:left w:val="single" w:sz="6" w:space="0" w:color="1F3864"/>
+              <w:bottom w:val="single" w:sz="6" w:space="0" w:color="1F3864"/>
+              <w:right w:val="single" w:sz="6" w:space="0" w:color="1F3864"/>
             </w:tcBorders>
             <w:shd w:val="clear" w:color="auto" w:fill="D9E2F3"/>
             <w:tcMar>
@@ -12408,19 +12228,17 @@
         </w:tc>
       </w:tr>
       <w:tr>
-        <w:trPr>
-          <w:cantSplit/>
-        </w:trPr>
-        <w:tc>
-          <w:tcPr>
-            <w:tcW w:w="1567" w:type="dxa"/>
+        <w:trPr/>
+        <w:tc>
+          <w:tcPr>
+            <w:tcW w:w="1566" w:type="dxa"/>
             <w:gridSpan w:val="2"/>
             <w:vMerge/>
             <w:tcBorders>
-              <w:top w:val="single" w:sz="4" w:space="0" w:color="8EAADB"/>
-              <w:left w:val="single" w:sz="4" w:space="0" w:color="8EAADB"/>
-              <w:bottom w:val="single" w:sz="4" w:space="0" w:color="8EAADB"/>
-              <w:right w:val="single" w:sz="4" w:space="0" w:color="8EAADB"/>
+              <w:top w:val="single" w:sz="6" w:space="0" w:color="1F3864"/>
+              <w:left w:val="single" w:sz="6" w:space="0" w:color="1F3864"/>
+              <w:bottom w:val="single" w:sz="6" w:space="0" w:color="1F3864"/>
+              <w:right w:val="single" w:sz="6" w:space="0" w:color="1F3864"/>
             </w:tcBorders>
             <w:shd w:val="clear" w:color="auto" w:fill="D9E2F3"/>
           </w:tcPr>
@@ -12437,13 +12255,13 @@
         </w:tc>
         <w:tc>
           <w:tcPr>
-            <w:tcW w:w="6270" w:type="dxa"/>
+            <w:tcW w:w="6259" w:type="dxa"/>
             <w:gridSpan w:val="13"/>
             <w:tcBorders>
-              <w:top w:val="single" w:sz="4" w:space="0" w:color="8EAADB"/>
-              <w:left w:val="single" w:sz="4" w:space="0" w:color="8EAADB"/>
-              <w:bottom w:val="single" w:sz="4" w:space="0" w:color="8EAADB"/>
-              <w:right w:val="single" w:sz="4" w:space="0" w:color="8EAADB"/>
+              <w:top w:val="single" w:sz="6" w:space="0" w:color="1F3864"/>
+              <w:left w:val="single" w:sz="6" w:space="0" w:color="1F3864"/>
+              <w:bottom w:val="single" w:sz="6" w:space="0" w:color="1F3864"/>
+              <w:right w:val="single" w:sz="6" w:space="0" w:color="1F3864"/>
             </w:tcBorders>
             <w:shd w:val="clear" w:color="auto" w:fill="D9E2F3"/>
             <w:tcMar>
@@ -12490,10 +12308,10 @@
           <w:tcPr>
             <w:tcW w:w="1567" w:type="dxa"/>
             <w:tcBorders>
-              <w:top w:val="single" w:sz="4" w:space="0" w:color="4472C4"/>
-              <w:left w:val="single" w:sz="4" w:space="0" w:color="4472C4"/>
-              <w:bottom w:val="single" w:sz="4" w:space="0" w:color="4472C4"/>
-              <w:right w:val="single" w:sz="4" w:space="0" w:color="4472C4"/>
+              <w:top w:val="single" w:sz="6" w:space="0" w:color="1F3864"/>
+              <w:left w:val="single" w:sz="6" w:space="0" w:color="1F3864"/>
+              <w:bottom w:val="single" w:sz="6" w:space="0" w:color="1F3864"/>
+              <w:right w:val="single" w:sz="6" w:space="0" w:color="1F3864"/>
             </w:tcBorders>
             <w:shd w:val="clear" w:color="auto" w:fill="4472C4"/>
             <w:tcMar>
@@ -12532,19 +12350,17 @@
         </w:tc>
       </w:tr>
       <w:tr>
-        <w:trPr>
-          <w:cantSplit/>
-        </w:trPr>
-        <w:tc>
-          <w:tcPr>
-            <w:tcW w:w="1567" w:type="dxa"/>
+        <w:trPr/>
+        <w:tc>
+          <w:tcPr>
+            <w:tcW w:w="1566" w:type="dxa"/>
             <w:gridSpan w:val="2"/>
             <w:vMerge/>
             <w:tcBorders>
-              <w:top w:val="single" w:sz="4" w:space="0" w:color="8EAADB"/>
-              <w:left w:val="single" w:sz="4" w:space="0" w:color="8EAADB"/>
-              <w:bottom w:val="single" w:sz="4" w:space="0" w:color="8EAADB"/>
-              <w:right w:val="single" w:sz="4" w:space="0" w:color="8EAADB"/>
+              <w:top w:val="single" w:sz="6" w:space="0" w:color="1F3864"/>
+              <w:left w:val="single" w:sz="6" w:space="0" w:color="1F3864"/>
+              <w:bottom w:val="single" w:sz="6" w:space="0" w:color="1F3864"/>
+              <w:right w:val="single" w:sz="6" w:space="0" w:color="1F3864"/>
             </w:tcBorders>
             <w:shd w:val="clear" w:color="auto" w:fill="D9E2F3"/>
           </w:tcPr>
@@ -12561,13 +12377,13 @@
         </w:tc>
         <w:tc>
           <w:tcPr>
-            <w:tcW w:w="1959" w:type="dxa"/>
+            <w:tcW w:w="1956" w:type="dxa"/>
             <w:gridSpan w:val="4"/>
             <w:tcBorders>
-              <w:top w:val="single" w:sz="4" w:space="0" w:color="4472C4"/>
-              <w:left w:val="single" w:sz="4" w:space="0" w:color="4472C4"/>
-              <w:bottom w:val="single" w:sz="4" w:space="0" w:color="4472C4"/>
-              <w:right w:val="single" w:sz="4" w:space="0" w:color="4472C4"/>
+              <w:top w:val="single" w:sz="6" w:space="0" w:color="1F3864"/>
+              <w:left w:val="single" w:sz="6" w:space="0" w:color="1F3864"/>
+              <w:bottom w:val="single" w:sz="6" w:space="0" w:color="1F3864"/>
+              <w:right w:val="single" w:sz="6" w:space="0" w:color="1F3864"/>
             </w:tcBorders>
             <w:shd w:val="clear" w:color="auto" w:fill="4472C4"/>
             <w:tcMar>
@@ -12606,13 +12422,13 @@
         </w:tc>
         <w:tc>
           <w:tcPr>
-            <w:tcW w:w="1959" w:type="dxa"/>
+            <w:tcW w:w="1957" w:type="dxa"/>
             <w:gridSpan w:val="3"/>
             <w:tcBorders>
-              <w:top w:val="single" w:sz="4" w:space="0" w:color="4472C4"/>
-              <w:left w:val="single" w:sz="4" w:space="0" w:color="4472C4"/>
-              <w:bottom w:val="single" w:sz="4" w:space="0" w:color="4472C4"/>
-              <w:right w:val="single" w:sz="4" w:space="0" w:color="4472C4"/>
+              <w:top w:val="single" w:sz="6" w:space="0" w:color="1F3864"/>
+              <w:left w:val="single" w:sz="6" w:space="0" w:color="1F3864"/>
+              <w:bottom w:val="single" w:sz="6" w:space="0" w:color="1F3864"/>
+              <w:right w:val="single" w:sz="6" w:space="0" w:color="1F3864"/>
             </w:tcBorders>
             <w:shd w:val="clear" w:color="auto" w:fill="4472C4"/>
             <w:tcMar>
@@ -12651,13 +12467,13 @@
         </w:tc>
         <w:tc>
           <w:tcPr>
-            <w:tcW w:w="1959" w:type="dxa"/>
+            <w:tcW w:w="1955" w:type="dxa"/>
             <w:gridSpan w:val="5"/>
             <w:tcBorders>
-              <w:top w:val="single" w:sz="4" w:space="0" w:color="4472C4"/>
-              <w:left w:val="single" w:sz="4" w:space="0" w:color="4472C4"/>
-              <w:bottom w:val="single" w:sz="4" w:space="0" w:color="4472C4"/>
-              <w:right w:val="single" w:sz="4" w:space="0" w:color="4472C4"/>
+              <w:top w:val="single" w:sz="6" w:space="0" w:color="1F3864"/>
+              <w:left w:val="single" w:sz="6" w:space="0" w:color="1F3864"/>
+              <w:bottom w:val="single" w:sz="6" w:space="0" w:color="1F3864"/>
+              <w:right w:val="single" w:sz="6" w:space="0" w:color="1F3864"/>
             </w:tcBorders>
             <w:shd w:val="clear" w:color="auto" w:fill="4472C4"/>
             <w:tcMar>
@@ -12696,13 +12512,13 @@
         </w:tc>
         <w:tc>
           <w:tcPr>
-            <w:tcW w:w="1959" w:type="dxa"/>
+            <w:tcW w:w="1958" w:type="dxa"/>
             <w:gridSpan w:val="2"/>
             <w:tcBorders>
-              <w:top w:val="single" w:sz="4" w:space="0" w:color="4472C4"/>
-              <w:left w:val="single" w:sz="4" w:space="0" w:color="4472C4"/>
-              <w:bottom w:val="single" w:sz="4" w:space="0" w:color="4472C4"/>
-              <w:right w:val="single" w:sz="4" w:space="0" w:color="4472C4"/>
+              <w:top w:val="single" w:sz="6" w:space="0" w:color="1F3864"/>
+              <w:left w:val="single" w:sz="6" w:space="0" w:color="1F3864"/>
+              <w:bottom w:val="single" w:sz="6" w:space="0" w:color="1F3864"/>
+              <w:right w:val="single" w:sz="6" w:space="0" w:color="1F3864"/>
             </w:tcBorders>
             <w:shd w:val="clear" w:color="auto" w:fill="4472C4"/>
             <w:tcMar>
@@ -12741,19 +12557,17 @@
         </w:tc>
       </w:tr>
       <w:tr>
-        <w:trPr>
-          <w:cantSplit/>
-        </w:trPr>
-        <w:tc>
-          <w:tcPr>
-            <w:tcW w:w="1567" w:type="dxa"/>
+        <w:trPr/>
+        <w:tc>
+          <w:tcPr>
+            <w:tcW w:w="1566" w:type="dxa"/>
             <w:gridSpan w:val="2"/>
             <w:vMerge/>
             <w:tcBorders>
-              <w:top w:val="single" w:sz="4" w:space="0" w:color="8EAADB"/>
-              <w:left w:val="single" w:sz="4" w:space="0" w:color="8EAADB"/>
-              <w:bottom w:val="single" w:sz="4" w:space="0" w:color="8EAADB"/>
-              <w:right w:val="single" w:sz="4" w:space="0" w:color="8EAADB"/>
+              <w:top w:val="single" w:sz="6" w:space="0" w:color="1F3864"/>
+              <w:left w:val="single" w:sz="6" w:space="0" w:color="1F3864"/>
+              <w:bottom w:val="single" w:sz="6" w:space="0" w:color="1F3864"/>
+              <w:right w:val="single" w:sz="6" w:space="0" w:color="1F3864"/>
             </w:tcBorders>
             <w:shd w:val="clear" w:color="auto" w:fill="D9E2F3"/>
           </w:tcPr>
@@ -12770,13 +12584,13 @@
         </w:tc>
         <w:tc>
           <w:tcPr>
-            <w:tcW w:w="1959" w:type="dxa"/>
+            <w:tcW w:w="1956" w:type="dxa"/>
             <w:gridSpan w:val="4"/>
             <w:tcBorders>
-              <w:top w:val="single" w:sz="4" w:space="0" w:color="8EAADB"/>
-              <w:left w:val="single" w:sz="4" w:space="0" w:color="8EAADB"/>
-              <w:bottom w:val="single" w:sz="4" w:space="0" w:color="8EAADB"/>
-              <w:right w:val="single" w:sz="4" w:space="0" w:color="8EAADB"/>
+              <w:top w:val="single" w:sz="6" w:space="0" w:color="1F3864"/>
+              <w:left w:val="single" w:sz="6" w:space="0" w:color="1F3864"/>
+              <w:bottom w:val="single" w:sz="6" w:space="0" w:color="1F3864"/>
+              <w:right w:val="single" w:sz="6" w:space="0" w:color="1F3864"/>
             </w:tcBorders>
             <w:shd w:val="clear" w:color="auto" w:fill="D9E2F3"/>
             <w:tcMar>
@@ -12807,13 +12621,13 @@
         </w:tc>
         <w:tc>
           <w:tcPr>
-            <w:tcW w:w="1959" w:type="dxa"/>
+            <w:tcW w:w="1957" w:type="dxa"/>
             <w:gridSpan w:val="3"/>
             <w:tcBorders>
-              <w:top w:val="single" w:sz="4" w:space="0" w:color="8EAADB"/>
-              <w:left w:val="single" w:sz="4" w:space="0" w:color="8EAADB"/>
-              <w:bottom w:val="single" w:sz="4" w:space="0" w:color="8EAADB"/>
-              <w:right w:val="single" w:sz="4" w:space="0" w:color="8EAADB"/>
+              <w:top w:val="single" w:sz="6" w:space="0" w:color="1F3864"/>
+              <w:left w:val="single" w:sz="6" w:space="0" w:color="1F3864"/>
+              <w:bottom w:val="single" w:sz="6" w:space="0" w:color="1F3864"/>
+              <w:right w:val="single" w:sz="6" w:space="0" w:color="1F3864"/>
             </w:tcBorders>
             <w:shd w:val="clear" w:color="auto" w:fill="D9E2F3"/>
             <w:tcMar>
@@ -12844,13 +12658,13 @@
         </w:tc>
         <w:tc>
           <w:tcPr>
-            <w:tcW w:w="1959" w:type="dxa"/>
+            <w:tcW w:w="1955" w:type="dxa"/>
             <w:gridSpan w:val="5"/>
             <w:tcBorders>
-              <w:top w:val="single" w:sz="4" w:space="0" w:color="8EAADB"/>
-              <w:left w:val="single" w:sz="4" w:space="0" w:color="8EAADB"/>
-              <w:bottom w:val="single" w:sz="4" w:space="0" w:color="8EAADB"/>
-              <w:right w:val="single" w:sz="4" w:space="0" w:color="8EAADB"/>
+              <w:top w:val="single" w:sz="6" w:space="0" w:color="1F3864"/>
+              <w:left w:val="single" w:sz="6" w:space="0" w:color="1F3864"/>
+              <w:bottom w:val="single" w:sz="6" w:space="0" w:color="1F3864"/>
+              <w:right w:val="single" w:sz="6" w:space="0" w:color="1F3864"/>
             </w:tcBorders>
             <w:shd w:val="clear" w:color="auto" w:fill="D9E2F3"/>
             <w:tcMar>
@@ -12881,13 +12695,13 @@
         </w:tc>
         <w:tc>
           <w:tcPr>
-            <w:tcW w:w="1959" w:type="dxa"/>
+            <w:tcW w:w="1958" w:type="dxa"/>
             <w:gridSpan w:val="2"/>
             <w:tcBorders>
-              <w:top w:val="single" w:sz="4" w:space="0" w:color="8EAADB"/>
-              <w:left w:val="single" w:sz="4" w:space="0" w:color="8EAADB"/>
-              <w:bottom w:val="single" w:sz="4" w:space="0" w:color="8EAADB"/>
-              <w:right w:val="single" w:sz="4" w:space="0" w:color="8EAADB"/>
+              <w:top w:val="single" w:sz="6" w:space="0" w:color="1F3864"/>
+              <w:left w:val="single" w:sz="6" w:space="0" w:color="1F3864"/>
+              <w:bottom w:val="single" w:sz="6" w:space="0" w:color="1F3864"/>
+              <w:right w:val="single" w:sz="6" w:space="0" w:color="1F3864"/>
             </w:tcBorders>
             <w:shd w:val="clear" w:color="auto" w:fill="D9E2F3"/>
             <w:tcMar>
@@ -12918,19 +12732,17 @@
         </w:tc>
       </w:tr>
       <w:tr>
-        <w:trPr>
-          <w:cantSplit/>
-        </w:trPr>
-        <w:tc>
-          <w:tcPr>
-            <w:tcW w:w="1567" w:type="dxa"/>
+        <w:trPr/>
+        <w:tc>
+          <w:tcPr>
+            <w:tcW w:w="1566" w:type="dxa"/>
             <w:gridSpan w:val="2"/>
             <w:vMerge/>
             <w:tcBorders>
-              <w:top w:val="single" w:sz="4" w:space="0" w:color="8EAADB"/>
-              <w:left w:val="single" w:sz="4" w:space="0" w:color="8EAADB"/>
-              <w:bottom w:val="single" w:sz="4" w:space="0" w:color="8EAADB"/>
-              <w:right w:val="single" w:sz="4" w:space="0" w:color="8EAADB"/>
+              <w:top w:val="single" w:sz="6" w:space="0" w:color="1F3864"/>
+              <w:left w:val="single" w:sz="6" w:space="0" w:color="1F3864"/>
+              <w:bottom w:val="single" w:sz="6" w:space="0" w:color="1F3864"/>
+              <w:right w:val="single" w:sz="6" w:space="0" w:color="1F3864"/>
             </w:tcBorders>
             <w:shd w:val="clear" w:color="auto" w:fill="D9E2F3"/>
           </w:tcPr>
@@ -12947,13 +12759,13 @@
         </w:tc>
         <w:tc>
           <w:tcPr>
-            <w:tcW w:w="1959" w:type="dxa"/>
+            <w:tcW w:w="1956" w:type="dxa"/>
             <w:gridSpan w:val="4"/>
             <w:tcBorders>
-              <w:top w:val="single" w:sz="4" w:space="0" w:color="8EAADB"/>
-              <w:left w:val="single" w:sz="4" w:space="0" w:color="8EAADB"/>
-              <w:bottom w:val="single" w:sz="4" w:space="0" w:color="8EAADB"/>
-              <w:right w:val="single" w:sz="4" w:space="0" w:color="8EAADB"/>
+              <w:top w:val="single" w:sz="6" w:space="0" w:color="1F3864"/>
+              <w:left w:val="single" w:sz="6" w:space="0" w:color="1F3864"/>
+              <w:bottom w:val="single" w:sz="6" w:space="0" w:color="1F3864"/>
+              <w:right w:val="single" w:sz="6" w:space="0" w:color="1F3864"/>
             </w:tcBorders>
             <w:shd w:val="clear" w:color="auto" w:fill="D9E2F3"/>
             <w:tcMar>
@@ -12984,13 +12796,13 @@
         </w:tc>
         <w:tc>
           <w:tcPr>
-            <w:tcW w:w="1959" w:type="dxa"/>
+            <w:tcW w:w="1957" w:type="dxa"/>
             <w:gridSpan w:val="3"/>
             <w:tcBorders>
-              <w:top w:val="single" w:sz="4" w:space="0" w:color="8EAADB"/>
-              <w:left w:val="single" w:sz="4" w:space="0" w:color="8EAADB"/>
-              <w:bottom w:val="single" w:sz="4" w:space="0" w:color="8EAADB"/>
-              <w:right w:val="single" w:sz="4" w:space="0" w:color="8EAADB"/>
+              <w:top w:val="single" w:sz="6" w:space="0" w:color="1F3864"/>
+              <w:left w:val="single" w:sz="6" w:space="0" w:color="1F3864"/>
+              <w:bottom w:val="single" w:sz="6" w:space="0" w:color="1F3864"/>
+              <w:right w:val="single" w:sz="6" w:space="0" w:color="1F3864"/>
             </w:tcBorders>
             <w:shd w:val="clear" w:color="auto" w:fill="D9E2F3"/>
             <w:tcMar>
@@ -13021,13 +12833,13 @@
         </w:tc>
         <w:tc>
           <w:tcPr>
-            <w:tcW w:w="1959" w:type="dxa"/>
+            <w:tcW w:w="1955" w:type="dxa"/>
             <w:gridSpan w:val="5"/>
             <w:tcBorders>
-              <w:top w:val="single" w:sz="4" w:space="0" w:color="8EAADB"/>
-              <w:left w:val="single" w:sz="4" w:space="0" w:color="8EAADB"/>
-              <w:bottom w:val="single" w:sz="4" w:space="0" w:color="8EAADB"/>
-              <w:right w:val="single" w:sz="4" w:space="0" w:color="8EAADB"/>
+              <w:top w:val="single" w:sz="6" w:space="0" w:color="1F3864"/>
+              <w:left w:val="single" w:sz="6" w:space="0" w:color="1F3864"/>
+              <w:bottom w:val="single" w:sz="6" w:space="0" w:color="1F3864"/>
+              <w:right w:val="single" w:sz="6" w:space="0" w:color="1F3864"/>
             </w:tcBorders>
             <w:shd w:val="clear" w:color="auto" w:fill="D9E2F3"/>
             <w:tcMar>
@@ -13058,13 +12870,13 @@
         </w:tc>
         <w:tc>
           <w:tcPr>
-            <w:tcW w:w="1959" w:type="dxa"/>
+            <w:tcW w:w="1958" w:type="dxa"/>
             <w:gridSpan w:val="2"/>
             <w:tcBorders>
-              <w:top w:val="single" w:sz="4" w:space="0" w:color="8EAADB"/>
-              <w:left w:val="single" w:sz="4" w:space="0" w:color="8EAADB"/>
-              <w:bottom w:val="single" w:sz="4" w:space="0" w:color="8EAADB"/>
-              <w:right w:val="single" w:sz="4" w:space="0" w:color="8EAADB"/>
+              <w:top w:val="single" w:sz="6" w:space="0" w:color="1F3864"/>
+              <w:left w:val="single" w:sz="6" w:space="0" w:color="1F3864"/>
+              <w:bottom w:val="single" w:sz="6" w:space="0" w:color="1F3864"/>
+              <w:right w:val="single" w:sz="6" w:space="0" w:color="1F3864"/>
             </w:tcBorders>
             <w:shd w:val="clear" w:color="auto" w:fill="D9E2F3"/>
             <w:tcMar>
@@ -13095,19 +12907,17 @@
         </w:tc>
       </w:tr>
       <w:tr>
-        <w:trPr>
-          <w:cantSplit/>
-        </w:trPr>
-        <w:tc>
-          <w:tcPr>
-            <w:tcW w:w="1567" w:type="dxa"/>
+        <w:trPr/>
+        <w:tc>
+          <w:tcPr>
+            <w:tcW w:w="1566" w:type="dxa"/>
             <w:gridSpan w:val="2"/>
             <w:vMerge/>
             <w:tcBorders>
-              <w:top w:val="single" w:sz="4" w:space="0" w:color="8EAADB"/>
-              <w:left w:val="single" w:sz="4" w:space="0" w:color="8EAADB"/>
-              <w:bottom w:val="single" w:sz="4" w:space="0" w:color="8EAADB"/>
-              <w:right w:val="single" w:sz="4" w:space="0" w:color="8EAADB"/>
+              <w:top w:val="single" w:sz="6" w:space="0" w:color="1F3864"/>
+              <w:left w:val="single" w:sz="6" w:space="0" w:color="1F3864"/>
+              <w:bottom w:val="single" w:sz="6" w:space="0" w:color="1F3864"/>
+              <w:right w:val="single" w:sz="6" w:space="0" w:color="1F3864"/>
             </w:tcBorders>
             <w:shd w:val="clear" w:color="auto" w:fill="D9E2F3"/>
           </w:tcPr>
@@ -13124,13 +12934,13 @@
         </w:tc>
         <w:tc>
           <w:tcPr>
-            <w:tcW w:w="1959" w:type="dxa"/>
+            <w:tcW w:w="1956" w:type="dxa"/>
             <w:gridSpan w:val="4"/>
             <w:tcBorders>
-              <w:top w:val="single" w:sz="4" w:space="0" w:color="8EAADB"/>
-              <w:left w:val="single" w:sz="4" w:space="0" w:color="8EAADB"/>
-              <w:bottom w:val="single" w:sz="4" w:space="0" w:color="8EAADB"/>
-              <w:right w:val="single" w:sz="4" w:space="0" w:color="8EAADB"/>
+              <w:top w:val="single" w:sz="6" w:space="0" w:color="1F3864"/>
+              <w:left w:val="single" w:sz="6" w:space="0" w:color="1F3864"/>
+              <w:bottom w:val="single" w:sz="6" w:space="0" w:color="1F3864"/>
+              <w:right w:val="single" w:sz="6" w:space="0" w:color="1F3864"/>
             </w:tcBorders>
             <w:shd w:val="clear" w:color="auto" w:fill="D9E2F3"/>
             <w:tcMar>
@@ -13169,13 +12979,13 @@
         </w:tc>
         <w:tc>
           <w:tcPr>
-            <w:tcW w:w="1959" w:type="dxa"/>
+            <w:tcW w:w="1957" w:type="dxa"/>
             <w:gridSpan w:val="3"/>
             <w:tcBorders>
-              <w:top w:val="single" w:sz="4" w:space="0" w:color="8EAADB"/>
-              <w:left w:val="single" w:sz="4" w:space="0" w:color="8EAADB"/>
-              <w:bottom w:val="single" w:sz="4" w:space="0" w:color="8EAADB"/>
-              <w:right w:val="single" w:sz="4" w:space="0" w:color="8EAADB"/>
+              <w:top w:val="single" w:sz="6" w:space="0" w:color="1F3864"/>
+              <w:left w:val="single" w:sz="6" w:space="0" w:color="1F3864"/>
+              <w:bottom w:val="single" w:sz="6" w:space="0" w:color="1F3864"/>
+              <w:right w:val="single" w:sz="6" w:space="0" w:color="1F3864"/>
             </w:tcBorders>
             <w:shd w:val="clear" w:color="auto" w:fill="D9E2F3"/>
             <w:tcMar>
@@ -13206,13 +13016,13 @@
         </w:tc>
         <w:tc>
           <w:tcPr>
-            <w:tcW w:w="1959" w:type="dxa"/>
+            <w:tcW w:w="1955" w:type="dxa"/>
             <w:gridSpan w:val="5"/>
             <w:tcBorders>
-              <w:top w:val="single" w:sz="4" w:space="0" w:color="8EAADB"/>
-              <w:left w:val="single" w:sz="4" w:space="0" w:color="8EAADB"/>
-              <w:bottom w:val="single" w:sz="4" w:space="0" w:color="8EAADB"/>
-              <w:right w:val="single" w:sz="4" w:space="0" w:color="8EAADB"/>
+              <w:top w:val="single" w:sz="6" w:space="0" w:color="1F3864"/>
+              <w:left w:val="single" w:sz="6" w:space="0" w:color="1F3864"/>
+              <w:bottom w:val="single" w:sz="6" w:space="0" w:color="1F3864"/>
+              <w:right w:val="single" w:sz="6" w:space="0" w:color="1F3864"/>
             </w:tcBorders>
             <w:shd w:val="clear" w:color="auto" w:fill="D9E2F3"/>
             <w:tcMar>
@@ -13243,13 +13053,13 @@
         </w:tc>
         <w:tc>
           <w:tcPr>
-            <w:tcW w:w="1959" w:type="dxa"/>
+            <w:tcW w:w="1958" w:type="dxa"/>
             <w:gridSpan w:val="2"/>
             <w:tcBorders>
-              <w:top w:val="single" w:sz="4" w:space="0" w:color="8EAADB"/>
-              <w:left w:val="single" w:sz="4" w:space="0" w:color="8EAADB"/>
-              <w:bottom w:val="single" w:sz="4" w:space="0" w:color="8EAADB"/>
-              <w:right w:val="single" w:sz="4" w:space="0" w:color="8EAADB"/>
+              <w:top w:val="single" w:sz="6" w:space="0" w:color="1F3864"/>
+              <w:left w:val="single" w:sz="6" w:space="0" w:color="1F3864"/>
+              <w:bottom w:val="single" w:sz="6" w:space="0" w:color="1F3864"/>
+              <w:right w:val="single" w:sz="6" w:space="0" w:color="1F3864"/>
             </w:tcBorders>
             <w:shd w:val="clear" w:color="auto" w:fill="D9E2F3"/>
             <w:tcMar>
@@ -13280,19 +13090,17 @@
         </w:tc>
       </w:tr>
       <w:tr>
-        <w:trPr>
-          <w:cantSplit/>
-        </w:trPr>
-        <w:tc>
-          <w:tcPr>
-            <w:tcW w:w="1567" w:type="dxa"/>
+        <w:trPr/>
+        <w:tc>
+          <w:tcPr>
+            <w:tcW w:w="1566" w:type="dxa"/>
             <w:gridSpan w:val="2"/>
             <w:vMerge/>
             <w:tcBorders>
-              <w:top w:val="single" w:sz="4" w:space="0" w:color="8EAADB"/>
-              <w:left w:val="single" w:sz="4" w:space="0" w:color="8EAADB"/>
-              <w:bottom w:val="single" w:sz="4" w:space="0" w:color="8EAADB"/>
-              <w:right w:val="single" w:sz="4" w:space="0" w:color="8EAADB"/>
+              <w:top w:val="single" w:sz="6" w:space="0" w:color="1F3864"/>
+              <w:left w:val="single" w:sz="6" w:space="0" w:color="1F3864"/>
+              <w:bottom w:val="single" w:sz="6" w:space="0" w:color="1F3864"/>
+              <w:right w:val="single" w:sz="6" w:space="0" w:color="1F3864"/>
             </w:tcBorders>
             <w:shd w:val="clear" w:color="auto" w:fill="D9E2F3"/>
           </w:tcPr>
@@ -13309,13 +13117,13 @@
         </w:tc>
         <w:tc>
           <w:tcPr>
-            <w:tcW w:w="6270" w:type="dxa"/>
+            <w:tcW w:w="6259" w:type="dxa"/>
             <w:gridSpan w:val="13"/>
             <w:tcBorders>
-              <w:top w:val="single" w:sz="4" w:space="0" w:color="8EAADB"/>
-              <w:left w:val="single" w:sz="4" w:space="0" w:color="8EAADB"/>
-              <w:bottom w:val="single" w:sz="4" w:space="0" w:color="8EAADB"/>
-              <w:right w:val="single" w:sz="4" w:space="0" w:color="8EAADB"/>
+              <w:top w:val="single" w:sz="6" w:space="0" w:color="1F3864"/>
+              <w:left w:val="single" w:sz="6" w:space="0" w:color="1F3864"/>
+              <w:bottom w:val="single" w:sz="6" w:space="0" w:color="1F3864"/>
+              <w:right w:val="single" w:sz="6" w:space="0" w:color="1F3864"/>
             </w:tcBorders>
             <w:shd w:val="clear" w:color="auto" w:fill="D9E2F3"/>
             <w:tcMar>
@@ -13362,10 +13170,10 @@
           <w:tcPr>
             <w:tcW w:w="1567" w:type="dxa"/>
             <w:tcBorders>
-              <w:top w:val="single" w:sz="4" w:space="0" w:color="4472C4"/>
-              <w:left w:val="single" w:sz="4" w:space="0" w:color="4472C4"/>
-              <w:bottom w:val="single" w:sz="4" w:space="0" w:color="4472C4"/>
-              <w:right w:val="single" w:sz="4" w:space="0" w:color="4472C4"/>
+              <w:top w:val="single" w:sz="6" w:space="0" w:color="1F3864"/>
+              <w:left w:val="single" w:sz="6" w:space="0" w:color="1F3864"/>
+              <w:bottom w:val="single" w:sz="6" w:space="0" w:color="1F3864"/>
+              <w:right w:val="single" w:sz="6" w:space="0" w:color="1F3864"/>
             </w:tcBorders>
             <w:shd w:val="clear" w:color="auto" w:fill="4472C4"/>
             <w:tcMar>
@@ -13404,19 +13212,17 @@
         </w:tc>
       </w:tr>
       <w:tr>
-        <w:trPr>
-          <w:cantSplit/>
-        </w:trPr>
-        <w:tc>
-          <w:tcPr>
-            <w:tcW w:w="1567" w:type="dxa"/>
+        <w:trPr/>
+        <w:tc>
+          <w:tcPr>
+            <w:tcW w:w="1566" w:type="dxa"/>
             <w:gridSpan w:val="2"/>
             <w:vMerge/>
             <w:tcBorders>
-              <w:top w:val="single" w:sz="4" w:space="0" w:color="8EAADB"/>
-              <w:left w:val="single" w:sz="4" w:space="0" w:color="8EAADB"/>
-              <w:bottom w:val="single" w:sz="4" w:space="0" w:color="8EAADB"/>
-              <w:right w:val="single" w:sz="4" w:space="0" w:color="8EAADB"/>
+              <w:top w:val="single" w:sz="6" w:space="0" w:color="1F3864"/>
+              <w:left w:val="single" w:sz="6" w:space="0" w:color="1F3864"/>
+              <w:bottom w:val="single" w:sz="6" w:space="0" w:color="1F3864"/>
+              <w:right w:val="single" w:sz="6" w:space="0" w:color="1F3864"/>
             </w:tcBorders>
             <w:shd w:val="clear" w:color="auto" w:fill="D9E2F3"/>
           </w:tcPr>
@@ -13433,13 +13239,13 @@
         </w:tc>
         <w:tc>
           <w:tcPr>
-            <w:tcW w:w="1959" w:type="dxa"/>
+            <w:tcW w:w="1956" w:type="dxa"/>
             <w:gridSpan w:val="4"/>
             <w:tcBorders>
-              <w:top w:val="single" w:sz="4" w:space="0" w:color="4472C4"/>
-              <w:left w:val="single" w:sz="4" w:space="0" w:color="4472C4"/>
-              <w:bottom w:val="single" w:sz="4" w:space="0" w:color="4472C4"/>
-              <w:right w:val="single" w:sz="4" w:space="0" w:color="4472C4"/>
+              <w:top w:val="single" w:sz="6" w:space="0" w:color="1F3864"/>
+              <w:left w:val="single" w:sz="6" w:space="0" w:color="1F3864"/>
+              <w:bottom w:val="single" w:sz="6" w:space="0" w:color="1F3864"/>
+              <w:right w:val="single" w:sz="6" w:space="0" w:color="1F3864"/>
             </w:tcBorders>
             <w:shd w:val="clear" w:color="auto" w:fill="4472C4"/>
             <w:tcMar>
@@ -13478,13 +13284,13 @@
         </w:tc>
         <w:tc>
           <w:tcPr>
-            <w:tcW w:w="1959" w:type="dxa"/>
+            <w:tcW w:w="1957" w:type="dxa"/>
             <w:gridSpan w:val="3"/>
             <w:tcBorders>
-              <w:top w:val="single" w:sz="4" w:space="0" w:color="4472C4"/>
-              <w:left w:val="single" w:sz="4" w:space="0" w:color="4472C4"/>
-              <w:bottom w:val="single" w:sz="4" w:space="0" w:color="4472C4"/>
-              <w:right w:val="single" w:sz="4" w:space="0" w:color="4472C4"/>
+              <w:top w:val="single" w:sz="6" w:space="0" w:color="1F3864"/>
+              <w:left w:val="single" w:sz="6" w:space="0" w:color="1F3864"/>
+              <w:bottom w:val="single" w:sz="6" w:space="0" w:color="1F3864"/>
+              <w:right w:val="single" w:sz="6" w:space="0" w:color="1F3864"/>
             </w:tcBorders>
             <w:shd w:val="clear" w:color="auto" w:fill="4472C4"/>
             <w:tcMar>
@@ -13523,13 +13329,13 @@
         </w:tc>
         <w:tc>
           <w:tcPr>
-            <w:tcW w:w="1959" w:type="dxa"/>
+            <w:tcW w:w="1955" w:type="dxa"/>
             <w:gridSpan w:val="5"/>
             <w:tcBorders>
-              <w:top w:val="single" w:sz="4" w:space="0" w:color="4472C4"/>
-              <w:left w:val="single" w:sz="4" w:space="0" w:color="4472C4"/>
-              <w:bottom w:val="single" w:sz="4" w:space="0" w:color="4472C4"/>
-              <w:right w:val="single" w:sz="4" w:space="0" w:color="4472C4"/>
+              <w:top w:val="single" w:sz="6" w:space="0" w:color="1F3864"/>
+              <w:left w:val="single" w:sz="6" w:space="0" w:color="1F3864"/>
+              <w:bottom w:val="single" w:sz="6" w:space="0" w:color="1F3864"/>
+              <w:right w:val="single" w:sz="6" w:space="0" w:color="1F3864"/>
             </w:tcBorders>
             <w:shd w:val="clear" w:color="auto" w:fill="4472C4"/>
             <w:tcMar>
@@ -13568,13 +13374,13 @@
         </w:tc>
         <w:tc>
           <w:tcPr>
-            <w:tcW w:w="1959" w:type="dxa"/>
+            <w:tcW w:w="1958" w:type="dxa"/>
             <w:gridSpan w:val="2"/>
             <w:tcBorders>
-              <w:top w:val="single" w:sz="4" w:space="0" w:color="4472C4"/>
-              <w:left w:val="single" w:sz="4" w:space="0" w:color="4472C4"/>
-              <w:bottom w:val="single" w:sz="4" w:space="0" w:color="4472C4"/>
-              <w:right w:val="single" w:sz="4" w:space="0" w:color="4472C4"/>
+              <w:top w:val="single" w:sz="6" w:space="0" w:color="1F3864"/>
+              <w:left w:val="single" w:sz="6" w:space="0" w:color="1F3864"/>
+              <w:bottom w:val="single" w:sz="6" w:space="0" w:color="1F3864"/>
+              <w:right w:val="single" w:sz="6" w:space="0" w:color="1F3864"/>
             </w:tcBorders>
             <w:shd w:val="clear" w:color="auto" w:fill="4472C4"/>
             <w:tcMar>
@@ -13613,19 +13419,17 @@
         </w:tc>
       </w:tr>
       <w:tr>
-        <w:trPr>
-          <w:cantSplit/>
-        </w:trPr>
-        <w:tc>
-          <w:tcPr>
-            <w:tcW w:w="1567" w:type="dxa"/>
+        <w:trPr/>
+        <w:tc>
+          <w:tcPr>
+            <w:tcW w:w="1566" w:type="dxa"/>
             <w:gridSpan w:val="2"/>
             <w:vMerge/>
             <w:tcBorders>
-              <w:top w:val="single" w:sz="4" w:space="0" w:color="8EAADB"/>
-              <w:left w:val="single" w:sz="4" w:space="0" w:color="8EAADB"/>
-              <w:bottom w:val="single" w:sz="4" w:space="0" w:color="8EAADB"/>
-              <w:right w:val="single" w:sz="4" w:space="0" w:color="8EAADB"/>
+              <w:top w:val="single" w:sz="6" w:space="0" w:color="1F3864"/>
+              <w:left w:val="single" w:sz="6" w:space="0" w:color="1F3864"/>
+              <w:bottom w:val="single" w:sz="6" w:space="0" w:color="1F3864"/>
+              <w:right w:val="single" w:sz="6" w:space="0" w:color="1F3864"/>
             </w:tcBorders>
             <w:shd w:val="clear" w:color="auto" w:fill="D9E2F3"/>
           </w:tcPr>
@@ -13642,13 +13446,13 @@
         </w:tc>
         <w:tc>
           <w:tcPr>
-            <w:tcW w:w="1959" w:type="dxa"/>
+            <w:tcW w:w="1956" w:type="dxa"/>
             <w:gridSpan w:val="4"/>
             <w:tcBorders>
-              <w:top w:val="single" w:sz="4" w:space="0" w:color="8EAADB"/>
-              <w:left w:val="single" w:sz="4" w:space="0" w:color="8EAADB"/>
-              <w:bottom w:val="single" w:sz="4" w:space="0" w:color="8EAADB"/>
-              <w:right w:val="single" w:sz="4" w:space="0" w:color="8EAADB"/>
+              <w:top w:val="single" w:sz="6" w:space="0" w:color="1F3864"/>
+              <w:left w:val="single" w:sz="6" w:space="0" w:color="1F3864"/>
+              <w:bottom w:val="single" w:sz="6" w:space="0" w:color="1F3864"/>
+              <w:right w:val="single" w:sz="6" w:space="0" w:color="1F3864"/>
             </w:tcBorders>
             <w:shd w:val="clear" w:color="auto" w:fill="D9E2F3"/>
             <w:tcMar>
@@ -13679,13 +13483,13 @@
         </w:tc>
         <w:tc>
           <w:tcPr>
-            <w:tcW w:w="1959" w:type="dxa"/>
+            <w:tcW w:w="1957" w:type="dxa"/>
             <w:gridSpan w:val="3"/>
             <w:tcBorders>
-              <w:top w:val="single" w:sz="4" w:space="0" w:color="8EAADB"/>
-              <w:left w:val="single" w:sz="4" w:space="0" w:color="8EAADB"/>
-              <w:bottom w:val="single" w:sz="4" w:space="0" w:color="8EAADB"/>
-              <w:right w:val="single" w:sz="4" w:space="0" w:color="8EAADB"/>
+              <w:top w:val="single" w:sz="6" w:space="0" w:color="1F3864"/>
+              <w:left w:val="single" w:sz="6" w:space="0" w:color="1F3864"/>
+              <w:bottom w:val="single" w:sz="6" w:space="0" w:color="1F3864"/>
+              <w:right w:val="single" w:sz="6" w:space="0" w:color="1F3864"/>
             </w:tcBorders>
             <w:shd w:val="clear" w:color="auto" w:fill="D9E2F3"/>
             <w:tcMar>
@@ -13716,13 +13520,13 @@
         </w:tc>
         <w:tc>
           <w:tcPr>
-            <w:tcW w:w="1959" w:type="dxa"/>
+            <w:tcW w:w="1955" w:type="dxa"/>
             <w:gridSpan w:val="5"/>
             <w:tcBorders>
-              <w:top w:val="single" w:sz="4" w:space="0" w:color="8EAADB"/>
-              <w:left w:val="single" w:sz="4" w:space="0" w:color="8EAADB"/>
-              <w:bottom w:val="single" w:sz="4" w:space="0" w:color="8EAADB"/>
-              <w:right w:val="single" w:sz="4" w:space="0" w:color="8EAADB"/>
+              <w:top w:val="single" w:sz="6" w:space="0" w:color="1F3864"/>
+              <w:left w:val="single" w:sz="6" w:space="0" w:color="1F3864"/>
+              <w:bottom w:val="single" w:sz="6" w:space="0" w:color="1F3864"/>
+              <w:right w:val="single" w:sz="6" w:space="0" w:color="1F3864"/>
             </w:tcBorders>
             <w:shd w:val="clear" w:color="auto" w:fill="D9E2F3"/>
             <w:tcMar>
@@ -13753,13 +13557,13 @@
         </w:tc>
         <w:tc>
           <w:tcPr>
-            <w:tcW w:w="1959" w:type="dxa"/>
+            <w:tcW w:w="1958" w:type="dxa"/>
             <w:gridSpan w:val="2"/>
             <w:tcBorders>
-              <w:top w:val="single" w:sz="4" w:space="0" w:color="8EAADB"/>
-              <w:left w:val="single" w:sz="4" w:space="0" w:color="8EAADB"/>
-              <w:bottom w:val="single" w:sz="4" w:space="0" w:color="8EAADB"/>
-              <w:right w:val="single" w:sz="4" w:space="0" w:color="8EAADB"/>
+              <w:top w:val="single" w:sz="6" w:space="0" w:color="1F3864"/>
+              <w:left w:val="single" w:sz="6" w:space="0" w:color="1F3864"/>
+              <w:bottom w:val="single" w:sz="6" w:space="0" w:color="1F3864"/>
+              <w:right w:val="single" w:sz="6" w:space="0" w:color="1F3864"/>
             </w:tcBorders>
             <w:shd w:val="clear" w:color="auto" w:fill="D9E2F3"/>
             <w:tcMar>
@@ -13790,19 +13594,17 @@
         </w:tc>
       </w:tr>
       <w:tr>
-        <w:trPr>
-          <w:cantSplit/>
-        </w:trPr>
-        <w:tc>
-          <w:tcPr>
-            <w:tcW w:w="1567" w:type="dxa"/>
+        <w:trPr/>
+        <w:tc>
+          <w:tcPr>
+            <w:tcW w:w="1566" w:type="dxa"/>
             <w:gridSpan w:val="2"/>
             <w:vMerge/>
             <w:tcBorders>
-              <w:top w:val="single" w:sz="4" w:space="0" w:color="8EAADB"/>
-              <w:left w:val="single" w:sz="4" w:space="0" w:color="8EAADB"/>
-              <w:bottom w:val="single" w:sz="4" w:space="0" w:color="8EAADB"/>
-              <w:right w:val="single" w:sz="4" w:space="0" w:color="8EAADB"/>
+              <w:top w:val="single" w:sz="6" w:space="0" w:color="1F3864"/>
+              <w:left w:val="single" w:sz="6" w:space="0" w:color="1F3864"/>
+              <w:bottom w:val="single" w:sz="6" w:space="0" w:color="1F3864"/>
+              <w:right w:val="single" w:sz="6" w:space="0" w:color="1F3864"/>
             </w:tcBorders>
             <w:shd w:val="clear" w:color="auto" w:fill="D9E2F3"/>
           </w:tcPr>
@@ -13819,13 +13621,13 @@
         </w:tc>
         <w:tc>
           <w:tcPr>
-            <w:tcW w:w="1959" w:type="dxa"/>
+            <w:tcW w:w="1956" w:type="dxa"/>
             <w:gridSpan w:val="4"/>
             <w:tcBorders>
-              <w:top w:val="single" w:sz="4" w:space="0" w:color="8EAADB"/>
-              <w:left w:val="single" w:sz="4" w:space="0" w:color="8EAADB"/>
-              <w:bottom w:val="single" w:sz="4" w:space="0" w:color="8EAADB"/>
-              <w:right w:val="single" w:sz="4" w:space="0" w:color="8EAADB"/>
+              <w:top w:val="single" w:sz="6" w:space="0" w:color="1F3864"/>
+              <w:left w:val="single" w:sz="6" w:space="0" w:color="1F3864"/>
+              <w:bottom w:val="single" w:sz="6" w:space="0" w:color="1F3864"/>
+              <w:right w:val="single" w:sz="6" w:space="0" w:color="1F3864"/>
             </w:tcBorders>
             <w:shd w:val="clear" w:color="auto" w:fill="D9E2F3"/>
             <w:tcMar>
@@ -13856,13 +13658,13 @@
         </w:tc>
         <w:tc>
           <w:tcPr>
-            <w:tcW w:w="1959" w:type="dxa"/>
+            <w:tcW w:w="1957" w:type="dxa"/>
             <w:gridSpan w:val="3"/>
             <w:tcBorders>
-              <w:top w:val="single" w:sz="4" w:space="0" w:color="8EAADB"/>
-              <w:left w:val="single" w:sz="4" w:space="0" w:color="8EAADB"/>
-              <w:bottom w:val="single" w:sz="4" w:space="0" w:color="8EAADB"/>
-              <w:right w:val="single" w:sz="4" w:space="0" w:color="8EAADB"/>
+              <w:top w:val="single" w:sz="6" w:space="0" w:color="1F3864"/>
+              <w:left w:val="single" w:sz="6" w:space="0" w:color="1F3864"/>
+              <w:bottom w:val="single" w:sz="6" w:space="0" w:color="1F3864"/>
+              <w:right w:val="single" w:sz="6" w:space="0" w:color="1F3864"/>
             </w:tcBorders>
             <w:shd w:val="clear" w:color="auto" w:fill="D9E2F3"/>
             <w:tcMar>
@@ -13893,13 +13695,13 @@
         </w:tc>
         <w:tc>
           <w:tcPr>
-            <w:tcW w:w="1959" w:type="dxa"/>
+            <w:tcW w:w="1955" w:type="dxa"/>
             <w:gridSpan w:val="5"/>
             <w:tcBorders>
-              <w:top w:val="single" w:sz="4" w:space="0" w:color="8EAADB"/>
-              <w:left w:val="single" w:sz="4" w:space="0" w:color="8EAADB"/>
-              <w:bottom w:val="single" w:sz="4" w:space="0" w:color="8EAADB"/>
-              <w:right w:val="single" w:sz="4" w:space="0" w:color="8EAADB"/>
+              <w:top w:val="single" w:sz="6" w:space="0" w:color="1F3864"/>
+              <w:left w:val="single" w:sz="6" w:space="0" w:color="1F3864"/>
+              <w:bottom w:val="single" w:sz="6" w:space="0" w:color="1F3864"/>
+              <w:right w:val="single" w:sz="6" w:space="0" w:color="1F3864"/>
             </w:tcBorders>
             <w:shd w:val="clear" w:color="auto" w:fill="D9E2F3"/>
             <w:tcMar>
@@ -13930,13 +13732,13 @@
         </w:tc>
         <w:tc>
           <w:tcPr>
-            <w:tcW w:w="1959" w:type="dxa"/>
+            <w:tcW w:w="1958" w:type="dxa"/>
             <w:gridSpan w:val="2"/>
             <w:tcBorders>
-              <w:top w:val="single" w:sz="4" w:space="0" w:color="8EAADB"/>
-              <w:left w:val="single" w:sz="4" w:space="0" w:color="8EAADB"/>
-              <w:bottom w:val="single" w:sz="4" w:space="0" w:color="8EAADB"/>
-              <w:right w:val="single" w:sz="4" w:space="0" w:color="8EAADB"/>
+              <w:top w:val="single" w:sz="6" w:space="0" w:color="1F3864"/>
+              <w:left w:val="single" w:sz="6" w:space="0" w:color="1F3864"/>
+              <w:bottom w:val="single" w:sz="6" w:space="0" w:color="1F3864"/>
+              <w:right w:val="single" w:sz="6" w:space="0" w:color="1F3864"/>
             </w:tcBorders>
             <w:shd w:val="clear" w:color="auto" w:fill="D9E2F3"/>
             <w:tcMar>
@@ -13967,19 +13769,17 @@
         </w:tc>
       </w:tr>
       <w:tr>
-        <w:trPr>
-          <w:cantSplit/>
-        </w:trPr>
-        <w:tc>
-          <w:tcPr>
-            <w:tcW w:w="1567" w:type="dxa"/>
+        <w:trPr/>
+        <w:tc>
+          <w:tcPr>
+            <w:tcW w:w="1566" w:type="dxa"/>
             <w:gridSpan w:val="2"/>
             <w:vMerge/>
             <w:tcBorders>
-              <w:top w:val="single" w:sz="4" w:space="0" w:color="8EAADB"/>
-              <w:left w:val="single" w:sz="4" w:space="0" w:color="8EAADB"/>
-              <w:bottom w:val="single" w:sz="4" w:space="0" w:color="8EAADB"/>
-              <w:right w:val="single" w:sz="4" w:space="0" w:color="8EAADB"/>
+              <w:top w:val="single" w:sz="6" w:space="0" w:color="1F3864"/>
+              <w:left w:val="single" w:sz="6" w:space="0" w:color="1F3864"/>
+              <w:bottom w:val="single" w:sz="6" w:space="0" w:color="1F3864"/>
+              <w:right w:val="single" w:sz="6" w:space="0" w:color="1F3864"/>
             </w:tcBorders>
             <w:shd w:val="clear" w:color="auto" w:fill="D9E2F3"/>
           </w:tcPr>
@@ -13996,13 +13796,13 @@
         </w:tc>
         <w:tc>
           <w:tcPr>
-            <w:tcW w:w="1959" w:type="dxa"/>
+            <w:tcW w:w="1956" w:type="dxa"/>
             <w:gridSpan w:val="4"/>
             <w:tcBorders>
-              <w:top w:val="single" w:sz="4" w:space="0" w:color="8EAADB"/>
-              <w:left w:val="single" w:sz="4" w:space="0" w:color="8EAADB"/>
-              <w:bottom w:val="single" w:sz="4" w:space="0" w:color="8EAADB"/>
-              <w:right w:val="single" w:sz="4" w:space="0" w:color="8EAADB"/>
+              <w:top w:val="single" w:sz="6" w:space="0" w:color="1F3864"/>
+              <w:left w:val="single" w:sz="6" w:space="0" w:color="1F3864"/>
+              <w:bottom w:val="single" w:sz="6" w:space="0" w:color="1F3864"/>
+              <w:right w:val="single" w:sz="6" w:space="0" w:color="1F3864"/>
             </w:tcBorders>
             <w:shd w:val="clear" w:color="auto" w:fill="D9E2F3"/>
             <w:tcMar>
@@ -14033,13 +13833,13 @@
         </w:tc>
         <w:tc>
           <w:tcPr>
-            <w:tcW w:w="1959" w:type="dxa"/>
+            <w:tcW w:w="1957" w:type="dxa"/>
             <w:gridSpan w:val="3"/>
             <w:tcBorders>
-              <w:top w:val="single" w:sz="4" w:space="0" w:color="8EAADB"/>
-              <w:left w:val="single" w:sz="4" w:space="0" w:color="8EAADB"/>
-              <w:bottom w:val="single" w:sz="4" w:space="0" w:color="8EAADB"/>
-              <w:right w:val="single" w:sz="4" w:space="0" w:color="8EAADB"/>
+              <w:top w:val="single" w:sz="6" w:space="0" w:color="1F3864"/>
+              <w:left w:val="single" w:sz="6" w:space="0" w:color="1F3864"/>
+              <w:bottom w:val="single" w:sz="6" w:space="0" w:color="1F3864"/>
+              <w:right w:val="single" w:sz="6" w:space="0" w:color="1F3864"/>
             </w:tcBorders>
             <w:shd w:val="clear" w:color="auto" w:fill="D9E2F3"/>
             <w:tcMar>
@@ -14070,13 +13870,13 @@
         </w:tc>
         <w:tc>
           <w:tcPr>
-            <w:tcW w:w="1959" w:type="dxa"/>
+            <w:tcW w:w="1955" w:type="dxa"/>
             <w:gridSpan w:val="5"/>
             <w:tcBorders>
-              <w:top w:val="single" w:sz="4" w:space="0" w:color="8EAADB"/>
-              <w:left w:val="single" w:sz="4" w:space="0" w:color="8EAADB"/>
-              <w:bottom w:val="single" w:sz="4" w:space="0" w:color="8EAADB"/>
-              <w:right w:val="single" w:sz="4" w:space="0" w:color="8EAADB"/>
+              <w:top w:val="single" w:sz="6" w:space="0" w:color="1F3864"/>
+              <w:left w:val="single" w:sz="6" w:space="0" w:color="1F3864"/>
+              <w:bottom w:val="single" w:sz="6" w:space="0" w:color="1F3864"/>
+              <w:right w:val="single" w:sz="6" w:space="0" w:color="1F3864"/>
             </w:tcBorders>
             <w:shd w:val="clear" w:color="auto" w:fill="D9E2F3"/>
             <w:tcMar>
@@ -14107,13 +13907,13 @@
         </w:tc>
         <w:tc>
           <w:tcPr>
-            <w:tcW w:w="1959" w:type="dxa"/>
+            <w:tcW w:w="1958" w:type="dxa"/>
             <w:gridSpan w:val="2"/>
             <w:tcBorders>
-              <w:top w:val="single" w:sz="4" w:space="0" w:color="8EAADB"/>
-              <w:left w:val="single" w:sz="4" w:space="0" w:color="8EAADB"/>
-              <w:bottom w:val="single" w:sz="4" w:space="0" w:color="8EAADB"/>
-              <w:right w:val="single" w:sz="4" w:space="0" w:color="8EAADB"/>
+              <w:top w:val="single" w:sz="6" w:space="0" w:color="1F3864"/>
+              <w:left w:val="single" w:sz="6" w:space="0" w:color="1F3864"/>
+              <w:bottom w:val="single" w:sz="6" w:space="0" w:color="1F3864"/>
+              <w:right w:val="single" w:sz="6" w:space="0" w:color="1F3864"/>
             </w:tcBorders>
             <w:shd w:val="clear" w:color="auto" w:fill="D9E2F3"/>
             <w:tcMar>
@@ -14144,19 +13944,17 @@
         </w:tc>
       </w:tr>
       <w:tr>
-        <w:trPr>
-          <w:cantSplit/>
-        </w:trPr>
-        <w:tc>
-          <w:tcPr>
-            <w:tcW w:w="1567" w:type="dxa"/>
+        <w:trPr/>
+        <w:tc>
+          <w:tcPr>
+            <w:tcW w:w="1566" w:type="dxa"/>
             <w:gridSpan w:val="2"/>
             <w:vMerge/>
             <w:tcBorders>
-              <w:top w:val="single" w:sz="4" w:space="0" w:color="8EAADB"/>
-              <w:left w:val="single" w:sz="4" w:space="0" w:color="8EAADB"/>
-              <w:bottom w:val="single" w:sz="4" w:space="0" w:color="8EAADB"/>
-              <w:right w:val="single" w:sz="4" w:space="0" w:color="8EAADB"/>
+              <w:top w:val="single" w:sz="6" w:space="0" w:color="1F3864"/>
+              <w:left w:val="single" w:sz="6" w:space="0" w:color="1F3864"/>
+              <w:bottom w:val="single" w:sz="6" w:space="0" w:color="1F3864"/>
+              <w:right w:val="single" w:sz="6" w:space="0" w:color="1F3864"/>
             </w:tcBorders>
             <w:shd w:val="clear" w:color="auto" w:fill="D9E2F3"/>
           </w:tcPr>
@@ -14173,13 +13971,13 @@
         </w:tc>
         <w:tc>
           <w:tcPr>
-            <w:tcW w:w="6270" w:type="dxa"/>
+            <w:tcW w:w="6259" w:type="dxa"/>
             <w:gridSpan w:val="13"/>
             <w:tcBorders>
-              <w:top w:val="single" w:sz="4" w:space="0" w:color="8EAADB"/>
-              <w:left w:val="single" w:sz="4" w:space="0" w:color="8EAADB"/>
-              <w:bottom w:val="single" w:sz="4" w:space="0" w:color="8EAADB"/>
-              <w:right w:val="single" w:sz="4" w:space="0" w:color="8EAADB"/>
+              <w:top w:val="single" w:sz="6" w:space="0" w:color="1F3864"/>
+              <w:left w:val="single" w:sz="6" w:space="0" w:color="1F3864"/>
+              <w:bottom w:val="single" w:sz="6" w:space="0" w:color="1F3864"/>
+              <w:right w:val="single" w:sz="6" w:space="0" w:color="1F3864"/>
             </w:tcBorders>
             <w:shd w:val="clear" w:color="auto" w:fill="D9E2F3"/>
             <w:tcMar>
@@ -14226,10 +14024,10 @@
           <w:tcPr>
             <w:tcW w:w="1567" w:type="dxa"/>
             <w:tcBorders>
-              <w:top w:val="single" w:sz="4" w:space="0" w:color="4472C4"/>
-              <w:left w:val="single" w:sz="4" w:space="0" w:color="4472C4"/>
-              <w:bottom w:val="single" w:sz="4" w:space="0" w:color="4472C4"/>
-              <w:right w:val="single" w:sz="4" w:space="0" w:color="4472C4"/>
+              <w:top w:val="single" w:sz="6" w:space="0" w:color="1F3864"/>
+              <w:left w:val="single" w:sz="6" w:space="0" w:color="1F3864"/>
+              <w:bottom w:val="single" w:sz="6" w:space="0" w:color="1F3864"/>
+              <w:right w:val="single" w:sz="6" w:space="0" w:color="1F3864"/>
             </w:tcBorders>
             <w:shd w:val="clear" w:color="auto" w:fill="4472C4"/>
             <w:tcMar>
@@ -14268,19 +14066,17 @@
         </w:tc>
       </w:tr>
       <w:tr>
-        <w:trPr>
-          <w:cantSplit/>
-        </w:trPr>
-        <w:tc>
-          <w:tcPr>
-            <w:tcW w:w="1567" w:type="dxa"/>
+        <w:trPr/>
+        <w:tc>
+          <w:tcPr>
+            <w:tcW w:w="1566" w:type="dxa"/>
             <w:gridSpan w:val="2"/>
             <w:vMerge/>
             <w:tcBorders>
-              <w:top w:val="single" w:sz="4" w:space="0" w:color="8EAADB"/>
-              <w:left w:val="single" w:sz="4" w:space="0" w:color="8EAADB"/>
-              <w:bottom w:val="single" w:sz="4" w:space="0" w:color="8EAADB"/>
-              <w:right w:val="single" w:sz="4" w:space="0" w:color="8EAADB"/>
+              <w:top w:val="single" w:sz="6" w:space="0" w:color="1F3864"/>
+              <w:left w:val="single" w:sz="6" w:space="0" w:color="1F3864"/>
+              <w:bottom w:val="single" w:sz="6" w:space="0" w:color="1F3864"/>
+              <w:right w:val="single" w:sz="6" w:space="0" w:color="1F3864"/>
             </w:tcBorders>
             <w:shd w:val="clear" w:color="auto" w:fill="D9E2F3"/>
           </w:tcPr>
@@ -14297,13 +14093,13 @@
         </w:tc>
         <w:tc>
           <w:tcPr>
-            <w:tcW w:w="1959" w:type="dxa"/>
+            <w:tcW w:w="1956" w:type="dxa"/>
             <w:gridSpan w:val="4"/>
             <w:tcBorders>
-              <w:top w:val="single" w:sz="4" w:space="0" w:color="4472C4"/>
-              <w:left w:val="single" w:sz="4" w:space="0" w:color="4472C4"/>
-              <w:bottom w:val="single" w:sz="4" w:space="0" w:color="4472C4"/>
-              <w:right w:val="single" w:sz="4" w:space="0" w:color="4472C4"/>
+              <w:top w:val="single" w:sz="6" w:space="0" w:color="1F3864"/>
+              <w:left w:val="single" w:sz="6" w:space="0" w:color="1F3864"/>
+              <w:bottom w:val="single" w:sz="6" w:space="0" w:color="1F3864"/>
+              <w:right w:val="single" w:sz="6" w:space="0" w:color="1F3864"/>
             </w:tcBorders>
             <w:shd w:val="clear" w:color="auto" w:fill="4472C4"/>
             <w:tcMar>
@@ -14342,13 +14138,13 @@
         </w:tc>
         <w:tc>
           <w:tcPr>
-            <w:tcW w:w="1959" w:type="dxa"/>
+            <w:tcW w:w="1957" w:type="dxa"/>
             <w:gridSpan w:val="3"/>
             <w:tcBorders>
-              <w:top w:val="single" w:sz="4" w:space="0" w:color="4472C4"/>
-              <w:left w:val="single" w:sz="4" w:space="0" w:color="4472C4"/>
-              <w:bottom w:val="single" w:sz="4" w:space="0" w:color="4472C4"/>
-              <w:right w:val="single" w:sz="4" w:space="0" w:color="4472C4"/>
+              <w:top w:val="single" w:sz="6" w:space="0" w:color="1F3864"/>
+              <w:left w:val="single" w:sz="6" w:space="0" w:color="1F3864"/>
+              <w:bottom w:val="single" w:sz="6" w:space="0" w:color="1F3864"/>
+              <w:right w:val="single" w:sz="6" w:space="0" w:color="1F3864"/>
             </w:tcBorders>
             <w:shd w:val="clear" w:color="auto" w:fill="4472C4"/>
             <w:tcMar>
@@ -14387,13 +14183,13 @@
         </w:tc>
         <w:tc>
           <w:tcPr>
-            <w:tcW w:w="1959" w:type="dxa"/>
+            <w:tcW w:w="1955" w:type="dxa"/>
             <w:gridSpan w:val="5"/>
             <w:tcBorders>
-              <w:top w:val="single" w:sz="4" w:space="0" w:color="4472C4"/>
-              <w:left w:val="single" w:sz="4" w:space="0" w:color="4472C4"/>
-              <w:bottom w:val="single" w:sz="4" w:space="0" w:color="4472C4"/>
-              <w:right w:val="single" w:sz="4" w:space="0" w:color="4472C4"/>
+              <w:top w:val="single" w:sz="6" w:space="0" w:color="1F3864"/>
+              <w:left w:val="single" w:sz="6" w:space="0" w:color="1F3864"/>
+              <w:bottom w:val="single" w:sz="6" w:space="0" w:color="1F3864"/>
+              <w:right w:val="single" w:sz="6" w:space="0" w:color="1F3864"/>
             </w:tcBorders>
             <w:shd w:val="clear" w:color="auto" w:fill="4472C4"/>
             <w:tcMar>
@@ -14432,13 +14228,13 @@
         </w:tc>
         <w:tc>
           <w:tcPr>
-            <w:tcW w:w="1959" w:type="dxa"/>
+            <w:tcW w:w="1958" w:type="dxa"/>
             <w:gridSpan w:val="2"/>
             <w:tcBorders>
-              <w:top w:val="single" w:sz="4" w:space="0" w:color="4472C4"/>
-              <w:left w:val="single" w:sz="4" w:space="0" w:color="4472C4"/>
-              <w:bottom w:val="single" w:sz="4" w:space="0" w:color="4472C4"/>
-              <w:right w:val="single" w:sz="4" w:space="0" w:color="4472C4"/>
+              <w:top w:val="single" w:sz="6" w:space="0" w:color="1F3864"/>
+              <w:left w:val="single" w:sz="6" w:space="0" w:color="1F3864"/>
+              <w:bottom w:val="single" w:sz="6" w:space="0" w:color="1F3864"/>
+              <w:right w:val="single" w:sz="6" w:space="0" w:color="1F3864"/>
             </w:tcBorders>
             <w:shd w:val="clear" w:color="auto" w:fill="4472C4"/>
             <w:tcMar>
@@ -14477,19 +14273,17 @@
         </w:tc>
       </w:tr>
       <w:tr>
-        <w:trPr>
-          <w:cantSplit/>
-        </w:trPr>
-        <w:tc>
-          <w:tcPr>
-            <w:tcW w:w="1567" w:type="dxa"/>
+        <w:trPr/>
+        <w:tc>
+          <w:tcPr>
+            <w:tcW w:w="1566" w:type="dxa"/>
             <w:gridSpan w:val="2"/>
             <w:vMerge/>
             <w:tcBorders>
-              <w:top w:val="single" w:sz="4" w:space="0" w:color="8EAADB"/>
-              <w:left w:val="single" w:sz="4" w:space="0" w:color="8EAADB"/>
-              <w:bottom w:val="single" w:sz="4" w:space="0" w:color="8EAADB"/>
-              <w:right w:val="single" w:sz="4" w:space="0" w:color="8EAADB"/>
+              <w:top w:val="single" w:sz="6" w:space="0" w:color="1F3864"/>
+              <w:left w:val="single" w:sz="6" w:space="0" w:color="1F3864"/>
+              <w:bottom w:val="single" w:sz="6" w:space="0" w:color="1F3864"/>
+              <w:right w:val="single" w:sz="6" w:space="0" w:color="1F3864"/>
             </w:tcBorders>
             <w:shd w:val="clear" w:color="auto" w:fill="D9E2F3"/>
           </w:tcPr>
@@ -14506,13 +14300,13 @@
         </w:tc>
         <w:tc>
           <w:tcPr>
-            <w:tcW w:w="1959" w:type="dxa"/>
+            <w:tcW w:w="1956" w:type="dxa"/>
             <w:gridSpan w:val="4"/>
             <w:tcBorders>
-              <w:top w:val="single" w:sz="4" w:space="0" w:color="8EAADB"/>
-              <w:left w:val="single" w:sz="4" w:space="0" w:color="8EAADB"/>
-              <w:bottom w:val="single" w:sz="4" w:space="0" w:color="8EAADB"/>
-              <w:right w:val="single" w:sz="4" w:space="0" w:color="8EAADB"/>
+              <w:top w:val="single" w:sz="6" w:space="0" w:color="1F3864"/>
+              <w:left w:val="single" w:sz="6" w:space="0" w:color="1F3864"/>
+              <w:bottom w:val="single" w:sz="6" w:space="0" w:color="1F3864"/>
+              <w:right w:val="single" w:sz="6" w:space="0" w:color="1F3864"/>
             </w:tcBorders>
             <w:shd w:val="clear" w:color="auto" w:fill="D9E2F3"/>
             <w:tcMar>
@@ -14543,13 +14337,13 @@
         </w:tc>
         <w:tc>
           <w:tcPr>
-            <w:tcW w:w="1959" w:type="dxa"/>
+            <w:tcW w:w="1957" w:type="dxa"/>
             <w:gridSpan w:val="3"/>
             <w:tcBorders>
-              <w:top w:val="single" w:sz="4" w:space="0" w:color="8EAADB"/>
-              <w:left w:val="single" w:sz="4" w:space="0" w:color="8EAADB"/>
-              <w:bottom w:val="single" w:sz="4" w:space="0" w:color="8EAADB"/>
-              <w:right w:val="single" w:sz="4" w:space="0" w:color="8EAADB"/>
+              <w:top w:val="single" w:sz="6" w:space="0" w:color="1F3864"/>
+              <w:left w:val="single" w:sz="6" w:space="0" w:color="1F3864"/>
+              <w:bottom w:val="single" w:sz="6" w:space="0" w:color="1F3864"/>
+              <w:right w:val="single" w:sz="6" w:space="0" w:color="1F3864"/>
             </w:tcBorders>
             <w:shd w:val="clear" w:color="auto" w:fill="D9E2F3"/>
             <w:tcMar>
@@ -14580,13 +14374,13 @@
         </w:tc>
         <w:tc>
           <w:tcPr>
-            <w:tcW w:w="1959" w:type="dxa"/>
+            <w:tcW w:w="1955" w:type="dxa"/>
             <w:gridSpan w:val="5"/>
             <w:tcBorders>
-              <w:top w:val="single" w:sz="4" w:space="0" w:color="8EAADB"/>
-              <w:left w:val="single" w:sz="4" w:space="0" w:color="8EAADB"/>
-              <w:bottom w:val="single" w:sz="4" w:space="0" w:color="8EAADB"/>
-              <w:right w:val="single" w:sz="4" w:space="0" w:color="8EAADB"/>
+              <w:top w:val="single" w:sz="6" w:space="0" w:color="1F3864"/>
+              <w:left w:val="single" w:sz="6" w:space="0" w:color="1F3864"/>
+              <w:bottom w:val="single" w:sz="6" w:space="0" w:color="1F3864"/>
+              <w:right w:val="single" w:sz="6" w:space="0" w:color="1F3864"/>
             </w:tcBorders>
             <w:shd w:val="clear" w:color="auto" w:fill="D9E2F3"/>
             <w:tcMar>
@@ -14617,13 +14411,13 @@
         </w:tc>
         <w:tc>
           <w:tcPr>
-            <w:tcW w:w="1959" w:type="dxa"/>
+            <w:tcW w:w="1958" w:type="dxa"/>
             <w:gridSpan w:val="2"/>
             <w:tcBorders>
-              <w:top w:val="single" w:sz="4" w:space="0" w:color="8EAADB"/>
-              <w:left w:val="single" w:sz="4" w:space="0" w:color="8EAADB"/>
-              <w:bottom w:val="single" w:sz="4" w:space="0" w:color="8EAADB"/>
-              <w:right w:val="single" w:sz="4" w:space="0" w:color="8EAADB"/>
+              <w:top w:val="single" w:sz="6" w:space="0" w:color="1F3864"/>
+              <w:left w:val="single" w:sz="6" w:space="0" w:color="1F3864"/>
+              <w:bottom w:val="single" w:sz="6" w:space="0" w:color="1F3864"/>
+              <w:right w:val="single" w:sz="6" w:space="0" w:color="1F3864"/>
             </w:tcBorders>
             <w:shd w:val="clear" w:color="auto" w:fill="D9E2F3"/>
             <w:tcMar>
@@ -14694,19 +14488,17 @@
         </w:tc>
       </w:tr>
       <w:tr>
-        <w:trPr>
-          <w:cantSplit/>
-        </w:trPr>
-        <w:tc>
-          <w:tcPr>
-            <w:tcW w:w="1567" w:type="dxa"/>
+        <w:trPr/>
+        <w:tc>
+          <w:tcPr>
+            <w:tcW w:w="1566" w:type="dxa"/>
             <w:gridSpan w:val="2"/>
             <w:vMerge/>
             <w:tcBorders>
-              <w:top w:val="single" w:sz="4" w:space="0" w:color="8EAADB"/>
-              <w:left w:val="single" w:sz="4" w:space="0" w:color="8EAADB"/>
-              <w:bottom w:val="single" w:sz="4" w:space="0" w:color="8EAADB"/>
-              <w:right w:val="single" w:sz="4" w:space="0" w:color="8EAADB"/>
+              <w:top w:val="single" w:sz="6" w:space="0" w:color="1F3864"/>
+              <w:left w:val="single" w:sz="6" w:space="0" w:color="1F3864"/>
+              <w:bottom w:val="single" w:sz="6" w:space="0" w:color="1F3864"/>
+              <w:right w:val="single" w:sz="6" w:space="0" w:color="1F3864"/>
             </w:tcBorders>
             <w:shd w:val="clear" w:color="auto" w:fill="D9E2F3"/>
           </w:tcPr>
@@ -14723,13 +14515,13 @@
         </w:tc>
         <w:tc>
           <w:tcPr>
-            <w:tcW w:w="1959" w:type="dxa"/>
+            <w:tcW w:w="1956" w:type="dxa"/>
             <w:gridSpan w:val="4"/>
             <w:tcBorders>
-              <w:top w:val="single" w:sz="4" w:space="0" w:color="8EAADB"/>
-              <w:left w:val="single" w:sz="4" w:space="0" w:color="8EAADB"/>
-              <w:bottom w:val="single" w:sz="4" w:space="0" w:color="8EAADB"/>
-              <w:right w:val="single" w:sz="4" w:space="0" w:color="8EAADB"/>
+              <w:top w:val="single" w:sz="6" w:space="0" w:color="1F3864"/>
+              <w:left w:val="single" w:sz="6" w:space="0" w:color="1F3864"/>
+              <w:bottom w:val="single" w:sz="6" w:space="0" w:color="1F3864"/>
+              <w:right w:val="single" w:sz="6" w:space="0" w:color="1F3864"/>
             </w:tcBorders>
             <w:shd w:val="clear" w:color="auto" w:fill="D9E2F3"/>
             <w:tcMar>
@@ -14760,13 +14552,13 @@
         </w:tc>
         <w:tc>
           <w:tcPr>
-            <w:tcW w:w="1959" w:type="dxa"/>
+            <w:tcW w:w="1957" w:type="dxa"/>
             <w:gridSpan w:val="3"/>
             <w:tcBorders>
-              <w:top w:val="single" w:sz="4" w:space="0" w:color="8EAADB"/>
-              <w:left w:val="single" w:sz="4" w:space="0" w:color="8EAADB"/>
-              <w:bottom w:val="single" w:sz="4" w:space="0" w:color="8EAADB"/>
-              <w:right w:val="single" w:sz="4" w:space="0" w:color="8EAADB"/>
+              <w:top w:val="single" w:sz="6" w:space="0" w:color="1F3864"/>
+              <w:left w:val="single" w:sz="6" w:space="0" w:color="1F3864"/>
+              <w:bottom w:val="single" w:sz="6" w:space="0" w:color="1F3864"/>
+              <w:right w:val="single" w:sz="6" w:space="0" w:color="1F3864"/>
             </w:tcBorders>
             <w:shd w:val="clear" w:color="auto" w:fill="D9E2F3"/>
             <w:tcMar>
@@ -14797,13 +14589,13 @@
         </w:tc>
         <w:tc>
           <w:tcPr>
-            <w:tcW w:w="1959" w:type="dxa"/>
+            <w:tcW w:w="1955" w:type="dxa"/>
             <w:gridSpan w:val="5"/>
             <w:tcBorders>
-              <w:top w:val="single" w:sz="4" w:space="0" w:color="8EAADB"/>
-              <w:left w:val="single" w:sz="4" w:space="0" w:color="8EAADB"/>
-              <w:bottom w:val="single" w:sz="4" w:space="0" w:color="8EAADB"/>
-              <w:right w:val="single" w:sz="4" w:space="0" w:color="8EAADB"/>
+              <w:top w:val="single" w:sz="6" w:space="0" w:color="1F3864"/>
+              <w:left w:val="single" w:sz="6" w:space="0" w:color="1F3864"/>
+              <w:bottom w:val="single" w:sz="6" w:space="0" w:color="1F3864"/>
+              <w:right w:val="single" w:sz="6" w:space="0" w:color="1F3864"/>
             </w:tcBorders>
             <w:shd w:val="clear" w:color="auto" w:fill="D9E2F3"/>
             <w:tcMar>
@@ -14834,13 +14626,13 @@
         </w:tc>
         <w:tc>
           <w:tcPr>
-            <w:tcW w:w="1959" w:type="dxa"/>
+            <w:tcW w:w="1958" w:type="dxa"/>
             <w:gridSpan w:val="2"/>
             <w:tcBorders>
-              <w:top w:val="single" w:sz="4" w:space="0" w:color="8EAADB"/>
-              <w:left w:val="single" w:sz="4" w:space="0" w:color="8EAADB"/>
-              <w:bottom w:val="single" w:sz="4" w:space="0" w:color="8EAADB"/>
-              <w:right w:val="single" w:sz="4" w:space="0" w:color="8EAADB"/>
+              <w:top w:val="single" w:sz="6" w:space="0" w:color="1F3864"/>
+              <w:left w:val="single" w:sz="6" w:space="0" w:color="1F3864"/>
+              <w:bottom w:val="single" w:sz="6" w:space="0" w:color="1F3864"/>
+              <w:right w:val="single" w:sz="6" w:space="0" w:color="1F3864"/>
             </w:tcBorders>
             <w:shd w:val="clear" w:color="auto" w:fill="D9E2F3"/>
             <w:tcMar>
@@ -14871,19 +14663,17 @@
         </w:tc>
       </w:tr>
       <w:tr>
-        <w:trPr>
-          <w:cantSplit/>
-        </w:trPr>
-        <w:tc>
-          <w:tcPr>
-            <w:tcW w:w="1567" w:type="dxa"/>
+        <w:trPr/>
+        <w:tc>
+          <w:tcPr>
+            <w:tcW w:w="1566" w:type="dxa"/>
             <w:gridSpan w:val="2"/>
             <w:vMerge/>
             <w:tcBorders>
-              <w:top w:val="single" w:sz="4" w:space="0" w:color="8EAADB"/>
-              <w:left w:val="single" w:sz="4" w:space="0" w:color="8EAADB"/>
-              <w:bottom w:val="single" w:sz="4" w:space="0" w:color="8EAADB"/>
-              <w:right w:val="single" w:sz="4" w:space="0" w:color="8EAADB"/>
+              <w:top w:val="single" w:sz="6" w:space="0" w:color="1F3864"/>
+              <w:left w:val="single" w:sz="6" w:space="0" w:color="1F3864"/>
+              <w:bottom w:val="single" w:sz="6" w:space="0" w:color="1F3864"/>
+              <w:right w:val="single" w:sz="6" w:space="0" w:color="1F3864"/>
             </w:tcBorders>
             <w:shd w:val="clear" w:color="auto" w:fill="D9E2F3"/>
           </w:tcPr>
@@ -14900,13 +14690,13 @@
         </w:tc>
         <w:tc>
           <w:tcPr>
-            <w:tcW w:w="1959" w:type="dxa"/>
+            <w:tcW w:w="1956" w:type="dxa"/>
             <w:gridSpan w:val="4"/>
             <w:tcBorders>
-              <w:top w:val="single" w:sz="4" w:space="0" w:color="8EAADB"/>
-              <w:left w:val="single" w:sz="4" w:space="0" w:color="8EAADB"/>
-              <w:bottom w:val="single" w:sz="4" w:space="0" w:color="8EAADB"/>
-              <w:right w:val="single" w:sz="4" w:space="0" w:color="8EAADB"/>
+              <w:top w:val="single" w:sz="6" w:space="0" w:color="1F3864"/>
+              <w:left w:val="single" w:sz="6" w:space="0" w:color="1F3864"/>
+              <w:bottom w:val="single" w:sz="6" w:space="0" w:color="1F3864"/>
+              <w:right w:val="single" w:sz="6" w:space="0" w:color="1F3864"/>
             </w:tcBorders>
             <w:shd w:val="clear" w:color="auto" w:fill="D9E2F3"/>
             <w:tcMar>
@@ -14937,13 +14727,13 @@
         </w:tc>
         <w:tc>
           <w:tcPr>
-            <w:tcW w:w="1959" w:type="dxa"/>
+            <w:tcW w:w="1957" w:type="dxa"/>
             <w:gridSpan w:val="3"/>
             <w:tcBorders>
-              <w:top w:val="single" w:sz="4" w:space="0" w:color="8EAADB"/>
-              <w:left w:val="single" w:sz="4" w:space="0" w:color="8EAADB"/>
-              <w:bottom w:val="single" w:sz="4" w:space="0" w:color="8EAADB"/>
-              <w:right w:val="single" w:sz="4" w:space="0" w:color="8EAADB"/>
+              <w:top w:val="single" w:sz="6" w:space="0" w:color="1F3864"/>
+              <w:left w:val="single" w:sz="6" w:space="0" w:color="1F3864"/>
+              <w:bottom w:val="single" w:sz="6" w:space="0" w:color="1F3864"/>
+              <w:right w:val="single" w:sz="6" w:space="0" w:color="1F3864"/>
             </w:tcBorders>
             <w:shd w:val="clear" w:color="auto" w:fill="D9E2F3"/>
             <w:tcMar>
@@ -14974,13 +14764,13 @@
         </w:tc>
         <w:tc>
           <w:tcPr>
-            <w:tcW w:w="1959" w:type="dxa"/>
+            <w:tcW w:w="1955" w:type="dxa"/>
             <w:gridSpan w:val="5"/>
             <w:tcBorders>
-              <w:top w:val="single" w:sz="4" w:space="0" w:color="8EAADB"/>
-              <w:left w:val="single" w:sz="4" w:space="0" w:color="8EAADB"/>
-              <w:bottom w:val="single" w:sz="4" w:space="0" w:color="8EAADB"/>
-              <w:right w:val="single" w:sz="4" w:space="0" w:color="8EAADB"/>
+              <w:top w:val="single" w:sz="6" w:space="0" w:color="1F3864"/>
+              <w:left w:val="single" w:sz="6" w:space="0" w:color="1F3864"/>
+              <w:bottom w:val="single" w:sz="6" w:space="0" w:color="1F3864"/>
+              <w:right w:val="single" w:sz="6" w:space="0" w:color="1F3864"/>
             </w:tcBorders>
             <w:shd w:val="clear" w:color="auto" w:fill="D9E2F3"/>
             <w:tcMar>
@@ -15011,13 +14801,13 @@
         </w:tc>
         <w:tc>
           <w:tcPr>
-            <w:tcW w:w="1959" w:type="dxa"/>
+            <w:tcW w:w="1958" w:type="dxa"/>
             <w:gridSpan w:val="2"/>
             <w:tcBorders>
-              <w:top w:val="single" w:sz="4" w:space="0" w:color="8EAADB"/>
-              <w:left w:val="single" w:sz="4" w:space="0" w:color="8EAADB"/>
-              <w:bottom w:val="single" w:sz="4" w:space="0" w:color="8EAADB"/>
-              <w:right w:val="single" w:sz="4" w:space="0" w:color="8EAADB"/>
+              <w:top w:val="single" w:sz="6" w:space="0" w:color="1F3864"/>
+              <w:left w:val="single" w:sz="6" w:space="0" w:color="1F3864"/>
+              <w:bottom w:val="single" w:sz="6" w:space="0" w:color="1F3864"/>
+              <w:right w:val="single" w:sz="6" w:space="0" w:color="1F3864"/>
             </w:tcBorders>
             <w:shd w:val="clear" w:color="auto" w:fill="D9E2F3"/>
             <w:tcMar>
@@ -15066,19 +14856,17 @@
         </w:tc>
       </w:tr>
       <w:tr>
-        <w:trPr>
-          <w:cantSplit/>
-        </w:trPr>
-        <w:tc>
-          <w:tcPr>
-            <w:tcW w:w="1567" w:type="dxa"/>
+        <w:trPr/>
+        <w:tc>
+          <w:tcPr>
+            <w:tcW w:w="1566" w:type="dxa"/>
             <w:gridSpan w:val="2"/>
             <w:vMerge/>
             <w:tcBorders>
-              <w:top w:val="single" w:sz="4" w:space="0" w:color="8EAADB"/>
-              <w:left w:val="single" w:sz="4" w:space="0" w:color="8EAADB"/>
-              <w:bottom w:val="single" w:sz="4" w:space="0" w:color="8EAADB"/>
-              <w:right w:val="single" w:sz="4" w:space="0" w:color="8EAADB"/>
+              <w:top w:val="single" w:sz="6" w:space="0" w:color="1F3864"/>
+              <w:left w:val="single" w:sz="6" w:space="0" w:color="1F3864"/>
+              <w:bottom w:val="single" w:sz="6" w:space="0" w:color="1F3864"/>
+              <w:right w:val="single" w:sz="6" w:space="0" w:color="1F3864"/>
             </w:tcBorders>
             <w:shd w:val="clear" w:color="auto" w:fill="D9E2F3"/>
           </w:tcPr>
@@ -15095,13 +14883,13 @@
         </w:tc>
         <w:tc>
           <w:tcPr>
-            <w:tcW w:w="6270" w:type="dxa"/>
+            <w:tcW w:w="6259" w:type="dxa"/>
             <w:gridSpan w:val="13"/>
             <w:tcBorders>
-              <w:top w:val="single" w:sz="4" w:space="0" w:color="8EAADB"/>
-              <w:left w:val="single" w:sz="4" w:space="0" w:color="8EAADB"/>
-              <w:bottom w:val="single" w:sz="4" w:space="0" w:color="8EAADB"/>
-              <w:right w:val="single" w:sz="4" w:space="0" w:color="8EAADB"/>
+              <w:top w:val="single" w:sz="6" w:space="0" w:color="1F3864"/>
+              <w:left w:val="single" w:sz="6" w:space="0" w:color="1F3864"/>
+              <w:bottom w:val="single" w:sz="6" w:space="0" w:color="1F3864"/>
+              <w:right w:val="single" w:sz="6" w:space="0" w:color="1F3864"/>
             </w:tcBorders>
             <w:shd w:val="clear" w:color="auto" w:fill="D9E2F3"/>
             <w:tcMar>
@@ -15148,10 +14936,10 @@
           <w:tcPr>
             <w:tcW w:w="1567" w:type="dxa"/>
             <w:tcBorders>
-              <w:top w:val="single" w:sz="4" w:space="0" w:color="4472C4"/>
-              <w:left w:val="single" w:sz="4" w:space="0" w:color="4472C4"/>
-              <w:bottom w:val="single" w:sz="4" w:space="0" w:color="4472C4"/>
-              <w:right w:val="single" w:sz="4" w:space="0" w:color="4472C4"/>
+              <w:top w:val="single" w:sz="6" w:space="0" w:color="1F3864"/>
+              <w:left w:val="single" w:sz="6" w:space="0" w:color="1F3864"/>
+              <w:bottom w:val="single" w:sz="6" w:space="0" w:color="1F3864"/>
+              <w:right w:val="single" w:sz="6" w:space="0" w:color="1F3864"/>
             </w:tcBorders>
             <w:shd w:val="clear" w:color="auto" w:fill="4472C4"/>
             <w:tcMar>
@@ -15190,19 +14978,17 @@
         </w:tc>
       </w:tr>
       <w:tr>
-        <w:trPr>
-          <w:cantSplit/>
-        </w:trPr>
-        <w:tc>
-          <w:tcPr>
-            <w:tcW w:w="1567" w:type="dxa"/>
+        <w:trPr/>
+        <w:tc>
+          <w:tcPr>
+            <w:tcW w:w="1566" w:type="dxa"/>
             <w:gridSpan w:val="2"/>
             <w:vMerge/>
             <w:tcBorders>
-              <w:top w:val="single" w:sz="4" w:space="0" w:color="8EAADB"/>
-              <w:left w:val="single" w:sz="4" w:space="0" w:color="8EAADB"/>
-              <w:bottom w:val="single" w:sz="4" w:space="0" w:color="8EAADB"/>
-              <w:right w:val="single" w:sz="4" w:space="0" w:color="8EAADB"/>
+              <w:top w:val="single" w:sz="6" w:space="0" w:color="1F3864"/>
+              <w:left w:val="single" w:sz="6" w:space="0" w:color="1F3864"/>
+              <w:bottom w:val="single" w:sz="6" w:space="0" w:color="1F3864"/>
+              <w:right w:val="single" w:sz="6" w:space="0" w:color="1F3864"/>
             </w:tcBorders>
             <w:shd w:val="clear" w:color="auto" w:fill="D9E2F3"/>
           </w:tcPr>
@@ -15219,13 +15005,13 @@
         </w:tc>
         <w:tc>
           <w:tcPr>
-            <w:tcW w:w="1959" w:type="dxa"/>
+            <w:tcW w:w="1956" w:type="dxa"/>
             <w:gridSpan w:val="4"/>
             <w:tcBorders>
-              <w:top w:val="single" w:sz="4" w:space="0" w:color="4472C4"/>
-              <w:left w:val="single" w:sz="4" w:space="0" w:color="4472C4"/>
-              <w:bottom w:val="single" w:sz="4" w:space="0" w:color="4472C4"/>
-              <w:right w:val="single" w:sz="4" w:space="0" w:color="4472C4"/>
+              <w:top w:val="single" w:sz="6" w:space="0" w:color="1F3864"/>
+              <w:left w:val="single" w:sz="6" w:space="0" w:color="1F3864"/>
+              <w:bottom w:val="single" w:sz="6" w:space="0" w:color="1F3864"/>
+              <w:right w:val="single" w:sz="6" w:space="0" w:color="1F3864"/>
             </w:tcBorders>
             <w:shd w:val="clear" w:color="auto" w:fill="4472C4"/>
             <w:tcMar>
@@ -15264,13 +15050,13 @@
         </w:tc>
         <w:tc>
           <w:tcPr>
-            <w:tcW w:w="1959" w:type="dxa"/>
+            <w:tcW w:w="1957" w:type="dxa"/>
             <w:gridSpan w:val="3"/>
             <w:tcBorders>
-              <w:top w:val="single" w:sz="4" w:space="0" w:color="4472C4"/>
-              <w:left w:val="single" w:sz="4" w:space="0" w:color="4472C4"/>
-              <w:bottom w:val="single" w:sz="4" w:space="0" w:color="4472C4"/>
-              <w:right w:val="single" w:sz="4" w:space="0" w:color="4472C4"/>
+              <w:top w:val="single" w:sz="6" w:space="0" w:color="1F3864"/>
+              <w:left w:val="single" w:sz="6" w:space="0" w:color="1F3864"/>
+              <w:bottom w:val="single" w:sz="6" w:space="0" w:color="1F3864"/>
+              <w:right w:val="single" w:sz="6" w:space="0" w:color="1F3864"/>
             </w:tcBorders>
             <w:shd w:val="clear" w:color="auto" w:fill="4472C4"/>
             <w:tcMar>
@@ -15309,13 +15095,13 @@
         </w:tc>
         <w:tc>
           <w:tcPr>
-            <w:tcW w:w="1959" w:type="dxa"/>
+            <w:tcW w:w="1955" w:type="dxa"/>
             <w:gridSpan w:val="5"/>
             <w:tcBorders>
-              <w:top w:val="single" w:sz="4" w:space="0" w:color="4472C4"/>
-              <w:left w:val="single" w:sz="4" w:space="0" w:color="4472C4"/>
-              <w:bottom w:val="single" w:sz="4" w:space="0" w:color="4472C4"/>
-              <w:right w:val="single" w:sz="4" w:space="0" w:color="4472C4"/>
+              <w:top w:val="single" w:sz="6" w:space="0" w:color="1F3864"/>
+              <w:left w:val="single" w:sz="6" w:space="0" w:color="1F3864"/>
+              <w:bottom w:val="single" w:sz="6" w:space="0" w:color="1F3864"/>
+              <w:right w:val="single" w:sz="6" w:space="0" w:color="1F3864"/>
             </w:tcBorders>
             <w:shd w:val="clear" w:color="auto" w:fill="4472C4"/>
             <w:tcMar>
@@ -15354,13 +15140,13 @@
         </w:tc>
         <w:tc>
           <w:tcPr>
-            <w:tcW w:w="1959" w:type="dxa"/>
+            <w:tcW w:w="1958" w:type="dxa"/>
             <w:gridSpan w:val="2"/>
             <w:tcBorders>
-              <w:top w:val="single" w:sz="4" w:space="0" w:color="4472C4"/>
-              <w:left w:val="single" w:sz="4" w:space="0" w:color="4472C4"/>
-              <w:bottom w:val="single" w:sz="4" w:space="0" w:color="4472C4"/>
-              <w:right w:val="single" w:sz="4" w:space="0" w:color="4472C4"/>
+              <w:top w:val="single" w:sz="6" w:space="0" w:color="1F3864"/>
+              <w:left w:val="single" w:sz="6" w:space="0" w:color="1F3864"/>
+              <w:bottom w:val="single" w:sz="6" w:space="0" w:color="1F3864"/>
+              <w:right w:val="single" w:sz="6" w:space="0" w:color="1F3864"/>
             </w:tcBorders>
             <w:shd w:val="clear" w:color="auto" w:fill="4472C4"/>
             <w:tcMar>
@@ -15399,19 +15185,17 @@
         </w:tc>
       </w:tr>
       <w:tr>
-        <w:trPr>
-          <w:cantSplit/>
-        </w:trPr>
-        <w:tc>
-          <w:tcPr>
-            <w:tcW w:w="1567" w:type="dxa"/>
+        <w:trPr/>
+        <w:tc>
+          <w:tcPr>
+            <w:tcW w:w="1566" w:type="dxa"/>
             <w:gridSpan w:val="2"/>
             <w:vMerge/>
             <w:tcBorders>
-              <w:top w:val="single" w:sz="4" w:space="0" w:color="8EAADB"/>
-              <w:left w:val="single" w:sz="4" w:space="0" w:color="8EAADB"/>
-              <w:bottom w:val="single" w:sz="4" w:space="0" w:color="8EAADB"/>
-              <w:right w:val="single" w:sz="4" w:space="0" w:color="8EAADB"/>
+              <w:top w:val="single" w:sz="6" w:space="0" w:color="1F3864"/>
+              <w:left w:val="single" w:sz="6" w:space="0" w:color="1F3864"/>
+              <w:bottom w:val="single" w:sz="6" w:space="0" w:color="1F3864"/>
+              <w:right w:val="single" w:sz="6" w:space="0" w:color="1F3864"/>
             </w:tcBorders>
             <w:shd w:val="clear" w:color="auto" w:fill="D9E2F3"/>
           </w:tcPr>
@@ -15428,13 +15212,13 @@
         </w:tc>
         <w:tc>
           <w:tcPr>
-            <w:tcW w:w="1959" w:type="dxa"/>
+            <w:tcW w:w="1956" w:type="dxa"/>
             <w:gridSpan w:val="4"/>
             <w:tcBorders>
-              <w:top w:val="single" w:sz="4" w:space="0" w:color="8EAADB"/>
-              <w:left w:val="single" w:sz="4" w:space="0" w:color="8EAADB"/>
-              <w:bottom w:val="single" w:sz="4" w:space="0" w:color="8EAADB"/>
-              <w:right w:val="single" w:sz="4" w:space="0" w:color="8EAADB"/>
+              <w:top w:val="single" w:sz="6" w:space="0" w:color="1F3864"/>
+              <w:left w:val="single" w:sz="6" w:space="0" w:color="1F3864"/>
+              <w:bottom w:val="single" w:sz="6" w:space="0" w:color="1F3864"/>
+              <w:right w:val="single" w:sz="6" w:space="0" w:color="1F3864"/>
             </w:tcBorders>
             <w:shd w:val="clear" w:color="auto" w:fill="D9E2F3"/>
             <w:tcMar>
@@ -15465,13 +15249,13 @@
         </w:tc>
         <w:tc>
           <w:tcPr>
-            <w:tcW w:w="1959" w:type="dxa"/>
+            <w:tcW w:w="1957" w:type="dxa"/>
             <w:gridSpan w:val="3"/>
             <w:tcBorders>
-              <w:top w:val="single" w:sz="4" w:space="0" w:color="8EAADB"/>
-              <w:left w:val="single" w:sz="4" w:space="0" w:color="8EAADB"/>
-              <w:bottom w:val="single" w:sz="4" w:space="0" w:color="8EAADB"/>
-              <w:right w:val="single" w:sz="4" w:space="0" w:color="8EAADB"/>
+              <w:top w:val="single" w:sz="6" w:space="0" w:color="1F3864"/>
+              <w:left w:val="single" w:sz="6" w:space="0" w:color="1F3864"/>
+              <w:bottom w:val="single" w:sz="6" w:space="0" w:color="1F3864"/>
+              <w:right w:val="single" w:sz="6" w:space="0" w:color="1F3864"/>
             </w:tcBorders>
             <w:shd w:val="clear" w:color="auto" w:fill="D9E2F3"/>
             <w:tcMar>
@@ -15502,13 +15286,13 @@
         </w:tc>
         <w:tc>
           <w:tcPr>
-            <w:tcW w:w="1959" w:type="dxa"/>
+            <w:tcW w:w="1955" w:type="dxa"/>
             <w:gridSpan w:val="5"/>
             <w:tcBorders>
-              <w:top w:val="single" w:sz="4" w:space="0" w:color="8EAADB"/>
-              <w:left w:val="single" w:sz="4" w:space="0" w:color="8EAADB"/>
-              <w:bottom w:val="single" w:sz="4" w:space="0" w:color="8EAADB"/>
-              <w:right w:val="single" w:sz="4" w:space="0" w:color="8EAADB"/>
+              <w:top w:val="single" w:sz="6" w:space="0" w:color="1F3864"/>
+              <w:left w:val="single" w:sz="6" w:space="0" w:color="1F3864"/>
+              <w:bottom w:val="single" w:sz="6" w:space="0" w:color="1F3864"/>
+              <w:right w:val="single" w:sz="6" w:space="0" w:color="1F3864"/>
             </w:tcBorders>
             <w:shd w:val="clear" w:color="auto" w:fill="D9E2F3"/>
             <w:tcMar>
@@ -15539,13 +15323,13 @@
         </w:tc>
         <w:tc>
           <w:tcPr>
-            <w:tcW w:w="1959" w:type="dxa"/>
+            <w:tcW w:w="1958" w:type="dxa"/>
             <w:gridSpan w:val="2"/>
             <w:tcBorders>
-              <w:top w:val="single" w:sz="4" w:space="0" w:color="8EAADB"/>
-              <w:left w:val="single" w:sz="4" w:space="0" w:color="8EAADB"/>
-              <w:bottom w:val="single" w:sz="4" w:space="0" w:color="8EAADB"/>
-              <w:right w:val="single" w:sz="4" w:space="0" w:color="8EAADB"/>
+              <w:top w:val="single" w:sz="6" w:space="0" w:color="1F3864"/>
+              <w:left w:val="single" w:sz="6" w:space="0" w:color="1F3864"/>
+              <w:bottom w:val="single" w:sz="6" w:space="0" w:color="1F3864"/>
+              <w:right w:val="single" w:sz="6" w:space="0" w:color="1F3864"/>
             </w:tcBorders>
             <w:shd w:val="clear" w:color="auto" w:fill="D9E2F3"/>
             <w:tcMar>
@@ -15592,19 +15376,17 @@
         </w:tc>
       </w:tr>
       <w:tr>
-        <w:trPr>
-          <w:cantSplit/>
-        </w:trPr>
-        <w:tc>
-          <w:tcPr>
-            <w:tcW w:w="1567" w:type="dxa"/>
+        <w:trPr/>
+        <w:tc>
+          <w:tcPr>
+            <w:tcW w:w="1566" w:type="dxa"/>
             <w:gridSpan w:val="2"/>
             <w:vMerge/>
             <w:tcBorders>
-              <w:top w:val="single" w:sz="4" w:space="0" w:color="8EAADB"/>
-              <w:left w:val="single" w:sz="4" w:space="0" w:color="8EAADB"/>
-              <w:bottom w:val="single" w:sz="4" w:space="0" w:color="8EAADB"/>
-              <w:right w:val="single" w:sz="4" w:space="0" w:color="8EAADB"/>
+              <w:top w:val="single" w:sz="6" w:space="0" w:color="1F3864"/>
+              <w:left w:val="single" w:sz="6" w:space="0" w:color="1F3864"/>
+              <w:bottom w:val="single" w:sz="6" w:space="0" w:color="1F3864"/>
+              <w:right w:val="single" w:sz="6" w:space="0" w:color="1F3864"/>
             </w:tcBorders>
             <w:shd w:val="clear" w:color="auto" w:fill="D9E2F3"/>
           </w:tcPr>
@@ -15621,13 +15403,13 @@
         </w:tc>
         <w:tc>
           <w:tcPr>
-            <w:tcW w:w="1959" w:type="dxa"/>
+            <w:tcW w:w="1956" w:type="dxa"/>
             <w:gridSpan w:val="4"/>
             <w:tcBorders>
-              <w:top w:val="single" w:sz="4" w:space="0" w:color="8EAADB"/>
-              <w:left w:val="single" w:sz="4" w:space="0" w:color="8EAADB"/>
-              <w:bottom w:val="single" w:sz="4" w:space="0" w:color="8EAADB"/>
-              <w:right w:val="single" w:sz="4" w:space="0" w:color="8EAADB"/>
+              <w:top w:val="single" w:sz="6" w:space="0" w:color="1F3864"/>
+              <w:left w:val="single" w:sz="6" w:space="0" w:color="1F3864"/>
+              <w:bottom w:val="single" w:sz="6" w:space="0" w:color="1F3864"/>
+              <w:right w:val="single" w:sz="6" w:space="0" w:color="1F3864"/>
             </w:tcBorders>
             <w:shd w:val="clear" w:color="auto" w:fill="D9E2F3"/>
             <w:tcMar>
@@ -15658,13 +15440,13 @@
         </w:tc>
         <w:tc>
           <w:tcPr>
-            <w:tcW w:w="1959" w:type="dxa"/>
+            <w:tcW w:w="1957" w:type="dxa"/>
             <w:gridSpan w:val="3"/>
             <w:tcBorders>
-              <w:top w:val="single" w:sz="4" w:space="0" w:color="8EAADB"/>
-              <w:left w:val="single" w:sz="4" w:space="0" w:color="8EAADB"/>
-              <w:bottom w:val="single" w:sz="4" w:space="0" w:color="8EAADB"/>
-              <w:right w:val="single" w:sz="4" w:space="0" w:color="8EAADB"/>
+              <w:top w:val="single" w:sz="6" w:space="0" w:color="1F3864"/>
+              <w:left w:val="single" w:sz="6" w:space="0" w:color="1F3864"/>
+              <w:bottom w:val="single" w:sz="6" w:space="0" w:color="1F3864"/>
+              <w:right w:val="single" w:sz="6" w:space="0" w:color="1F3864"/>
             </w:tcBorders>
             <w:shd w:val="clear" w:color="auto" w:fill="D9E2F3"/>
             <w:tcMar>
@@ -15695,13 +15477,13 @@
         </w:tc>
         <w:tc>
           <w:tcPr>
-            <w:tcW w:w="1959" w:type="dxa"/>
+            <w:tcW w:w="1955" w:type="dxa"/>
             <w:gridSpan w:val="5"/>
             <w:tcBorders>
-              <w:top w:val="single" w:sz="4" w:space="0" w:color="8EAADB"/>
-              <w:left w:val="single" w:sz="4" w:space="0" w:color="8EAADB"/>
-              <w:bottom w:val="single" w:sz="4" w:space="0" w:color="8EAADB"/>
-              <w:right w:val="single" w:sz="4" w:space="0" w:color="8EAADB"/>
+              <w:top w:val="single" w:sz="6" w:space="0" w:color="1F3864"/>
+              <w:left w:val="single" w:sz="6" w:space="0" w:color="1F3864"/>
+              <w:bottom w:val="single" w:sz="6" w:space="0" w:color="1F3864"/>
+              <w:right w:val="single" w:sz="6" w:space="0" w:color="1F3864"/>
             </w:tcBorders>
             <w:shd w:val="clear" w:color="auto" w:fill="D9E2F3"/>
             <w:tcMar>
@@ -15732,13 +15514,13 @@
         </w:tc>
         <w:tc>
           <w:tcPr>
-            <w:tcW w:w="1959" w:type="dxa"/>
+            <w:tcW w:w="1958" w:type="dxa"/>
             <w:gridSpan w:val="2"/>
             <w:tcBorders>
-              <w:top w:val="single" w:sz="4" w:space="0" w:color="8EAADB"/>
-              <w:left w:val="single" w:sz="4" w:space="0" w:color="8EAADB"/>
-              <w:bottom w:val="single" w:sz="4" w:space="0" w:color="8EAADB"/>
-              <w:right w:val="single" w:sz="4" w:space="0" w:color="8EAADB"/>
+              <w:top w:val="single" w:sz="6" w:space="0" w:color="1F3864"/>
+              <w:left w:val="single" w:sz="6" w:space="0" w:color="1F3864"/>
+              <w:bottom w:val="single" w:sz="6" w:space="0" w:color="1F3864"/>
+              <w:right w:val="single" w:sz="6" w:space="0" w:color="1F3864"/>
             </w:tcBorders>
             <w:shd w:val="clear" w:color="auto" w:fill="D9E2F3"/>
             <w:tcMar>
@@ -15769,19 +15551,17 @@
         </w:tc>
       </w:tr>
       <w:tr>
-        <w:trPr>
-          <w:cantSplit/>
-        </w:trPr>
-        <w:tc>
-          <w:tcPr>
-            <w:tcW w:w="1567" w:type="dxa"/>
+        <w:trPr/>
+        <w:tc>
+          <w:tcPr>
+            <w:tcW w:w="1566" w:type="dxa"/>
             <w:gridSpan w:val="2"/>
             <w:vMerge/>
             <w:tcBorders>
-              <w:top w:val="single" w:sz="4" w:space="0" w:color="8EAADB"/>
-              <w:left w:val="single" w:sz="4" w:space="0" w:color="8EAADB"/>
-              <w:bottom w:val="single" w:sz="4" w:space="0" w:color="8EAADB"/>
-              <w:right w:val="single" w:sz="4" w:space="0" w:color="8EAADB"/>
+              <w:top w:val="single" w:sz="6" w:space="0" w:color="1F3864"/>
+              <w:left w:val="single" w:sz="6" w:space="0" w:color="1F3864"/>
+              <w:bottom w:val="single" w:sz="6" w:space="0" w:color="1F3864"/>
+              <w:right w:val="single" w:sz="6" w:space="0" w:color="1F3864"/>
             </w:tcBorders>
             <w:shd w:val="clear" w:color="auto" w:fill="D9E2F3"/>
           </w:tcPr>
@@ -15798,13 +15578,13 @@
         </w:tc>
         <w:tc>
           <w:tcPr>
-            <w:tcW w:w="1959" w:type="dxa"/>
+            <w:tcW w:w="1956" w:type="dxa"/>
             <w:gridSpan w:val="4"/>
             <w:tcBorders>
-              <w:top w:val="single" w:sz="4" w:space="0" w:color="8EAADB"/>
-              <w:left w:val="single" w:sz="4" w:space="0" w:color="8EAADB"/>
-              <w:bottom w:val="single" w:sz="4" w:space="0" w:color="8EAADB"/>
-              <w:right w:val="single" w:sz="4" w:space="0" w:color="8EAADB"/>
+              <w:top w:val="single" w:sz="6" w:space="0" w:color="1F3864"/>
+              <w:left w:val="single" w:sz="6" w:space="0" w:color="1F3864"/>
+              <w:bottom w:val="single" w:sz="6" w:space="0" w:color="1F3864"/>
+              <w:right w:val="single" w:sz="6" w:space="0" w:color="1F3864"/>
             </w:tcBorders>
             <w:shd w:val="clear" w:color="auto" w:fill="D9E2F3"/>
             <w:tcMar>
@@ -15835,13 +15615,13 @@
         </w:tc>
         <w:tc>
           <w:tcPr>
-            <w:tcW w:w="1959" w:type="dxa"/>
+            <w:tcW w:w="1957" w:type="dxa"/>
             <w:gridSpan w:val="3"/>
             <w:tcBorders>
-              <w:top w:val="single" w:sz="4" w:space="0" w:color="8EAADB"/>
-              <w:left w:val="single" w:sz="4" w:space="0" w:color="8EAADB"/>
-              <w:bottom w:val="single" w:sz="4" w:space="0" w:color="8EAADB"/>
-              <w:right w:val="single" w:sz="4" w:space="0" w:color="8EAADB"/>
+              <w:top w:val="single" w:sz="6" w:space="0" w:color="1F3864"/>
+              <w:left w:val="single" w:sz="6" w:space="0" w:color="1F3864"/>
+              <w:bottom w:val="single" w:sz="6" w:space="0" w:color="1F3864"/>
+              <w:right w:val="single" w:sz="6" w:space="0" w:color="1F3864"/>
             </w:tcBorders>
             <w:shd w:val="clear" w:color="auto" w:fill="D9E2F3"/>
             <w:tcMar>
@@ -15872,13 +15652,13 @@
         </w:tc>
         <w:tc>
           <w:tcPr>
-            <w:tcW w:w="1959" w:type="dxa"/>
+            <w:tcW w:w="1955" w:type="dxa"/>
             <w:gridSpan w:val="5"/>
             <w:tcBorders>
-              <w:top w:val="single" w:sz="4" w:space="0" w:color="8EAADB"/>
-              <w:left w:val="single" w:sz="4" w:space="0" w:color="8EAADB"/>
-              <w:bottom w:val="single" w:sz="4" w:space="0" w:color="8EAADB"/>
-              <w:right w:val="single" w:sz="4" w:space="0" w:color="8EAADB"/>
+              <w:top w:val="single" w:sz="6" w:space="0" w:color="1F3864"/>
+              <w:left w:val="single" w:sz="6" w:space="0" w:color="1F3864"/>
+              <w:bottom w:val="single" w:sz="6" w:space="0" w:color="1F3864"/>
+              <w:right w:val="single" w:sz="6" w:space="0" w:color="1F3864"/>
             </w:tcBorders>
             <w:shd w:val="clear" w:color="auto" w:fill="D9E2F3"/>
             <w:tcMar>
@@ -15909,13 +15689,13 @@
         </w:tc>
         <w:tc>
           <w:tcPr>
-            <w:tcW w:w="1959" w:type="dxa"/>
+            <w:tcW w:w="1958" w:type="dxa"/>
             <w:gridSpan w:val="2"/>
             <w:tcBorders>
-              <w:top w:val="single" w:sz="4" w:space="0" w:color="8EAADB"/>
-              <w:left w:val="single" w:sz="4" w:space="0" w:color="8EAADB"/>
-              <w:bottom w:val="single" w:sz="4" w:space="0" w:color="8EAADB"/>
-              <w:right w:val="single" w:sz="4" w:space="0" w:color="8EAADB"/>
+              <w:top w:val="single" w:sz="6" w:space="0" w:color="1F3864"/>
+              <w:left w:val="single" w:sz="6" w:space="0" w:color="1F3864"/>
+              <w:bottom w:val="single" w:sz="6" w:space="0" w:color="1F3864"/>
+              <w:right w:val="single" w:sz="6" w:space="0" w:color="1F3864"/>
             </w:tcBorders>
             <w:shd w:val="clear" w:color="auto" w:fill="D9E2F3"/>
             <w:tcMar>
@@ -15962,19 +15742,17 @@
         </w:tc>
       </w:tr>
       <w:tr>
-        <w:trPr>
-          <w:cantSplit/>
-        </w:trPr>
-        <w:tc>
-          <w:tcPr>
-            <w:tcW w:w="1567" w:type="dxa"/>
+        <w:trPr/>
+        <w:tc>
+          <w:tcPr>
+            <w:tcW w:w="1566" w:type="dxa"/>
             <w:gridSpan w:val="2"/>
             <w:vMerge/>
             <w:tcBorders>
-              <w:top w:val="single" w:sz="4" w:space="0" w:color="8EAADB"/>
-              <w:left w:val="single" w:sz="4" w:space="0" w:color="8EAADB"/>
-              <w:bottom w:val="single" w:sz="4" w:space="0" w:color="8EAADB"/>
-              <w:right w:val="single" w:sz="4" w:space="0" w:color="8EAADB"/>
+              <w:top w:val="single" w:sz="6" w:space="0" w:color="1F3864"/>
+              <w:left w:val="single" w:sz="6" w:space="0" w:color="1F3864"/>
+              <w:bottom w:val="single" w:sz="6" w:space="0" w:color="1F3864"/>
+              <w:right w:val="single" w:sz="6" w:space="0" w:color="1F3864"/>
             </w:tcBorders>
             <w:shd w:val="clear" w:color="auto" w:fill="D9E2F3"/>
           </w:tcPr>
@@ -15991,13 +15769,13 @@
         </w:tc>
         <w:tc>
           <w:tcPr>
-            <w:tcW w:w="6270" w:type="dxa"/>
+            <w:tcW w:w="6259" w:type="dxa"/>
             <w:gridSpan w:val="13"/>
             <w:tcBorders>
-              <w:top w:val="single" w:sz="4" w:space="0" w:color="8EAADB"/>
-              <w:left w:val="single" w:sz="4" w:space="0" w:color="8EAADB"/>
-              <w:bottom w:val="single" w:sz="4" w:space="0" w:color="8EAADB"/>
-              <w:right w:val="single" w:sz="4" w:space="0" w:color="8EAADB"/>
+              <w:top w:val="single" w:sz="6" w:space="0" w:color="1F3864"/>
+              <w:left w:val="single" w:sz="6" w:space="0" w:color="1F3864"/>
+              <w:bottom w:val="single" w:sz="6" w:space="0" w:color="1F3864"/>
+              <w:right w:val="single" w:sz="6" w:space="0" w:color="1F3864"/>
             </w:tcBorders>
             <w:shd w:val="clear" w:color="auto" w:fill="D9E2F3"/>
             <w:tcMar>
@@ -16044,10 +15822,10 @@
           <w:tcPr>
             <w:tcW w:w="1567" w:type="dxa"/>
             <w:tcBorders>
-              <w:top w:val="single" w:sz="4" w:space="0" w:color="4472C4"/>
-              <w:left w:val="single" w:sz="4" w:space="0" w:color="4472C4"/>
-              <w:bottom w:val="single" w:sz="4" w:space="0" w:color="4472C4"/>
-              <w:right w:val="single" w:sz="4" w:space="0" w:color="4472C4"/>
+              <w:top w:val="single" w:sz="6" w:space="0" w:color="1F3864"/>
+              <w:left w:val="single" w:sz="6" w:space="0" w:color="1F3864"/>
+              <w:bottom w:val="single" w:sz="6" w:space="0" w:color="1F3864"/>
+              <w:right w:val="single" w:sz="6" w:space="0" w:color="1F3864"/>
             </w:tcBorders>
             <w:shd w:val="clear" w:color="auto" w:fill="4472C4"/>
             <w:tcMar>
@@ -16112,19 +15890,17 @@
         </w:tc>
       </w:tr>
       <w:tr>
-        <w:trPr>
-          <w:cantSplit/>
-        </w:trPr>
-        <w:tc>
-          <w:tcPr>
-            <w:tcW w:w="1567" w:type="dxa"/>
+        <w:trPr/>
+        <w:tc>
+          <w:tcPr>
+            <w:tcW w:w="1566" w:type="dxa"/>
             <w:gridSpan w:val="2"/>
             <w:vMerge/>
             <w:tcBorders>
-              <w:top w:val="single" w:sz="4" w:space="0" w:color="8EAADB"/>
-              <w:left w:val="single" w:sz="4" w:space="0" w:color="8EAADB"/>
-              <w:bottom w:val="single" w:sz="4" w:space="0" w:color="8EAADB"/>
-              <w:right w:val="single" w:sz="4" w:space="0" w:color="8EAADB"/>
+              <w:top w:val="single" w:sz="6" w:space="0" w:color="1F3864"/>
+              <w:left w:val="single" w:sz="6" w:space="0" w:color="1F3864"/>
+              <w:bottom w:val="single" w:sz="6" w:space="0" w:color="1F3864"/>
+              <w:right w:val="single" w:sz="6" w:space="0" w:color="1F3864"/>
             </w:tcBorders>
             <w:shd w:val="clear" w:color="auto" w:fill="D9E2F3"/>
           </w:tcPr>
@@ -16141,13 +15917,13 @@
         </w:tc>
         <w:tc>
           <w:tcPr>
-            <w:tcW w:w="1959" w:type="dxa"/>
+            <w:tcW w:w="1956" w:type="dxa"/>
             <w:gridSpan w:val="4"/>
             <w:tcBorders>
-              <w:top w:val="single" w:sz="4" w:space="0" w:color="4472C4"/>
-              <w:left w:val="single" w:sz="4" w:space="0" w:color="4472C4"/>
-              <w:bottom w:val="single" w:sz="4" w:space="0" w:color="4472C4"/>
-              <w:right w:val="single" w:sz="4" w:space="0" w:color="4472C4"/>
+              <w:top w:val="single" w:sz="6" w:space="0" w:color="1F3864"/>
+              <w:left w:val="single" w:sz="6" w:space="0" w:color="1F3864"/>
+              <w:bottom w:val="single" w:sz="6" w:space="0" w:color="1F3864"/>
+              <w:right w:val="single" w:sz="6" w:space="0" w:color="1F3864"/>
             </w:tcBorders>
             <w:shd w:val="clear" w:color="auto" w:fill="4472C4"/>
             <w:tcMar>
@@ -16186,13 +15962,13 @@
         </w:tc>
         <w:tc>
           <w:tcPr>
-            <w:tcW w:w="1959" w:type="dxa"/>
+            <w:tcW w:w="1957" w:type="dxa"/>
             <w:gridSpan w:val="3"/>
             <w:tcBorders>
-              <w:top w:val="single" w:sz="4" w:space="0" w:color="4472C4"/>
-              <w:left w:val="single" w:sz="4" w:space="0" w:color="4472C4"/>
-              <w:bottom w:val="single" w:sz="4" w:space="0" w:color="4472C4"/>
-              <w:right w:val="single" w:sz="4" w:space="0" w:color="4472C4"/>
+              <w:top w:val="single" w:sz="6" w:space="0" w:color="1F3864"/>
+              <w:left w:val="single" w:sz="6" w:space="0" w:color="1F3864"/>
+              <w:bottom w:val="single" w:sz="6" w:space="0" w:color="1F3864"/>
+              <w:right w:val="single" w:sz="6" w:space="0" w:color="1F3864"/>
             </w:tcBorders>
             <w:shd w:val="clear" w:color="auto" w:fill="4472C4"/>
             <w:tcMar>
@@ -16231,13 +16007,13 @@
         </w:tc>
         <w:tc>
           <w:tcPr>
-            <w:tcW w:w="1959" w:type="dxa"/>
+            <w:tcW w:w="1955" w:type="dxa"/>
             <w:gridSpan w:val="5"/>
             <w:tcBorders>
-              <w:top w:val="single" w:sz="4" w:space="0" w:color="4472C4"/>
-              <w:left w:val="single" w:sz="4" w:space="0" w:color="4472C4"/>
-              <w:bottom w:val="single" w:sz="4" w:space="0" w:color="4472C4"/>
-              <w:right w:val="single" w:sz="4" w:space="0" w:color="4472C4"/>
+              <w:top w:val="single" w:sz="6" w:space="0" w:color="1F3864"/>
+              <w:left w:val="single" w:sz="6" w:space="0" w:color="1F3864"/>
+              <w:bottom w:val="single" w:sz="6" w:space="0" w:color="1F3864"/>
+              <w:right w:val="single" w:sz="6" w:space="0" w:color="1F3864"/>
             </w:tcBorders>
             <w:shd w:val="clear" w:color="auto" w:fill="4472C4"/>
             <w:tcMar>
@@ -16276,13 +16052,13 @@
         </w:tc>
         <w:tc>
           <w:tcPr>
-            <w:tcW w:w="1959" w:type="dxa"/>
+            <w:tcW w:w="1958" w:type="dxa"/>
             <w:gridSpan w:val="2"/>
             <w:tcBorders>
-              <w:top w:val="single" w:sz="4" w:space="0" w:color="4472C4"/>
-              <w:left w:val="single" w:sz="4" w:space="0" w:color="4472C4"/>
-              <w:bottom w:val="single" w:sz="4" w:space="0" w:color="4472C4"/>
-              <w:right w:val="single" w:sz="4" w:space="0" w:color="4472C4"/>
+              <w:top w:val="single" w:sz="6" w:space="0" w:color="1F3864"/>
+              <w:left w:val="single" w:sz="6" w:space="0" w:color="1F3864"/>
+              <w:bottom w:val="single" w:sz="6" w:space="0" w:color="1F3864"/>
+              <w:right w:val="single" w:sz="6" w:space="0" w:color="1F3864"/>
             </w:tcBorders>
             <w:shd w:val="clear" w:color="auto" w:fill="4472C4"/>
             <w:tcMar>
@@ -16321,19 +16097,17 @@
         </w:tc>
       </w:tr>
       <w:tr>
-        <w:trPr>
-          <w:cantSplit/>
-        </w:trPr>
-        <w:tc>
-          <w:tcPr>
-            <w:tcW w:w="1567" w:type="dxa"/>
+        <w:trPr/>
+        <w:tc>
+          <w:tcPr>
+            <w:tcW w:w="1566" w:type="dxa"/>
             <w:gridSpan w:val="2"/>
             <w:vMerge/>
             <w:tcBorders>
-              <w:top w:val="single" w:sz="4" w:space="0" w:color="8EAADB"/>
-              <w:left w:val="single" w:sz="4" w:space="0" w:color="8EAADB"/>
-              <w:bottom w:val="single" w:sz="4" w:space="0" w:color="8EAADB"/>
-              <w:right w:val="single" w:sz="4" w:space="0" w:color="8EAADB"/>
+              <w:top w:val="single" w:sz="6" w:space="0" w:color="1F3864"/>
+              <w:left w:val="single" w:sz="6" w:space="0" w:color="1F3864"/>
+              <w:bottom w:val="single" w:sz="6" w:space="0" w:color="1F3864"/>
+              <w:right w:val="single" w:sz="6" w:space="0" w:color="1F3864"/>
             </w:tcBorders>
             <w:shd w:val="clear" w:color="auto" w:fill="D9E2F3"/>
           </w:tcPr>
@@ -16350,13 +16124,13 @@
         </w:tc>
         <w:tc>
           <w:tcPr>
-            <w:tcW w:w="1959" w:type="dxa"/>
+            <w:tcW w:w="1956" w:type="dxa"/>
             <w:gridSpan w:val="4"/>
             <w:tcBorders>
-              <w:top w:val="single" w:sz="4" w:space="0" w:color="8EAADB"/>
-              <w:left w:val="single" w:sz="4" w:space="0" w:color="8EAADB"/>
-              <w:bottom w:val="single" w:sz="4" w:space="0" w:color="8EAADB"/>
-              <w:right w:val="single" w:sz="4" w:space="0" w:color="8EAADB"/>
+              <w:top w:val="single" w:sz="6" w:space="0" w:color="1F3864"/>
+              <w:left w:val="single" w:sz="6" w:space="0" w:color="1F3864"/>
+              <w:bottom w:val="single" w:sz="6" w:space="0" w:color="1F3864"/>
+              <w:right w:val="single" w:sz="6" w:space="0" w:color="1F3864"/>
             </w:tcBorders>
             <w:shd w:val="clear" w:color="auto" w:fill="D9E2F3"/>
             <w:tcMar>
@@ -16387,13 +16161,13 @@
         </w:tc>
         <w:tc>
           <w:tcPr>
-            <w:tcW w:w="1959" w:type="dxa"/>
+            <w:tcW w:w="1957" w:type="dxa"/>
             <w:gridSpan w:val="3"/>
             <w:tcBorders>
-              <w:top w:val="single" w:sz="4" w:space="0" w:color="8EAADB"/>
-              <w:left w:val="single" w:sz="4" w:space="0" w:color="8EAADB"/>
-              <w:bottom w:val="single" w:sz="4" w:space="0" w:color="8EAADB"/>
-              <w:right w:val="single" w:sz="4" w:space="0" w:color="8EAADB"/>
+              <w:top w:val="single" w:sz="6" w:space="0" w:color="1F3864"/>
+              <w:left w:val="single" w:sz="6" w:space="0" w:color="1F3864"/>
+              <w:bottom w:val="single" w:sz="6" w:space="0" w:color="1F3864"/>
+              <w:right w:val="single" w:sz="6" w:space="0" w:color="1F3864"/>
             </w:tcBorders>
             <w:shd w:val="clear" w:color="auto" w:fill="D9E2F3"/>
             <w:tcMar>
@@ -16424,13 +16198,13 @@
         </w:tc>
         <w:tc>
           <w:tcPr>
-            <w:tcW w:w="1959" w:type="dxa"/>
+            <w:tcW w:w="1955" w:type="dxa"/>
             <w:gridSpan w:val="5"/>
             <w:tcBorders>
-              <w:top w:val="single" w:sz="4" w:space="0" w:color="8EAADB"/>
-              <w:left w:val="single" w:sz="4" w:space="0" w:color="8EAADB"/>
-              <w:bottom w:val="single" w:sz="4" w:space="0" w:color="8EAADB"/>
-              <w:right w:val="single" w:sz="4" w:space="0" w:color="8EAADB"/>
+              <w:top w:val="single" w:sz="6" w:space="0" w:color="1F3864"/>
+              <w:left w:val="single" w:sz="6" w:space="0" w:color="1F3864"/>
+              <w:bottom w:val="single" w:sz="6" w:space="0" w:color="1F3864"/>
+              <w:right w:val="single" w:sz="6" w:space="0" w:color="1F3864"/>
             </w:tcBorders>
             <w:shd w:val="clear" w:color="auto" w:fill="D9E2F3"/>
             <w:tcMar>
@@ -16461,13 +16235,13 @@
         </w:tc>
         <w:tc>
           <w:tcPr>
-            <w:tcW w:w="1959" w:type="dxa"/>
+            <w:tcW w:w="1958" w:type="dxa"/>
             <w:gridSpan w:val="2"/>
             <w:tcBorders>
-              <w:top w:val="single" w:sz="4" w:space="0" w:color="8EAADB"/>
-              <w:left w:val="single" w:sz="4" w:space="0" w:color="8EAADB"/>
-              <w:bottom w:val="single" w:sz="4" w:space="0" w:color="8EAADB"/>
-              <w:right w:val="single" w:sz="4" w:space="0" w:color="8EAADB"/>
+              <w:top w:val="single" w:sz="6" w:space="0" w:color="1F3864"/>
+              <w:left w:val="single" w:sz="6" w:space="0" w:color="1F3864"/>
+              <w:bottom w:val="single" w:sz="6" w:space="0" w:color="1F3864"/>
+              <w:right w:val="single" w:sz="6" w:space="0" w:color="1F3864"/>
             </w:tcBorders>
             <w:shd w:val="clear" w:color="auto" w:fill="D9E2F3"/>
             <w:tcMar>
@@ -16514,19 +16288,17 @@
         </w:tc>
       </w:tr>
       <w:tr>
-        <w:trPr>
-          <w:cantSplit/>
-        </w:trPr>
-        <w:tc>
-          <w:tcPr>
-            <w:tcW w:w="1567" w:type="dxa"/>
+        <w:trPr/>
+        <w:tc>
+          <w:tcPr>
+            <w:tcW w:w="1566" w:type="dxa"/>
             <w:gridSpan w:val="2"/>
             <w:vMerge/>
             <w:tcBorders>
-              <w:top w:val="single" w:sz="4" w:space="0" w:color="8EAADB"/>
-              <w:left w:val="single" w:sz="4" w:space="0" w:color="8EAADB"/>
-              <w:bottom w:val="single" w:sz="4" w:space="0" w:color="8EAADB"/>
-              <w:right w:val="single" w:sz="4" w:space="0" w:color="8EAADB"/>
+              <w:top w:val="single" w:sz="6" w:space="0" w:color="1F3864"/>
+              <w:left w:val="single" w:sz="6" w:space="0" w:color="1F3864"/>
+              <w:bottom w:val="single" w:sz="6" w:space="0" w:color="1F3864"/>
+              <w:right w:val="single" w:sz="6" w:space="0" w:color="1F3864"/>
             </w:tcBorders>
             <w:shd w:val="clear" w:color="auto" w:fill="D9E2F3"/>
           </w:tcPr>
@@ -16543,13 +16315,13 @@
         </w:tc>
         <w:tc>
           <w:tcPr>
-            <w:tcW w:w="1959" w:type="dxa"/>
+            <w:tcW w:w="1956" w:type="dxa"/>
             <w:gridSpan w:val="4"/>
             <w:tcBorders>
-              <w:top w:val="single" w:sz="4" w:space="0" w:color="8EAADB"/>
-              <w:left w:val="single" w:sz="4" w:space="0" w:color="8EAADB"/>
-              <w:bottom w:val="single" w:sz="4" w:space="0" w:color="8EAADB"/>
-              <w:right w:val="single" w:sz="4" w:space="0" w:color="8EAADB"/>
+              <w:top w:val="single" w:sz="6" w:space="0" w:color="1F3864"/>
+              <w:left w:val="single" w:sz="6" w:space="0" w:color="1F3864"/>
+              <w:bottom w:val="single" w:sz="6" w:space="0" w:color="1F3864"/>
+              <w:right w:val="single" w:sz="6" w:space="0" w:color="1F3864"/>
             </w:tcBorders>
             <w:shd w:val="clear" w:color="auto" w:fill="D9E2F3"/>
             <w:tcMar>
@@ -16580,13 +16352,13 @@
         </w:tc>
         <w:tc>
           <w:tcPr>
-            <w:tcW w:w="1959" w:type="dxa"/>
+            <w:tcW w:w="1957" w:type="dxa"/>
             <w:gridSpan w:val="3"/>
             <w:tcBorders>
-              <w:top w:val="single" w:sz="4" w:space="0" w:color="8EAADB"/>
-              <w:left w:val="single" w:sz="4" w:space="0" w:color="8EAADB"/>
-              <w:bottom w:val="single" w:sz="4" w:space="0" w:color="8EAADB"/>
-              <w:right w:val="single" w:sz="4" w:space="0" w:color="8EAADB"/>
+              <w:top w:val="single" w:sz="6" w:space="0" w:color="1F3864"/>
+              <w:left w:val="single" w:sz="6" w:space="0" w:color="1F3864"/>
+              <w:bottom w:val="single" w:sz="6" w:space="0" w:color="1F3864"/>
+              <w:right w:val="single" w:sz="6" w:space="0" w:color="1F3864"/>
             </w:tcBorders>
             <w:shd w:val="clear" w:color="auto" w:fill="D9E2F3"/>
             <w:tcMar>
@@ -16617,13 +16389,13 @@
         </w:tc>
         <w:tc>
           <w:tcPr>
-            <w:tcW w:w="1959" w:type="dxa"/>
+            <w:tcW w:w="1955" w:type="dxa"/>
             <w:gridSpan w:val="5"/>
             <w:tcBorders>
-              <w:top w:val="single" w:sz="4" w:space="0" w:color="8EAADB"/>
-              <w:left w:val="single" w:sz="4" w:space="0" w:color="8EAADB"/>
-              <w:bottom w:val="single" w:sz="4" w:space="0" w:color="8EAADB"/>
-              <w:right w:val="single" w:sz="4" w:space="0" w:color="8EAADB"/>
+              <w:top w:val="single" w:sz="6" w:space="0" w:color="1F3864"/>
+              <w:left w:val="single" w:sz="6" w:space="0" w:color="1F3864"/>
+              <w:bottom w:val="single" w:sz="6" w:space="0" w:color="1F3864"/>
+              <w:right w:val="single" w:sz="6" w:space="0" w:color="1F3864"/>
             </w:tcBorders>
             <w:shd w:val="clear" w:color="auto" w:fill="D9E2F3"/>
             <w:tcMar>
@@ -16654,13 +16426,13 @@
         </w:tc>
         <w:tc>
           <w:tcPr>
-            <w:tcW w:w="1959" w:type="dxa"/>
+            <w:tcW w:w="1958" w:type="dxa"/>
             <w:gridSpan w:val="2"/>
             <w:tcBorders>
-              <w:top w:val="single" w:sz="4" w:space="0" w:color="8EAADB"/>
-              <w:left w:val="single" w:sz="4" w:space="0" w:color="8EAADB"/>
-              <w:bottom w:val="single" w:sz="4" w:space="0" w:color="8EAADB"/>
-              <w:right w:val="single" w:sz="4" w:space="0" w:color="8EAADB"/>
+              <w:top w:val="single" w:sz="6" w:space="0" w:color="1F3864"/>
+              <w:left w:val="single" w:sz="6" w:space="0" w:color="1F3864"/>
+              <w:bottom w:val="single" w:sz="6" w:space="0" w:color="1F3864"/>
+              <w:right w:val="single" w:sz="6" w:space="0" w:color="1F3864"/>
             </w:tcBorders>
             <w:shd w:val="clear" w:color="auto" w:fill="D9E2F3"/>
             <w:tcMar>
@@ -16699,19 +16471,17 @@
         </w:tc>
       </w:tr>
       <w:tr>
-        <w:trPr>
-          <w:cantSplit/>
-        </w:trPr>
-        <w:tc>
-          <w:tcPr>
-            <w:tcW w:w="1567" w:type="dxa"/>
+        <w:trPr/>
+        <w:tc>
+          <w:tcPr>
+            <w:tcW w:w="1566" w:type="dxa"/>
             <w:gridSpan w:val="2"/>
             <w:vMerge/>
             <w:tcBorders>
-              <w:top w:val="single" w:sz="4" w:space="0" w:color="8EAADB"/>
-              <w:left w:val="single" w:sz="4" w:space="0" w:color="8EAADB"/>
-              <w:bottom w:val="single" w:sz="4" w:space="0" w:color="8EAADB"/>
-              <w:right w:val="single" w:sz="4" w:space="0" w:color="8EAADB"/>
+              <w:top w:val="single" w:sz="6" w:space="0" w:color="1F3864"/>
+              <w:left w:val="single" w:sz="6" w:space="0" w:color="1F3864"/>
+              <w:bottom w:val="single" w:sz="6" w:space="0" w:color="1F3864"/>
+              <w:right w:val="single" w:sz="6" w:space="0" w:color="1F3864"/>
             </w:tcBorders>
             <w:shd w:val="clear" w:color="auto" w:fill="D9E2F3"/>
           </w:tcPr>
@@ -16728,13 +16498,13 @@
         </w:tc>
         <w:tc>
           <w:tcPr>
-            <w:tcW w:w="1959" w:type="dxa"/>
+            <w:tcW w:w="1956" w:type="dxa"/>
             <w:gridSpan w:val="4"/>
             <w:tcBorders>
-              <w:top w:val="single" w:sz="4" w:space="0" w:color="8EAADB"/>
-              <w:left w:val="single" w:sz="4" w:space="0" w:color="8EAADB"/>
-              <w:bottom w:val="single" w:sz="4" w:space="0" w:color="8EAADB"/>
-              <w:right w:val="single" w:sz="4" w:space="0" w:color="8EAADB"/>
+              <w:top w:val="single" w:sz="6" w:space="0" w:color="1F3864"/>
+              <w:left w:val="single" w:sz="6" w:space="0" w:color="1F3864"/>
+              <w:bottom w:val="single" w:sz="6" w:space="0" w:color="1F3864"/>
+              <w:right w:val="single" w:sz="6" w:space="0" w:color="1F3864"/>
             </w:tcBorders>
             <w:shd w:val="clear" w:color="auto" w:fill="D9E2F3"/>
             <w:tcMar>
@@ -16765,13 +16535,13 @@
         </w:tc>
         <w:tc>
           <w:tcPr>
-            <w:tcW w:w="1959" w:type="dxa"/>
+            <w:tcW w:w="1957" w:type="dxa"/>
             <w:gridSpan w:val="3"/>
             <w:tcBorders>
-              <w:top w:val="single" w:sz="4" w:space="0" w:color="8EAADB"/>
-              <w:left w:val="single" w:sz="4" w:space="0" w:color="8EAADB"/>
-              <w:bottom w:val="single" w:sz="4" w:space="0" w:color="8EAADB"/>
-              <w:right w:val="single" w:sz="4" w:space="0" w:color="8EAADB"/>
+              <w:top w:val="single" w:sz="6" w:space="0" w:color="1F3864"/>
+              <w:left w:val="single" w:sz="6" w:space="0" w:color="1F3864"/>
+              <w:bottom w:val="single" w:sz="6" w:space="0" w:color="1F3864"/>
+              <w:right w:val="single" w:sz="6" w:space="0" w:color="1F3864"/>
             </w:tcBorders>
             <w:shd w:val="clear" w:color="auto" w:fill="D9E2F3"/>
             <w:tcMar>
@@ -16802,13 +16572,13 @@
         </w:tc>
         <w:tc>
           <w:tcPr>
-            <w:tcW w:w="1959" w:type="dxa"/>
+            <w:tcW w:w="1955" w:type="dxa"/>
             <w:gridSpan w:val="5"/>
             <w:tcBorders>
-              <w:top w:val="single" w:sz="4" w:space="0" w:color="8EAADB"/>
-              <w:left w:val="single" w:sz="4" w:space="0" w:color="8EAADB"/>
-              <w:bottom w:val="single" w:sz="4" w:space="0" w:color="8EAADB"/>
-              <w:right w:val="single" w:sz="4" w:space="0" w:color="8EAADB"/>
+              <w:top w:val="single" w:sz="6" w:space="0" w:color="1F3864"/>
+              <w:left w:val="single" w:sz="6" w:space="0" w:color="1F3864"/>
+              <w:bottom w:val="single" w:sz="6" w:space="0" w:color="1F3864"/>
+              <w:right w:val="single" w:sz="6" w:space="0" w:color="1F3864"/>
             </w:tcBorders>
             <w:shd w:val="clear" w:color="auto" w:fill="D9E2F3"/>
             <w:tcMar>
@@ -16839,13 +16609,13 @@
         </w:tc>
         <w:tc>
           <w:tcPr>
-            <w:tcW w:w="1959" w:type="dxa"/>
+            <w:tcW w:w="1958" w:type="dxa"/>
             <w:gridSpan w:val="2"/>
             <w:tcBorders>
-              <w:top w:val="single" w:sz="4" w:space="0" w:color="8EAADB"/>
-              <w:left w:val="single" w:sz="4" w:space="0" w:color="8EAADB"/>
-              <w:bottom w:val="single" w:sz="4" w:space="0" w:color="8EAADB"/>
-              <w:right w:val="single" w:sz="4" w:space="0" w:color="8EAADB"/>
+              <w:top w:val="single" w:sz="6" w:space="0" w:color="1F3864"/>
+              <w:left w:val="single" w:sz="6" w:space="0" w:color="1F3864"/>
+              <w:bottom w:val="single" w:sz="6" w:space="0" w:color="1F3864"/>
+              <w:right w:val="single" w:sz="6" w:space="0" w:color="1F3864"/>
             </w:tcBorders>
             <w:shd w:val="clear" w:color="auto" w:fill="D9E2F3"/>
             <w:tcMar>
@@ -16876,19 +16646,17 @@
         </w:tc>
       </w:tr>
       <w:tr>
-        <w:trPr>
-          <w:cantSplit/>
-        </w:trPr>
-        <w:tc>
-          <w:tcPr>
-            <w:tcW w:w="1567" w:type="dxa"/>
+        <w:trPr/>
+        <w:tc>
+          <w:tcPr>
+            <w:tcW w:w="1566" w:type="dxa"/>
             <w:gridSpan w:val="2"/>
             <w:vMerge/>
             <w:tcBorders>
-              <w:top w:val="single" w:sz="4" w:space="0" w:color="8EAADB"/>
-              <w:left w:val="single" w:sz="4" w:space="0" w:color="8EAADB"/>
-              <w:bottom w:val="single" w:sz="4" w:space="0" w:color="8EAADB"/>
-              <w:right w:val="single" w:sz="4" w:space="0" w:color="8EAADB"/>
+              <w:top w:val="single" w:sz="6" w:space="0" w:color="1F3864"/>
+              <w:left w:val="single" w:sz="6" w:space="0" w:color="1F3864"/>
+              <w:bottom w:val="single" w:sz="6" w:space="0" w:color="1F3864"/>
+              <w:right w:val="single" w:sz="6" w:space="0" w:color="1F3864"/>
             </w:tcBorders>
             <w:shd w:val="clear" w:color="auto" w:fill="D9E2F3"/>
           </w:tcPr>
@@ -16905,13 +16673,13 @@
         </w:tc>
         <w:tc>
           <w:tcPr>
-            <w:tcW w:w="6270" w:type="dxa"/>
+            <w:tcW w:w="6259" w:type="dxa"/>
             <w:gridSpan w:val="13"/>
             <w:tcBorders>
-              <w:top w:val="single" w:sz="4" w:space="0" w:color="8EAADB"/>
-              <w:left w:val="single" w:sz="4" w:space="0" w:color="8EAADB"/>
-              <w:bottom w:val="single" w:sz="4" w:space="0" w:color="8EAADB"/>
-              <w:right w:val="single" w:sz="4" w:space="0" w:color="8EAADB"/>
+              <w:top w:val="single" w:sz="6" w:space="0" w:color="1F3864"/>
+              <w:left w:val="single" w:sz="6" w:space="0" w:color="1F3864"/>
+              <w:bottom w:val="single" w:sz="6" w:space="0" w:color="1F3864"/>
+              <w:right w:val="single" w:sz="6" w:space="0" w:color="1F3864"/>
             </w:tcBorders>
             <w:shd w:val="clear" w:color="auto" w:fill="D9E2F3"/>
             <w:tcMar>
@@ -16958,10 +16726,10 @@
           <w:tcPr>
             <w:tcW w:w="1567" w:type="dxa"/>
             <w:tcBorders>
-              <w:top w:val="single" w:sz="4" w:space="0" w:color="4472C4"/>
-              <w:left w:val="single" w:sz="4" w:space="0" w:color="4472C4"/>
-              <w:bottom w:val="single" w:sz="4" w:space="0" w:color="4472C4"/>
-              <w:right w:val="single" w:sz="4" w:space="0" w:color="4472C4"/>
+              <w:top w:val="single" w:sz="6" w:space="0" w:color="1F3864"/>
+              <w:left w:val="single" w:sz="6" w:space="0" w:color="1F3864"/>
+              <w:bottom w:val="single" w:sz="6" w:space="0" w:color="1F3864"/>
+              <w:right w:val="single" w:sz="6" w:space="0" w:color="1F3864"/>
             </w:tcBorders>
             <w:shd w:val="clear" w:color="auto" w:fill="4472C4"/>
             <w:tcMar>
@@ -17000,19 +16768,17 @@
         </w:tc>
       </w:tr>
       <w:tr>
-        <w:trPr>
-          <w:cantSplit/>
-        </w:trPr>
-        <w:tc>
-          <w:tcPr>
-            <w:tcW w:w="1567" w:type="dxa"/>
+        <w:trPr/>
+        <w:tc>
+          <w:tcPr>
+            <w:tcW w:w="1566" w:type="dxa"/>
             <w:gridSpan w:val="2"/>
             <w:vMerge/>
             <w:tcBorders>
-              <w:top w:val="single" w:sz="4" w:space="0" w:color="8EAADB"/>
-              <w:left w:val="single" w:sz="4" w:space="0" w:color="8EAADB"/>
-              <w:bottom w:val="single" w:sz="4" w:space="0" w:color="8EAADB"/>
-              <w:right w:val="single" w:sz="4" w:space="0" w:color="8EAADB"/>
+              <w:top w:val="single" w:sz="6" w:space="0" w:color="1F3864"/>
+              <w:left w:val="single" w:sz="6" w:space="0" w:color="1F3864"/>
+              <w:bottom w:val="single" w:sz="6" w:space="0" w:color="1F3864"/>
+              <w:right w:val="single" w:sz="6" w:space="0" w:color="1F3864"/>
             </w:tcBorders>
             <w:shd w:val="clear" w:color="auto" w:fill="D9E2F3"/>
           </w:tcPr>
@@ -17029,13 +16795,13 @@
         </w:tc>
         <w:tc>
           <w:tcPr>
-            <w:tcW w:w="1959" w:type="dxa"/>
+            <w:tcW w:w="1956" w:type="dxa"/>
             <w:gridSpan w:val="4"/>
             <w:tcBorders>
-              <w:top w:val="single" w:sz="4" w:space="0" w:color="4472C4"/>
-              <w:left w:val="single" w:sz="4" w:space="0" w:color="4472C4"/>
-              <w:bottom w:val="single" w:sz="4" w:space="0" w:color="4472C4"/>
-              <w:right w:val="single" w:sz="4" w:space="0" w:color="4472C4"/>
+              <w:top w:val="single" w:sz="6" w:space="0" w:color="1F3864"/>
+              <w:left w:val="single" w:sz="6" w:space="0" w:color="1F3864"/>
+              <w:bottom w:val="single" w:sz="6" w:space="0" w:color="1F3864"/>
+              <w:right w:val="single" w:sz="6" w:space="0" w:color="1F3864"/>
             </w:tcBorders>
             <w:shd w:val="clear" w:color="auto" w:fill="4472C4"/>
             <w:tcMar>
@@ -17074,13 +16840,13 @@
         </w:tc>
         <w:tc>
           <w:tcPr>
-            <w:tcW w:w="1959" w:type="dxa"/>
+            <w:tcW w:w="1957" w:type="dxa"/>
             <w:gridSpan w:val="3"/>
             <w:tcBorders>
-              <w:top w:val="single" w:sz="4" w:space="0" w:color="4472C4"/>
-              <w:left w:val="single" w:sz="4" w:space="0" w:color="4472C4"/>
-              <w:bottom w:val="single" w:sz="4" w:space="0" w:color="4472C4"/>
-              <w:right w:val="single" w:sz="4" w:space="0" w:color="4472C4"/>
+              <w:top w:val="single" w:sz="6" w:space="0" w:color="1F3864"/>
+              <w:left w:val="single" w:sz="6" w:space="0" w:color="1F3864"/>
+              <w:bottom w:val="single" w:sz="6" w:space="0" w:color="1F3864"/>
+              <w:right w:val="single" w:sz="6" w:space="0" w:color="1F3864"/>
             </w:tcBorders>
             <w:shd w:val="clear" w:color="auto" w:fill="4472C4"/>
             <w:tcMar>
@@ -17119,13 +16885,13 @@
         </w:tc>
         <w:tc>
           <w:tcPr>
-            <w:tcW w:w="1959" w:type="dxa"/>
+            <w:tcW w:w="1955" w:type="dxa"/>
             <w:gridSpan w:val="5"/>
             <w:tcBorders>
-              <w:top w:val="single" w:sz="4" w:space="0" w:color="4472C4"/>
-              <w:left w:val="single" w:sz="4" w:space="0" w:color="4472C4"/>
-              <w:bottom w:val="single" w:sz="4" w:space="0" w:color="4472C4"/>
-              <w:right w:val="single" w:sz="4" w:space="0" w:color="4472C4"/>
+              <w:top w:val="single" w:sz="6" w:space="0" w:color="1F3864"/>
+              <w:left w:val="single" w:sz="6" w:space="0" w:color="1F3864"/>
+              <w:bottom w:val="single" w:sz="6" w:space="0" w:color="1F3864"/>
+              <w:right w:val="single" w:sz="6" w:space="0" w:color="1F3864"/>
             </w:tcBorders>
             <w:shd w:val="clear" w:color="auto" w:fill="4472C4"/>
             <w:tcMar>
@@ -17164,13 +16930,13 @@
         </w:tc>
         <w:tc>
           <w:tcPr>
-            <w:tcW w:w="1959" w:type="dxa"/>
+            <w:tcW w:w="1958" w:type="dxa"/>
             <w:gridSpan w:val="2"/>
             <w:tcBorders>
-              <w:top w:val="single" w:sz="4" w:space="0" w:color="4472C4"/>
-              <w:left w:val="single" w:sz="4" w:space="0" w:color="4472C4"/>
-              <w:bottom w:val="single" w:sz="4" w:space="0" w:color="4472C4"/>
-              <w:right w:val="single" w:sz="4" w:space="0" w:color="4472C4"/>
+              <w:top w:val="single" w:sz="6" w:space="0" w:color="1F3864"/>
+              <w:left w:val="single" w:sz="6" w:space="0" w:color="1F3864"/>
+              <w:bottom w:val="single" w:sz="6" w:space="0" w:color="1F3864"/>
+              <w:right w:val="single" w:sz="6" w:space="0" w:color="1F3864"/>
             </w:tcBorders>
             <w:shd w:val="clear" w:color="auto" w:fill="4472C4"/>
             <w:tcMar>
@@ -17209,19 +16975,17 @@
         </w:tc>
       </w:tr>
       <w:tr>
-        <w:trPr>
-          <w:cantSplit/>
-        </w:trPr>
-        <w:tc>
-          <w:tcPr>
-            <w:tcW w:w="1567" w:type="dxa"/>
+        <w:trPr/>
+        <w:tc>
+          <w:tcPr>
+            <w:tcW w:w="1566" w:type="dxa"/>
             <w:gridSpan w:val="2"/>
             <w:vMerge/>
             <w:tcBorders>
-              <w:top w:val="single" w:sz="4" w:space="0" w:color="8EAADB"/>
-              <w:left w:val="single" w:sz="4" w:space="0" w:color="8EAADB"/>
-              <w:bottom w:val="single" w:sz="4" w:space="0" w:color="8EAADB"/>
-              <w:right w:val="single" w:sz="4" w:space="0" w:color="8EAADB"/>
+              <w:top w:val="single" w:sz="6" w:space="0" w:color="1F3864"/>
+              <w:left w:val="single" w:sz="6" w:space="0" w:color="1F3864"/>
+              <w:bottom w:val="single" w:sz="6" w:space="0" w:color="1F3864"/>
+              <w:right w:val="single" w:sz="6" w:space="0" w:color="1F3864"/>
             </w:tcBorders>
             <w:shd w:val="clear" w:color="auto" w:fill="D9E2F3"/>
           </w:tcPr>
@@ -17238,13 +17002,13 @@
         </w:tc>
         <w:tc>
           <w:tcPr>
-            <w:tcW w:w="1959" w:type="dxa"/>
+            <w:tcW w:w="1956" w:type="dxa"/>
             <w:gridSpan w:val="4"/>
             <w:tcBorders>
-              <w:top w:val="single" w:sz="4" w:space="0" w:color="8EAADB"/>
-              <w:left w:val="single" w:sz="4" w:space="0" w:color="8EAADB"/>
-              <w:bottom w:val="single" w:sz="4" w:space="0" w:color="8EAADB"/>
-              <w:right w:val="single" w:sz="4" w:space="0" w:color="8EAADB"/>
+              <w:top w:val="single" w:sz="6" w:space="0" w:color="1F3864"/>
+              <w:left w:val="single" w:sz="6" w:space="0" w:color="1F3864"/>
+              <w:bottom w:val="single" w:sz="6" w:space="0" w:color="1F3864"/>
+              <w:right w:val="single" w:sz="6" w:space="0" w:color="1F3864"/>
             </w:tcBorders>
             <w:shd w:val="clear" w:color="auto" w:fill="D9E2F3"/>
             <w:tcMar>
@@ -17275,13 +17039,13 @@
         </w:tc>
         <w:tc>
           <w:tcPr>
-            <w:tcW w:w="1959" w:type="dxa"/>
+            <w:tcW w:w="1957" w:type="dxa"/>
             <w:gridSpan w:val="3"/>
             <w:tcBorders>
-              <w:top w:val="single" w:sz="4" w:space="0" w:color="8EAADB"/>
-              <w:left w:val="single" w:sz="4" w:space="0" w:color="8EAADB"/>
-              <w:bottom w:val="single" w:sz="4" w:space="0" w:color="8EAADB"/>
-              <w:right w:val="single" w:sz="4" w:space="0" w:color="8EAADB"/>
+              <w:top w:val="single" w:sz="6" w:space="0" w:color="1F3864"/>
+              <w:left w:val="single" w:sz="6" w:space="0" w:color="1F3864"/>
+              <w:bottom w:val="single" w:sz="6" w:space="0" w:color="1F3864"/>
+              <w:right w:val="single" w:sz="6" w:space="0" w:color="1F3864"/>
             </w:tcBorders>
             <w:shd w:val="clear" w:color="auto" w:fill="D9E2F3"/>
             <w:tcMar>
@@ -17312,13 +17076,13 @@
         </w:tc>
         <w:tc>
           <w:tcPr>
-            <w:tcW w:w="1959" w:type="dxa"/>
+            <w:tcW w:w="1955" w:type="dxa"/>
             <w:gridSpan w:val="5"/>
             <w:tcBorders>
-              <w:top w:val="single" w:sz="4" w:space="0" w:color="8EAADB"/>
-              <w:left w:val="single" w:sz="4" w:space="0" w:color="8EAADB"/>
-              <w:bottom w:val="single" w:sz="4" w:space="0" w:color="8EAADB"/>
-              <w:right w:val="single" w:sz="4" w:space="0" w:color="8EAADB"/>
+              <w:top w:val="single" w:sz="6" w:space="0" w:color="1F3864"/>
+              <w:left w:val="single" w:sz="6" w:space="0" w:color="1F3864"/>
+              <w:bottom w:val="single" w:sz="6" w:space="0" w:color="1F3864"/>
+              <w:right w:val="single" w:sz="6" w:space="0" w:color="1F3864"/>
             </w:tcBorders>
             <w:shd w:val="clear" w:color="auto" w:fill="D9E2F3"/>
             <w:tcMar>
@@ -17349,13 +17113,13 @@
         </w:tc>
         <w:tc>
           <w:tcPr>
-            <w:tcW w:w="1959" w:type="dxa"/>
+            <w:tcW w:w="1958" w:type="dxa"/>
             <w:gridSpan w:val="2"/>
             <w:tcBorders>
-              <w:top w:val="single" w:sz="4" w:space="0" w:color="8EAADB"/>
-              <w:left w:val="single" w:sz="4" w:space="0" w:color="8EAADB"/>
-              <w:bottom w:val="single" w:sz="4" w:space="0" w:color="8EAADB"/>
-              <w:right w:val="single" w:sz="4" w:space="0" w:color="8EAADB"/>
+              <w:top w:val="single" w:sz="6" w:space="0" w:color="1F3864"/>
+              <w:left w:val="single" w:sz="6" w:space="0" w:color="1F3864"/>
+              <w:bottom w:val="single" w:sz="6" w:space="0" w:color="1F3864"/>
+              <w:right w:val="single" w:sz="6" w:space="0" w:color="1F3864"/>
             </w:tcBorders>
             <w:shd w:val="clear" w:color="auto" w:fill="D9E2F3"/>
             <w:tcMar>
@@ -17386,19 +17150,17 @@
         </w:tc>
       </w:tr>
       <w:tr>
-        <w:trPr>
-          <w:cantSplit/>
-        </w:trPr>
-        <w:tc>
-          <w:tcPr>
-            <w:tcW w:w="1567" w:type="dxa"/>
+        <w:trPr/>
+        <w:tc>
+          <w:tcPr>
+            <w:tcW w:w="1566" w:type="dxa"/>
             <w:gridSpan w:val="2"/>
             <w:vMerge/>
             <w:tcBorders>
-              <w:top w:val="single" w:sz="4" w:space="0" w:color="8EAADB"/>
-              <w:left w:val="single" w:sz="4" w:space="0" w:color="8EAADB"/>
-              <w:bottom w:val="single" w:sz="4" w:space="0" w:color="8EAADB"/>
-              <w:right w:val="single" w:sz="4" w:space="0" w:color="8EAADB"/>
+              <w:top w:val="single" w:sz="6" w:space="0" w:color="1F3864"/>
+              <w:left w:val="single" w:sz="6" w:space="0" w:color="1F3864"/>
+              <w:bottom w:val="single" w:sz="6" w:space="0" w:color="1F3864"/>
+              <w:right w:val="single" w:sz="6" w:space="0" w:color="1F3864"/>
             </w:tcBorders>
             <w:shd w:val="clear" w:color="auto" w:fill="D9E2F3"/>
           </w:tcPr>
@@ -17415,13 +17177,13 @@
         </w:tc>
         <w:tc>
           <w:tcPr>
-            <w:tcW w:w="1959" w:type="dxa"/>
+            <w:tcW w:w="1956" w:type="dxa"/>
             <w:gridSpan w:val="4"/>
             <w:tcBorders>
-              <w:top w:val="single" w:sz="4" w:space="0" w:color="8EAADB"/>
-              <w:left w:val="single" w:sz="4" w:space="0" w:color="8EAADB"/>
-              <w:bottom w:val="single" w:sz="4" w:space="0" w:color="8EAADB"/>
-              <w:right w:val="single" w:sz="4" w:space="0" w:color="8EAADB"/>
+              <w:top w:val="single" w:sz="6" w:space="0" w:color="1F3864"/>
+              <w:left w:val="single" w:sz="6" w:space="0" w:color="1F3864"/>
+              <w:bottom w:val="single" w:sz="6" w:space="0" w:color="1F3864"/>
+              <w:right w:val="single" w:sz="6" w:space="0" w:color="1F3864"/>
             </w:tcBorders>
             <w:shd w:val="clear" w:color="auto" w:fill="D9E2F3"/>
             <w:tcMar>
@@ -17452,13 +17214,13 @@
         </w:tc>
         <w:tc>
           <w:tcPr>
-            <w:tcW w:w="1959" w:type="dxa"/>
+            <w:tcW w:w="1957" w:type="dxa"/>
             <w:gridSpan w:val="3"/>
             <w:tcBorders>
-              <w:top w:val="single" w:sz="4" w:space="0" w:color="8EAADB"/>
-              <w:left w:val="single" w:sz="4" w:space="0" w:color="8EAADB"/>
-              <w:bottom w:val="single" w:sz="4" w:space="0" w:color="8EAADB"/>
-              <w:right w:val="single" w:sz="4" w:space="0" w:color="8EAADB"/>
+              <w:top w:val="single" w:sz="6" w:space="0" w:color="1F3864"/>
+              <w:left w:val="single" w:sz="6" w:space="0" w:color="1F3864"/>
+              <w:bottom w:val="single" w:sz="6" w:space="0" w:color="1F3864"/>
+              <w:right w:val="single" w:sz="6" w:space="0" w:color="1F3864"/>
             </w:tcBorders>
             <w:shd w:val="clear" w:color="auto" w:fill="D9E2F3"/>
             <w:tcMar>
@@ -17489,13 +17251,13 @@
         </w:tc>
         <w:tc>
           <w:tcPr>
-            <w:tcW w:w="1959" w:type="dxa"/>
+            <w:tcW w:w="1955" w:type="dxa"/>
             <w:gridSpan w:val="5"/>
             <w:tcBorders>
-              <w:top w:val="single" w:sz="4" w:space="0" w:color="8EAADB"/>
-              <w:left w:val="single" w:sz="4" w:space="0" w:color="8EAADB"/>
-              <w:bottom w:val="single" w:sz="4" w:space="0" w:color="8EAADB"/>
-              <w:right w:val="single" w:sz="4" w:space="0" w:color="8EAADB"/>
+              <w:top w:val="single" w:sz="6" w:space="0" w:color="1F3864"/>
+              <w:left w:val="single" w:sz="6" w:space="0" w:color="1F3864"/>
+              <w:bottom w:val="single" w:sz="6" w:space="0" w:color="1F3864"/>
+              <w:right w:val="single" w:sz="6" w:space="0" w:color="1F3864"/>
             </w:tcBorders>
             <w:shd w:val="clear" w:color="auto" w:fill="D9E2F3"/>
             <w:tcMar>
@@ -17526,13 +17288,13 @@
         </w:tc>
         <w:tc>
           <w:tcPr>
-            <w:tcW w:w="1959" w:type="dxa"/>
+            <w:tcW w:w="1958" w:type="dxa"/>
             <w:gridSpan w:val="2"/>
             <w:tcBorders>
-              <w:top w:val="single" w:sz="4" w:space="0" w:color="8EAADB"/>
-              <w:left w:val="single" w:sz="4" w:space="0" w:color="8EAADB"/>
-              <w:bottom w:val="single" w:sz="4" w:space="0" w:color="8EAADB"/>
-              <w:right w:val="single" w:sz="4" w:space="0" w:color="8EAADB"/>
+              <w:top w:val="single" w:sz="6" w:space="0" w:color="1F3864"/>
+              <w:left w:val="single" w:sz="6" w:space="0" w:color="1F3864"/>
+              <w:bottom w:val="single" w:sz="6" w:space="0" w:color="1F3864"/>
+              <w:right w:val="single" w:sz="6" w:space="0" w:color="1F3864"/>
             </w:tcBorders>
             <w:shd w:val="clear" w:color="auto" w:fill="D9E2F3"/>
             <w:tcMar>
@@ -17563,19 +17325,17 @@
         </w:tc>
       </w:tr>
       <w:tr>
-        <w:trPr>
-          <w:cantSplit/>
-        </w:trPr>
-        <w:tc>
-          <w:tcPr>
-            <w:tcW w:w="1567" w:type="dxa"/>
+        <w:trPr/>
+        <w:tc>
+          <w:tcPr>
+            <w:tcW w:w="1566" w:type="dxa"/>
             <w:gridSpan w:val="2"/>
             <w:vMerge/>
             <w:tcBorders>
-              <w:top w:val="single" w:sz="4" w:space="0" w:color="8EAADB"/>
-              <w:left w:val="single" w:sz="4" w:space="0" w:color="8EAADB"/>
-              <w:bottom w:val="single" w:sz="4" w:space="0" w:color="8EAADB"/>
-              <w:right w:val="single" w:sz="4" w:space="0" w:color="8EAADB"/>
+              <w:top w:val="single" w:sz="6" w:space="0" w:color="1F3864"/>
+              <w:left w:val="single" w:sz="6" w:space="0" w:color="1F3864"/>
+              <w:bottom w:val="single" w:sz="6" w:space="0" w:color="1F3864"/>
+              <w:right w:val="single" w:sz="6" w:space="0" w:color="1F3864"/>
             </w:tcBorders>
             <w:shd w:val="clear" w:color="auto" w:fill="D9E2F3"/>
           </w:tcPr>
@@ -17592,13 +17352,13 @@
         </w:tc>
         <w:tc>
           <w:tcPr>
-            <w:tcW w:w="1959" w:type="dxa"/>
+            <w:tcW w:w="1956" w:type="dxa"/>
             <w:gridSpan w:val="4"/>
             <w:tcBorders>
-              <w:top w:val="single" w:sz="4" w:space="0" w:color="8EAADB"/>
-              <w:left w:val="single" w:sz="4" w:space="0" w:color="8EAADB"/>
-              <w:bottom w:val="single" w:sz="4" w:space="0" w:color="8EAADB"/>
-              <w:right w:val="single" w:sz="4" w:space="0" w:color="8EAADB"/>
+              <w:top w:val="single" w:sz="6" w:space="0" w:color="1F3864"/>
+              <w:left w:val="single" w:sz="6" w:space="0" w:color="1F3864"/>
+              <w:bottom w:val="single" w:sz="6" w:space="0" w:color="1F3864"/>
+              <w:right w:val="single" w:sz="6" w:space="0" w:color="1F3864"/>
             </w:tcBorders>
             <w:shd w:val="clear" w:color="auto" w:fill="D9E2F3"/>
             <w:tcMar>
@@ -17629,13 +17389,13 @@
         </w:tc>
         <w:tc>
           <w:tcPr>
-            <w:tcW w:w="1959" w:type="dxa"/>
+            <w:tcW w:w="1957" w:type="dxa"/>
             <w:gridSpan w:val="3"/>
             <w:tcBorders>
-              <w:top w:val="single" w:sz="4" w:space="0" w:color="8EAADB"/>
-              <w:left w:val="single" w:sz="4" w:space="0" w:color="8EAADB"/>
-              <w:bottom w:val="single" w:sz="4" w:space="0" w:color="8EAADB"/>
-              <w:right w:val="single" w:sz="4" w:space="0" w:color="8EAADB"/>
+              <w:top w:val="single" w:sz="6" w:space="0" w:color="1F3864"/>
+              <w:left w:val="single" w:sz="6" w:space="0" w:color="1F3864"/>
+              <w:bottom w:val="single" w:sz="6" w:space="0" w:color="1F3864"/>
+              <w:right w:val="single" w:sz="6" w:space="0" w:color="1F3864"/>
             </w:tcBorders>
             <w:shd w:val="clear" w:color="auto" w:fill="D9E2F3"/>
             <w:tcMar>
@@ -17666,13 +17426,13 @@
         </w:tc>
         <w:tc>
           <w:tcPr>
-            <w:tcW w:w="1959" w:type="dxa"/>
+            <w:tcW w:w="1955" w:type="dxa"/>
             <w:gridSpan w:val="5"/>
             <w:tcBorders>
-              <w:top w:val="single" w:sz="4" w:space="0" w:color="8EAADB"/>
-              <w:left w:val="single" w:sz="4" w:space="0" w:color="8EAADB"/>
-              <w:bottom w:val="single" w:sz="4" w:space="0" w:color="8EAADB"/>
-              <w:right w:val="single" w:sz="4" w:space="0" w:color="8EAADB"/>
+              <w:top w:val="single" w:sz="6" w:space="0" w:color="1F3864"/>
+              <w:left w:val="single" w:sz="6" w:space="0" w:color="1F3864"/>
+              <w:bottom w:val="single" w:sz="6" w:space="0" w:color="1F3864"/>
+              <w:right w:val="single" w:sz="6" w:space="0" w:color="1F3864"/>
             </w:tcBorders>
             <w:shd w:val="clear" w:color="auto" w:fill="D9E2F3"/>
             <w:tcMar>
@@ -17703,13 +17463,13 @@
         </w:tc>
         <w:tc>
           <w:tcPr>
-            <w:tcW w:w="1959" w:type="dxa"/>
+            <w:tcW w:w="1958" w:type="dxa"/>
             <w:gridSpan w:val="2"/>
             <w:tcBorders>
-              <w:top w:val="single" w:sz="4" w:space="0" w:color="8EAADB"/>
-              <w:left w:val="single" w:sz="4" w:space="0" w:color="8EAADB"/>
-              <w:bottom w:val="single" w:sz="4" w:space="0" w:color="8EAADB"/>
-              <w:right w:val="single" w:sz="4" w:space="0" w:color="8EAADB"/>
+              <w:top w:val="single" w:sz="6" w:space="0" w:color="1F3864"/>
+              <w:left w:val="single" w:sz="6" w:space="0" w:color="1F3864"/>
+              <w:bottom w:val="single" w:sz="6" w:space="0" w:color="1F3864"/>
+              <w:right w:val="single" w:sz="6" w:space="0" w:color="1F3864"/>
             </w:tcBorders>
             <w:shd w:val="clear" w:color="auto" w:fill="D9E2F3"/>
             <w:tcMar>
@@ -17740,19 +17500,17 @@
         </w:tc>
       </w:tr>
       <w:tr>
-        <w:trPr>
-          <w:cantSplit/>
-        </w:trPr>
-        <w:tc>
-          <w:tcPr>
-            <w:tcW w:w="1567" w:type="dxa"/>
+        <w:trPr/>
+        <w:tc>
+          <w:tcPr>
+            <w:tcW w:w="1566" w:type="dxa"/>
             <w:gridSpan w:val="2"/>
             <w:vMerge/>
             <w:tcBorders>
-              <w:top w:val="single" w:sz="4" w:space="0" w:color="8EAADB"/>
-              <w:left w:val="single" w:sz="4" w:space="0" w:color="8EAADB"/>
-              <w:bottom w:val="single" w:sz="4" w:space="0" w:color="8EAADB"/>
-              <w:right w:val="single" w:sz="4" w:space="0" w:color="8EAADB"/>
+              <w:top w:val="single" w:sz="6" w:space="0" w:color="1F3864"/>
+              <w:left w:val="single" w:sz="6" w:space="0" w:color="1F3864"/>
+              <w:bottom w:val="single" w:sz="6" w:space="0" w:color="1F3864"/>
+              <w:right w:val="single" w:sz="6" w:space="0" w:color="1F3864"/>
             </w:tcBorders>
             <w:shd w:val="clear" w:color="auto" w:fill="D9E2F3"/>
           </w:tcPr>
@@ -17769,13 +17527,13 @@
         </w:tc>
         <w:tc>
           <w:tcPr>
-            <w:tcW w:w="6270" w:type="dxa"/>
+            <w:tcW w:w="6259" w:type="dxa"/>
             <w:gridSpan w:val="13"/>
             <w:tcBorders>
-              <w:top w:val="single" w:sz="4" w:space="0" w:color="8EAADB"/>
-              <w:left w:val="single" w:sz="4" w:space="0" w:color="8EAADB"/>
-              <w:bottom w:val="single" w:sz="4" w:space="0" w:color="8EAADB"/>
-              <w:right w:val="single" w:sz="4" w:space="0" w:color="8EAADB"/>
+              <w:top w:val="single" w:sz="6" w:space="0" w:color="1F3864"/>
+              <w:left w:val="single" w:sz="6" w:space="0" w:color="1F3864"/>
+              <w:bottom w:val="single" w:sz="6" w:space="0" w:color="1F3864"/>
+              <w:right w:val="single" w:sz="6" w:space="0" w:color="1F3864"/>
             </w:tcBorders>
             <w:shd w:val="clear" w:color="auto" w:fill="D9E2F3"/>
             <w:tcMar>
@@ -17822,10 +17580,10 @@
           <w:tcPr>
             <w:tcW w:w="1567" w:type="dxa"/>
             <w:tcBorders>
-              <w:top w:val="single" w:sz="4" w:space="0" w:color="4472C4"/>
-              <w:left w:val="single" w:sz="4" w:space="0" w:color="4472C4"/>
-              <w:bottom w:val="single" w:sz="4" w:space="0" w:color="4472C4"/>
-              <w:right w:val="single" w:sz="4" w:space="0" w:color="4472C4"/>
+              <w:top w:val="single" w:sz="6" w:space="0" w:color="1F3864"/>
+              <w:left w:val="single" w:sz="6" w:space="0" w:color="1F3864"/>
+              <w:bottom w:val="single" w:sz="6" w:space="0" w:color="1F3864"/>
+              <w:right w:val="single" w:sz="6" w:space="0" w:color="1F3864"/>
             </w:tcBorders>
             <w:shd w:val="clear" w:color="auto" w:fill="4472C4"/>
             <w:tcMar>
@@ -17864,19 +17622,17 @@
         </w:tc>
       </w:tr>
       <w:tr>
-        <w:trPr>
-          <w:cantSplit/>
-        </w:trPr>
-        <w:tc>
-          <w:tcPr>
-            <w:tcW w:w="1567" w:type="dxa"/>
+        <w:trPr/>
+        <w:tc>
+          <w:tcPr>
+            <w:tcW w:w="1566" w:type="dxa"/>
             <w:gridSpan w:val="2"/>
             <w:vMerge/>
             <w:tcBorders>
-              <w:top w:val="single" w:sz="4" w:space="0" w:color="8EAADB"/>
-              <w:left w:val="single" w:sz="4" w:space="0" w:color="8EAADB"/>
-              <w:bottom w:val="single" w:sz="4" w:space="0" w:color="8EAADB"/>
-              <w:right w:val="single" w:sz="4" w:space="0" w:color="8EAADB"/>
+              <w:top w:val="single" w:sz="6" w:space="0" w:color="1F3864"/>
+              <w:left w:val="single" w:sz="6" w:space="0" w:color="1F3864"/>
+              <w:bottom w:val="single" w:sz="6" w:space="0" w:color="1F3864"/>
+              <w:right w:val="single" w:sz="6" w:space="0" w:color="1F3864"/>
             </w:tcBorders>
             <w:shd w:val="clear" w:color="auto" w:fill="D9E2F3"/>
           </w:tcPr>
@@ -17893,13 +17649,13 @@
         </w:tc>
         <w:tc>
           <w:tcPr>
-            <w:tcW w:w="1959" w:type="dxa"/>
+            <w:tcW w:w="1956" w:type="dxa"/>
             <w:gridSpan w:val="4"/>
             <w:tcBorders>
-              <w:top w:val="single" w:sz="4" w:space="0" w:color="4472C4"/>
-              <w:left w:val="single" w:sz="4" w:space="0" w:color="4472C4"/>
-              <w:bottom w:val="single" w:sz="4" w:space="0" w:color="4472C4"/>
-              <w:right w:val="single" w:sz="4" w:space="0" w:color="4472C4"/>
+              <w:top w:val="single" w:sz="6" w:space="0" w:color="1F3864"/>
+              <w:left w:val="single" w:sz="6" w:space="0" w:color="1F3864"/>
+              <w:bottom w:val="single" w:sz="6" w:space="0" w:color="1F3864"/>
+              <w:right w:val="single" w:sz="6" w:space="0" w:color="1F3864"/>
             </w:tcBorders>
             <w:shd w:val="clear" w:color="auto" w:fill="4472C4"/>
             <w:tcMar>
@@ -17938,13 +17694,13 @@
         </w:tc>
         <w:tc>
           <w:tcPr>
-            <w:tcW w:w="1959" w:type="dxa"/>
+            <w:tcW w:w="1957" w:type="dxa"/>
             <w:gridSpan w:val="3"/>
             <w:tcBorders>
-              <w:top w:val="single" w:sz="4" w:space="0" w:color="4472C4"/>
-              <w:left w:val="single" w:sz="4" w:space="0" w:color="4472C4"/>
-              <w:bottom w:val="single" w:sz="4" w:space="0" w:color="4472C4"/>
-              <w:right w:val="single" w:sz="4" w:space="0" w:color="4472C4"/>
+              <w:top w:val="single" w:sz="6" w:space="0" w:color="1F3864"/>
+              <w:left w:val="single" w:sz="6" w:space="0" w:color="1F3864"/>
+              <w:bottom w:val="single" w:sz="6" w:space="0" w:color="1F3864"/>
+              <w:right w:val="single" w:sz="6" w:space="0" w:color="1F3864"/>
             </w:tcBorders>
             <w:shd w:val="clear" w:color="auto" w:fill="4472C4"/>
             <w:tcMar>
@@ -17983,13 +17739,13 @@
         </w:tc>
         <w:tc>
           <w:tcPr>
-            <w:tcW w:w="1959" w:type="dxa"/>
+            <w:tcW w:w="1955" w:type="dxa"/>
             <w:gridSpan w:val="5"/>
             <w:tcBorders>
-              <w:top w:val="single" w:sz="4" w:space="0" w:color="4472C4"/>
-              <w:left w:val="single" w:sz="4" w:space="0" w:color="4472C4"/>
-              <w:bottom w:val="single" w:sz="4" w:space="0" w:color="4472C4"/>
-              <w:right w:val="single" w:sz="4" w:space="0" w:color="4472C4"/>
+              <w:top w:val="single" w:sz="6" w:space="0" w:color="1F3864"/>
+              <w:left w:val="single" w:sz="6" w:space="0" w:color="1F3864"/>
+              <w:bottom w:val="single" w:sz="6" w:space="0" w:color="1F3864"/>
+              <w:right w:val="single" w:sz="6" w:space="0" w:color="1F3864"/>
             </w:tcBorders>
             <w:shd w:val="clear" w:color="auto" w:fill="4472C4"/>
             <w:tcMar>
@@ -18028,13 +17784,13 @@
         </w:tc>
         <w:tc>
           <w:tcPr>
-            <w:tcW w:w="1959" w:type="dxa"/>
+            <w:tcW w:w="1958" w:type="dxa"/>
             <w:gridSpan w:val="2"/>
             <w:tcBorders>
-              <w:top w:val="single" w:sz="4" w:space="0" w:color="4472C4"/>
-              <w:left w:val="single" w:sz="4" w:space="0" w:color="4472C4"/>
-              <w:bottom w:val="single" w:sz="4" w:space="0" w:color="4472C4"/>
-              <w:right w:val="single" w:sz="4" w:space="0" w:color="4472C4"/>
+              <w:top w:val="single" w:sz="6" w:space="0" w:color="1F3864"/>
+              <w:left w:val="single" w:sz="6" w:space="0" w:color="1F3864"/>
+              <w:bottom w:val="single" w:sz="6" w:space="0" w:color="1F3864"/>
+              <w:right w:val="single" w:sz="6" w:space="0" w:color="1F3864"/>
             </w:tcBorders>
             <w:shd w:val="clear" w:color="auto" w:fill="4472C4"/>
             <w:tcMar>
@@ -18073,19 +17829,17 @@
         </w:tc>
       </w:tr>
       <w:tr>
-        <w:trPr>
-          <w:cantSplit/>
-        </w:trPr>
-        <w:tc>
-          <w:tcPr>
-            <w:tcW w:w="1567" w:type="dxa"/>
+        <w:trPr/>
+        <w:tc>
+          <w:tcPr>
+            <w:tcW w:w="1566" w:type="dxa"/>
             <w:gridSpan w:val="2"/>
             <w:vMerge/>
             <w:tcBorders>
-              <w:top w:val="single" w:sz="4" w:space="0" w:color="8EAADB"/>
-              <w:left w:val="single" w:sz="4" w:space="0" w:color="8EAADB"/>
-              <w:bottom w:val="single" w:sz="4" w:space="0" w:color="8EAADB"/>
-              <w:right w:val="single" w:sz="4" w:space="0" w:color="8EAADB"/>
+              <w:top w:val="single" w:sz="6" w:space="0" w:color="1F3864"/>
+              <w:left w:val="single" w:sz="6" w:space="0" w:color="1F3864"/>
+              <w:bottom w:val="single" w:sz="6" w:space="0" w:color="1F3864"/>
+              <w:right w:val="single" w:sz="6" w:space="0" w:color="1F3864"/>
             </w:tcBorders>
             <w:shd w:val="clear" w:color="auto" w:fill="D9E2F3"/>
           </w:tcPr>
@@ -18102,13 +17856,13 @@
         </w:tc>
         <w:tc>
           <w:tcPr>
-            <w:tcW w:w="1959" w:type="dxa"/>
+            <w:tcW w:w="1956" w:type="dxa"/>
             <w:gridSpan w:val="4"/>
             <w:tcBorders>
-              <w:top w:val="single" w:sz="4" w:space="0" w:color="8EAADB"/>
-              <w:left w:val="single" w:sz="4" w:space="0" w:color="8EAADB"/>
-              <w:bottom w:val="single" w:sz="4" w:space="0" w:color="8EAADB"/>
-              <w:right w:val="single" w:sz="4" w:space="0" w:color="8EAADB"/>
+              <w:top w:val="single" w:sz="6" w:space="0" w:color="1F3864"/>
+              <w:left w:val="single" w:sz="6" w:space="0" w:color="1F3864"/>
+              <w:bottom w:val="single" w:sz="6" w:space="0" w:color="1F3864"/>
+              <w:right w:val="single" w:sz="6" w:space="0" w:color="1F3864"/>
             </w:tcBorders>
             <w:shd w:val="clear" w:color="auto" w:fill="D9E2F3"/>
             <w:tcMar>
@@ -18139,13 +17893,13 @@
         </w:tc>
         <w:tc>
           <w:tcPr>
-            <w:tcW w:w="1959" w:type="dxa"/>
+            <w:tcW w:w="1957" w:type="dxa"/>
             <w:gridSpan w:val="3"/>
             <w:tcBorders>
-              <w:top w:val="single" w:sz="4" w:space="0" w:color="8EAADB"/>
-              <w:left w:val="single" w:sz="4" w:space="0" w:color="8EAADB"/>
-              <w:bottom w:val="single" w:sz="4" w:space="0" w:color="8EAADB"/>
-              <w:right w:val="single" w:sz="4" w:space="0" w:color="8EAADB"/>
+              <w:top w:val="single" w:sz="6" w:space="0" w:color="1F3864"/>
+              <w:left w:val="single" w:sz="6" w:space="0" w:color="1F3864"/>
+              <w:bottom w:val="single" w:sz="6" w:space="0" w:color="1F3864"/>
+              <w:right w:val="single" w:sz="6" w:space="0" w:color="1F3864"/>
             </w:tcBorders>
             <w:shd w:val="clear" w:color="auto" w:fill="D9E2F3"/>
             <w:tcMar>
@@ -18176,13 +17930,13 @@
         </w:tc>
         <w:tc>
           <w:tcPr>
-            <w:tcW w:w="1959" w:type="dxa"/>
+            <w:tcW w:w="1955" w:type="dxa"/>
             <w:gridSpan w:val="5"/>
             <w:tcBorders>
-              <w:top w:val="single" w:sz="4" w:space="0" w:color="8EAADB"/>
-              <w:left w:val="single" w:sz="4" w:space="0" w:color="8EAADB"/>
-              <w:bottom w:val="single" w:sz="4" w:space="0" w:color="8EAADB"/>
-              <w:right w:val="single" w:sz="4" w:space="0" w:color="8EAADB"/>
+              <w:top w:val="single" w:sz="6" w:space="0" w:color="1F3864"/>
+              <w:left w:val="single" w:sz="6" w:space="0" w:color="1F3864"/>
+              <w:bottom w:val="single" w:sz="6" w:space="0" w:color="1F3864"/>
+              <w:right w:val="single" w:sz="6" w:space="0" w:color="1F3864"/>
             </w:tcBorders>
             <w:shd w:val="clear" w:color="auto" w:fill="D9E2F3"/>
             <w:tcMar>
@@ -18213,13 +17967,13 @@
         </w:tc>
         <w:tc>
           <w:tcPr>
-            <w:tcW w:w="1959" w:type="dxa"/>
+            <w:tcW w:w="1958" w:type="dxa"/>
             <w:gridSpan w:val="2"/>
             <w:tcBorders>
-              <w:top w:val="single" w:sz="4" w:space="0" w:color="8EAADB"/>
-              <w:left w:val="single" w:sz="4" w:space="0" w:color="8EAADB"/>
-              <w:bottom w:val="single" w:sz="4" w:space="0" w:color="8EAADB"/>
-              <w:right w:val="single" w:sz="4" w:space="0" w:color="8EAADB"/>
+              <w:top w:val="single" w:sz="6" w:space="0" w:color="1F3864"/>
+              <w:left w:val="single" w:sz="6" w:space="0" w:color="1F3864"/>
+              <w:bottom w:val="single" w:sz="6" w:space="0" w:color="1F3864"/>
+              <w:right w:val="single" w:sz="6" w:space="0" w:color="1F3864"/>
             </w:tcBorders>
             <w:shd w:val="clear" w:color="auto" w:fill="D9E2F3"/>
             <w:tcMar>
@@ -18250,19 +18004,17 @@
         </w:tc>
       </w:tr>
       <w:tr>
-        <w:trPr>
-          <w:cantSplit/>
-        </w:trPr>
-        <w:tc>
-          <w:tcPr>
-            <w:tcW w:w="1567" w:type="dxa"/>
+        <w:trPr/>
+        <w:tc>
+          <w:tcPr>
+            <w:tcW w:w="1566" w:type="dxa"/>
             <w:gridSpan w:val="2"/>
             <w:vMerge/>
             <w:tcBorders>
-              <w:top w:val="single" w:sz="4" w:space="0" w:color="8EAADB"/>
-              <w:left w:val="single" w:sz="4" w:space="0" w:color="8EAADB"/>
-              <w:bottom w:val="single" w:sz="4" w:space="0" w:color="8EAADB"/>
-              <w:right w:val="single" w:sz="4" w:space="0" w:color="8EAADB"/>
+              <w:top w:val="single" w:sz="6" w:space="0" w:color="1F3864"/>
+              <w:left w:val="single" w:sz="6" w:space="0" w:color="1F3864"/>
+              <w:bottom w:val="single" w:sz="6" w:space="0" w:color="1F3864"/>
+              <w:right w:val="single" w:sz="6" w:space="0" w:color="1F3864"/>
             </w:tcBorders>
             <w:shd w:val="clear" w:color="auto" w:fill="D9E2F3"/>
           </w:tcPr>
@@ -18279,13 +18031,13 @@
         </w:tc>
         <w:tc>
           <w:tcPr>
-            <w:tcW w:w="1959" w:type="dxa"/>
+            <w:tcW w:w="1956" w:type="dxa"/>
             <w:gridSpan w:val="4"/>
             <w:tcBorders>
-              <w:top w:val="single" w:sz="4" w:space="0" w:color="8EAADB"/>
-              <w:left w:val="single" w:sz="4" w:space="0" w:color="8EAADB"/>
-              <w:bottom w:val="single" w:sz="4" w:space="0" w:color="8EAADB"/>
-              <w:right w:val="single" w:sz="4" w:space="0" w:color="8EAADB"/>
+              <w:top w:val="single" w:sz="6" w:space="0" w:color="1F3864"/>
+              <w:left w:val="single" w:sz="6" w:space="0" w:color="1F3864"/>
+              <w:bottom w:val="single" w:sz="6" w:space="0" w:color="1F3864"/>
+              <w:right w:val="single" w:sz="6" w:space="0" w:color="1F3864"/>
             </w:tcBorders>
             <w:shd w:val="clear" w:color="auto" w:fill="D9E2F3"/>
             <w:tcMar>
@@ -18316,13 +18068,13 @@
         </w:tc>
         <w:tc>
           <w:tcPr>
-            <w:tcW w:w="1959" w:type="dxa"/>
+            <w:tcW w:w="1957" w:type="dxa"/>
             <w:gridSpan w:val="3"/>
             <w:tcBorders>
-              <w:top w:val="single" w:sz="4" w:space="0" w:color="8EAADB"/>
-              <w:left w:val="single" w:sz="4" w:space="0" w:color="8EAADB"/>
-              <w:bottom w:val="single" w:sz="4" w:space="0" w:color="8EAADB"/>
-              <w:right w:val="single" w:sz="4" w:space="0" w:color="8EAADB"/>
+              <w:top w:val="single" w:sz="6" w:space="0" w:color="1F3864"/>
+              <w:left w:val="single" w:sz="6" w:space="0" w:color="1F3864"/>
+              <w:bottom w:val="single" w:sz="6" w:space="0" w:color="1F3864"/>
+              <w:right w:val="single" w:sz="6" w:space="0" w:color="1F3864"/>
             </w:tcBorders>
             <w:shd w:val="clear" w:color="auto" w:fill="D9E2F3"/>
             <w:tcMar>
@@ -18353,13 +18105,13 @@
         </w:tc>
         <w:tc>
           <w:tcPr>
-            <w:tcW w:w="1959" w:type="dxa"/>
+            <w:tcW w:w="1955" w:type="dxa"/>
             <w:gridSpan w:val="5"/>
             <w:tcBorders>
-              <w:top w:val="single" w:sz="4" w:space="0" w:color="8EAADB"/>
-              <w:left w:val="single" w:sz="4" w:space="0" w:color="8EAADB"/>
-              <w:bottom w:val="single" w:sz="4" w:space="0" w:color="8EAADB"/>
-              <w:right w:val="single" w:sz="4" w:space="0" w:color="8EAADB"/>
+              <w:top w:val="single" w:sz="6" w:space="0" w:color="1F3864"/>
+              <w:left w:val="single" w:sz="6" w:space="0" w:color="1F3864"/>
+              <w:bottom w:val="single" w:sz="6" w:space="0" w:color="1F3864"/>
+              <w:right w:val="single" w:sz="6" w:space="0" w:color="1F3864"/>
             </w:tcBorders>
             <w:shd w:val="clear" w:color="auto" w:fill="D9E2F3"/>
             <w:tcMar>
@@ -18390,13 +18142,13 @@
         </w:tc>
         <w:tc>
           <w:tcPr>
-            <w:tcW w:w="1959" w:type="dxa"/>
+            <w:tcW w:w="1958" w:type="dxa"/>
             <w:gridSpan w:val="2"/>
             <w:tcBorders>
-              <w:top w:val="single" w:sz="4" w:space="0" w:color="8EAADB"/>
-              <w:left w:val="single" w:sz="4" w:space="0" w:color="8EAADB"/>
-              <w:bottom w:val="single" w:sz="4" w:space="0" w:color="8EAADB"/>
-              <w:right w:val="single" w:sz="4" w:space="0" w:color="8EAADB"/>
+              <w:top w:val="single" w:sz="6" w:space="0" w:color="1F3864"/>
+              <w:left w:val="single" w:sz="6" w:space="0" w:color="1F3864"/>
+              <w:bottom w:val="single" w:sz="6" w:space="0" w:color="1F3864"/>
+              <w:right w:val="single" w:sz="6" w:space="0" w:color="1F3864"/>
             </w:tcBorders>
             <w:shd w:val="clear" w:color="auto" w:fill="D9E2F3"/>
             <w:tcMar>
@@ -18427,19 +18179,17 @@
         </w:tc>
       </w:tr>
       <w:tr>
-        <w:trPr>
-          <w:cantSplit/>
-        </w:trPr>
-        <w:tc>
-          <w:tcPr>
-            <w:tcW w:w="1567" w:type="dxa"/>
+        <w:trPr/>
+        <w:tc>
+          <w:tcPr>
+            <w:tcW w:w="1566" w:type="dxa"/>
             <w:gridSpan w:val="2"/>
             <w:vMerge/>
             <w:tcBorders>
-              <w:top w:val="single" w:sz="4" w:space="0" w:color="8EAADB"/>
-              <w:left w:val="single" w:sz="4" w:space="0" w:color="8EAADB"/>
-              <w:bottom w:val="single" w:sz="4" w:space="0" w:color="8EAADB"/>
-              <w:right w:val="single" w:sz="4" w:space="0" w:color="8EAADB"/>
+              <w:top w:val="single" w:sz="6" w:space="0" w:color="1F3864"/>
+              <w:left w:val="single" w:sz="6" w:space="0" w:color="1F3864"/>
+              <w:bottom w:val="single" w:sz="6" w:space="0" w:color="1F3864"/>
+              <w:right w:val="single" w:sz="6" w:space="0" w:color="1F3864"/>
             </w:tcBorders>
             <w:shd w:val="clear" w:color="auto" w:fill="D9E2F3"/>
           </w:tcPr>
@@ -18456,13 +18206,13 @@
         </w:tc>
         <w:tc>
           <w:tcPr>
-            <w:tcW w:w="1959" w:type="dxa"/>
+            <w:tcW w:w="1956" w:type="dxa"/>
             <w:gridSpan w:val="4"/>
             <w:tcBorders>
-              <w:top w:val="single" w:sz="4" w:space="0" w:color="8EAADB"/>
-              <w:left w:val="single" w:sz="4" w:space="0" w:color="8EAADB"/>
-              <w:bottom w:val="single" w:sz="4" w:space="0" w:color="8EAADB"/>
-              <w:right w:val="single" w:sz="4" w:space="0" w:color="8EAADB"/>
+              <w:top w:val="single" w:sz="6" w:space="0" w:color="1F3864"/>
+              <w:left w:val="single" w:sz="6" w:space="0" w:color="1F3864"/>
+              <w:bottom w:val="single" w:sz="6" w:space="0" w:color="1F3864"/>
+              <w:right w:val="single" w:sz="6" w:space="0" w:color="1F3864"/>
             </w:tcBorders>
             <w:shd w:val="clear" w:color="auto" w:fill="D9E2F3"/>
             <w:tcMar>
@@ -18493,13 +18243,13 @@
         </w:tc>
         <w:tc>
           <w:tcPr>
-            <w:tcW w:w="1959" w:type="dxa"/>
+            <w:tcW w:w="1957" w:type="dxa"/>
             <w:gridSpan w:val="3"/>
             <w:tcBorders>
-              <w:top w:val="single" w:sz="4" w:space="0" w:color="8EAADB"/>
-              <w:left w:val="single" w:sz="4" w:space="0" w:color="8EAADB"/>
-              <w:bottom w:val="single" w:sz="4" w:space="0" w:color="8EAADB"/>
-              <w:right w:val="single" w:sz="4" w:space="0" w:color="8EAADB"/>
+              <w:top w:val="single" w:sz="6" w:space="0" w:color="1F3864"/>
+              <w:left w:val="single" w:sz="6" w:space="0" w:color="1F3864"/>
+              <w:bottom w:val="single" w:sz="6" w:space="0" w:color="1F3864"/>
+              <w:right w:val="single" w:sz="6" w:space="0" w:color="1F3864"/>
             </w:tcBorders>
             <w:shd w:val="clear" w:color="auto" w:fill="D9E2F3"/>
             <w:tcMar>
@@ -18530,13 +18280,13 @@
         </w:tc>
         <w:tc>
           <w:tcPr>
-            <w:tcW w:w="1959" w:type="dxa"/>
+            <w:tcW w:w="1955" w:type="dxa"/>
             <w:gridSpan w:val="5"/>
             <w:tcBorders>
-              <w:top w:val="single" w:sz="4" w:space="0" w:color="8EAADB"/>
-              <w:left w:val="single" w:sz="4" w:space="0" w:color="8EAADB"/>
-              <w:bottom w:val="single" w:sz="4" w:space="0" w:color="8EAADB"/>
-              <w:right w:val="single" w:sz="4" w:space="0" w:color="8EAADB"/>
+              <w:top w:val="single" w:sz="6" w:space="0" w:color="1F3864"/>
+              <w:left w:val="single" w:sz="6" w:space="0" w:color="1F3864"/>
+              <w:bottom w:val="single" w:sz="6" w:space="0" w:color="1F3864"/>
+              <w:right w:val="single" w:sz="6" w:space="0" w:color="1F3864"/>
             </w:tcBorders>
             <w:shd w:val="clear" w:color="auto" w:fill="D9E2F3"/>
             <w:tcMar>
@@ -18567,13 +18317,13 @@
         </w:tc>
         <w:tc>
           <w:tcPr>
-            <w:tcW w:w="1959" w:type="dxa"/>
+            <w:tcW w:w="1958" w:type="dxa"/>
             <w:gridSpan w:val="2"/>
             <w:tcBorders>
-              <w:top w:val="single" w:sz="4" w:space="0" w:color="8EAADB"/>
-              <w:left w:val="single" w:sz="4" w:space="0" w:color="8EAADB"/>
-              <w:bottom w:val="single" w:sz="4" w:space="0" w:color="8EAADB"/>
-              <w:right w:val="single" w:sz="4" w:space="0" w:color="8EAADB"/>
+              <w:top w:val="single" w:sz="6" w:space="0" w:color="1F3864"/>
+              <w:left w:val="single" w:sz="6" w:space="0" w:color="1F3864"/>
+              <w:bottom w:val="single" w:sz="6" w:space="0" w:color="1F3864"/>
+              <w:right w:val="single" w:sz="6" w:space="0" w:color="1F3864"/>
             </w:tcBorders>
             <w:shd w:val="clear" w:color="auto" w:fill="D9E2F3"/>
             <w:tcMar>
@@ -18604,19 +18354,17 @@
         </w:tc>
       </w:tr>
       <w:tr>
-        <w:trPr>
-          <w:cantSplit/>
-        </w:trPr>
-        <w:tc>
-          <w:tcPr>
-            <w:tcW w:w="1567" w:type="dxa"/>
+        <w:trPr/>
+        <w:tc>
+          <w:tcPr>
+            <w:tcW w:w="1566" w:type="dxa"/>
             <w:gridSpan w:val="2"/>
             <w:vMerge/>
             <w:tcBorders>
-              <w:top w:val="single" w:sz="4" w:space="0" w:color="8EAADB"/>
-              <w:left w:val="single" w:sz="4" w:space="0" w:color="8EAADB"/>
-              <w:bottom w:val="single" w:sz="4" w:space="0" w:color="8EAADB"/>
-              <w:right w:val="single" w:sz="4" w:space="0" w:color="8EAADB"/>
+              <w:top w:val="single" w:sz="6" w:space="0" w:color="1F3864"/>
+              <w:left w:val="single" w:sz="6" w:space="0" w:color="1F3864"/>
+              <w:bottom w:val="single" w:sz="6" w:space="0" w:color="1F3864"/>
+              <w:right w:val="single" w:sz="6" w:space="0" w:color="1F3864"/>
             </w:tcBorders>
             <w:shd w:val="clear" w:color="auto" w:fill="D9E2F3"/>
           </w:tcPr>
@@ -18633,13 +18381,13 @@
         </w:tc>
         <w:tc>
           <w:tcPr>
-            <w:tcW w:w="6270" w:type="dxa"/>
+            <w:tcW w:w="6259" w:type="dxa"/>
             <w:gridSpan w:val="13"/>
             <w:tcBorders>
-              <w:top w:val="single" w:sz="4" w:space="0" w:color="8EAADB"/>
-              <w:left w:val="single" w:sz="4" w:space="0" w:color="8EAADB"/>
-              <w:bottom w:val="single" w:sz="4" w:space="0" w:color="8EAADB"/>
-              <w:right w:val="single" w:sz="4" w:space="0" w:color="8EAADB"/>
+              <w:top w:val="single" w:sz="6" w:space="0" w:color="1F3864"/>
+              <w:left w:val="single" w:sz="6" w:space="0" w:color="1F3864"/>
+              <w:bottom w:val="single" w:sz="6" w:space="0" w:color="1F3864"/>
+              <w:right w:val="single" w:sz="6" w:space="0" w:color="1F3864"/>
             </w:tcBorders>
             <w:shd w:val="clear" w:color="auto" w:fill="D9E2F3"/>
             <w:tcMar>
@@ -18686,10 +18434,10 @@
           <w:tcPr>
             <w:tcW w:w="1567" w:type="dxa"/>
             <w:tcBorders>
-              <w:top w:val="single" w:sz="4" w:space="0" w:color="4472C4"/>
-              <w:left w:val="single" w:sz="4" w:space="0" w:color="4472C4"/>
-              <w:bottom w:val="single" w:sz="4" w:space="0" w:color="4472C4"/>
-              <w:right w:val="single" w:sz="4" w:space="0" w:color="4472C4"/>
+              <w:top w:val="single" w:sz="6" w:space="0" w:color="1F3864"/>
+              <w:left w:val="single" w:sz="6" w:space="0" w:color="1F3864"/>
+              <w:bottom w:val="single" w:sz="6" w:space="0" w:color="1F3864"/>
+              <w:right w:val="single" w:sz="6" w:space="0" w:color="1F3864"/>
             </w:tcBorders>
             <w:shd w:val="clear" w:color="auto" w:fill="4472C4"/>
             <w:tcMar>
@@ -18754,19 +18502,17 @@
         </w:tc>
       </w:tr>
       <w:tr>
-        <w:trPr>
-          <w:cantSplit/>
-        </w:trPr>
-        <w:tc>
-          <w:tcPr>
-            <w:tcW w:w="1567" w:type="dxa"/>
+        <w:trPr/>
+        <w:tc>
+          <w:tcPr>
+            <w:tcW w:w="1566" w:type="dxa"/>
             <w:gridSpan w:val="2"/>
             <w:vMerge/>
             <w:tcBorders>
-              <w:top w:val="single" w:sz="4" w:space="0" w:color="8EAADB"/>
-              <w:left w:val="single" w:sz="4" w:space="0" w:color="8EAADB"/>
-              <w:bottom w:val="single" w:sz="4" w:space="0" w:color="8EAADB"/>
-              <w:right w:val="single" w:sz="4" w:space="0" w:color="8EAADB"/>
+              <w:top w:val="single" w:sz="6" w:space="0" w:color="1F3864"/>
+              <w:left w:val="single" w:sz="6" w:space="0" w:color="1F3864"/>
+              <w:bottom w:val="single" w:sz="6" w:space="0" w:color="1F3864"/>
+              <w:right w:val="single" w:sz="6" w:space="0" w:color="1F3864"/>
             </w:tcBorders>
             <w:shd w:val="clear" w:color="auto" w:fill="D9E2F3"/>
           </w:tcPr>
@@ -18783,13 +18529,13 @@
         </w:tc>
         <w:tc>
           <w:tcPr>
-            <w:tcW w:w="1959" w:type="dxa"/>
+            <w:tcW w:w="1956" w:type="dxa"/>
             <w:gridSpan w:val="4"/>
             <w:tcBorders>
-              <w:top w:val="single" w:sz="4" w:space="0" w:color="4472C4"/>
-              <w:left w:val="single" w:sz="4" w:space="0" w:color="4472C4"/>
-              <w:bottom w:val="single" w:sz="4" w:space="0" w:color="4472C4"/>
-              <w:right w:val="single" w:sz="4" w:space="0" w:color="4472C4"/>
+              <w:top w:val="single" w:sz="6" w:space="0" w:color="1F3864"/>
+              <w:left w:val="single" w:sz="6" w:space="0" w:color="1F3864"/>
+              <w:bottom w:val="single" w:sz="6" w:space="0" w:color="1F3864"/>
+              <w:right w:val="single" w:sz="6" w:space="0" w:color="1F3864"/>
             </w:tcBorders>
             <w:shd w:val="clear" w:color="auto" w:fill="4472C4"/>
             <w:tcMar>
@@ -18828,13 +18574,13 @@
         </w:tc>
         <w:tc>
           <w:tcPr>
-            <w:tcW w:w="1959" w:type="dxa"/>
+            <w:tcW w:w="1957" w:type="dxa"/>
             <w:gridSpan w:val="3"/>
             <w:tcBorders>
-              <w:top w:val="single" w:sz="4" w:space="0" w:color="4472C4"/>
-              <w:left w:val="single" w:sz="4" w:space="0" w:color="4472C4"/>
-              <w:bottom w:val="single" w:sz="4" w:space="0" w:color="4472C4"/>
-              <w:right w:val="single" w:sz="4" w:space="0" w:color="4472C4"/>
+              <w:top w:val="single" w:sz="6" w:space="0" w:color="1F3864"/>
+              <w:left w:val="single" w:sz="6" w:space="0" w:color="1F3864"/>
+              <w:bottom w:val="single" w:sz="6" w:space="0" w:color="1F3864"/>
+              <w:right w:val="single" w:sz="6" w:space="0" w:color="1F3864"/>
             </w:tcBorders>
             <w:shd w:val="clear" w:color="auto" w:fill="4472C4"/>
             <w:tcMar>
@@ -18873,13 +18619,13 @@
         </w:tc>
         <w:tc>
           <w:tcPr>
-            <w:tcW w:w="1959" w:type="dxa"/>
+            <w:tcW w:w="1955" w:type="dxa"/>
             <w:gridSpan w:val="5"/>
             <w:tcBorders>
-              <w:top w:val="single" w:sz="4" w:space="0" w:color="4472C4"/>
-              <w:left w:val="single" w:sz="4" w:space="0" w:color="4472C4"/>
-              <w:bottom w:val="single" w:sz="4" w:space="0" w:color="4472C4"/>
-              <w:right w:val="single" w:sz="4" w:space="0" w:color="4472C4"/>
+              <w:top w:val="single" w:sz="6" w:space="0" w:color="1F3864"/>
+              <w:left w:val="single" w:sz="6" w:space="0" w:color="1F3864"/>
+              <w:bottom w:val="single" w:sz="6" w:space="0" w:color="1F3864"/>
+              <w:right w:val="single" w:sz="6" w:space="0" w:color="1F3864"/>
             </w:tcBorders>
             <w:shd w:val="clear" w:color="auto" w:fill="4472C4"/>
             <w:tcMar>
@@ -18918,13 +18664,13 @@
         </w:tc>
         <w:tc>
           <w:tcPr>
-            <w:tcW w:w="1959" w:type="dxa"/>
+            <w:tcW w:w="1958" w:type="dxa"/>
             <w:gridSpan w:val="2"/>
             <w:tcBorders>
-              <w:top w:val="single" w:sz="4" w:space="0" w:color="4472C4"/>
-              <w:left w:val="single" w:sz="4" w:space="0" w:color="4472C4"/>
-              <w:bottom w:val="single" w:sz="4" w:space="0" w:color="4472C4"/>
-              <w:right w:val="single" w:sz="4" w:space="0" w:color="4472C4"/>
+              <w:top w:val="single" w:sz="6" w:space="0" w:color="1F3864"/>
+              <w:left w:val="single" w:sz="6" w:space="0" w:color="1F3864"/>
+              <w:bottom w:val="single" w:sz="6" w:space="0" w:color="1F3864"/>
+              <w:right w:val="single" w:sz="6" w:space="0" w:color="1F3864"/>
             </w:tcBorders>
             <w:shd w:val="clear" w:color="auto" w:fill="4472C4"/>
             <w:tcMar>
@@ -18963,19 +18709,17 @@
         </w:tc>
       </w:tr>
       <w:tr>
-        <w:trPr>
-          <w:cantSplit/>
-        </w:trPr>
-        <w:tc>
-          <w:tcPr>
-            <w:tcW w:w="1567" w:type="dxa"/>
+        <w:trPr/>
+        <w:tc>
+          <w:tcPr>
+            <w:tcW w:w="1566" w:type="dxa"/>
             <w:gridSpan w:val="2"/>
             <w:vMerge/>
             <w:tcBorders>
-              <w:top w:val="single" w:sz="4" w:space="0" w:color="8EAADB"/>
-              <w:left w:val="single" w:sz="4" w:space="0" w:color="8EAADB"/>
-              <w:bottom w:val="single" w:sz="4" w:space="0" w:color="8EAADB"/>
-              <w:right w:val="single" w:sz="4" w:space="0" w:color="8EAADB"/>
+              <w:top w:val="single" w:sz="6" w:space="0" w:color="1F3864"/>
+              <w:left w:val="single" w:sz="6" w:space="0" w:color="1F3864"/>
+              <w:bottom w:val="single" w:sz="6" w:space="0" w:color="1F3864"/>
+              <w:right w:val="single" w:sz="6" w:space="0" w:color="1F3864"/>
             </w:tcBorders>
             <w:shd w:val="clear" w:color="auto" w:fill="D9E2F3"/>
           </w:tcPr>
@@ -18992,13 +18736,13 @@
         </w:tc>
         <w:tc>
           <w:tcPr>
-            <w:tcW w:w="1959" w:type="dxa"/>
+            <w:tcW w:w="1956" w:type="dxa"/>
             <w:gridSpan w:val="4"/>
             <w:tcBorders>
-              <w:top w:val="single" w:sz="4" w:space="0" w:color="8EAADB"/>
-              <w:left w:val="single" w:sz="4" w:space="0" w:color="8EAADB"/>
-              <w:bottom w:val="single" w:sz="4" w:space="0" w:color="8EAADB"/>
-              <w:right w:val="single" w:sz="4" w:space="0" w:color="8EAADB"/>
+              <w:top w:val="single" w:sz="6" w:space="0" w:color="1F3864"/>
+              <w:left w:val="single" w:sz="6" w:space="0" w:color="1F3864"/>
+              <w:bottom w:val="single" w:sz="6" w:space="0" w:color="1F3864"/>
+              <w:right w:val="single" w:sz="6" w:space="0" w:color="1F3864"/>
             </w:tcBorders>
             <w:shd w:val="clear" w:color="auto" w:fill="D9E2F3"/>
             <w:tcMar>
@@ -19029,13 +18773,13 @@
         </w:tc>
         <w:tc>
           <w:tcPr>
-            <w:tcW w:w="1959" w:type="dxa"/>
+            <w:tcW w:w="1957" w:type="dxa"/>
             <w:gridSpan w:val="3"/>
             <w:tcBorders>
-              <w:top w:val="single" w:sz="4" w:space="0" w:color="8EAADB"/>
-              <w:left w:val="single" w:sz="4" w:space="0" w:color="8EAADB"/>
-              <w:bottom w:val="single" w:sz="4" w:space="0" w:color="8EAADB"/>
-              <w:right w:val="single" w:sz="4" w:space="0" w:color="8EAADB"/>
+              <w:top w:val="single" w:sz="6" w:space="0" w:color="1F3864"/>
+              <w:left w:val="single" w:sz="6" w:space="0" w:color="1F3864"/>
+              <w:bottom w:val="single" w:sz="6" w:space="0" w:color="1F3864"/>
+              <w:right w:val="single" w:sz="6" w:space="0" w:color="1F3864"/>
             </w:tcBorders>
             <w:shd w:val="clear" w:color="auto" w:fill="D9E2F3"/>
             <w:tcMar>
@@ -19066,13 +18810,13 @@
         </w:tc>
         <w:tc>
           <w:tcPr>
-            <w:tcW w:w="1959" w:type="dxa"/>
+            <w:tcW w:w="1955" w:type="dxa"/>
             <w:gridSpan w:val="5"/>
             <w:tcBorders>
-              <w:top w:val="single" w:sz="4" w:space="0" w:color="8EAADB"/>
-              <w:left w:val="single" w:sz="4" w:space="0" w:color="8EAADB"/>
-              <w:bottom w:val="single" w:sz="4" w:space="0" w:color="8EAADB"/>
-              <w:right w:val="single" w:sz="4" w:space="0" w:color="8EAADB"/>
+              <w:top w:val="single" w:sz="6" w:space="0" w:color="1F3864"/>
+              <w:left w:val="single" w:sz="6" w:space="0" w:color="1F3864"/>
+              <w:bottom w:val="single" w:sz="6" w:space="0" w:color="1F3864"/>
+              <w:right w:val="single" w:sz="6" w:space="0" w:color="1F3864"/>
             </w:tcBorders>
             <w:shd w:val="clear" w:color="auto" w:fill="D9E2F3"/>
             <w:tcMar>
@@ -19135,13 +18879,13 @@
         </w:tc>
         <w:tc>
           <w:tcPr>
-            <w:tcW w:w="1959" w:type="dxa"/>
+            <w:tcW w:w="1958" w:type="dxa"/>
             <w:gridSpan w:val="2"/>
             <w:tcBorders>
-              <w:top w:val="single" w:sz="4" w:space="0" w:color="8EAADB"/>
-              <w:left w:val="single" w:sz="4" w:space="0" w:color="8EAADB"/>
-              <w:bottom w:val="single" w:sz="4" w:space="0" w:color="8EAADB"/>
-              <w:right w:val="single" w:sz="4" w:space="0" w:color="8EAADB"/>
+              <w:top w:val="single" w:sz="6" w:space="0" w:color="1F3864"/>
+              <w:left w:val="single" w:sz="6" w:space="0" w:color="1F3864"/>
+              <w:bottom w:val="single" w:sz="6" w:space="0" w:color="1F3864"/>
+              <w:right w:val="single" w:sz="6" w:space="0" w:color="1F3864"/>
             </w:tcBorders>
             <w:shd w:val="clear" w:color="auto" w:fill="D9E2F3"/>
             <w:tcMar>
@@ -19172,19 +18916,17 @@
         </w:tc>
       </w:tr>
       <w:tr>
-        <w:trPr>
-          <w:cantSplit/>
-        </w:trPr>
-        <w:tc>
-          <w:tcPr>
-            <w:tcW w:w="1567" w:type="dxa"/>
+        <w:trPr/>
+        <w:tc>
+          <w:tcPr>
+            <w:tcW w:w="1566" w:type="dxa"/>
             <w:gridSpan w:val="2"/>
             <w:vMerge/>
             <w:tcBorders>
-              <w:top w:val="single" w:sz="4" w:space="0" w:color="8EAADB"/>
-              <w:left w:val="single" w:sz="4" w:space="0" w:color="8EAADB"/>
-              <w:bottom w:val="single" w:sz="4" w:space="0" w:color="8EAADB"/>
-              <w:right w:val="single" w:sz="4" w:space="0" w:color="8EAADB"/>
+              <w:top w:val="single" w:sz="6" w:space="0" w:color="1F3864"/>
+              <w:left w:val="single" w:sz="6" w:space="0" w:color="1F3864"/>
+              <w:bottom w:val="single" w:sz="6" w:space="0" w:color="1F3864"/>
+              <w:right w:val="single" w:sz="6" w:space="0" w:color="1F3864"/>
             </w:tcBorders>
             <w:shd w:val="clear" w:color="auto" w:fill="D9E2F3"/>
           </w:tcPr>
@@ -19201,13 +18943,13 @@
         </w:tc>
         <w:tc>
           <w:tcPr>
-            <w:tcW w:w="1959" w:type="dxa"/>
+            <w:tcW w:w="1956" w:type="dxa"/>
             <w:gridSpan w:val="4"/>
             <w:tcBorders>
-              <w:top w:val="single" w:sz="4" w:space="0" w:color="8EAADB"/>
-              <w:left w:val="single" w:sz="4" w:space="0" w:color="8EAADB"/>
-              <w:bottom w:val="single" w:sz="4" w:space="0" w:color="8EAADB"/>
-              <w:right w:val="single" w:sz="4" w:space="0" w:color="8EAADB"/>
+              <w:top w:val="single" w:sz="6" w:space="0" w:color="1F3864"/>
+              <w:left w:val="single" w:sz="6" w:space="0" w:color="1F3864"/>
+              <w:bottom w:val="single" w:sz="6" w:space="0" w:color="1F3864"/>
+              <w:right w:val="single" w:sz="6" w:space="0" w:color="1F3864"/>
             </w:tcBorders>
             <w:shd w:val="clear" w:color="auto" w:fill="D9E2F3"/>
             <w:tcMar>
@@ -19238,13 +18980,13 @@
         </w:tc>
         <w:tc>
           <w:tcPr>
-            <w:tcW w:w="1959" w:type="dxa"/>
+            <w:tcW w:w="1957" w:type="dxa"/>
             <w:gridSpan w:val="3"/>
             <w:tcBorders>
-              <w:top w:val="single" w:sz="4" w:space="0" w:color="8EAADB"/>
-              <w:left w:val="single" w:sz="4" w:space="0" w:color="8EAADB"/>
-              <w:bottom w:val="single" w:sz="4" w:space="0" w:color="8EAADB"/>
-              <w:right w:val="single" w:sz="4" w:space="0" w:color="8EAADB"/>
+              <w:top w:val="single" w:sz="6" w:space="0" w:color="1F3864"/>
+              <w:left w:val="single" w:sz="6" w:space="0" w:color="1F3864"/>
+              <w:bottom w:val="single" w:sz="6" w:space="0" w:color="1F3864"/>
+              <w:right w:val="single" w:sz="6" w:space="0" w:color="1F3864"/>
             </w:tcBorders>
             <w:shd w:val="clear" w:color="auto" w:fill="D9E2F3"/>
             <w:tcMar>
@@ -19275,13 +19017,13 @@
         </w:tc>
         <w:tc>
           <w:tcPr>
-            <w:tcW w:w="1959" w:type="dxa"/>
+            <w:tcW w:w="1955" w:type="dxa"/>
             <w:gridSpan w:val="5"/>
             <w:tcBorders>
-              <w:top w:val="single" w:sz="4" w:space="0" w:color="8EAADB"/>
-              <w:left w:val="single" w:sz="4" w:space="0" w:color="8EAADB"/>
-              <w:bottom w:val="single" w:sz="4" w:space="0" w:color="8EAADB"/>
-              <w:right w:val="single" w:sz="4" w:space="0" w:color="8EAADB"/>
+              <w:top w:val="single" w:sz="6" w:space="0" w:color="1F3864"/>
+              <w:left w:val="single" w:sz="6" w:space="0" w:color="1F3864"/>
+              <w:bottom w:val="single" w:sz="6" w:space="0" w:color="1F3864"/>
+              <w:right w:val="single" w:sz="6" w:space="0" w:color="1F3864"/>
             </w:tcBorders>
             <w:shd w:val="clear" w:color="auto" w:fill="D9E2F3"/>
             <w:tcMar>
@@ -19312,13 +19054,13 @@
         </w:tc>
         <w:tc>
           <w:tcPr>
-            <w:tcW w:w="1959" w:type="dxa"/>
+            <w:tcW w:w="1958" w:type="dxa"/>
             <w:gridSpan w:val="2"/>
             <w:tcBorders>
-              <w:top w:val="single" w:sz="4" w:space="0" w:color="8EAADB"/>
-              <w:left w:val="single" w:sz="4" w:space="0" w:color="8EAADB"/>
-              <w:bottom w:val="single" w:sz="4" w:space="0" w:color="8EAADB"/>
-              <w:right w:val="single" w:sz="4" w:space="0" w:color="8EAADB"/>
+              <w:top w:val="single" w:sz="6" w:space="0" w:color="1F3864"/>
+              <w:left w:val="single" w:sz="6" w:space="0" w:color="1F3864"/>
+              <w:bottom w:val="single" w:sz="6" w:space="0" w:color="1F3864"/>
+              <w:right w:val="single" w:sz="6" w:space="0" w:color="1F3864"/>
             </w:tcBorders>
             <w:shd w:val="clear" w:color="auto" w:fill="D9E2F3"/>
             <w:tcMar>
@@ -19349,19 +19091,17 @@
         </w:tc>
       </w:tr>
       <w:tr>
-        <w:trPr>
-          <w:cantSplit/>
-        </w:trPr>
-        <w:tc>
-          <w:tcPr>
-            <w:tcW w:w="1567" w:type="dxa"/>
+        <w:trPr/>
+        <w:tc>
+          <w:tcPr>
+            <w:tcW w:w="1566" w:type="dxa"/>
             <w:gridSpan w:val="2"/>
             <w:vMerge/>
             <w:tcBorders>
-              <w:top w:val="single" w:sz="4" w:space="0" w:color="8EAADB"/>
-              <w:left w:val="single" w:sz="4" w:space="0" w:color="8EAADB"/>
-              <w:bottom w:val="single" w:sz="4" w:space="0" w:color="8EAADB"/>
-              <w:right w:val="single" w:sz="4" w:space="0" w:color="8EAADB"/>
+              <w:top w:val="single" w:sz="6" w:space="0" w:color="1F3864"/>
+              <w:left w:val="single" w:sz="6" w:space="0" w:color="1F3864"/>
+              <w:bottom w:val="single" w:sz="6" w:space="0" w:color="1F3864"/>
+              <w:right w:val="single" w:sz="6" w:space="0" w:color="1F3864"/>
             </w:tcBorders>
             <w:shd w:val="clear" w:color="auto" w:fill="D9E2F3"/>
           </w:tcPr>
@@ -19378,13 +19118,13 @@
         </w:tc>
         <w:tc>
           <w:tcPr>
-            <w:tcW w:w="1959" w:type="dxa"/>
+            <w:tcW w:w="1956" w:type="dxa"/>
             <w:gridSpan w:val="4"/>
             <w:tcBorders>
-              <w:top w:val="single" w:sz="4" w:space="0" w:color="8EAADB"/>
-              <w:left w:val="single" w:sz="4" w:space="0" w:color="8EAADB"/>
-              <w:bottom w:val="single" w:sz="4" w:space="0" w:color="8EAADB"/>
-              <w:right w:val="single" w:sz="4" w:space="0" w:color="8EAADB"/>
+              <w:top w:val="single" w:sz="6" w:space="0" w:color="1F3864"/>
+              <w:left w:val="single" w:sz="6" w:space="0" w:color="1F3864"/>
+              <w:bottom w:val="single" w:sz="6" w:space="0" w:color="1F3864"/>
+              <w:right w:val="single" w:sz="6" w:space="0" w:color="1F3864"/>
             </w:tcBorders>
             <w:shd w:val="clear" w:color="auto" w:fill="D9E2F3"/>
             <w:tcMar>
@@ -19423,13 +19163,13 @@
         </w:tc>
         <w:tc>
           <w:tcPr>
-            <w:tcW w:w="1959" w:type="dxa"/>
+            <w:tcW w:w="1957" w:type="dxa"/>
             <w:gridSpan w:val="3"/>
             <w:tcBorders>
-              <w:top w:val="single" w:sz="4" w:space="0" w:color="8EAADB"/>
-              <w:left w:val="single" w:sz="4" w:space="0" w:color="8EAADB"/>
-              <w:bottom w:val="single" w:sz="4" w:space="0" w:color="8EAADB"/>
-              <w:right w:val="single" w:sz="4" w:space="0" w:color="8EAADB"/>
+              <w:top w:val="single" w:sz="6" w:space="0" w:color="1F3864"/>
+              <w:left w:val="single" w:sz="6" w:space="0" w:color="1F3864"/>
+              <w:bottom w:val="single" w:sz="6" w:space="0" w:color="1F3864"/>
+              <w:right w:val="single" w:sz="6" w:space="0" w:color="1F3864"/>
             </w:tcBorders>
             <w:shd w:val="clear" w:color="auto" w:fill="D9E2F3"/>
             <w:tcMar>
@@ -19460,13 +19200,13 @@
         </w:tc>
         <w:tc>
           <w:tcPr>
-            <w:tcW w:w="1959" w:type="dxa"/>
+            <w:tcW w:w="1955" w:type="dxa"/>
             <w:gridSpan w:val="5"/>
             <w:tcBorders>
-              <w:top w:val="single" w:sz="4" w:space="0" w:color="8EAADB"/>
-              <w:left w:val="single" w:sz="4" w:space="0" w:color="8EAADB"/>
-              <w:bottom w:val="single" w:sz="4" w:space="0" w:color="8EAADB"/>
-              <w:right w:val="single" w:sz="4" w:space="0" w:color="8EAADB"/>
+              <w:top w:val="single" w:sz="6" w:space="0" w:color="1F3864"/>
+              <w:left w:val="single" w:sz="6" w:space="0" w:color="1F3864"/>
+              <w:bottom w:val="single" w:sz="6" w:space="0" w:color="1F3864"/>
+              <w:right w:val="single" w:sz="6" w:space="0" w:color="1F3864"/>
             </w:tcBorders>
             <w:shd w:val="clear" w:color="auto" w:fill="D9E2F3"/>
             <w:tcMar>
@@ -19497,13 +19237,13 @@
         </w:tc>
         <w:tc>
           <w:tcPr>
-            <w:tcW w:w="1959" w:type="dxa"/>
+            <w:tcW w:w="1958" w:type="dxa"/>
             <w:gridSpan w:val="2"/>
             <w:tcBorders>
-              <w:top w:val="single" w:sz="4" w:space="0" w:color="8EAADB"/>
-              <w:left w:val="single" w:sz="4" w:space="0" w:color="8EAADB"/>
-              <w:bottom w:val="single" w:sz="4" w:space="0" w:color="8EAADB"/>
-              <w:right w:val="single" w:sz="4" w:space="0" w:color="8EAADB"/>
+              <w:top w:val="single" w:sz="6" w:space="0" w:color="1F3864"/>
+              <w:left w:val="single" w:sz="6" w:space="0" w:color="1F3864"/>
+              <w:bottom w:val="single" w:sz="6" w:space="0" w:color="1F3864"/>
+              <w:right w:val="single" w:sz="6" w:space="0" w:color="1F3864"/>
             </w:tcBorders>
             <w:shd w:val="clear" w:color="auto" w:fill="D9E2F3"/>
             <w:tcMar>
@@ -19536,14 +19276,14 @@
       <w:tr>
         <w:tc>
           <w:tcPr>
-            <w:tcW w:w="1567" w:type="dxa"/>
+            <w:tcW w:w="1566" w:type="dxa"/>
             <w:gridSpan w:val="2"/>
             <w:vMerge/>
             <w:tcBorders>
-              <w:top w:val="single" w:sz="4" w:space="0" w:color="8EAADB"/>
-              <w:left w:val="single" w:sz="4" w:space="0" w:color="8EAADB"/>
-              <w:bottom w:val="single" w:sz="4" w:space="0" w:color="8EAADB"/>
-              <w:right w:val="single" w:sz="4" w:space="0" w:color="8EAADB"/>
+              <w:top w:val="single" w:sz="6" w:space="0" w:color="1F3864"/>
+              <w:left w:val="single" w:sz="6" w:space="0" w:color="1F3864"/>
+              <w:bottom w:val="single" w:sz="6" w:space="0" w:color="1F3864"/>
+              <w:right w:val="single" w:sz="6" w:space="0" w:color="1F3864"/>
             </w:tcBorders>
             <w:shd w:val="clear" w:color="auto" w:fill="D9E2F3"/>
           </w:tcPr>
@@ -19560,13 +19300,13 @@
         </w:tc>
         <w:tc>
           <w:tcPr>
-            <w:tcW w:w="6270" w:type="dxa"/>
+            <w:tcW w:w="6259" w:type="dxa"/>
             <w:gridSpan w:val="13"/>
             <w:tcBorders>
-              <w:top w:val="single" w:sz="4" w:space="0" w:color="4472C4"/>
-              <w:left w:val="single" w:sz="4" w:space="0" w:color="4472C4"/>
-              <w:bottom w:val="single" w:sz="4" w:space="0" w:color="4472C4"/>
-              <w:right w:val="single" w:sz="4" w:space="0" w:color="4472C4"/>
+              <w:top w:val="single" w:sz="6" w:space="0" w:color="1F3864"/>
+              <w:left w:val="single" w:sz="6" w:space="0" w:color="1F3864"/>
+              <w:bottom w:val="single" w:sz="6" w:space="0" w:color="1F3864"/>
+              <w:right w:val="single" w:sz="6" w:space="0" w:color="1F3864"/>
             </w:tcBorders>
             <w:shd w:val="clear" w:color="auto" w:fill="4472C4"/>
             <w:tcMar>
@@ -19607,10 +19347,10 @@
           <w:tcPr>
             <w:tcW w:w="1567" w:type="dxa"/>
             <w:tcBorders>
-              <w:top w:val="single" w:sz="4" w:space="0" w:color="4472C4"/>
-              <w:left w:val="single" w:sz="4" w:space="0" w:color="4472C4"/>
-              <w:bottom w:val="single" w:sz="4" w:space="0" w:color="4472C4"/>
-              <w:right w:val="single" w:sz="4" w:space="0" w:color="4472C4"/>
+              <w:top w:val="single" w:sz="6" w:space="0" w:color="1F3864"/>
+              <w:left w:val="single" w:sz="6" w:space="0" w:color="1F3864"/>
+              <w:bottom w:val="single" w:sz="6" w:space="0" w:color="1F3864"/>
+              <w:right w:val="single" w:sz="6" w:space="0" w:color="1F3864"/>
             </w:tcBorders>
             <w:shd w:val="clear" w:color="auto" w:fill="4472C4"/>
             <w:tcMar>
@@ -19651,13 +19391,13 @@
       <w:tr>
         <w:tc>
           <w:tcPr>
-            <w:tcW w:w="9405" w:type="dxa"/>
+            <w:tcW w:w="9392" w:type="dxa"/>
             <w:gridSpan w:val="16"/>
             <w:tcBorders>
-              <w:top w:val="single" w:sz="4" w:space="0" w:color="8EAADB"/>
-              <w:left w:val="single" w:sz="4" w:space="0" w:color="8EAADB"/>
-              <w:bottom w:val="single" w:sz="4" w:space="0" w:color="8EAADB"/>
-              <w:right w:val="single" w:sz="4" w:space="0" w:color="8EAADB"/>
+              <w:top w:val="single" w:sz="6" w:space="0" w:color="1F3864"/>
+              <w:left w:val="single" w:sz="6" w:space="0" w:color="1F3864"/>
+              <w:bottom w:val="single" w:sz="6" w:space="0" w:color="1F3864"/>
+              <w:right w:val="single" w:sz="6" w:space="0" w:color="1F3864"/>
             </w:tcBorders>
             <w:shd w:val="clear" w:color="auto" w:fill="D9E2F3"/>
             <w:tcMar>
@@ -19997,13 +19737,13 @@
       <w:tr>
         <w:tc>
           <w:tcPr>
-            <w:tcW w:w="9405" w:type="dxa"/>
+            <w:tcW w:w="9392" w:type="dxa"/>
             <w:gridSpan w:val="16"/>
             <w:tcBorders>
-              <w:top w:val="single" w:sz="4" w:space="0" w:color="8EAADB"/>
-              <w:left w:val="single" w:sz="4" w:space="0" w:color="8EAADB"/>
-              <w:bottom w:val="single" w:sz="4" w:space="0" w:color="8EAADB"/>
-              <w:right w:val="single" w:sz="4" w:space="0" w:color="8EAADB"/>
+              <w:top w:val="single" w:sz="6" w:space="0" w:color="1F3864"/>
+              <w:left w:val="single" w:sz="6" w:space="0" w:color="1F3864"/>
+              <w:bottom w:val="single" w:sz="6" w:space="0" w:color="1F3864"/>
+              <w:right w:val="single" w:sz="6" w:space="0" w:color="1F3864"/>
             </w:tcBorders>
             <w:shd w:val="clear" w:color="auto" w:fill="D9E2F3"/>
             <w:tcMar>
@@ -20366,17 +20106,6 @@
               </w:rPr>
               <w:t>. La Paz – Bolivia.</w:t>
             </w:r>
-          </w:p>
-          <w:p>
-            <w:pPr>
-              <w:spacing w:before="10" w:after="10" w:line="240" w:lineRule="auto"/>
-              <w:ind w:left="360" w:hanging="360"/>
-              <w:rPr>
-                <w:rFonts w:ascii="Century Gothic" w:hAnsi="Century Gothic" w:cs="Century Gothic" w:eastAsia="Century Gothic"/>
-                <w:sz w:val="18"/>
-                <w:szCs w:val="18"/>
-              </w:rPr>
-            </w:pPr>
           </w:p>
         </w:tc>
       </w:tr>

--- a/rediseno_2026/4.5 Itinerarios formateados y corregidos/CPA-503 Auditoría Tributaria.docx
+++ b/rediseno_2026/4.5 Itinerarios formateados y corregidos/CPA-503 Auditoría Tributaria.docx
@@ -87,8 +87,10 @@
         </w:tblBorders>
         <w:tblLayout w:type="fixed"/>
         <w:tblCellMar>
-          <w:left w:w="10" w:type="dxa"/>
-          <w:right w:w="10" w:type="dxa"/>
+          <w:top w:w="40" w:type="dxa"/>
+          <w:left w:w="90" w:type="dxa"/>
+          <w:bottom w:w="40" w:type="dxa"/>
+          <w:right w:w="90" w:type="dxa"/>
         </w:tblCellMar>
         <w:tblLook w:val="04A0" w:firstRow="1" w:lastRow="0" w:firstColumn="1" w:lastColumn="0" w:noHBand="0" w:noVBand="1"/>
       </w:tblPr>
@@ -122,12 +124,6 @@
               <w:right w:val="single" w:sz="6" w:space="0" w:color="1F3864"/>
             </w:tcBorders>
             <w:shd w:val="clear" w:color="auto" w:fill="4472C4"/>
-            <w:tcMar>
-              <w:top w:w="50" w:type="dxa"/>
-              <w:left w:w="90" w:type="dxa"/>
-              <w:bottom w:w="50" w:type="dxa"/>
-              <w:right w:w="90" w:type="dxa"/>
-            </w:tcMar>
             <w:vAlign w:val="center"/>
           </w:tcPr>
           <w:p>
@@ -168,12 +164,6 @@
               <w:right w:val="single" w:sz="6" w:space="0" w:color="1F3864"/>
             </w:tcBorders>
             <w:shd w:val="clear" w:color="auto" w:fill="4472C4"/>
-            <w:tcMar>
-              <w:top w:w="50" w:type="dxa"/>
-              <w:left w:w="90" w:type="dxa"/>
-              <w:bottom w:w="50" w:type="dxa"/>
-              <w:right w:w="90" w:type="dxa"/>
-            </w:tcMar>
             <w:vAlign w:val="center"/>
           </w:tcPr>
           <w:p>
@@ -214,12 +204,6 @@
               <w:right w:val="single" w:sz="6" w:space="0" w:color="1F3864"/>
             </w:tcBorders>
             <w:shd w:val="clear" w:color="auto" w:fill="4472C4"/>
-            <w:tcMar>
-              <w:top w:w="50" w:type="dxa"/>
-              <w:left w:w="90" w:type="dxa"/>
-              <w:bottom w:w="50" w:type="dxa"/>
-              <w:right w:w="90" w:type="dxa"/>
-            </w:tcMar>
             <w:vAlign w:val="center"/>
           </w:tcPr>
           <w:p>
@@ -260,12 +244,6 @@
               <w:right w:val="single" w:sz="6" w:space="0" w:color="1F3864"/>
             </w:tcBorders>
             <w:shd w:val="clear" w:color="auto" w:fill="4472C4"/>
-            <w:tcMar>
-              <w:top w:w="50" w:type="dxa"/>
-              <w:left w:w="90" w:type="dxa"/>
-              <w:bottom w:w="50" w:type="dxa"/>
-              <w:right w:w="90" w:type="dxa"/>
-            </w:tcMar>
             <w:vAlign w:val="center"/>
           </w:tcPr>
           <w:p>
@@ -308,12 +286,6 @@
               <w:right w:val="single" w:sz="6" w:space="0" w:color="1F3864"/>
             </w:tcBorders>
             <w:shd w:val="clear" w:color="auto" w:fill="4472C4"/>
-            <w:tcMar>
-              <w:top w:w="50" w:type="dxa"/>
-              <w:left w:w="90" w:type="dxa"/>
-              <w:bottom w:w="50" w:type="dxa"/>
-              <w:right w:w="90" w:type="dxa"/>
-            </w:tcMar>
             <w:vAlign w:val="center"/>
           </w:tcPr>
           <w:p>
@@ -354,12 +326,6 @@
               <w:right w:val="single" w:sz="6" w:space="0" w:color="1F3864"/>
             </w:tcBorders>
             <w:shd w:val="clear" w:color="auto" w:fill="4472C4"/>
-            <w:tcMar>
-              <w:top w:w="50" w:type="dxa"/>
-              <w:left w:w="90" w:type="dxa"/>
-              <w:bottom w:w="50" w:type="dxa"/>
-              <w:right w:w="90" w:type="dxa"/>
-            </w:tcMar>
             <w:vAlign w:val="center"/>
           </w:tcPr>
           <w:p>
@@ -400,12 +366,6 @@
               <w:right w:val="single" w:sz="6" w:space="0" w:color="1F3864"/>
             </w:tcBorders>
             <w:shd w:val="clear" w:color="auto" w:fill="4472C4"/>
-            <w:tcMar>
-              <w:top w:w="50" w:type="dxa"/>
-              <w:left w:w="90" w:type="dxa"/>
-              <w:bottom w:w="50" w:type="dxa"/>
-              <w:right w:w="90" w:type="dxa"/>
-            </w:tcMar>
             <w:vAlign w:val="center"/>
           </w:tcPr>
           <w:p>
@@ -446,12 +406,6 @@
               <w:right w:val="single" w:sz="6" w:space="0" w:color="1F3864"/>
             </w:tcBorders>
             <w:shd w:val="clear" w:color="auto" w:fill="4472C4"/>
-            <w:tcMar>
-              <w:top w:w="50" w:type="dxa"/>
-              <w:left w:w="90" w:type="dxa"/>
-              <w:bottom w:w="50" w:type="dxa"/>
-              <w:right w:w="90" w:type="dxa"/>
-            </w:tcMar>
             <w:vAlign w:val="center"/>
           </w:tcPr>
           <w:p>
@@ -494,12 +448,6 @@
               <w:right w:val="single" w:sz="6" w:space="0" w:color="1F3864"/>
             </w:tcBorders>
             <w:shd w:val="clear" w:color="auto" w:fill="4472C4"/>
-            <w:tcMar>
-              <w:top w:w="50" w:type="dxa"/>
-              <w:left w:w="90" w:type="dxa"/>
-              <w:bottom w:w="50" w:type="dxa"/>
-              <w:right w:w="90" w:type="dxa"/>
-            </w:tcMar>
             <w:vAlign w:val="center"/>
           </w:tcPr>
           <w:p>
@@ -540,12 +488,6 @@
               <w:right w:val="single" w:sz="6" w:space="0" w:color="1F3864"/>
             </w:tcBorders>
             <w:shd w:val="clear" w:color="auto" w:fill="4472C4"/>
-            <w:tcMar>
-              <w:top w:w="50" w:type="dxa"/>
-              <w:left w:w="90" w:type="dxa"/>
-              <w:bottom w:w="50" w:type="dxa"/>
-              <w:right w:w="90" w:type="dxa"/>
-            </w:tcMar>
             <w:vAlign w:val="center"/>
           </w:tcPr>
           <w:p>
@@ -587,12 +529,6 @@
               <w:right w:val="single" w:sz="6" w:space="0" w:color="1F3864"/>
             </w:tcBorders>
             <w:shd w:val="clear" w:color="auto" w:fill="4472C4"/>
-            <w:tcMar>
-              <w:top w:w="50" w:type="dxa"/>
-              <w:left w:w="90" w:type="dxa"/>
-              <w:bottom w:w="50" w:type="dxa"/>
-              <w:right w:w="90" w:type="dxa"/>
-            </w:tcMar>
             <w:vAlign w:val="center"/>
           </w:tcPr>
           <w:p>
@@ -636,12 +572,6 @@
               <w:right w:val="single" w:sz="6" w:space="0" w:color="1F3864"/>
             </w:tcBorders>
             <w:shd w:val="clear" w:color="auto" w:fill="4472C4"/>
-            <w:tcMar>
-              <w:top w:w="50" w:type="dxa"/>
-              <w:left w:w="90" w:type="dxa"/>
-              <w:bottom w:w="50" w:type="dxa"/>
-              <w:right w:w="90" w:type="dxa"/>
-            </w:tcMar>
             <w:vAlign w:val="center"/>
           </w:tcPr>
           <w:p>
@@ -685,12 +615,6 @@
               <w:right w:val="single" w:sz="6" w:space="0" w:color="1F3864"/>
             </w:tcBorders>
             <w:shd w:val="clear" w:color="auto" w:fill="4472C4"/>
-            <w:tcMar>
-              <w:top w:w="50" w:type="dxa"/>
-              <w:left w:w="90" w:type="dxa"/>
-              <w:bottom w:w="50" w:type="dxa"/>
-              <w:right w:w="90" w:type="dxa"/>
-            </w:tcMar>
             <w:vAlign w:val="center"/>
           </w:tcPr>
           <w:p>
@@ -747,12 +671,6 @@
               <w:right w:val="single" w:sz="6" w:space="0" w:color="1F3864"/>
             </w:tcBorders>
             <w:shd w:val="clear" w:color="auto" w:fill="4472C4"/>
-            <w:tcMar>
-              <w:top w:w="50" w:type="dxa"/>
-              <w:left w:w="90" w:type="dxa"/>
-              <w:bottom w:w="50" w:type="dxa"/>
-              <w:right w:w="90" w:type="dxa"/>
-            </w:tcMar>
             <w:vAlign w:val="center"/>
           </w:tcPr>
           <w:p>
@@ -796,12 +714,6 @@
               <w:right w:val="single" w:sz="6" w:space="0" w:color="1F3864"/>
             </w:tcBorders>
             <w:shd w:val="clear" w:color="auto" w:fill="4472C4"/>
-            <w:tcMar>
-              <w:top w:w="50" w:type="dxa"/>
-              <w:left w:w="90" w:type="dxa"/>
-              <w:bottom w:w="50" w:type="dxa"/>
-              <w:right w:w="90" w:type="dxa"/>
-            </w:tcMar>
             <w:vAlign w:val="center"/>
           </w:tcPr>
           <w:p>
@@ -845,12 +757,6 @@
               <w:right w:val="single" w:sz="6" w:space="0" w:color="1F3864"/>
             </w:tcBorders>
             <w:shd w:val="clear" w:color="auto" w:fill="4472C4"/>
-            <w:tcMar>
-              <w:top w:w="50" w:type="dxa"/>
-              <w:left w:w="90" w:type="dxa"/>
-              <w:bottom w:w="50" w:type="dxa"/>
-              <w:right w:w="90" w:type="dxa"/>
-            </w:tcMar>
             <w:vAlign w:val="center"/>
           </w:tcPr>
           <w:p>
@@ -895,12 +801,6 @@
               <w:right w:val="single" w:sz="6" w:space="0" w:color="1F3864"/>
             </w:tcBorders>
             <w:shd w:val="clear" w:color="auto" w:fill="D9E2F3"/>
-            <w:tcMar>
-              <w:top w:w="50" w:type="dxa"/>
-              <w:left w:w="90" w:type="dxa"/>
-              <w:bottom w:w="50" w:type="dxa"/>
-              <w:right w:w="90" w:type="dxa"/>
-            </w:tcMar>
             <w:vAlign w:val="center"/>
           </w:tcPr>
           <w:p>
@@ -935,12 +835,6 @@
               <w:right w:val="single" w:sz="6" w:space="0" w:color="1F3864"/>
             </w:tcBorders>
             <w:shd w:val="clear" w:color="auto" w:fill="D9E2F3"/>
-            <w:tcMar>
-              <w:top w:w="50" w:type="dxa"/>
-              <w:left w:w="90" w:type="dxa"/>
-              <w:bottom w:w="50" w:type="dxa"/>
-              <w:right w:w="90" w:type="dxa"/>
-            </w:tcMar>
             <w:vAlign w:val="center"/>
           </w:tcPr>
           <w:p>
@@ -974,12 +868,6 @@
               <w:right w:val="single" w:sz="6" w:space="0" w:color="1F3864"/>
             </w:tcBorders>
             <w:shd w:val="clear" w:color="auto" w:fill="D9E2F3"/>
-            <w:tcMar>
-              <w:top w:w="50" w:type="dxa"/>
-              <w:left w:w="90" w:type="dxa"/>
-              <w:bottom w:w="50" w:type="dxa"/>
-              <w:right w:w="90" w:type="dxa"/>
-            </w:tcMar>
             <w:vAlign w:val="center"/>
           </w:tcPr>
           <w:p>
@@ -1013,12 +901,6 @@
               <w:right w:val="single" w:sz="6" w:space="0" w:color="1F3864"/>
             </w:tcBorders>
             <w:shd w:val="clear" w:color="auto" w:fill="D9E2F3"/>
-            <w:tcMar>
-              <w:top w:w="50" w:type="dxa"/>
-              <w:left w:w="90" w:type="dxa"/>
-              <w:bottom w:w="50" w:type="dxa"/>
-              <w:right w:w="90" w:type="dxa"/>
-            </w:tcMar>
             <w:vAlign w:val="center"/>
           </w:tcPr>
           <w:p>
@@ -1052,12 +934,6 @@
               <w:right w:val="single" w:sz="6" w:space="0" w:color="1F3864"/>
             </w:tcBorders>
             <w:shd w:val="clear" w:color="auto" w:fill="D9E2F3"/>
-            <w:tcMar>
-              <w:top w:w="50" w:type="dxa"/>
-              <w:left w:w="90" w:type="dxa"/>
-              <w:bottom w:w="50" w:type="dxa"/>
-              <w:right w:w="90" w:type="dxa"/>
-            </w:tcMar>
             <w:vAlign w:val="center"/>
           </w:tcPr>
           <w:p>
@@ -1091,12 +967,6 @@
               <w:right w:val="single" w:sz="6" w:space="0" w:color="1F3864"/>
             </w:tcBorders>
             <w:shd w:val="clear" w:color="auto" w:fill="D9E2F3"/>
-            <w:tcMar>
-              <w:top w:w="50" w:type="dxa"/>
-              <w:left w:w="90" w:type="dxa"/>
-              <w:bottom w:w="50" w:type="dxa"/>
-              <w:right w:w="90" w:type="dxa"/>
-            </w:tcMar>
             <w:vAlign w:val="center"/>
           </w:tcPr>
           <w:p>
@@ -1130,12 +1000,6 @@
               <w:right w:val="single" w:sz="6" w:space="0" w:color="1F3864"/>
             </w:tcBorders>
             <w:shd w:val="clear" w:color="auto" w:fill="D9E2F3"/>
-            <w:tcMar>
-              <w:top w:w="50" w:type="dxa"/>
-              <w:left w:w="90" w:type="dxa"/>
-              <w:bottom w:w="50" w:type="dxa"/>
-              <w:right w:w="90" w:type="dxa"/>
-            </w:tcMar>
             <w:vAlign w:val="center"/>
           </w:tcPr>
           <w:p>
@@ -1196,12 +1060,6 @@
               <w:right w:val="single" w:sz="6" w:space="0" w:color="1F3864"/>
             </w:tcBorders>
             <w:shd w:val="clear" w:color="auto" w:fill="4472C4"/>
-            <w:tcMar>
-              <w:top w:w="50" w:type="dxa"/>
-              <w:left w:w="90" w:type="dxa"/>
-              <w:bottom w:w="50" w:type="dxa"/>
-              <w:right w:w="90" w:type="dxa"/>
-            </w:tcMar>
             <w:vAlign w:val="center"/>
           </w:tcPr>
           <w:p>
@@ -1244,12 +1102,6 @@
               <w:right w:val="single" w:sz="6" w:space="0" w:color="1F3864"/>
             </w:tcBorders>
             <w:shd w:val="clear" w:color="auto" w:fill="D9E2F3"/>
-            <w:tcMar>
-              <w:top w:w="50" w:type="dxa"/>
-              <w:left w:w="90" w:type="dxa"/>
-              <w:bottom w:w="50" w:type="dxa"/>
-              <w:right w:w="90" w:type="dxa"/>
-            </w:tcMar>
             <w:vAlign w:val="center"/>
           </w:tcPr>
           <w:p>
@@ -1423,12 +1275,6 @@
               <w:right w:val="single" w:sz="6" w:space="0" w:color="1F3864"/>
             </w:tcBorders>
             <w:shd w:val="clear" w:color="auto" w:fill="D9E2F3"/>
-            <w:tcMar>
-              <w:top w:w="50" w:type="dxa"/>
-              <w:left w:w="90" w:type="dxa"/>
-              <w:bottom w:w="50" w:type="dxa"/>
-              <w:right w:w="90" w:type="dxa"/>
-            </w:tcMar>
             <w:vAlign w:val="center"/>
           </w:tcPr>
           <w:p>
@@ -1478,12 +1324,6 @@
               <w:right w:val="single" w:sz="6" w:space="0" w:color="1F3864"/>
             </w:tcBorders>
             <w:shd w:val="clear" w:color="auto" w:fill="4472C4"/>
-            <w:tcMar>
-              <w:top w:w="50" w:type="dxa"/>
-              <w:left w:w="90" w:type="dxa"/>
-              <w:bottom w:w="50" w:type="dxa"/>
-              <w:right w:w="90" w:type="dxa"/>
-            </w:tcMar>
             <w:vAlign w:val="center"/>
           </w:tcPr>
           <w:p>
@@ -1524,12 +1364,6 @@
               <w:right w:val="single" w:sz="6" w:space="0" w:color="1F3864"/>
             </w:tcBorders>
             <w:shd w:val="clear" w:color="auto" w:fill="4472C4"/>
-            <w:tcMar>
-              <w:top w:w="50" w:type="dxa"/>
-              <w:left w:w="90" w:type="dxa"/>
-              <w:bottom w:w="50" w:type="dxa"/>
-              <w:right w:w="90" w:type="dxa"/>
-            </w:tcMar>
             <w:vAlign w:val="center"/>
           </w:tcPr>
           <w:p>
@@ -1570,12 +1404,6 @@
               <w:right w:val="single" w:sz="6" w:space="0" w:color="1F3864"/>
             </w:tcBorders>
             <w:shd w:val="clear" w:color="auto" w:fill="4472C4"/>
-            <w:tcMar>
-              <w:top w:w="50" w:type="dxa"/>
-              <w:left w:w="90" w:type="dxa"/>
-              <w:bottom w:w="50" w:type="dxa"/>
-              <w:right w:w="90" w:type="dxa"/>
-            </w:tcMar>
             <w:vAlign w:val="center"/>
           </w:tcPr>
           <w:p>
@@ -1620,12 +1448,6 @@
               <w:right w:val="single" w:sz="6" w:space="0" w:color="1F3864"/>
             </w:tcBorders>
             <w:shd w:val="clear" w:color="auto" w:fill="D9E2F3"/>
-            <w:tcMar>
-              <w:top w:w="50" w:type="dxa"/>
-              <w:left w:w="90" w:type="dxa"/>
-              <w:bottom w:w="50" w:type="dxa"/>
-              <w:right w:w="90" w:type="dxa"/>
-            </w:tcMar>
             <w:vAlign w:val="center"/>
           </w:tcPr>
           <w:p>
@@ -1667,12 +1489,6 @@
               <w:right w:val="single" w:sz="6" w:space="0" w:color="1F3864"/>
             </w:tcBorders>
             <w:shd w:val="clear" w:color="auto" w:fill="D9E2F3"/>
-            <w:tcMar>
-              <w:top w:w="50" w:type="dxa"/>
-              <w:left w:w="90" w:type="dxa"/>
-              <w:bottom w:w="50" w:type="dxa"/>
-              <w:right w:w="90" w:type="dxa"/>
-            </w:tcMar>
             <w:vAlign w:val="center"/>
           </w:tcPr>
           <w:p>
@@ -1795,12 +1611,6 @@
               <w:right w:val="single" w:sz="6" w:space="0" w:color="1F3864"/>
             </w:tcBorders>
             <w:shd w:val="clear" w:color="auto" w:fill="D9E2F3"/>
-            <w:tcMar>
-              <w:top w:w="50" w:type="dxa"/>
-              <w:left w:w="90" w:type="dxa"/>
-              <w:bottom w:w="50" w:type="dxa"/>
-              <w:right w:w="90" w:type="dxa"/>
-            </w:tcMar>
             <w:vAlign w:val="center"/>
           </w:tcPr>
           <w:p>
@@ -1879,12 +1689,6 @@
               <w:right w:val="single" w:sz="6" w:space="0" w:color="1F3864"/>
             </w:tcBorders>
             <w:shd w:val="clear" w:color="auto" w:fill="D9E2F3"/>
-            <w:tcMar>
-              <w:top w:w="50" w:type="dxa"/>
-              <w:left w:w="90" w:type="dxa"/>
-              <w:bottom w:w="50" w:type="dxa"/>
-              <w:right w:w="90" w:type="dxa"/>
-            </w:tcMar>
             <w:vAlign w:val="center"/>
           </w:tcPr>
           <w:p>
@@ -1981,12 +1785,6 @@
               <w:right w:val="single" w:sz="6" w:space="0" w:color="1F3864"/>
             </w:tcBorders>
             <w:shd w:val="clear" w:color="auto" w:fill="D9E2F3"/>
-            <w:tcMar>
-              <w:top w:w="50" w:type="dxa"/>
-              <w:left w:w="90" w:type="dxa"/>
-              <w:bottom w:w="50" w:type="dxa"/>
-              <w:right w:w="90" w:type="dxa"/>
-            </w:tcMar>
             <w:vAlign w:val="center"/>
           </w:tcPr>
           <w:p>
@@ -2042,12 +1840,6 @@
               <w:right w:val="single" w:sz="6" w:space="0" w:color="1F3864"/>
             </w:tcBorders>
             <w:shd w:val="clear" w:color="auto" w:fill="D9E2F3"/>
-            <w:tcMar>
-              <w:top w:w="50" w:type="dxa"/>
-              <w:left w:w="90" w:type="dxa"/>
-              <w:bottom w:w="50" w:type="dxa"/>
-              <w:right w:w="90" w:type="dxa"/>
-            </w:tcMar>
             <w:vAlign w:val="center"/>
           </w:tcPr>
           <w:p>
@@ -2088,12 +1880,6 @@
               <w:right w:val="single" w:sz="6" w:space="0" w:color="1F3864"/>
             </w:tcBorders>
             <w:shd w:val="clear" w:color="auto" w:fill="D9E2F3"/>
-            <w:tcMar>
-              <w:top w:w="50" w:type="dxa"/>
-              <w:left w:w="90" w:type="dxa"/>
-              <w:bottom w:w="50" w:type="dxa"/>
-              <w:right w:w="90" w:type="dxa"/>
-            </w:tcMar>
             <w:vAlign w:val="center"/>
           </w:tcPr>
           <w:p>
@@ -2150,12 +1936,6 @@
               <w:right w:val="single" w:sz="6" w:space="0" w:color="1F3864"/>
             </w:tcBorders>
             <w:shd w:val="clear" w:color="auto" w:fill="D9E2F3"/>
-            <w:tcMar>
-              <w:top w:w="50" w:type="dxa"/>
-              <w:left w:w="90" w:type="dxa"/>
-              <w:bottom w:w="50" w:type="dxa"/>
-              <w:right w:w="90" w:type="dxa"/>
-            </w:tcMar>
             <w:vAlign w:val="center"/>
           </w:tcPr>
           <w:p>
@@ -2233,12 +2013,6 @@
               <w:right w:val="single" w:sz="6" w:space="0" w:color="1F3864"/>
             </w:tcBorders>
             <w:shd w:val="clear" w:color="auto" w:fill="D9E2F3"/>
-            <w:tcMar>
-              <w:top w:w="50" w:type="dxa"/>
-              <w:left w:w="90" w:type="dxa"/>
-              <w:bottom w:w="50" w:type="dxa"/>
-              <w:right w:w="90" w:type="dxa"/>
-            </w:tcMar>
             <w:vAlign w:val="center"/>
           </w:tcPr>
           <w:p>
@@ -2295,12 +2069,6 @@
               <w:right w:val="single" w:sz="6" w:space="0" w:color="1F3864"/>
             </w:tcBorders>
             <w:shd w:val="clear" w:color="auto" w:fill="D9E2F3"/>
-            <w:tcMar>
-              <w:top w:w="50" w:type="dxa"/>
-              <w:left w:w="90" w:type="dxa"/>
-              <w:bottom w:w="50" w:type="dxa"/>
-              <w:right w:w="90" w:type="dxa"/>
-            </w:tcMar>
             <w:vAlign w:val="center"/>
           </w:tcPr>
           <w:p>
@@ -2345,12 +2113,6 @@
               <w:right w:val="single" w:sz="6" w:space="0" w:color="1F3864"/>
             </w:tcBorders>
             <w:shd w:val="clear" w:color="auto" w:fill="4472C4"/>
-            <w:tcMar>
-              <w:top w:w="50" w:type="dxa"/>
-              <w:left w:w="90" w:type="dxa"/>
-              <w:bottom w:w="50" w:type="dxa"/>
-              <w:right w:w="90" w:type="dxa"/>
-            </w:tcMar>
             <w:vAlign w:val="center"/>
           </w:tcPr>
           <w:p>
@@ -2393,12 +2155,6 @@
               <w:right w:val="single" w:sz="6" w:space="0" w:color="1F3864"/>
             </w:tcBorders>
             <w:shd w:val="clear" w:color="auto" w:fill="4472C4"/>
-            <w:tcMar>
-              <w:top w:w="50" w:type="dxa"/>
-              <w:left w:w="90" w:type="dxa"/>
-              <w:bottom w:w="50" w:type="dxa"/>
-              <w:right w:w="90" w:type="dxa"/>
-            </w:tcMar>
             <w:vAlign w:val="center"/>
           </w:tcPr>
           <w:p>
@@ -2438,12 +2194,6 @@
               <w:right w:val="single" w:sz="6" w:space="0" w:color="1F3864"/>
             </w:tcBorders>
             <w:shd w:val="clear" w:color="auto" w:fill="D9E2F3"/>
-            <w:tcMar>
-              <w:top w:w="50" w:type="dxa"/>
-              <w:left w:w="90" w:type="dxa"/>
-              <w:bottom w:w="50" w:type="dxa"/>
-              <w:right w:w="90" w:type="dxa"/>
-            </w:tcMar>
             <w:vAlign w:val="center"/>
           </w:tcPr>
           <w:p>
@@ -2502,12 +2252,6 @@
               <w:right w:val="single" w:sz="6" w:space="0" w:color="1F3864"/>
             </w:tcBorders>
             <w:shd w:val="clear" w:color="auto" w:fill="4472C4"/>
-            <w:tcMar>
-              <w:top w:w="50" w:type="dxa"/>
-              <w:left w:w="90" w:type="dxa"/>
-              <w:bottom w:w="50" w:type="dxa"/>
-              <w:right w:w="90" w:type="dxa"/>
-            </w:tcMar>
             <w:vAlign w:val="center"/>
           </w:tcPr>
           <w:p>
@@ -2549,12 +2293,6 @@
               <w:right w:val="single" w:sz="6" w:space="0" w:color="1F3864"/>
             </w:tcBorders>
             <w:shd w:val="clear" w:color="auto" w:fill="D9E2F3"/>
-            <w:tcMar>
-              <w:top w:w="50" w:type="dxa"/>
-              <w:left w:w="90" w:type="dxa"/>
-              <w:bottom w:w="50" w:type="dxa"/>
-              <w:right w:w="90" w:type="dxa"/>
-            </w:tcMar>
             <w:vAlign w:val="center"/>
           </w:tcPr>
           <w:p>
@@ -2642,12 +2380,6 @@
               <w:right w:val="single" w:sz="6" w:space="0" w:color="1F3864"/>
             </w:tcBorders>
             <w:shd w:val="clear" w:color="auto" w:fill="D9E2F3"/>
-            <w:tcMar>
-              <w:top w:w="50" w:type="dxa"/>
-              <w:left w:w="90" w:type="dxa"/>
-              <w:bottom w:w="50" w:type="dxa"/>
-              <w:right w:w="90" w:type="dxa"/>
-            </w:tcMar>
             <w:vAlign w:val="center"/>
           </w:tcPr>
           <w:p>
@@ -3126,12 +2858,6 @@
               <w:right w:val="single" w:sz="6" w:space="0" w:color="1F3864"/>
             </w:tcBorders>
             <w:shd w:val="clear" w:color="auto" w:fill="D9E2F3"/>
-            <w:tcMar>
-              <w:top w:w="50" w:type="dxa"/>
-              <w:left w:w="90" w:type="dxa"/>
-              <w:bottom w:w="50" w:type="dxa"/>
-              <w:right w:w="90" w:type="dxa"/>
-            </w:tcMar>
             <w:vAlign w:val="center"/>
           </w:tcPr>
           <w:p>
@@ -3180,12 +2906,6 @@
               <w:right w:val="single" w:sz="6" w:space="0" w:color="1F3864"/>
             </w:tcBorders>
             <w:shd w:val="clear" w:color="auto" w:fill="D9E2F3"/>
-            <w:tcMar>
-              <w:top w:w="50" w:type="dxa"/>
-              <w:left w:w="90" w:type="dxa"/>
-              <w:bottom w:w="50" w:type="dxa"/>
-              <w:right w:w="90" w:type="dxa"/>
-            </w:tcMar>
             <w:vAlign w:val="center"/>
           </w:tcPr>
           <w:p>
@@ -3245,12 +2965,6 @@
               <w:right w:val="single" w:sz="6" w:space="0" w:color="1F3864"/>
             </w:tcBorders>
             <w:shd w:val="clear" w:color="auto" w:fill="4472C4"/>
-            <w:tcMar>
-              <w:top w:w="50" w:type="dxa"/>
-              <w:left w:w="90" w:type="dxa"/>
-              <w:bottom w:w="50" w:type="dxa"/>
-              <w:right w:w="90" w:type="dxa"/>
-            </w:tcMar>
             <w:vAlign w:val="center"/>
           </w:tcPr>
           <w:p>
@@ -3291,12 +3005,6 @@
               <w:right w:val="single" w:sz="6" w:space="0" w:color="1F3864"/>
             </w:tcBorders>
             <w:shd w:val="clear" w:color="auto" w:fill="4472C4"/>
-            <w:tcMar>
-              <w:top w:w="50" w:type="dxa"/>
-              <w:left w:w="90" w:type="dxa"/>
-              <w:bottom w:w="50" w:type="dxa"/>
-              <w:right w:w="90" w:type="dxa"/>
-            </w:tcMar>
             <w:vAlign w:val="center"/>
           </w:tcPr>
           <w:p>
@@ -3337,12 +3045,6 @@
               <w:right w:val="single" w:sz="6" w:space="0" w:color="1F3864"/>
             </w:tcBorders>
             <w:shd w:val="clear" w:color="auto" w:fill="4472C4"/>
-            <w:tcMar>
-              <w:top w:w="50" w:type="dxa"/>
-              <w:left w:w="90" w:type="dxa"/>
-              <w:bottom w:w="50" w:type="dxa"/>
-              <w:right w:w="90" w:type="dxa"/>
-            </w:tcMar>
             <w:vAlign w:val="center"/>
           </w:tcPr>
           <w:p>
@@ -3387,12 +3089,6 @@
               <w:right w:val="single" w:sz="6" w:space="0" w:color="1F3864"/>
             </w:tcBorders>
             <w:shd w:val="clear" w:color="auto" w:fill="D9E2F3"/>
-            <w:tcMar>
-              <w:top w:w="50" w:type="dxa"/>
-              <w:left w:w="90" w:type="dxa"/>
-              <w:bottom w:w="50" w:type="dxa"/>
-              <w:right w:w="90" w:type="dxa"/>
-            </w:tcMar>
             <w:vAlign w:val="center"/>
           </w:tcPr>
           <w:p>
@@ -3481,12 +3177,6 @@
               <w:right w:val="single" w:sz="6" w:space="0" w:color="1F3864"/>
             </w:tcBorders>
             <w:shd w:val="clear" w:color="auto" w:fill="D9E2F3"/>
-            <w:tcMar>
-              <w:top w:w="50" w:type="dxa"/>
-              <w:left w:w="90" w:type="dxa"/>
-              <w:bottom w:w="50" w:type="dxa"/>
-              <w:right w:w="90" w:type="dxa"/>
-            </w:tcMar>
             <w:vAlign w:val="center"/>
           </w:tcPr>
           <w:p>
@@ -3543,12 +3233,6 @@
               <w:right w:val="single" w:sz="6" w:space="0" w:color="1F3864"/>
             </w:tcBorders>
             <w:shd w:val="clear" w:color="auto" w:fill="D9E2F3"/>
-            <w:tcMar>
-              <w:top w:w="50" w:type="dxa"/>
-              <w:left w:w="90" w:type="dxa"/>
-              <w:bottom w:w="50" w:type="dxa"/>
-              <w:right w:w="90" w:type="dxa"/>
-            </w:tcMar>
             <w:vAlign w:val="center"/>
           </w:tcPr>
           <w:p>
@@ -3618,12 +3302,6 @@
               <w:right w:val="single" w:sz="6" w:space="0" w:color="1F3864"/>
             </w:tcBorders>
             <w:shd w:val="clear" w:color="auto" w:fill="D9E2F3"/>
-            <w:tcMar>
-              <w:top w:w="50" w:type="dxa"/>
-              <w:left w:w="90" w:type="dxa"/>
-              <w:bottom w:w="50" w:type="dxa"/>
-              <w:right w:w="90" w:type="dxa"/>
-            </w:tcMar>
             <w:vAlign w:val="center"/>
           </w:tcPr>
           <w:p>
@@ -3664,12 +3342,6 @@
               <w:right w:val="single" w:sz="6" w:space="0" w:color="1F3864"/>
             </w:tcBorders>
             <w:shd w:val="clear" w:color="auto" w:fill="D9E2F3"/>
-            <w:tcMar>
-              <w:top w:w="50" w:type="dxa"/>
-              <w:left w:w="90" w:type="dxa"/>
-              <w:bottom w:w="50" w:type="dxa"/>
-              <w:right w:w="90" w:type="dxa"/>
-            </w:tcMar>
             <w:vAlign w:val="center"/>
           </w:tcPr>
           <w:p>
@@ -3724,12 +3396,6 @@
               <w:right w:val="single" w:sz="6" w:space="0" w:color="1F3864"/>
             </w:tcBorders>
             <w:shd w:val="clear" w:color="auto" w:fill="D9E2F3"/>
-            <w:tcMar>
-              <w:top w:w="50" w:type="dxa"/>
-              <w:left w:w="90" w:type="dxa"/>
-              <w:bottom w:w="50" w:type="dxa"/>
-              <w:right w:w="90" w:type="dxa"/>
-            </w:tcMar>
             <w:vAlign w:val="center"/>
           </w:tcPr>
           <w:p>
@@ -3770,12 +3436,6 @@
               <w:right w:val="single" w:sz="6" w:space="0" w:color="1F3864"/>
             </w:tcBorders>
             <w:shd w:val="clear" w:color="auto" w:fill="D9E2F3"/>
-            <w:tcMar>
-              <w:top w:w="50" w:type="dxa"/>
-              <w:left w:w="90" w:type="dxa"/>
-              <w:bottom w:w="50" w:type="dxa"/>
-              <w:right w:w="90" w:type="dxa"/>
-            </w:tcMar>
             <w:vAlign w:val="center"/>
           </w:tcPr>
           <w:p>
@@ -3832,12 +3492,6 @@
               <w:right w:val="single" w:sz="6" w:space="0" w:color="1F3864"/>
             </w:tcBorders>
             <w:shd w:val="clear" w:color="auto" w:fill="D9E2F3"/>
-            <w:tcMar>
-              <w:top w:w="50" w:type="dxa"/>
-              <w:left w:w="90" w:type="dxa"/>
-              <w:bottom w:w="50" w:type="dxa"/>
-              <w:right w:w="90" w:type="dxa"/>
-            </w:tcMar>
             <w:vAlign w:val="center"/>
           </w:tcPr>
           <w:p>
@@ -3907,12 +3561,6 @@
               <w:right w:val="single" w:sz="6" w:space="0" w:color="1F3864"/>
             </w:tcBorders>
             <w:shd w:val="clear" w:color="auto" w:fill="D9E2F3"/>
-            <w:tcMar>
-              <w:top w:w="50" w:type="dxa"/>
-              <w:left w:w="90" w:type="dxa"/>
-              <w:bottom w:w="50" w:type="dxa"/>
-              <w:right w:w="90" w:type="dxa"/>
-            </w:tcMar>
             <w:vAlign w:val="center"/>
           </w:tcPr>
           <w:p>
@@ -3945,12 +3593,6 @@
               <w:right w:val="single" w:sz="6" w:space="0" w:color="1F3864"/>
             </w:tcBorders>
             <w:shd w:val="clear" w:color="auto" w:fill="D9E2F3"/>
-            <w:tcMar>
-              <w:top w:w="50" w:type="dxa"/>
-              <w:left w:w="90" w:type="dxa"/>
-              <w:bottom w:w="50" w:type="dxa"/>
-              <w:right w:w="90" w:type="dxa"/>
-            </w:tcMar>
             <w:vAlign w:val="center"/>
           </w:tcPr>
           <w:p>
@@ -4003,12 +3645,6 @@
               <w:right w:val="single" w:sz="6" w:space="0" w:color="1F3864"/>
             </w:tcBorders>
             <w:shd w:val="clear" w:color="auto" w:fill="4472C4"/>
-            <w:tcMar>
-              <w:top w:w="50" w:type="dxa"/>
-              <w:left w:w="90" w:type="dxa"/>
-              <w:bottom w:w="50" w:type="dxa"/>
-              <w:right w:w="90" w:type="dxa"/>
-            </w:tcMar>
             <w:vAlign w:val="center"/>
           </w:tcPr>
           <w:p>
@@ -4051,12 +3687,6 @@
               <w:right w:val="single" w:sz="6" w:space="0" w:color="1F3864"/>
             </w:tcBorders>
             <w:shd w:val="clear" w:color="auto" w:fill="4472C4"/>
-            <w:tcMar>
-              <w:top w:w="50" w:type="dxa"/>
-              <w:left w:w="90" w:type="dxa"/>
-              <w:bottom w:w="50" w:type="dxa"/>
-              <w:right w:w="90" w:type="dxa"/>
-            </w:tcMar>
             <w:vAlign w:val="center"/>
           </w:tcPr>
           <w:p>
@@ -4097,12 +3727,6 @@
               <w:right w:val="single" w:sz="6" w:space="0" w:color="1F3864"/>
             </w:tcBorders>
             <w:shd w:val="clear" w:color="auto" w:fill="D9E2F3"/>
-            <w:tcMar>
-              <w:top w:w="50" w:type="dxa"/>
-              <w:left w:w="90" w:type="dxa"/>
-              <w:bottom w:w="50" w:type="dxa"/>
-              <w:right w:w="90" w:type="dxa"/>
-            </w:tcMar>
             <w:vAlign w:val="center"/>
           </w:tcPr>
           <w:p>
@@ -4161,12 +3785,6 @@
               <w:right w:val="single" w:sz="6" w:space="0" w:color="1F3864"/>
             </w:tcBorders>
             <w:shd w:val="clear" w:color="auto" w:fill="4472C4"/>
-            <w:tcMar>
-              <w:top w:w="50" w:type="dxa"/>
-              <w:left w:w="90" w:type="dxa"/>
-              <w:bottom w:w="50" w:type="dxa"/>
-              <w:right w:w="90" w:type="dxa"/>
-            </w:tcMar>
             <w:vAlign w:val="center"/>
           </w:tcPr>
           <w:p>
@@ -4208,12 +3826,6 @@
               <w:right w:val="single" w:sz="6" w:space="0" w:color="1F3864"/>
             </w:tcBorders>
             <w:shd w:val="clear" w:color="auto" w:fill="D9E2F3"/>
-            <w:tcMar>
-              <w:top w:w="50" w:type="dxa"/>
-              <w:left w:w="90" w:type="dxa"/>
-              <w:bottom w:w="50" w:type="dxa"/>
-              <w:right w:w="90" w:type="dxa"/>
-            </w:tcMar>
             <w:vAlign w:val="center"/>
           </w:tcPr>
           <w:p>
@@ -4264,12 +3876,6 @@
               <w:right w:val="single" w:sz="6" w:space="0" w:color="1F3864"/>
             </w:tcBorders>
             <w:shd w:val="clear" w:color="auto" w:fill="D9E2F3"/>
-            <w:tcMar>
-              <w:top w:w="50" w:type="dxa"/>
-              <w:left w:w="90" w:type="dxa"/>
-              <w:bottom w:w="50" w:type="dxa"/>
-              <w:right w:w="90" w:type="dxa"/>
-            </w:tcMar>
             <w:vAlign w:val="center"/>
           </w:tcPr>
           <w:p>
@@ -4614,12 +4220,6 @@
               <w:right w:val="single" w:sz="6" w:space="0" w:color="1F3864"/>
             </w:tcBorders>
             <w:shd w:val="clear" w:color="auto" w:fill="D9E2F3"/>
-            <w:tcMar>
-              <w:top w:w="50" w:type="dxa"/>
-              <w:left w:w="90" w:type="dxa"/>
-              <w:bottom w:w="50" w:type="dxa"/>
-              <w:right w:w="90" w:type="dxa"/>
-            </w:tcMar>
             <w:vAlign w:val="center"/>
           </w:tcPr>
           <w:p>
@@ -4731,12 +4331,6 @@
               <w:right w:val="single" w:sz="6" w:space="0" w:color="1F3864"/>
             </w:tcBorders>
             <w:shd w:val="clear" w:color="auto" w:fill="D9E2F3"/>
-            <w:tcMar>
-              <w:top w:w="50" w:type="dxa"/>
-              <w:left w:w="90" w:type="dxa"/>
-              <w:bottom w:w="50" w:type="dxa"/>
-              <w:right w:w="90" w:type="dxa"/>
-            </w:tcMar>
             <w:vAlign w:val="center"/>
           </w:tcPr>
           <w:p>
@@ -4912,12 +4506,6 @@
               <w:right w:val="single" w:sz="6" w:space="0" w:color="1F3864"/>
             </w:tcBorders>
             <w:shd w:val="clear" w:color="auto" w:fill="4472C4"/>
-            <w:tcMar>
-              <w:top w:w="50" w:type="dxa"/>
-              <w:left w:w="90" w:type="dxa"/>
-              <w:bottom w:w="50" w:type="dxa"/>
-              <w:right w:w="90" w:type="dxa"/>
-            </w:tcMar>
             <w:vAlign w:val="center"/>
           </w:tcPr>
           <w:p>
@@ -4958,12 +4546,6 @@
               <w:right w:val="single" w:sz="6" w:space="0" w:color="1F3864"/>
             </w:tcBorders>
             <w:shd w:val="clear" w:color="auto" w:fill="4472C4"/>
-            <w:tcMar>
-              <w:top w:w="50" w:type="dxa"/>
-              <w:left w:w="90" w:type="dxa"/>
-              <w:bottom w:w="50" w:type="dxa"/>
-              <w:right w:w="90" w:type="dxa"/>
-            </w:tcMar>
             <w:vAlign w:val="center"/>
           </w:tcPr>
           <w:p>
@@ -5004,12 +4586,6 @@
               <w:right w:val="single" w:sz="6" w:space="0" w:color="1F3864"/>
             </w:tcBorders>
             <w:shd w:val="clear" w:color="auto" w:fill="4472C4"/>
-            <w:tcMar>
-              <w:top w:w="50" w:type="dxa"/>
-              <w:left w:w="90" w:type="dxa"/>
-              <w:bottom w:w="50" w:type="dxa"/>
-              <w:right w:w="90" w:type="dxa"/>
-            </w:tcMar>
             <w:vAlign w:val="center"/>
           </w:tcPr>
           <w:p>
@@ -5054,12 +4630,6 @@
               <w:right w:val="single" w:sz="6" w:space="0" w:color="1F3864"/>
             </w:tcBorders>
             <w:shd w:val="clear" w:color="auto" w:fill="D9E2F3"/>
-            <w:tcMar>
-              <w:top w:w="50" w:type="dxa"/>
-              <w:left w:w="90" w:type="dxa"/>
-              <w:bottom w:w="50" w:type="dxa"/>
-              <w:right w:w="90" w:type="dxa"/>
-            </w:tcMar>
             <w:vAlign w:val="center"/>
           </w:tcPr>
           <w:p>
@@ -5132,12 +4702,6 @@
               <w:right w:val="single" w:sz="6" w:space="0" w:color="1F3864"/>
             </w:tcBorders>
             <w:shd w:val="clear" w:color="auto" w:fill="D9E2F3"/>
-            <w:tcMar>
-              <w:top w:w="50" w:type="dxa"/>
-              <w:left w:w="90" w:type="dxa"/>
-              <w:bottom w:w="50" w:type="dxa"/>
-              <w:right w:w="90" w:type="dxa"/>
-            </w:tcMar>
             <w:vAlign w:val="center"/>
           </w:tcPr>
           <w:p>
@@ -5234,12 +4798,6 @@
               <w:right w:val="single" w:sz="6" w:space="0" w:color="1F3864"/>
             </w:tcBorders>
             <w:shd w:val="clear" w:color="auto" w:fill="D9E2F3"/>
-            <w:tcMar>
-              <w:top w:w="50" w:type="dxa"/>
-              <w:left w:w="90" w:type="dxa"/>
-              <w:bottom w:w="50" w:type="dxa"/>
-              <w:right w:w="90" w:type="dxa"/>
-            </w:tcMar>
             <w:vAlign w:val="center"/>
           </w:tcPr>
           <w:p>
@@ -5317,12 +4875,6 @@
               <w:right w:val="single" w:sz="6" w:space="0" w:color="1F3864"/>
             </w:tcBorders>
             <w:shd w:val="clear" w:color="auto" w:fill="D9E2F3"/>
-            <w:tcMar>
-              <w:top w:w="50" w:type="dxa"/>
-              <w:left w:w="90" w:type="dxa"/>
-              <w:bottom w:w="50" w:type="dxa"/>
-              <w:right w:w="90" w:type="dxa"/>
-            </w:tcMar>
             <w:vAlign w:val="center"/>
           </w:tcPr>
           <w:p>
@@ -5371,12 +4923,6 @@
               <w:right w:val="single" w:sz="6" w:space="0" w:color="1F3864"/>
             </w:tcBorders>
             <w:shd w:val="clear" w:color="auto" w:fill="D9E2F3"/>
-            <w:tcMar>
-              <w:top w:w="50" w:type="dxa"/>
-              <w:left w:w="90" w:type="dxa"/>
-              <w:bottom w:w="50" w:type="dxa"/>
-              <w:right w:w="90" w:type="dxa"/>
-            </w:tcMar>
             <w:vAlign w:val="center"/>
           </w:tcPr>
           <w:p>
@@ -5423,12 +4969,6 @@
               <w:right w:val="single" w:sz="6" w:space="0" w:color="1F3864"/>
             </w:tcBorders>
             <w:shd w:val="clear" w:color="auto" w:fill="D9E2F3"/>
-            <w:tcMar>
-              <w:top w:w="50" w:type="dxa"/>
-              <w:left w:w="90" w:type="dxa"/>
-              <w:bottom w:w="50" w:type="dxa"/>
-              <w:right w:w="90" w:type="dxa"/>
-            </w:tcMar>
             <w:vAlign w:val="center"/>
           </w:tcPr>
           <w:p>
@@ -5549,12 +5089,6 @@
               <w:right w:val="single" w:sz="6" w:space="0" w:color="1F3864"/>
             </w:tcBorders>
             <w:shd w:val="clear" w:color="auto" w:fill="D9E2F3"/>
-            <w:tcMar>
-              <w:top w:w="50" w:type="dxa"/>
-              <w:left w:w="90" w:type="dxa"/>
-              <w:bottom w:w="50" w:type="dxa"/>
-              <w:right w:w="90" w:type="dxa"/>
-            </w:tcMar>
             <w:vAlign w:val="center"/>
           </w:tcPr>
           <w:p>
@@ -5595,12 +5129,6 @@
               <w:right w:val="single" w:sz="6" w:space="0" w:color="1F3864"/>
             </w:tcBorders>
             <w:shd w:val="clear" w:color="auto" w:fill="D9E2F3"/>
-            <w:tcMar>
-              <w:top w:w="50" w:type="dxa"/>
-              <w:left w:w="90" w:type="dxa"/>
-              <w:bottom w:w="50" w:type="dxa"/>
-              <w:right w:w="90" w:type="dxa"/>
-            </w:tcMar>
             <w:vAlign w:val="center"/>
           </w:tcPr>
           <w:p>
@@ -5702,12 +5230,6 @@
               <w:right w:val="single" w:sz="6" w:space="0" w:color="1F3864"/>
             </w:tcBorders>
             <w:shd w:val="clear" w:color="auto" w:fill="D9E2F3"/>
-            <w:tcMar>
-              <w:top w:w="50" w:type="dxa"/>
-              <w:left w:w="90" w:type="dxa"/>
-              <w:bottom w:w="50" w:type="dxa"/>
-              <w:right w:w="90" w:type="dxa"/>
-            </w:tcMar>
             <w:vAlign w:val="center"/>
           </w:tcPr>
           <w:p>
@@ -5756,12 +5278,6 @@
               <w:right w:val="single" w:sz="6" w:space="0" w:color="1F3864"/>
             </w:tcBorders>
             <w:shd w:val="clear" w:color="auto" w:fill="D9E2F3"/>
-            <w:tcMar>
-              <w:top w:w="50" w:type="dxa"/>
-              <w:left w:w="90" w:type="dxa"/>
-              <w:bottom w:w="50" w:type="dxa"/>
-              <w:right w:w="90" w:type="dxa"/>
-            </w:tcMar>
             <w:vAlign w:val="center"/>
           </w:tcPr>
           <w:p>
@@ -5806,12 +5322,6 @@
               <w:right w:val="single" w:sz="6" w:space="0" w:color="1F3864"/>
             </w:tcBorders>
             <w:shd w:val="clear" w:color="auto" w:fill="4472C4"/>
-            <w:tcMar>
-              <w:top w:w="50" w:type="dxa"/>
-              <w:left w:w="90" w:type="dxa"/>
-              <w:bottom w:w="50" w:type="dxa"/>
-              <w:right w:w="90" w:type="dxa"/>
-            </w:tcMar>
             <w:vAlign w:val="center"/>
           </w:tcPr>
           <w:p>
@@ -5854,12 +5364,6 @@
               <w:right w:val="single" w:sz="6" w:space="0" w:color="1F3864"/>
             </w:tcBorders>
             <w:shd w:val="clear" w:color="auto" w:fill="4472C4"/>
-            <w:tcMar>
-              <w:top w:w="50" w:type="dxa"/>
-              <w:left w:w="90" w:type="dxa"/>
-              <w:bottom w:w="50" w:type="dxa"/>
-              <w:right w:w="90" w:type="dxa"/>
-            </w:tcMar>
             <w:vAlign w:val="center"/>
           </w:tcPr>
           <w:p>
@@ -5899,12 +5403,6 @@
               <w:right w:val="single" w:sz="6" w:space="0" w:color="1F3864"/>
             </w:tcBorders>
             <w:shd w:val="clear" w:color="auto" w:fill="D9E2F3"/>
-            <w:tcMar>
-              <w:top w:w="50" w:type="dxa"/>
-              <w:left w:w="90" w:type="dxa"/>
-              <w:bottom w:w="50" w:type="dxa"/>
-              <w:right w:w="90" w:type="dxa"/>
-            </w:tcMar>
             <w:vAlign w:val="center"/>
           </w:tcPr>
           <w:p>
@@ -5964,12 +5462,6 @@
               <w:right w:val="single" w:sz="6" w:space="0" w:color="1F3864"/>
             </w:tcBorders>
             <w:shd w:val="clear" w:color="auto" w:fill="4472C4"/>
-            <w:tcMar>
-              <w:top w:w="50" w:type="dxa"/>
-              <w:left w:w="90" w:type="dxa"/>
-              <w:bottom w:w="50" w:type="dxa"/>
-              <w:right w:w="90" w:type="dxa"/>
-            </w:tcMar>
             <w:vAlign w:val="center"/>
           </w:tcPr>
           <w:p>
@@ -6012,12 +5504,6 @@
               <w:right w:val="single" w:sz="6" w:space="0" w:color="1F3864"/>
             </w:tcBorders>
             <w:shd w:val="clear" w:color="auto" w:fill="D9E2F3"/>
-            <w:tcMar>
-              <w:top w:w="50" w:type="dxa"/>
-              <w:left w:w="90" w:type="dxa"/>
-              <w:bottom w:w="50" w:type="dxa"/>
-              <w:right w:w="90" w:type="dxa"/>
-            </w:tcMar>
             <w:vAlign w:val="center"/>
           </w:tcPr>
           <w:p>
@@ -6140,12 +5626,6 @@
               <w:right w:val="single" w:sz="6" w:space="0" w:color="1F3864"/>
             </w:tcBorders>
             <w:shd w:val="clear" w:color="auto" w:fill="D9E2F3"/>
-            <w:tcMar>
-              <w:top w:w="50" w:type="dxa"/>
-              <w:left w:w="90" w:type="dxa"/>
-              <w:bottom w:w="50" w:type="dxa"/>
-              <w:right w:w="90" w:type="dxa"/>
-            </w:tcMar>
             <w:vAlign w:val="center"/>
           </w:tcPr>
           <w:p>
@@ -6826,12 +6306,6 @@
               <w:right w:val="single" w:sz="6" w:space="0" w:color="1F3864"/>
             </w:tcBorders>
             <w:shd w:val="clear" w:color="auto" w:fill="D9E2F3"/>
-            <w:tcMar>
-              <w:top w:w="50" w:type="dxa"/>
-              <w:left w:w="90" w:type="dxa"/>
-              <w:bottom w:w="50" w:type="dxa"/>
-              <w:right w:w="90" w:type="dxa"/>
-            </w:tcMar>
             <w:vAlign w:val="center"/>
           </w:tcPr>
           <w:p>
@@ -6860,6 +6334,55 @@
           </w:p>
         </w:tc>
       </w:tr>
+    </w:tbl>
+    <w:p>
+      <w:pPr>
+        <w:spacing w:before="0" w:after="0" w:line="240" w:lineRule="auto"/>
+        <w:rPr>
+          <w:sz w:val="18"/>
+          <w:szCs w:val="18"/>
+        </w:rPr>
+      </w:pPr>
+    </w:p>
+    <w:tbl>
+      <w:tblPr>
+        <w:tblW w:w="9405" w:type="dxa"/>
+        <w:jc w:val="center"/>
+        <w:tblBorders>
+          <w:top w:val="single" w:sz="6" w:space="0" w:color="1F3864"/>
+          <w:left w:val="single" w:sz="6" w:space="0" w:color="1F3864"/>
+          <w:bottom w:val="single" w:sz="6" w:space="0" w:color="1F3864"/>
+          <w:right w:val="single" w:sz="6" w:space="0" w:color="1F3864"/>
+          <w:insideH w:val="single" w:sz="6" w:space="0" w:color="1F3864"/>
+          <w:insideV w:val="single" w:sz="6" w:space="0" w:color="1F3864"/>
+        </w:tblBorders>
+        <w:tblLayout w:type="fixed"/>
+        <w:tblCellMar>
+          <w:top w:w="40" w:type="dxa"/>
+          <w:left w:w="90" w:type="dxa"/>
+          <w:bottom w:w="40" w:type="dxa"/>
+          <w:right w:w="90" w:type="dxa"/>
+        </w:tblCellMar>
+        <w:tblLook w:val="04A0" w:firstRow="1" w:lastRow="0" w:firstColumn="1" w:lastColumn="0" w:noHBand="0" w:noVBand="1"/>
+      </w:tblPr>
+      <w:tblGrid>
+        <w:gridCol w:w="1175"/>
+        <w:gridCol w:w="391"/>
+        <w:gridCol w:w="391"/>
+        <w:gridCol w:w="391"/>
+        <w:gridCol w:w="783"/>
+        <w:gridCol w:w="391"/>
+        <w:gridCol w:w="391"/>
+        <w:gridCol w:w="783"/>
+        <w:gridCol w:w="783"/>
+        <w:gridCol w:w="391"/>
+        <w:gridCol w:w="391"/>
+        <w:gridCol w:w="391"/>
+        <w:gridCol w:w="391"/>
+        <w:gridCol w:w="391"/>
+        <w:gridCol w:w="391"/>
+        <w:gridCol w:w="1567"/>
+      </w:tblGrid>
       <w:tr>
         <w:tc>
           <w:tcPr>
@@ -6872,12 +6395,6 @@
               <w:right w:val="single" w:sz="6" w:space="0" w:color="1F3864"/>
             </w:tcBorders>
             <w:shd w:val="clear" w:color="auto" w:fill="4472C4"/>
-            <w:tcMar>
-              <w:top w:w="50" w:type="dxa"/>
-              <w:left w:w="90" w:type="dxa"/>
-              <w:bottom w:w="50" w:type="dxa"/>
-              <w:right w:w="90" w:type="dxa"/>
-            </w:tcMar>
             <w:vAlign w:val="center"/>
           </w:tcPr>
           <w:p>
@@ -6920,12 +6437,6 @@
               <w:right w:val="single" w:sz="6" w:space="0" w:color="1F3864"/>
             </w:tcBorders>
             <w:shd w:val="clear" w:color="auto" w:fill="4472C4"/>
-            <w:tcMar>
-              <w:top w:w="50" w:type="dxa"/>
-              <w:left w:w="90" w:type="dxa"/>
-              <w:bottom w:w="50" w:type="dxa"/>
-              <w:right w:w="90" w:type="dxa"/>
-            </w:tcMar>
             <w:vAlign w:val="center"/>
           </w:tcPr>
           <w:p>
@@ -6966,12 +6477,6 @@
               <w:right w:val="single" w:sz="6" w:space="0" w:color="1F3864"/>
             </w:tcBorders>
             <w:shd w:val="clear" w:color="auto" w:fill="4472C4"/>
-            <w:tcMar>
-              <w:top w:w="50" w:type="dxa"/>
-              <w:left w:w="90" w:type="dxa"/>
-              <w:bottom w:w="50" w:type="dxa"/>
-              <w:right w:w="90" w:type="dxa"/>
-            </w:tcMar>
             <w:vAlign w:val="center"/>
           </w:tcPr>
           <w:p>
@@ -7012,12 +6517,6 @@
               <w:right w:val="single" w:sz="6" w:space="0" w:color="1F3864"/>
             </w:tcBorders>
             <w:shd w:val="clear" w:color="auto" w:fill="4472C4"/>
-            <w:tcMar>
-              <w:top w:w="50" w:type="dxa"/>
-              <w:left w:w="90" w:type="dxa"/>
-              <w:bottom w:w="50" w:type="dxa"/>
-              <w:right w:w="90" w:type="dxa"/>
-            </w:tcMar>
             <w:vAlign w:val="center"/>
           </w:tcPr>
           <w:p>
@@ -7058,12 +6557,6 @@
               <w:right w:val="single" w:sz="6" w:space="0" w:color="1F3864"/>
             </w:tcBorders>
             <w:shd w:val="clear" w:color="auto" w:fill="4472C4"/>
-            <w:tcMar>
-              <w:top w:w="50" w:type="dxa"/>
-              <w:left w:w="90" w:type="dxa"/>
-              <w:bottom w:w="50" w:type="dxa"/>
-              <w:right w:w="90" w:type="dxa"/>
-            </w:tcMar>
             <w:vAlign w:val="center"/>
           </w:tcPr>
           <w:p>
@@ -7104,12 +6597,6 @@
               <w:right w:val="single" w:sz="6" w:space="0" w:color="1F3864"/>
             </w:tcBorders>
             <w:shd w:val="clear" w:color="auto" w:fill="4472C4"/>
-            <w:tcMar>
-              <w:top w:w="50" w:type="dxa"/>
-              <w:left w:w="90" w:type="dxa"/>
-              <w:bottom w:w="50" w:type="dxa"/>
-              <w:right w:w="90" w:type="dxa"/>
-            </w:tcMar>
             <w:vAlign w:val="center"/>
           </w:tcPr>
           <w:p>
@@ -7152,12 +6639,6 @@
               <w:right w:val="single" w:sz="6" w:space="0" w:color="1F3864"/>
             </w:tcBorders>
             <w:shd w:val="clear" w:color="auto" w:fill="D9E2F3"/>
-            <w:tcMar>
-              <w:top w:w="50" w:type="dxa"/>
-              <w:left w:w="90" w:type="dxa"/>
-              <w:bottom w:w="50" w:type="dxa"/>
-              <w:right w:w="90" w:type="dxa"/>
-            </w:tcMar>
             <w:vAlign w:val="center"/>
           </w:tcPr>
           <w:p>
@@ -7332,12 +6813,6 @@
               <w:right w:val="single" w:sz="6" w:space="0" w:color="1F3864"/>
             </w:tcBorders>
             <w:shd w:val="clear" w:color="auto" w:fill="D9E2F3"/>
-            <w:tcMar>
-              <w:top w:w="50" w:type="dxa"/>
-              <w:left w:w="90" w:type="dxa"/>
-              <w:bottom w:w="50" w:type="dxa"/>
-              <w:right w:w="90" w:type="dxa"/>
-            </w:tcMar>
             <w:vAlign w:val="center"/>
           </w:tcPr>
           <w:p>
@@ -7519,12 +6994,6 @@
               <w:right w:val="single" w:sz="6" w:space="0" w:color="1F3864"/>
             </w:tcBorders>
             <w:shd w:val="clear" w:color="auto" w:fill="D9E2F3"/>
-            <w:tcMar>
-              <w:top w:w="50" w:type="dxa"/>
-              <w:left w:w="90" w:type="dxa"/>
-              <w:bottom w:w="50" w:type="dxa"/>
-              <w:right w:w="90" w:type="dxa"/>
-            </w:tcMar>
             <w:vAlign w:val="center"/>
           </w:tcPr>
           <w:p>
@@ -7659,12 +7128,6 @@
               <w:right w:val="single" w:sz="6" w:space="0" w:color="1F3864"/>
             </w:tcBorders>
             <w:shd w:val="clear" w:color="auto" w:fill="D9E2F3"/>
-            <w:tcMar>
-              <w:top w:w="50" w:type="dxa"/>
-              <w:left w:w="90" w:type="dxa"/>
-              <w:bottom w:w="50" w:type="dxa"/>
-              <w:right w:w="90" w:type="dxa"/>
-            </w:tcMar>
             <w:vAlign w:val="center"/>
           </w:tcPr>
           <w:p>
@@ -7759,12 +7222,6 @@
               <w:right w:val="single" w:sz="6" w:space="0" w:color="1F3864"/>
             </w:tcBorders>
             <w:shd w:val="clear" w:color="auto" w:fill="D9E2F3"/>
-            <w:tcMar>
-              <w:top w:w="50" w:type="dxa"/>
-              <w:left w:w="90" w:type="dxa"/>
-              <w:bottom w:w="50" w:type="dxa"/>
-              <w:right w:w="90" w:type="dxa"/>
-            </w:tcMar>
             <w:vAlign w:val="center"/>
           </w:tcPr>
           <w:p>
@@ -7898,6 +7355,55 @@
           </w:p>
         </w:tc>
       </w:tr>
+    </w:tbl>
+    <w:p>
+      <w:pPr>
+        <w:spacing w:before="0" w:after="0" w:line="240" w:lineRule="auto"/>
+        <w:rPr>
+          <w:sz w:val="18"/>
+          <w:szCs w:val="18"/>
+        </w:rPr>
+      </w:pPr>
+    </w:p>
+    <w:tbl>
+      <w:tblPr>
+        <w:tblW w:w="9405" w:type="dxa"/>
+        <w:jc w:val="center"/>
+        <w:tblBorders>
+          <w:top w:val="single" w:sz="6" w:space="0" w:color="1F3864"/>
+          <w:left w:val="single" w:sz="6" w:space="0" w:color="1F3864"/>
+          <w:bottom w:val="single" w:sz="6" w:space="0" w:color="1F3864"/>
+          <w:right w:val="single" w:sz="6" w:space="0" w:color="1F3864"/>
+          <w:insideH w:val="single" w:sz="6" w:space="0" w:color="1F3864"/>
+          <w:insideV w:val="single" w:sz="6" w:space="0" w:color="1F3864"/>
+        </w:tblBorders>
+        <w:tblLayout w:type="fixed"/>
+        <w:tblCellMar>
+          <w:top w:w="40" w:type="dxa"/>
+          <w:left w:w="90" w:type="dxa"/>
+          <w:bottom w:w="40" w:type="dxa"/>
+          <w:right w:w="90" w:type="dxa"/>
+        </w:tblCellMar>
+        <w:tblLook w:val="04A0" w:firstRow="1" w:lastRow="0" w:firstColumn="1" w:lastColumn="0" w:noHBand="0" w:noVBand="1"/>
+      </w:tblPr>
+      <w:tblGrid>
+        <w:gridCol w:w="1175"/>
+        <w:gridCol w:w="391"/>
+        <w:gridCol w:w="391"/>
+        <w:gridCol w:w="391"/>
+        <w:gridCol w:w="783"/>
+        <w:gridCol w:w="391"/>
+        <w:gridCol w:w="391"/>
+        <w:gridCol w:w="783"/>
+        <w:gridCol w:w="783"/>
+        <w:gridCol w:w="391"/>
+        <w:gridCol w:w="391"/>
+        <w:gridCol w:w="391"/>
+        <w:gridCol w:w="391"/>
+        <w:gridCol w:w="391"/>
+        <w:gridCol w:w="391"/>
+        <w:gridCol w:w="1567"/>
+      </w:tblGrid>
       <w:tr>
         <w:tc>
           <w:tcPr>
@@ -7910,12 +7416,6 @@
               <w:right w:val="single" w:sz="6" w:space="0" w:color="1F3864"/>
             </w:tcBorders>
             <w:shd w:val="clear" w:color="auto" w:fill="4472C4"/>
-            <w:tcMar>
-              <w:top w:w="50" w:type="dxa"/>
-              <w:left w:w="90" w:type="dxa"/>
-              <w:bottom w:w="50" w:type="dxa"/>
-              <w:right w:w="90" w:type="dxa"/>
-            </w:tcMar>
             <w:vAlign w:val="center"/>
           </w:tcPr>
           <w:p>
@@ -7956,12 +7456,6 @@
               <w:right w:val="single" w:sz="6" w:space="0" w:color="1F3864"/>
             </w:tcBorders>
             <w:shd w:val="clear" w:color="auto" w:fill="D9E2F3"/>
-            <w:tcMar>
-              <w:top w:w="50" w:type="dxa"/>
-              <w:left w:w="90" w:type="dxa"/>
-              <w:bottom w:w="50" w:type="dxa"/>
-              <w:right w:w="90" w:type="dxa"/>
-            </w:tcMar>
             <w:vAlign w:val="center"/>
           </w:tcPr>
           <w:p>
@@ -8109,12 +7603,6 @@
               <w:right w:val="single" w:sz="6" w:space="0" w:color="1F3864"/>
             </w:tcBorders>
             <w:shd w:val="clear" w:color="auto" w:fill="4472C4"/>
-            <w:tcMar>
-              <w:top w:w="50" w:type="dxa"/>
-              <w:left w:w="90" w:type="dxa"/>
-              <w:bottom w:w="50" w:type="dxa"/>
-              <w:right w:w="90" w:type="dxa"/>
-            </w:tcMar>
             <w:vAlign w:val="center"/>
           </w:tcPr>
           <w:p>
@@ -8154,12 +7642,6 @@
               <w:right w:val="single" w:sz="6" w:space="0" w:color="1F3864"/>
             </w:tcBorders>
             <w:shd w:val="clear" w:color="auto" w:fill="D9E2F3"/>
-            <w:tcMar>
-              <w:top w:w="50" w:type="dxa"/>
-              <w:left w:w="90" w:type="dxa"/>
-              <w:bottom w:w="50" w:type="dxa"/>
-              <w:right w:w="90" w:type="dxa"/>
-            </w:tcMar>
             <w:vAlign w:val="center"/>
           </w:tcPr>
           <w:p>
@@ -8362,12 +7844,6 @@
               <w:right w:val="single" w:sz="6" w:space="0" w:color="1F3864"/>
             </w:tcBorders>
             <w:shd w:val="clear" w:color="auto" w:fill="4472C4"/>
-            <w:tcMar>
-              <w:top w:w="50" w:type="dxa"/>
-              <w:left w:w="90" w:type="dxa"/>
-              <w:bottom w:w="50" w:type="dxa"/>
-              <w:right w:w="90" w:type="dxa"/>
-            </w:tcMar>
             <w:vAlign w:val="center"/>
           </w:tcPr>
           <w:p>
@@ -8407,12 +7883,6 @@
               <w:right w:val="single" w:sz="6" w:space="0" w:color="1F3864"/>
             </w:tcBorders>
             <w:shd w:val="clear" w:color="auto" w:fill="D9E2F3"/>
-            <w:tcMar>
-              <w:top w:w="50" w:type="dxa"/>
-              <w:left w:w="90" w:type="dxa"/>
-              <w:bottom w:w="50" w:type="dxa"/>
-              <w:right w:w="90" w:type="dxa"/>
-            </w:tcMar>
             <w:vAlign w:val="center"/>
           </w:tcPr>
           <w:p>
@@ -8538,12 +8008,6 @@
               <w:right w:val="single" w:sz="6" w:space="0" w:color="1F3864"/>
             </w:tcBorders>
             <w:shd w:val="clear" w:color="auto" w:fill="4472C4"/>
-            <w:tcMar>
-              <w:top w:w="50" w:type="dxa"/>
-              <w:left w:w="90" w:type="dxa"/>
-              <w:bottom w:w="50" w:type="dxa"/>
-              <w:right w:w="90" w:type="dxa"/>
-            </w:tcMar>
             <w:vAlign w:val="center"/>
           </w:tcPr>
           <w:p>
@@ -8583,12 +8047,6 @@
               <w:right w:val="single" w:sz="6" w:space="0" w:color="1F3864"/>
             </w:tcBorders>
             <w:shd w:val="clear" w:color="auto" w:fill="D9E2F3"/>
-            <w:tcMar>
-              <w:top w:w="50" w:type="dxa"/>
-              <w:left w:w="90" w:type="dxa"/>
-              <w:bottom w:w="50" w:type="dxa"/>
-              <w:right w:w="90" w:type="dxa"/>
-            </w:tcMar>
             <w:vAlign w:val="center"/>
           </w:tcPr>
           <w:p>
@@ -8699,12 +8157,6 @@
               <w:right w:val="single" w:sz="6" w:space="0" w:color="1F3864"/>
             </w:tcBorders>
             <w:shd w:val="clear" w:color="auto" w:fill="4472C4"/>
-            <w:tcMar>
-              <w:top w:w="50" w:type="dxa"/>
-              <w:left w:w="90" w:type="dxa"/>
-              <w:bottom w:w="50" w:type="dxa"/>
-              <w:right w:w="90" w:type="dxa"/>
-            </w:tcMar>
             <w:vAlign w:val="center"/>
           </w:tcPr>
           <w:p>
@@ -8744,12 +8196,6 @@
               <w:right w:val="single" w:sz="6" w:space="0" w:color="1F3864"/>
             </w:tcBorders>
             <w:shd w:val="clear" w:color="auto" w:fill="D9E2F3"/>
-            <w:tcMar>
-              <w:top w:w="50" w:type="dxa"/>
-              <w:left w:w="90" w:type="dxa"/>
-              <w:bottom w:w="50" w:type="dxa"/>
-              <w:right w:w="90" w:type="dxa"/>
-            </w:tcMar>
             <w:vAlign w:val="center"/>
           </w:tcPr>
           <w:p>
@@ -8802,12 +8248,6 @@
               <w:right w:val="single" w:sz="6" w:space="0" w:color="1F3864"/>
             </w:tcBorders>
             <w:shd w:val="clear" w:color="auto" w:fill="4472C4"/>
-            <w:tcMar>
-              <w:top w:w="50" w:type="dxa"/>
-              <w:left w:w="90" w:type="dxa"/>
-              <w:bottom w:w="50" w:type="dxa"/>
-              <w:right w:w="90" w:type="dxa"/>
-            </w:tcMar>
             <w:vAlign w:val="center"/>
           </w:tcPr>
           <w:p>
@@ -8874,12 +8314,6 @@
               <w:right w:val="single" w:sz="6" w:space="0" w:color="1F3864"/>
             </w:tcBorders>
             <w:shd w:val="clear" w:color="auto" w:fill="4472C4"/>
-            <w:tcMar>
-              <w:top w:w="50" w:type="dxa"/>
-              <w:left w:w="90" w:type="dxa"/>
-              <w:bottom w:w="50" w:type="dxa"/>
-              <w:right w:w="90" w:type="dxa"/>
-            </w:tcMar>
             <w:vAlign w:val="center"/>
           </w:tcPr>
           <w:p>
@@ -8919,12 +8353,6 @@
               <w:right w:val="single" w:sz="6" w:space="0" w:color="1F3864"/>
             </w:tcBorders>
             <w:shd w:val="clear" w:color="auto" w:fill="4472C4"/>
-            <w:tcMar>
-              <w:top w:w="50" w:type="dxa"/>
-              <w:left w:w="90" w:type="dxa"/>
-              <w:bottom w:w="50" w:type="dxa"/>
-              <w:right w:w="90" w:type="dxa"/>
-            </w:tcMar>
             <w:vAlign w:val="center"/>
           </w:tcPr>
           <w:p>
@@ -8964,12 +8392,6 @@
               <w:right w:val="single" w:sz="6" w:space="0" w:color="1F3864"/>
             </w:tcBorders>
             <w:shd w:val="clear" w:color="auto" w:fill="4472C4"/>
-            <w:tcMar>
-              <w:top w:w="50" w:type="dxa"/>
-              <w:left w:w="90" w:type="dxa"/>
-              <w:bottom w:w="50" w:type="dxa"/>
-              <w:right w:w="90" w:type="dxa"/>
-            </w:tcMar>
             <w:vAlign w:val="center"/>
           </w:tcPr>
           <w:p>
@@ -9009,12 +8431,6 @@
               <w:right w:val="single" w:sz="6" w:space="0" w:color="1F3864"/>
             </w:tcBorders>
             <w:shd w:val="clear" w:color="auto" w:fill="4472C4"/>
-            <w:tcMar>
-              <w:top w:w="50" w:type="dxa"/>
-              <w:left w:w="90" w:type="dxa"/>
-              <w:bottom w:w="50" w:type="dxa"/>
-              <w:right w:w="90" w:type="dxa"/>
-            </w:tcMar>
             <w:vAlign w:val="center"/>
           </w:tcPr>
           <w:p>
@@ -9081,12 +8497,6 @@
               <w:right w:val="single" w:sz="6" w:space="0" w:color="1F3864"/>
             </w:tcBorders>
             <w:shd w:val="clear" w:color="auto" w:fill="D9E2F3"/>
-            <w:tcMar>
-              <w:top w:w="50" w:type="dxa"/>
-              <w:left w:w="90" w:type="dxa"/>
-              <w:bottom w:w="50" w:type="dxa"/>
-              <w:right w:w="90" w:type="dxa"/>
-            </w:tcMar>
             <w:vAlign w:val="center"/>
           </w:tcPr>
           <w:p>
@@ -9119,12 +8529,6 @@
               <w:right w:val="single" w:sz="6" w:space="0" w:color="1F3864"/>
             </w:tcBorders>
             <w:shd w:val="clear" w:color="auto" w:fill="D9E2F3"/>
-            <w:tcMar>
-              <w:top w:w="50" w:type="dxa"/>
-              <w:left w:w="90" w:type="dxa"/>
-              <w:bottom w:w="50" w:type="dxa"/>
-              <w:right w:w="90" w:type="dxa"/>
-            </w:tcMar>
             <w:vAlign w:val="center"/>
           </w:tcPr>
           <w:p>
@@ -9157,12 +8561,6 @@
               <w:right w:val="single" w:sz="6" w:space="0" w:color="1F3864"/>
             </w:tcBorders>
             <w:shd w:val="clear" w:color="auto" w:fill="D9E2F3"/>
-            <w:tcMar>
-              <w:top w:w="50" w:type="dxa"/>
-              <w:left w:w="90" w:type="dxa"/>
-              <w:bottom w:w="50" w:type="dxa"/>
-              <w:right w:w="90" w:type="dxa"/>
-            </w:tcMar>
             <w:vAlign w:val="center"/>
           </w:tcPr>
           <w:p>
@@ -9195,12 +8593,6 @@
               <w:right w:val="single" w:sz="6" w:space="0" w:color="1F3864"/>
             </w:tcBorders>
             <w:shd w:val="clear" w:color="auto" w:fill="D9E2F3"/>
-            <w:tcMar>
-              <w:top w:w="50" w:type="dxa"/>
-              <w:left w:w="90" w:type="dxa"/>
-              <w:bottom w:w="50" w:type="dxa"/>
-              <w:right w:w="90" w:type="dxa"/>
-            </w:tcMar>
             <w:vAlign w:val="center"/>
           </w:tcPr>
           <w:p>
@@ -9260,12 +8652,6 @@
               <w:right w:val="single" w:sz="6" w:space="0" w:color="1F3864"/>
             </w:tcBorders>
             <w:shd w:val="clear" w:color="auto" w:fill="D9E2F3"/>
-            <w:tcMar>
-              <w:top w:w="50" w:type="dxa"/>
-              <w:left w:w="90" w:type="dxa"/>
-              <w:bottom w:w="50" w:type="dxa"/>
-              <w:right w:w="90" w:type="dxa"/>
-            </w:tcMar>
             <w:vAlign w:val="center"/>
           </w:tcPr>
           <w:p>
@@ -9298,12 +8684,6 @@
               <w:right w:val="single" w:sz="6" w:space="0" w:color="1F3864"/>
             </w:tcBorders>
             <w:shd w:val="clear" w:color="auto" w:fill="D9E2F3"/>
-            <w:tcMar>
-              <w:top w:w="50" w:type="dxa"/>
-              <w:left w:w="90" w:type="dxa"/>
-              <w:bottom w:w="50" w:type="dxa"/>
-              <w:right w:w="90" w:type="dxa"/>
-            </w:tcMar>
             <w:vAlign w:val="center"/>
           </w:tcPr>
           <w:p>
@@ -9336,12 +8716,6 @@
               <w:right w:val="single" w:sz="6" w:space="0" w:color="1F3864"/>
             </w:tcBorders>
             <w:shd w:val="clear" w:color="auto" w:fill="D9E2F3"/>
-            <w:tcMar>
-              <w:top w:w="50" w:type="dxa"/>
-              <w:left w:w="90" w:type="dxa"/>
-              <w:bottom w:w="50" w:type="dxa"/>
-              <w:right w:w="90" w:type="dxa"/>
-            </w:tcMar>
             <w:vAlign w:val="center"/>
           </w:tcPr>
           <w:p>
@@ -9374,12 +8748,6 @@
               <w:right w:val="single" w:sz="6" w:space="0" w:color="1F3864"/>
             </w:tcBorders>
             <w:shd w:val="clear" w:color="auto" w:fill="D9E2F3"/>
-            <w:tcMar>
-              <w:top w:w="50" w:type="dxa"/>
-              <w:left w:w="90" w:type="dxa"/>
-              <w:bottom w:w="50" w:type="dxa"/>
-              <w:right w:w="90" w:type="dxa"/>
-            </w:tcMar>
             <w:vAlign w:val="center"/>
           </w:tcPr>
           <w:p>
@@ -9439,12 +8807,6 @@
               <w:right w:val="single" w:sz="6" w:space="0" w:color="1F3864"/>
             </w:tcBorders>
             <w:shd w:val="clear" w:color="auto" w:fill="D9E2F3"/>
-            <w:tcMar>
-              <w:top w:w="50" w:type="dxa"/>
-              <w:left w:w="90" w:type="dxa"/>
-              <w:bottom w:w="50" w:type="dxa"/>
-              <w:right w:w="90" w:type="dxa"/>
-            </w:tcMar>
             <w:vAlign w:val="center"/>
           </w:tcPr>
           <w:p>
@@ -9477,12 +8839,6 @@
               <w:right w:val="single" w:sz="6" w:space="0" w:color="1F3864"/>
             </w:tcBorders>
             <w:shd w:val="clear" w:color="auto" w:fill="D9E2F3"/>
-            <w:tcMar>
-              <w:top w:w="50" w:type="dxa"/>
-              <w:left w:w="90" w:type="dxa"/>
-              <w:bottom w:w="50" w:type="dxa"/>
-              <w:right w:w="90" w:type="dxa"/>
-            </w:tcMar>
             <w:vAlign w:val="center"/>
           </w:tcPr>
           <w:p>
@@ -9515,12 +8871,6 @@
               <w:right w:val="single" w:sz="6" w:space="0" w:color="1F3864"/>
             </w:tcBorders>
             <w:shd w:val="clear" w:color="auto" w:fill="D9E2F3"/>
-            <w:tcMar>
-              <w:top w:w="50" w:type="dxa"/>
-              <w:left w:w="90" w:type="dxa"/>
-              <w:bottom w:w="50" w:type="dxa"/>
-              <w:right w:w="90" w:type="dxa"/>
-            </w:tcMar>
             <w:vAlign w:val="center"/>
           </w:tcPr>
           <w:p>
@@ -9553,12 +8903,6 @@
               <w:right w:val="single" w:sz="6" w:space="0" w:color="1F3864"/>
             </w:tcBorders>
             <w:shd w:val="clear" w:color="auto" w:fill="D9E2F3"/>
-            <w:tcMar>
-              <w:top w:w="50" w:type="dxa"/>
-              <w:left w:w="90" w:type="dxa"/>
-              <w:bottom w:w="50" w:type="dxa"/>
-              <w:right w:w="90" w:type="dxa"/>
-            </w:tcMar>
             <w:vAlign w:val="center"/>
           </w:tcPr>
           <w:p>
@@ -9618,12 +8962,6 @@
               <w:right w:val="single" w:sz="6" w:space="0" w:color="1F3864"/>
             </w:tcBorders>
             <w:shd w:val="clear" w:color="auto" w:fill="D9E2F3"/>
-            <w:tcMar>
-              <w:top w:w="50" w:type="dxa"/>
-              <w:left w:w="90" w:type="dxa"/>
-              <w:bottom w:w="50" w:type="dxa"/>
-              <w:right w:w="90" w:type="dxa"/>
-            </w:tcMar>
             <w:vAlign w:val="center"/>
           </w:tcPr>
           <w:p>
@@ -9676,12 +9014,6 @@
               <w:right w:val="single" w:sz="6" w:space="0" w:color="1F3864"/>
             </w:tcBorders>
             <w:shd w:val="clear" w:color="auto" w:fill="4472C4"/>
-            <w:tcMar>
-              <w:top w:w="50" w:type="dxa"/>
-              <w:left w:w="90" w:type="dxa"/>
-              <w:bottom w:w="50" w:type="dxa"/>
-              <w:right w:w="90" w:type="dxa"/>
-            </w:tcMar>
             <w:vAlign w:val="center"/>
           </w:tcPr>
           <w:p>
@@ -9748,12 +9080,6 @@
               <w:right w:val="single" w:sz="6" w:space="0" w:color="1F3864"/>
             </w:tcBorders>
             <w:shd w:val="clear" w:color="auto" w:fill="4472C4"/>
-            <w:tcMar>
-              <w:top w:w="50" w:type="dxa"/>
-              <w:left w:w="90" w:type="dxa"/>
-              <w:bottom w:w="50" w:type="dxa"/>
-              <w:right w:w="90" w:type="dxa"/>
-            </w:tcMar>
             <w:vAlign w:val="center"/>
           </w:tcPr>
           <w:p>
@@ -9793,12 +9119,6 @@
               <w:right w:val="single" w:sz="6" w:space="0" w:color="1F3864"/>
             </w:tcBorders>
             <w:shd w:val="clear" w:color="auto" w:fill="4472C4"/>
-            <w:tcMar>
-              <w:top w:w="50" w:type="dxa"/>
-              <w:left w:w="90" w:type="dxa"/>
-              <w:bottom w:w="50" w:type="dxa"/>
-              <w:right w:w="90" w:type="dxa"/>
-            </w:tcMar>
             <w:vAlign w:val="center"/>
           </w:tcPr>
           <w:p>
@@ -9838,12 +9158,6 @@
               <w:right w:val="single" w:sz="6" w:space="0" w:color="1F3864"/>
             </w:tcBorders>
             <w:shd w:val="clear" w:color="auto" w:fill="4472C4"/>
-            <w:tcMar>
-              <w:top w:w="50" w:type="dxa"/>
-              <w:left w:w="90" w:type="dxa"/>
-              <w:bottom w:w="50" w:type="dxa"/>
-              <w:right w:w="90" w:type="dxa"/>
-            </w:tcMar>
             <w:vAlign w:val="center"/>
           </w:tcPr>
           <w:p>
@@ -9883,12 +9197,6 @@
               <w:right w:val="single" w:sz="6" w:space="0" w:color="1F3864"/>
             </w:tcBorders>
             <w:shd w:val="clear" w:color="auto" w:fill="4472C4"/>
-            <w:tcMar>
-              <w:top w:w="50" w:type="dxa"/>
-              <w:left w:w="90" w:type="dxa"/>
-              <w:bottom w:w="50" w:type="dxa"/>
-              <w:right w:w="90" w:type="dxa"/>
-            </w:tcMar>
             <w:vAlign w:val="center"/>
           </w:tcPr>
           <w:p>
@@ -9955,12 +9263,6 @@
               <w:right w:val="single" w:sz="6" w:space="0" w:color="1F3864"/>
             </w:tcBorders>
             <w:shd w:val="clear" w:color="auto" w:fill="D9E2F3"/>
-            <w:tcMar>
-              <w:top w:w="50" w:type="dxa"/>
-              <w:left w:w="90" w:type="dxa"/>
-              <w:bottom w:w="50" w:type="dxa"/>
-              <w:right w:w="90" w:type="dxa"/>
-            </w:tcMar>
             <w:vAlign w:val="center"/>
           </w:tcPr>
           <w:p>
@@ -9993,12 +9295,6 @@
               <w:right w:val="single" w:sz="6" w:space="0" w:color="1F3864"/>
             </w:tcBorders>
             <w:shd w:val="clear" w:color="auto" w:fill="D9E2F3"/>
-            <w:tcMar>
-              <w:top w:w="50" w:type="dxa"/>
-              <w:left w:w="90" w:type="dxa"/>
-              <w:bottom w:w="50" w:type="dxa"/>
-              <w:right w:w="90" w:type="dxa"/>
-            </w:tcMar>
             <w:vAlign w:val="center"/>
           </w:tcPr>
           <w:p>
@@ -10031,12 +9327,6 @@
               <w:right w:val="single" w:sz="6" w:space="0" w:color="1F3864"/>
             </w:tcBorders>
             <w:shd w:val="clear" w:color="auto" w:fill="D9E2F3"/>
-            <w:tcMar>
-              <w:top w:w="50" w:type="dxa"/>
-              <w:left w:w="90" w:type="dxa"/>
-              <w:bottom w:w="50" w:type="dxa"/>
-              <w:right w:w="90" w:type="dxa"/>
-            </w:tcMar>
             <w:vAlign w:val="center"/>
           </w:tcPr>
           <w:p>
@@ -10069,12 +9359,6 @@
               <w:right w:val="single" w:sz="6" w:space="0" w:color="1F3864"/>
             </w:tcBorders>
             <w:shd w:val="clear" w:color="auto" w:fill="D9E2F3"/>
-            <w:tcMar>
-              <w:top w:w="50" w:type="dxa"/>
-              <w:left w:w="90" w:type="dxa"/>
-              <w:bottom w:w="50" w:type="dxa"/>
-              <w:right w:w="90" w:type="dxa"/>
-            </w:tcMar>
             <w:vAlign w:val="center"/>
           </w:tcPr>
           <w:p>
@@ -10142,12 +9426,6 @@
               <w:right w:val="single" w:sz="6" w:space="0" w:color="1F3864"/>
             </w:tcBorders>
             <w:shd w:val="clear" w:color="auto" w:fill="D9E2F3"/>
-            <w:tcMar>
-              <w:top w:w="50" w:type="dxa"/>
-              <w:left w:w="90" w:type="dxa"/>
-              <w:bottom w:w="50" w:type="dxa"/>
-              <w:right w:w="90" w:type="dxa"/>
-            </w:tcMar>
             <w:vAlign w:val="center"/>
           </w:tcPr>
           <w:p>
@@ -10180,12 +9458,6 @@
               <w:right w:val="single" w:sz="6" w:space="0" w:color="1F3864"/>
             </w:tcBorders>
             <w:shd w:val="clear" w:color="auto" w:fill="D9E2F3"/>
-            <w:tcMar>
-              <w:top w:w="50" w:type="dxa"/>
-              <w:left w:w="90" w:type="dxa"/>
-              <w:bottom w:w="50" w:type="dxa"/>
-              <w:right w:w="90" w:type="dxa"/>
-            </w:tcMar>
             <w:vAlign w:val="center"/>
           </w:tcPr>
           <w:p>
@@ -10218,12 +9490,6 @@
               <w:right w:val="single" w:sz="6" w:space="0" w:color="1F3864"/>
             </w:tcBorders>
             <w:shd w:val="clear" w:color="auto" w:fill="D9E2F3"/>
-            <w:tcMar>
-              <w:top w:w="50" w:type="dxa"/>
-              <w:left w:w="90" w:type="dxa"/>
-              <w:bottom w:w="50" w:type="dxa"/>
-              <w:right w:w="90" w:type="dxa"/>
-            </w:tcMar>
             <w:vAlign w:val="center"/>
           </w:tcPr>
           <w:p>
@@ -10256,12 +9522,6 @@
               <w:right w:val="single" w:sz="6" w:space="0" w:color="1F3864"/>
             </w:tcBorders>
             <w:shd w:val="clear" w:color="auto" w:fill="D9E2F3"/>
-            <w:tcMar>
-              <w:top w:w="50" w:type="dxa"/>
-              <w:left w:w="90" w:type="dxa"/>
-              <w:bottom w:w="50" w:type="dxa"/>
-              <w:right w:w="90" w:type="dxa"/>
-            </w:tcMar>
             <w:vAlign w:val="center"/>
           </w:tcPr>
           <w:p>
@@ -10321,12 +9581,6 @@
               <w:right w:val="single" w:sz="6" w:space="0" w:color="1F3864"/>
             </w:tcBorders>
             <w:shd w:val="clear" w:color="auto" w:fill="D9E2F3"/>
-            <w:tcMar>
-              <w:top w:w="50" w:type="dxa"/>
-              <w:left w:w="90" w:type="dxa"/>
-              <w:bottom w:w="50" w:type="dxa"/>
-              <w:right w:w="90" w:type="dxa"/>
-            </w:tcMar>
             <w:vAlign w:val="center"/>
           </w:tcPr>
           <w:p>
@@ -10359,12 +9613,6 @@
               <w:right w:val="single" w:sz="6" w:space="0" w:color="1F3864"/>
             </w:tcBorders>
             <w:shd w:val="clear" w:color="auto" w:fill="D9E2F3"/>
-            <w:tcMar>
-              <w:top w:w="50" w:type="dxa"/>
-              <w:left w:w="90" w:type="dxa"/>
-              <w:bottom w:w="50" w:type="dxa"/>
-              <w:right w:w="90" w:type="dxa"/>
-            </w:tcMar>
             <w:vAlign w:val="center"/>
           </w:tcPr>
           <w:p>
@@ -10397,12 +9645,6 @@
               <w:right w:val="single" w:sz="6" w:space="0" w:color="1F3864"/>
             </w:tcBorders>
             <w:shd w:val="clear" w:color="auto" w:fill="D9E2F3"/>
-            <w:tcMar>
-              <w:top w:w="50" w:type="dxa"/>
-              <w:left w:w="90" w:type="dxa"/>
-              <w:bottom w:w="50" w:type="dxa"/>
-              <w:right w:w="90" w:type="dxa"/>
-            </w:tcMar>
             <w:vAlign w:val="center"/>
           </w:tcPr>
           <w:p>
@@ -10435,12 +9677,6 @@
               <w:right w:val="single" w:sz="6" w:space="0" w:color="1F3864"/>
             </w:tcBorders>
             <w:shd w:val="clear" w:color="auto" w:fill="D9E2F3"/>
-            <w:tcMar>
-              <w:top w:w="50" w:type="dxa"/>
-              <w:left w:w="90" w:type="dxa"/>
-              <w:bottom w:w="50" w:type="dxa"/>
-              <w:right w:w="90" w:type="dxa"/>
-            </w:tcMar>
             <w:vAlign w:val="center"/>
           </w:tcPr>
           <w:p>
@@ -10500,12 +9736,6 @@
               <w:right w:val="single" w:sz="6" w:space="0" w:color="1F3864"/>
             </w:tcBorders>
             <w:shd w:val="clear" w:color="auto" w:fill="D9E2F3"/>
-            <w:tcMar>
-              <w:top w:w="50" w:type="dxa"/>
-              <w:left w:w="90" w:type="dxa"/>
-              <w:bottom w:w="50" w:type="dxa"/>
-              <w:right w:w="90" w:type="dxa"/>
-            </w:tcMar>
             <w:vAlign w:val="center"/>
           </w:tcPr>
           <w:p>
@@ -10574,12 +9804,6 @@
               <w:right w:val="single" w:sz="6" w:space="0" w:color="1F3864"/>
             </w:tcBorders>
             <w:shd w:val="clear" w:color="auto" w:fill="4472C4"/>
-            <w:tcMar>
-              <w:top w:w="50" w:type="dxa"/>
-              <w:left w:w="90" w:type="dxa"/>
-              <w:bottom w:w="50" w:type="dxa"/>
-              <w:right w:w="90" w:type="dxa"/>
-            </w:tcMar>
             <w:vAlign w:val="center"/>
           </w:tcPr>
           <w:p>
@@ -10646,12 +9870,6 @@
               <w:right w:val="single" w:sz="6" w:space="0" w:color="1F3864"/>
             </w:tcBorders>
             <w:shd w:val="clear" w:color="auto" w:fill="4472C4"/>
-            <w:tcMar>
-              <w:top w:w="50" w:type="dxa"/>
-              <w:left w:w="90" w:type="dxa"/>
-              <w:bottom w:w="50" w:type="dxa"/>
-              <w:right w:w="90" w:type="dxa"/>
-            </w:tcMar>
             <w:vAlign w:val="center"/>
           </w:tcPr>
           <w:p>
@@ -10691,12 +9909,6 @@
               <w:right w:val="single" w:sz="6" w:space="0" w:color="1F3864"/>
             </w:tcBorders>
             <w:shd w:val="clear" w:color="auto" w:fill="4472C4"/>
-            <w:tcMar>
-              <w:top w:w="50" w:type="dxa"/>
-              <w:left w:w="90" w:type="dxa"/>
-              <w:bottom w:w="50" w:type="dxa"/>
-              <w:right w:w="90" w:type="dxa"/>
-            </w:tcMar>
             <w:vAlign w:val="center"/>
           </w:tcPr>
           <w:p>
@@ -10736,12 +9948,6 @@
               <w:right w:val="single" w:sz="6" w:space="0" w:color="1F3864"/>
             </w:tcBorders>
             <w:shd w:val="clear" w:color="auto" w:fill="4472C4"/>
-            <w:tcMar>
-              <w:top w:w="50" w:type="dxa"/>
-              <w:left w:w="90" w:type="dxa"/>
-              <w:bottom w:w="50" w:type="dxa"/>
-              <w:right w:w="90" w:type="dxa"/>
-            </w:tcMar>
             <w:vAlign w:val="center"/>
           </w:tcPr>
           <w:p>
@@ -10781,12 +9987,6 @@
               <w:right w:val="single" w:sz="6" w:space="0" w:color="1F3864"/>
             </w:tcBorders>
             <w:shd w:val="clear" w:color="auto" w:fill="4472C4"/>
-            <w:tcMar>
-              <w:top w:w="50" w:type="dxa"/>
-              <w:left w:w="90" w:type="dxa"/>
-              <w:bottom w:w="50" w:type="dxa"/>
-              <w:right w:w="90" w:type="dxa"/>
-            </w:tcMar>
             <w:vAlign w:val="center"/>
           </w:tcPr>
           <w:p>
@@ -10853,12 +10053,6 @@
               <w:right w:val="single" w:sz="6" w:space="0" w:color="1F3864"/>
             </w:tcBorders>
             <w:shd w:val="clear" w:color="auto" w:fill="D9E2F3"/>
-            <w:tcMar>
-              <w:top w:w="50" w:type="dxa"/>
-              <w:left w:w="90" w:type="dxa"/>
-              <w:bottom w:w="50" w:type="dxa"/>
-              <w:right w:w="90" w:type="dxa"/>
-            </w:tcMar>
           </w:tcPr>
           <w:p>
             <w:pPr>
@@ -10890,12 +10084,6 @@
               <w:right w:val="single" w:sz="6" w:space="0" w:color="1F3864"/>
             </w:tcBorders>
             <w:shd w:val="clear" w:color="auto" w:fill="D9E2F3"/>
-            <w:tcMar>
-              <w:top w:w="50" w:type="dxa"/>
-              <w:left w:w="90" w:type="dxa"/>
-              <w:bottom w:w="50" w:type="dxa"/>
-              <w:right w:w="90" w:type="dxa"/>
-            </w:tcMar>
           </w:tcPr>
           <w:p>
             <w:pPr>
@@ -10943,12 +10131,6 @@
               <w:right w:val="single" w:sz="6" w:space="0" w:color="1F3864"/>
             </w:tcBorders>
             <w:shd w:val="clear" w:color="auto" w:fill="D9E2F3"/>
-            <w:tcMar>
-              <w:top w:w="50" w:type="dxa"/>
-              <w:left w:w="90" w:type="dxa"/>
-              <w:bottom w:w="50" w:type="dxa"/>
-              <w:right w:w="90" w:type="dxa"/>
-            </w:tcMar>
           </w:tcPr>
           <w:p>
             <w:pPr>
@@ -10996,12 +10178,6 @@
               <w:right w:val="single" w:sz="6" w:space="0" w:color="1F3864"/>
             </w:tcBorders>
             <w:shd w:val="clear" w:color="auto" w:fill="D9E2F3"/>
-            <w:tcMar>
-              <w:top w:w="50" w:type="dxa"/>
-              <w:left w:w="90" w:type="dxa"/>
-              <w:bottom w:w="50" w:type="dxa"/>
-              <w:right w:w="90" w:type="dxa"/>
-            </w:tcMar>
           </w:tcPr>
           <w:p>
             <w:pPr>
@@ -11060,12 +10236,6 @@
               <w:right w:val="single" w:sz="6" w:space="0" w:color="1F3864"/>
             </w:tcBorders>
             <w:shd w:val="clear" w:color="auto" w:fill="D9E2F3"/>
-            <w:tcMar>
-              <w:top w:w="50" w:type="dxa"/>
-              <w:left w:w="90" w:type="dxa"/>
-              <w:bottom w:w="50" w:type="dxa"/>
-              <w:right w:w="90" w:type="dxa"/>
-            </w:tcMar>
           </w:tcPr>
           <w:p>
             <w:pPr>
@@ -11097,12 +10267,6 @@
               <w:right w:val="single" w:sz="6" w:space="0" w:color="1F3864"/>
             </w:tcBorders>
             <w:shd w:val="clear" w:color="auto" w:fill="D9E2F3"/>
-            <w:tcMar>
-              <w:top w:w="50" w:type="dxa"/>
-              <w:left w:w="90" w:type="dxa"/>
-              <w:bottom w:w="50" w:type="dxa"/>
-              <w:right w:w="90" w:type="dxa"/>
-            </w:tcMar>
           </w:tcPr>
           <w:p>
             <w:pPr>
@@ -11134,12 +10298,6 @@
               <w:right w:val="single" w:sz="6" w:space="0" w:color="1F3864"/>
             </w:tcBorders>
             <w:shd w:val="clear" w:color="auto" w:fill="D9E2F3"/>
-            <w:tcMar>
-              <w:top w:w="50" w:type="dxa"/>
-              <w:left w:w="90" w:type="dxa"/>
-              <w:bottom w:w="50" w:type="dxa"/>
-              <w:right w:w="90" w:type="dxa"/>
-            </w:tcMar>
           </w:tcPr>
           <w:p>
             <w:pPr>
@@ -11171,12 +10329,6 @@
               <w:right w:val="single" w:sz="6" w:space="0" w:color="1F3864"/>
             </w:tcBorders>
             <w:shd w:val="clear" w:color="auto" w:fill="D9E2F3"/>
-            <w:tcMar>
-              <w:top w:w="50" w:type="dxa"/>
-              <w:left w:w="90" w:type="dxa"/>
-              <w:bottom w:w="50" w:type="dxa"/>
-              <w:right w:w="90" w:type="dxa"/>
-            </w:tcMar>
           </w:tcPr>
           <w:p>
             <w:pPr>
@@ -11235,12 +10387,6 @@
               <w:right w:val="single" w:sz="6" w:space="0" w:color="1F3864"/>
             </w:tcBorders>
             <w:shd w:val="clear" w:color="auto" w:fill="D9E2F3"/>
-            <w:tcMar>
-              <w:top w:w="50" w:type="dxa"/>
-              <w:left w:w="90" w:type="dxa"/>
-              <w:bottom w:w="50" w:type="dxa"/>
-              <w:right w:w="90" w:type="dxa"/>
-            </w:tcMar>
           </w:tcPr>
           <w:p>
             <w:pPr>
@@ -11272,12 +10418,6 @@
               <w:right w:val="single" w:sz="6" w:space="0" w:color="1F3864"/>
             </w:tcBorders>
             <w:shd w:val="clear" w:color="auto" w:fill="D9E2F3"/>
-            <w:tcMar>
-              <w:top w:w="50" w:type="dxa"/>
-              <w:left w:w="90" w:type="dxa"/>
-              <w:bottom w:w="50" w:type="dxa"/>
-              <w:right w:w="90" w:type="dxa"/>
-            </w:tcMar>
           </w:tcPr>
           <w:p>
             <w:pPr>
@@ -11309,12 +10449,6 @@
               <w:right w:val="single" w:sz="6" w:space="0" w:color="1F3864"/>
             </w:tcBorders>
             <w:shd w:val="clear" w:color="auto" w:fill="D9E2F3"/>
-            <w:tcMar>
-              <w:top w:w="50" w:type="dxa"/>
-              <w:left w:w="90" w:type="dxa"/>
-              <w:bottom w:w="50" w:type="dxa"/>
-              <w:right w:w="90" w:type="dxa"/>
-            </w:tcMar>
           </w:tcPr>
           <w:p>
             <w:pPr>
@@ -11346,12 +10480,6 @@
               <w:right w:val="single" w:sz="6" w:space="0" w:color="1F3864"/>
             </w:tcBorders>
             <w:shd w:val="clear" w:color="auto" w:fill="D9E2F3"/>
-            <w:tcMar>
-              <w:top w:w="50" w:type="dxa"/>
-              <w:left w:w="90" w:type="dxa"/>
-              <w:bottom w:w="50" w:type="dxa"/>
-              <w:right w:w="90" w:type="dxa"/>
-            </w:tcMar>
           </w:tcPr>
           <w:p>
             <w:pPr>
@@ -11410,12 +10538,6 @@
               <w:right w:val="single" w:sz="6" w:space="0" w:color="1F3864"/>
             </w:tcBorders>
             <w:shd w:val="clear" w:color="auto" w:fill="D9E2F3"/>
-            <w:tcMar>
-              <w:top w:w="50" w:type="dxa"/>
-              <w:left w:w="90" w:type="dxa"/>
-              <w:bottom w:w="50" w:type="dxa"/>
-              <w:right w:w="90" w:type="dxa"/>
-            </w:tcMar>
             <w:vAlign w:val="center"/>
           </w:tcPr>
           <w:p>
@@ -11460,12 +10582,6 @@
               <w:right w:val="single" w:sz="6" w:space="0" w:color="1F3864"/>
             </w:tcBorders>
             <w:shd w:val="clear" w:color="auto" w:fill="4472C4"/>
-            <w:tcMar>
-              <w:top w:w="50" w:type="dxa"/>
-              <w:left w:w="90" w:type="dxa"/>
-              <w:bottom w:w="50" w:type="dxa"/>
-              <w:right w:w="90" w:type="dxa"/>
-            </w:tcMar>
             <w:vAlign w:val="center"/>
           </w:tcPr>
           <w:p>
@@ -11532,12 +10648,6 @@
               <w:right w:val="single" w:sz="6" w:space="0" w:color="1F3864"/>
             </w:tcBorders>
             <w:shd w:val="clear" w:color="auto" w:fill="4472C4"/>
-            <w:tcMar>
-              <w:top w:w="50" w:type="dxa"/>
-              <w:left w:w="90" w:type="dxa"/>
-              <w:bottom w:w="50" w:type="dxa"/>
-              <w:right w:w="90" w:type="dxa"/>
-            </w:tcMar>
             <w:vAlign w:val="center"/>
           </w:tcPr>
           <w:p>
@@ -11577,12 +10687,6 @@
               <w:right w:val="single" w:sz="6" w:space="0" w:color="1F3864"/>
             </w:tcBorders>
             <w:shd w:val="clear" w:color="auto" w:fill="4472C4"/>
-            <w:tcMar>
-              <w:top w:w="50" w:type="dxa"/>
-              <w:left w:w="90" w:type="dxa"/>
-              <w:bottom w:w="50" w:type="dxa"/>
-              <w:right w:w="90" w:type="dxa"/>
-            </w:tcMar>
             <w:vAlign w:val="center"/>
           </w:tcPr>
           <w:p>
@@ -11622,12 +10726,6 @@
               <w:right w:val="single" w:sz="6" w:space="0" w:color="1F3864"/>
             </w:tcBorders>
             <w:shd w:val="clear" w:color="auto" w:fill="4472C4"/>
-            <w:tcMar>
-              <w:top w:w="50" w:type="dxa"/>
-              <w:left w:w="90" w:type="dxa"/>
-              <w:bottom w:w="50" w:type="dxa"/>
-              <w:right w:w="90" w:type="dxa"/>
-            </w:tcMar>
             <w:vAlign w:val="center"/>
           </w:tcPr>
           <w:p>
@@ -11667,12 +10765,6 @@
               <w:right w:val="single" w:sz="6" w:space="0" w:color="1F3864"/>
             </w:tcBorders>
             <w:shd w:val="clear" w:color="auto" w:fill="4472C4"/>
-            <w:tcMar>
-              <w:top w:w="50" w:type="dxa"/>
-              <w:left w:w="90" w:type="dxa"/>
-              <w:bottom w:w="50" w:type="dxa"/>
-              <w:right w:w="90" w:type="dxa"/>
-            </w:tcMar>
             <w:vAlign w:val="center"/>
           </w:tcPr>
           <w:p>
@@ -11739,12 +10831,6 @@
               <w:right w:val="single" w:sz="6" w:space="0" w:color="1F3864"/>
             </w:tcBorders>
             <w:shd w:val="clear" w:color="auto" w:fill="D9E2F3"/>
-            <w:tcMar>
-              <w:top w:w="50" w:type="dxa"/>
-              <w:left w:w="90" w:type="dxa"/>
-              <w:bottom w:w="50" w:type="dxa"/>
-              <w:right w:w="90" w:type="dxa"/>
-            </w:tcMar>
           </w:tcPr>
           <w:p>
             <w:pPr>
@@ -11776,12 +10862,6 @@
               <w:right w:val="single" w:sz="6" w:space="0" w:color="1F3864"/>
             </w:tcBorders>
             <w:shd w:val="clear" w:color="auto" w:fill="D9E2F3"/>
-            <w:tcMar>
-              <w:top w:w="50" w:type="dxa"/>
-              <w:left w:w="90" w:type="dxa"/>
-              <w:bottom w:w="50" w:type="dxa"/>
-              <w:right w:w="90" w:type="dxa"/>
-            </w:tcMar>
           </w:tcPr>
           <w:p>
             <w:pPr>
@@ -11813,12 +10893,6 @@
               <w:right w:val="single" w:sz="6" w:space="0" w:color="1F3864"/>
             </w:tcBorders>
             <w:shd w:val="clear" w:color="auto" w:fill="D9E2F3"/>
-            <w:tcMar>
-              <w:top w:w="50" w:type="dxa"/>
-              <w:left w:w="90" w:type="dxa"/>
-              <w:bottom w:w="50" w:type="dxa"/>
-              <w:right w:w="90" w:type="dxa"/>
-            </w:tcMar>
           </w:tcPr>
           <w:p>
             <w:pPr>
@@ -11850,12 +10924,6 @@
               <w:right w:val="single" w:sz="6" w:space="0" w:color="1F3864"/>
             </w:tcBorders>
             <w:shd w:val="clear" w:color="auto" w:fill="D9E2F3"/>
-            <w:tcMar>
-              <w:top w:w="50" w:type="dxa"/>
-              <w:left w:w="90" w:type="dxa"/>
-              <w:bottom w:w="50" w:type="dxa"/>
-              <w:right w:w="90" w:type="dxa"/>
-            </w:tcMar>
           </w:tcPr>
           <w:p>
             <w:pPr>
@@ -11914,12 +10982,6 @@
               <w:right w:val="single" w:sz="6" w:space="0" w:color="1F3864"/>
             </w:tcBorders>
             <w:shd w:val="clear" w:color="auto" w:fill="D9E2F3"/>
-            <w:tcMar>
-              <w:top w:w="50" w:type="dxa"/>
-              <w:left w:w="90" w:type="dxa"/>
-              <w:bottom w:w="50" w:type="dxa"/>
-              <w:right w:w="90" w:type="dxa"/>
-            </w:tcMar>
           </w:tcPr>
           <w:p>
             <w:pPr>
@@ -11951,12 +11013,6 @@
               <w:right w:val="single" w:sz="6" w:space="0" w:color="1F3864"/>
             </w:tcBorders>
             <w:shd w:val="clear" w:color="auto" w:fill="D9E2F3"/>
-            <w:tcMar>
-              <w:top w:w="50" w:type="dxa"/>
-              <w:left w:w="90" w:type="dxa"/>
-              <w:bottom w:w="50" w:type="dxa"/>
-              <w:right w:w="90" w:type="dxa"/>
-            </w:tcMar>
           </w:tcPr>
           <w:p>
             <w:pPr>
@@ -11988,12 +11044,6 @@
               <w:right w:val="single" w:sz="6" w:space="0" w:color="1F3864"/>
             </w:tcBorders>
             <w:shd w:val="clear" w:color="auto" w:fill="D9E2F3"/>
-            <w:tcMar>
-              <w:top w:w="50" w:type="dxa"/>
-              <w:left w:w="90" w:type="dxa"/>
-              <w:bottom w:w="50" w:type="dxa"/>
-              <w:right w:w="90" w:type="dxa"/>
-            </w:tcMar>
           </w:tcPr>
           <w:p>
             <w:pPr>
@@ -12025,12 +11075,6 @@
               <w:right w:val="single" w:sz="6" w:space="0" w:color="1F3864"/>
             </w:tcBorders>
             <w:shd w:val="clear" w:color="auto" w:fill="D9E2F3"/>
-            <w:tcMar>
-              <w:top w:w="50" w:type="dxa"/>
-              <w:left w:w="90" w:type="dxa"/>
-              <w:bottom w:w="50" w:type="dxa"/>
-              <w:right w:w="90" w:type="dxa"/>
-            </w:tcMar>
           </w:tcPr>
           <w:p>
             <w:pPr>
@@ -12089,12 +11133,6 @@
               <w:right w:val="single" w:sz="6" w:space="0" w:color="1F3864"/>
             </w:tcBorders>
             <w:shd w:val="clear" w:color="auto" w:fill="D9E2F3"/>
-            <w:tcMar>
-              <w:top w:w="50" w:type="dxa"/>
-              <w:left w:w="90" w:type="dxa"/>
-              <w:bottom w:w="50" w:type="dxa"/>
-              <w:right w:w="90" w:type="dxa"/>
-            </w:tcMar>
           </w:tcPr>
           <w:p>
             <w:pPr>
@@ -12126,12 +11164,6 @@
               <w:right w:val="single" w:sz="6" w:space="0" w:color="1F3864"/>
             </w:tcBorders>
             <w:shd w:val="clear" w:color="auto" w:fill="D9E2F3"/>
-            <w:tcMar>
-              <w:top w:w="50" w:type="dxa"/>
-              <w:left w:w="90" w:type="dxa"/>
-              <w:bottom w:w="50" w:type="dxa"/>
-              <w:right w:w="90" w:type="dxa"/>
-            </w:tcMar>
           </w:tcPr>
           <w:p>
             <w:pPr>
@@ -12163,12 +11195,6 @@
               <w:right w:val="single" w:sz="6" w:space="0" w:color="1F3864"/>
             </w:tcBorders>
             <w:shd w:val="clear" w:color="auto" w:fill="D9E2F3"/>
-            <w:tcMar>
-              <w:top w:w="50" w:type="dxa"/>
-              <w:left w:w="90" w:type="dxa"/>
-              <w:bottom w:w="50" w:type="dxa"/>
-              <w:right w:w="90" w:type="dxa"/>
-            </w:tcMar>
           </w:tcPr>
           <w:p>
             <w:pPr>
@@ -12200,12 +11226,6 @@
               <w:right w:val="single" w:sz="6" w:space="0" w:color="1F3864"/>
             </w:tcBorders>
             <w:shd w:val="clear" w:color="auto" w:fill="D9E2F3"/>
-            <w:tcMar>
-              <w:top w:w="50" w:type="dxa"/>
-              <w:left w:w="90" w:type="dxa"/>
-              <w:bottom w:w="50" w:type="dxa"/>
-              <w:right w:w="90" w:type="dxa"/>
-            </w:tcMar>
           </w:tcPr>
           <w:p>
             <w:pPr>
@@ -12264,12 +11284,6 @@
               <w:right w:val="single" w:sz="6" w:space="0" w:color="1F3864"/>
             </w:tcBorders>
             <w:shd w:val="clear" w:color="auto" w:fill="D9E2F3"/>
-            <w:tcMar>
-              <w:top w:w="50" w:type="dxa"/>
-              <w:left w:w="90" w:type="dxa"/>
-              <w:bottom w:w="50" w:type="dxa"/>
-              <w:right w:w="90" w:type="dxa"/>
-            </w:tcMar>
             <w:vAlign w:val="center"/>
           </w:tcPr>
           <w:p>
@@ -12314,12 +11328,6 @@
               <w:right w:val="single" w:sz="6" w:space="0" w:color="1F3864"/>
             </w:tcBorders>
             <w:shd w:val="clear" w:color="auto" w:fill="4472C4"/>
-            <w:tcMar>
-              <w:top w:w="50" w:type="dxa"/>
-              <w:left w:w="90" w:type="dxa"/>
-              <w:bottom w:w="50" w:type="dxa"/>
-              <w:right w:w="90" w:type="dxa"/>
-            </w:tcMar>
             <w:vAlign w:val="center"/>
           </w:tcPr>
           <w:p>
@@ -12386,12 +11394,6 @@
               <w:right w:val="single" w:sz="6" w:space="0" w:color="1F3864"/>
             </w:tcBorders>
             <w:shd w:val="clear" w:color="auto" w:fill="4472C4"/>
-            <w:tcMar>
-              <w:top w:w="50" w:type="dxa"/>
-              <w:left w:w="90" w:type="dxa"/>
-              <w:bottom w:w="50" w:type="dxa"/>
-              <w:right w:w="90" w:type="dxa"/>
-            </w:tcMar>
             <w:vAlign w:val="center"/>
           </w:tcPr>
           <w:p>
@@ -12431,12 +11433,6 @@
               <w:right w:val="single" w:sz="6" w:space="0" w:color="1F3864"/>
             </w:tcBorders>
             <w:shd w:val="clear" w:color="auto" w:fill="4472C4"/>
-            <w:tcMar>
-              <w:top w:w="50" w:type="dxa"/>
-              <w:left w:w="90" w:type="dxa"/>
-              <w:bottom w:w="50" w:type="dxa"/>
-              <w:right w:w="90" w:type="dxa"/>
-            </w:tcMar>
             <w:vAlign w:val="center"/>
           </w:tcPr>
           <w:p>
@@ -12476,12 +11472,6 @@
               <w:right w:val="single" w:sz="6" w:space="0" w:color="1F3864"/>
             </w:tcBorders>
             <w:shd w:val="clear" w:color="auto" w:fill="4472C4"/>
-            <w:tcMar>
-              <w:top w:w="50" w:type="dxa"/>
-              <w:left w:w="90" w:type="dxa"/>
-              <w:bottom w:w="50" w:type="dxa"/>
-              <w:right w:w="90" w:type="dxa"/>
-            </w:tcMar>
             <w:vAlign w:val="center"/>
           </w:tcPr>
           <w:p>
@@ -12521,12 +11511,6 @@
               <w:right w:val="single" w:sz="6" w:space="0" w:color="1F3864"/>
             </w:tcBorders>
             <w:shd w:val="clear" w:color="auto" w:fill="4472C4"/>
-            <w:tcMar>
-              <w:top w:w="50" w:type="dxa"/>
-              <w:left w:w="90" w:type="dxa"/>
-              <w:bottom w:w="50" w:type="dxa"/>
-              <w:right w:w="90" w:type="dxa"/>
-            </w:tcMar>
             <w:vAlign w:val="center"/>
           </w:tcPr>
           <w:p>
@@ -12593,12 +11577,6 @@
               <w:right w:val="single" w:sz="6" w:space="0" w:color="1F3864"/>
             </w:tcBorders>
             <w:shd w:val="clear" w:color="auto" w:fill="D9E2F3"/>
-            <w:tcMar>
-              <w:top w:w="50" w:type="dxa"/>
-              <w:left w:w="90" w:type="dxa"/>
-              <w:bottom w:w="50" w:type="dxa"/>
-              <w:right w:w="90" w:type="dxa"/>
-            </w:tcMar>
           </w:tcPr>
           <w:p>
             <w:pPr>
@@ -12630,12 +11608,6 @@
               <w:right w:val="single" w:sz="6" w:space="0" w:color="1F3864"/>
             </w:tcBorders>
             <w:shd w:val="clear" w:color="auto" w:fill="D9E2F3"/>
-            <w:tcMar>
-              <w:top w:w="50" w:type="dxa"/>
-              <w:left w:w="90" w:type="dxa"/>
-              <w:bottom w:w="50" w:type="dxa"/>
-              <w:right w:w="90" w:type="dxa"/>
-            </w:tcMar>
           </w:tcPr>
           <w:p>
             <w:pPr>
@@ -12667,12 +11639,6 @@
               <w:right w:val="single" w:sz="6" w:space="0" w:color="1F3864"/>
             </w:tcBorders>
             <w:shd w:val="clear" w:color="auto" w:fill="D9E2F3"/>
-            <w:tcMar>
-              <w:top w:w="50" w:type="dxa"/>
-              <w:left w:w="90" w:type="dxa"/>
-              <w:bottom w:w="50" w:type="dxa"/>
-              <w:right w:w="90" w:type="dxa"/>
-            </w:tcMar>
           </w:tcPr>
           <w:p>
             <w:pPr>
@@ -12704,12 +11670,6 @@
               <w:right w:val="single" w:sz="6" w:space="0" w:color="1F3864"/>
             </w:tcBorders>
             <w:shd w:val="clear" w:color="auto" w:fill="D9E2F3"/>
-            <w:tcMar>
-              <w:top w:w="50" w:type="dxa"/>
-              <w:left w:w="90" w:type="dxa"/>
-              <w:bottom w:w="50" w:type="dxa"/>
-              <w:right w:w="90" w:type="dxa"/>
-            </w:tcMar>
           </w:tcPr>
           <w:p>
             <w:pPr>
@@ -12768,12 +11728,6 @@
               <w:right w:val="single" w:sz="6" w:space="0" w:color="1F3864"/>
             </w:tcBorders>
             <w:shd w:val="clear" w:color="auto" w:fill="D9E2F3"/>
-            <w:tcMar>
-              <w:top w:w="50" w:type="dxa"/>
-              <w:left w:w="90" w:type="dxa"/>
-              <w:bottom w:w="50" w:type="dxa"/>
-              <w:right w:w="90" w:type="dxa"/>
-            </w:tcMar>
           </w:tcPr>
           <w:p>
             <w:pPr>
@@ -12805,12 +11759,6 @@
               <w:right w:val="single" w:sz="6" w:space="0" w:color="1F3864"/>
             </w:tcBorders>
             <w:shd w:val="clear" w:color="auto" w:fill="D9E2F3"/>
-            <w:tcMar>
-              <w:top w:w="50" w:type="dxa"/>
-              <w:left w:w="90" w:type="dxa"/>
-              <w:bottom w:w="50" w:type="dxa"/>
-              <w:right w:w="90" w:type="dxa"/>
-            </w:tcMar>
           </w:tcPr>
           <w:p>
             <w:pPr>
@@ -12842,12 +11790,6 @@
               <w:right w:val="single" w:sz="6" w:space="0" w:color="1F3864"/>
             </w:tcBorders>
             <w:shd w:val="clear" w:color="auto" w:fill="D9E2F3"/>
-            <w:tcMar>
-              <w:top w:w="50" w:type="dxa"/>
-              <w:left w:w="90" w:type="dxa"/>
-              <w:bottom w:w="50" w:type="dxa"/>
-              <w:right w:w="90" w:type="dxa"/>
-            </w:tcMar>
           </w:tcPr>
           <w:p>
             <w:pPr>
@@ -12879,12 +11821,6 @@
               <w:right w:val="single" w:sz="6" w:space="0" w:color="1F3864"/>
             </w:tcBorders>
             <w:shd w:val="clear" w:color="auto" w:fill="D9E2F3"/>
-            <w:tcMar>
-              <w:top w:w="50" w:type="dxa"/>
-              <w:left w:w="90" w:type="dxa"/>
-              <w:bottom w:w="50" w:type="dxa"/>
-              <w:right w:w="90" w:type="dxa"/>
-            </w:tcMar>
           </w:tcPr>
           <w:p>
             <w:pPr>
@@ -12943,12 +11879,6 @@
               <w:right w:val="single" w:sz="6" w:space="0" w:color="1F3864"/>
             </w:tcBorders>
             <w:shd w:val="clear" w:color="auto" w:fill="D9E2F3"/>
-            <w:tcMar>
-              <w:top w:w="50" w:type="dxa"/>
-              <w:left w:w="90" w:type="dxa"/>
-              <w:bottom w:w="50" w:type="dxa"/>
-              <w:right w:w="90" w:type="dxa"/>
-            </w:tcMar>
           </w:tcPr>
           <w:p>
             <w:pPr>
@@ -12988,12 +11918,6 @@
               <w:right w:val="single" w:sz="6" w:space="0" w:color="1F3864"/>
             </w:tcBorders>
             <w:shd w:val="clear" w:color="auto" w:fill="D9E2F3"/>
-            <w:tcMar>
-              <w:top w:w="50" w:type="dxa"/>
-              <w:left w:w="90" w:type="dxa"/>
-              <w:bottom w:w="50" w:type="dxa"/>
-              <w:right w:w="90" w:type="dxa"/>
-            </w:tcMar>
           </w:tcPr>
           <w:p>
             <w:pPr>
@@ -13025,12 +11949,6 @@
               <w:right w:val="single" w:sz="6" w:space="0" w:color="1F3864"/>
             </w:tcBorders>
             <w:shd w:val="clear" w:color="auto" w:fill="D9E2F3"/>
-            <w:tcMar>
-              <w:top w:w="50" w:type="dxa"/>
-              <w:left w:w="90" w:type="dxa"/>
-              <w:bottom w:w="50" w:type="dxa"/>
-              <w:right w:w="90" w:type="dxa"/>
-            </w:tcMar>
           </w:tcPr>
           <w:p>
             <w:pPr>
@@ -13062,12 +11980,6 @@
               <w:right w:val="single" w:sz="6" w:space="0" w:color="1F3864"/>
             </w:tcBorders>
             <w:shd w:val="clear" w:color="auto" w:fill="D9E2F3"/>
-            <w:tcMar>
-              <w:top w:w="50" w:type="dxa"/>
-              <w:left w:w="90" w:type="dxa"/>
-              <w:bottom w:w="50" w:type="dxa"/>
-              <w:right w:w="90" w:type="dxa"/>
-            </w:tcMar>
           </w:tcPr>
           <w:p>
             <w:pPr>
@@ -13126,12 +12038,6 @@
               <w:right w:val="single" w:sz="6" w:space="0" w:color="1F3864"/>
             </w:tcBorders>
             <w:shd w:val="clear" w:color="auto" w:fill="D9E2F3"/>
-            <w:tcMar>
-              <w:top w:w="50" w:type="dxa"/>
-              <w:left w:w="90" w:type="dxa"/>
-              <w:bottom w:w="50" w:type="dxa"/>
-              <w:right w:w="90" w:type="dxa"/>
-            </w:tcMar>
             <w:vAlign w:val="center"/>
           </w:tcPr>
           <w:p>
@@ -13176,12 +12082,6 @@
               <w:right w:val="single" w:sz="6" w:space="0" w:color="1F3864"/>
             </w:tcBorders>
             <w:shd w:val="clear" w:color="auto" w:fill="4472C4"/>
-            <w:tcMar>
-              <w:top w:w="50" w:type="dxa"/>
-              <w:left w:w="90" w:type="dxa"/>
-              <w:bottom w:w="50" w:type="dxa"/>
-              <w:right w:w="90" w:type="dxa"/>
-            </w:tcMar>
             <w:vAlign w:val="center"/>
           </w:tcPr>
           <w:p>
@@ -13248,12 +12148,6 @@
               <w:right w:val="single" w:sz="6" w:space="0" w:color="1F3864"/>
             </w:tcBorders>
             <w:shd w:val="clear" w:color="auto" w:fill="4472C4"/>
-            <w:tcMar>
-              <w:top w:w="50" w:type="dxa"/>
-              <w:left w:w="90" w:type="dxa"/>
-              <w:bottom w:w="50" w:type="dxa"/>
-              <w:right w:w="90" w:type="dxa"/>
-            </w:tcMar>
             <w:vAlign w:val="center"/>
           </w:tcPr>
           <w:p>
@@ -13293,12 +12187,6 @@
               <w:right w:val="single" w:sz="6" w:space="0" w:color="1F3864"/>
             </w:tcBorders>
             <w:shd w:val="clear" w:color="auto" w:fill="4472C4"/>
-            <w:tcMar>
-              <w:top w:w="50" w:type="dxa"/>
-              <w:left w:w="90" w:type="dxa"/>
-              <w:bottom w:w="50" w:type="dxa"/>
-              <w:right w:w="90" w:type="dxa"/>
-            </w:tcMar>
             <w:vAlign w:val="center"/>
           </w:tcPr>
           <w:p>
@@ -13338,12 +12226,6 @@
               <w:right w:val="single" w:sz="6" w:space="0" w:color="1F3864"/>
             </w:tcBorders>
             <w:shd w:val="clear" w:color="auto" w:fill="4472C4"/>
-            <w:tcMar>
-              <w:top w:w="50" w:type="dxa"/>
-              <w:left w:w="90" w:type="dxa"/>
-              <w:bottom w:w="50" w:type="dxa"/>
-              <w:right w:w="90" w:type="dxa"/>
-            </w:tcMar>
             <w:vAlign w:val="center"/>
           </w:tcPr>
           <w:p>
@@ -13383,12 +12265,6 @@
               <w:right w:val="single" w:sz="6" w:space="0" w:color="1F3864"/>
             </w:tcBorders>
             <w:shd w:val="clear" w:color="auto" w:fill="4472C4"/>
-            <w:tcMar>
-              <w:top w:w="50" w:type="dxa"/>
-              <w:left w:w="90" w:type="dxa"/>
-              <w:bottom w:w="50" w:type="dxa"/>
-              <w:right w:w="90" w:type="dxa"/>
-            </w:tcMar>
             <w:vAlign w:val="center"/>
           </w:tcPr>
           <w:p>
@@ -13455,12 +12331,6 @@
               <w:right w:val="single" w:sz="6" w:space="0" w:color="1F3864"/>
             </w:tcBorders>
             <w:shd w:val="clear" w:color="auto" w:fill="D9E2F3"/>
-            <w:tcMar>
-              <w:top w:w="50" w:type="dxa"/>
-              <w:left w:w="90" w:type="dxa"/>
-              <w:bottom w:w="50" w:type="dxa"/>
-              <w:right w:w="90" w:type="dxa"/>
-            </w:tcMar>
           </w:tcPr>
           <w:p>
             <w:pPr>
@@ -13492,12 +12362,6 @@
               <w:right w:val="single" w:sz="6" w:space="0" w:color="1F3864"/>
             </w:tcBorders>
             <w:shd w:val="clear" w:color="auto" w:fill="D9E2F3"/>
-            <w:tcMar>
-              <w:top w:w="50" w:type="dxa"/>
-              <w:left w:w="90" w:type="dxa"/>
-              <w:bottom w:w="50" w:type="dxa"/>
-              <w:right w:w="90" w:type="dxa"/>
-            </w:tcMar>
           </w:tcPr>
           <w:p>
             <w:pPr>
@@ -13529,12 +12393,6 @@
               <w:right w:val="single" w:sz="6" w:space="0" w:color="1F3864"/>
             </w:tcBorders>
             <w:shd w:val="clear" w:color="auto" w:fill="D9E2F3"/>
-            <w:tcMar>
-              <w:top w:w="50" w:type="dxa"/>
-              <w:left w:w="90" w:type="dxa"/>
-              <w:bottom w:w="50" w:type="dxa"/>
-              <w:right w:w="90" w:type="dxa"/>
-            </w:tcMar>
           </w:tcPr>
           <w:p>
             <w:pPr>
@@ -13566,12 +12424,6 @@
               <w:right w:val="single" w:sz="6" w:space="0" w:color="1F3864"/>
             </w:tcBorders>
             <w:shd w:val="clear" w:color="auto" w:fill="D9E2F3"/>
-            <w:tcMar>
-              <w:top w:w="50" w:type="dxa"/>
-              <w:left w:w="90" w:type="dxa"/>
-              <w:bottom w:w="50" w:type="dxa"/>
-              <w:right w:w="90" w:type="dxa"/>
-            </w:tcMar>
           </w:tcPr>
           <w:p>
             <w:pPr>
@@ -13630,12 +12482,6 @@
               <w:right w:val="single" w:sz="6" w:space="0" w:color="1F3864"/>
             </w:tcBorders>
             <w:shd w:val="clear" w:color="auto" w:fill="D9E2F3"/>
-            <w:tcMar>
-              <w:top w:w="50" w:type="dxa"/>
-              <w:left w:w="90" w:type="dxa"/>
-              <w:bottom w:w="50" w:type="dxa"/>
-              <w:right w:w="90" w:type="dxa"/>
-            </w:tcMar>
           </w:tcPr>
           <w:p>
             <w:pPr>
@@ -13667,12 +12513,6 @@
               <w:right w:val="single" w:sz="6" w:space="0" w:color="1F3864"/>
             </w:tcBorders>
             <w:shd w:val="clear" w:color="auto" w:fill="D9E2F3"/>
-            <w:tcMar>
-              <w:top w:w="50" w:type="dxa"/>
-              <w:left w:w="90" w:type="dxa"/>
-              <w:bottom w:w="50" w:type="dxa"/>
-              <w:right w:w="90" w:type="dxa"/>
-            </w:tcMar>
           </w:tcPr>
           <w:p>
             <w:pPr>
@@ -13704,12 +12544,6 @@
               <w:right w:val="single" w:sz="6" w:space="0" w:color="1F3864"/>
             </w:tcBorders>
             <w:shd w:val="clear" w:color="auto" w:fill="D9E2F3"/>
-            <w:tcMar>
-              <w:top w:w="50" w:type="dxa"/>
-              <w:left w:w="90" w:type="dxa"/>
-              <w:bottom w:w="50" w:type="dxa"/>
-              <w:right w:w="90" w:type="dxa"/>
-            </w:tcMar>
           </w:tcPr>
           <w:p>
             <w:pPr>
@@ -13741,12 +12575,6 @@
               <w:right w:val="single" w:sz="6" w:space="0" w:color="1F3864"/>
             </w:tcBorders>
             <w:shd w:val="clear" w:color="auto" w:fill="D9E2F3"/>
-            <w:tcMar>
-              <w:top w:w="50" w:type="dxa"/>
-              <w:left w:w="90" w:type="dxa"/>
-              <w:bottom w:w="50" w:type="dxa"/>
-              <w:right w:w="90" w:type="dxa"/>
-            </w:tcMar>
           </w:tcPr>
           <w:p>
             <w:pPr>
@@ -13805,12 +12633,6 @@
               <w:right w:val="single" w:sz="6" w:space="0" w:color="1F3864"/>
             </w:tcBorders>
             <w:shd w:val="clear" w:color="auto" w:fill="D9E2F3"/>
-            <w:tcMar>
-              <w:top w:w="50" w:type="dxa"/>
-              <w:left w:w="90" w:type="dxa"/>
-              <w:bottom w:w="50" w:type="dxa"/>
-              <w:right w:w="90" w:type="dxa"/>
-            </w:tcMar>
           </w:tcPr>
           <w:p>
             <w:pPr>
@@ -13842,12 +12664,6 @@
               <w:right w:val="single" w:sz="6" w:space="0" w:color="1F3864"/>
             </w:tcBorders>
             <w:shd w:val="clear" w:color="auto" w:fill="D9E2F3"/>
-            <w:tcMar>
-              <w:top w:w="50" w:type="dxa"/>
-              <w:left w:w="90" w:type="dxa"/>
-              <w:bottom w:w="50" w:type="dxa"/>
-              <w:right w:w="90" w:type="dxa"/>
-            </w:tcMar>
           </w:tcPr>
           <w:p>
             <w:pPr>
@@ -13879,12 +12695,6 @@
               <w:right w:val="single" w:sz="6" w:space="0" w:color="1F3864"/>
             </w:tcBorders>
             <w:shd w:val="clear" w:color="auto" w:fill="D9E2F3"/>
-            <w:tcMar>
-              <w:top w:w="50" w:type="dxa"/>
-              <w:left w:w="90" w:type="dxa"/>
-              <w:bottom w:w="50" w:type="dxa"/>
-              <w:right w:w="90" w:type="dxa"/>
-            </w:tcMar>
           </w:tcPr>
           <w:p>
             <w:pPr>
@@ -13916,12 +12726,6 @@
               <w:right w:val="single" w:sz="6" w:space="0" w:color="1F3864"/>
             </w:tcBorders>
             <w:shd w:val="clear" w:color="auto" w:fill="D9E2F3"/>
-            <w:tcMar>
-              <w:top w:w="50" w:type="dxa"/>
-              <w:left w:w="90" w:type="dxa"/>
-              <w:bottom w:w="50" w:type="dxa"/>
-              <w:right w:w="90" w:type="dxa"/>
-            </w:tcMar>
           </w:tcPr>
           <w:p>
             <w:pPr>
@@ -13980,12 +12784,6 @@
               <w:right w:val="single" w:sz="6" w:space="0" w:color="1F3864"/>
             </w:tcBorders>
             <w:shd w:val="clear" w:color="auto" w:fill="D9E2F3"/>
-            <w:tcMar>
-              <w:top w:w="50" w:type="dxa"/>
-              <w:left w:w="90" w:type="dxa"/>
-              <w:bottom w:w="50" w:type="dxa"/>
-              <w:right w:w="90" w:type="dxa"/>
-            </w:tcMar>
             <w:vAlign w:val="center"/>
           </w:tcPr>
           <w:p>
@@ -14030,12 +12828,6 @@
               <w:right w:val="single" w:sz="6" w:space="0" w:color="1F3864"/>
             </w:tcBorders>
             <w:shd w:val="clear" w:color="auto" w:fill="4472C4"/>
-            <w:tcMar>
-              <w:top w:w="50" w:type="dxa"/>
-              <w:left w:w="90" w:type="dxa"/>
-              <w:bottom w:w="50" w:type="dxa"/>
-              <w:right w:w="90" w:type="dxa"/>
-            </w:tcMar>
             <w:vAlign w:val="center"/>
           </w:tcPr>
           <w:p>
@@ -14102,12 +12894,6 @@
               <w:right w:val="single" w:sz="6" w:space="0" w:color="1F3864"/>
             </w:tcBorders>
             <w:shd w:val="clear" w:color="auto" w:fill="4472C4"/>
-            <w:tcMar>
-              <w:top w:w="50" w:type="dxa"/>
-              <w:left w:w="90" w:type="dxa"/>
-              <w:bottom w:w="50" w:type="dxa"/>
-              <w:right w:w="90" w:type="dxa"/>
-            </w:tcMar>
             <w:vAlign w:val="center"/>
           </w:tcPr>
           <w:p>
@@ -14147,12 +12933,6 @@
               <w:right w:val="single" w:sz="6" w:space="0" w:color="1F3864"/>
             </w:tcBorders>
             <w:shd w:val="clear" w:color="auto" w:fill="4472C4"/>
-            <w:tcMar>
-              <w:top w:w="50" w:type="dxa"/>
-              <w:left w:w="90" w:type="dxa"/>
-              <w:bottom w:w="50" w:type="dxa"/>
-              <w:right w:w="90" w:type="dxa"/>
-            </w:tcMar>
             <w:vAlign w:val="center"/>
           </w:tcPr>
           <w:p>
@@ -14192,12 +12972,6 @@
               <w:right w:val="single" w:sz="6" w:space="0" w:color="1F3864"/>
             </w:tcBorders>
             <w:shd w:val="clear" w:color="auto" w:fill="4472C4"/>
-            <w:tcMar>
-              <w:top w:w="50" w:type="dxa"/>
-              <w:left w:w="90" w:type="dxa"/>
-              <w:bottom w:w="50" w:type="dxa"/>
-              <w:right w:w="90" w:type="dxa"/>
-            </w:tcMar>
             <w:vAlign w:val="center"/>
           </w:tcPr>
           <w:p>
@@ -14237,12 +13011,6 @@
               <w:right w:val="single" w:sz="6" w:space="0" w:color="1F3864"/>
             </w:tcBorders>
             <w:shd w:val="clear" w:color="auto" w:fill="4472C4"/>
-            <w:tcMar>
-              <w:top w:w="50" w:type="dxa"/>
-              <w:left w:w="90" w:type="dxa"/>
-              <w:bottom w:w="50" w:type="dxa"/>
-              <w:right w:w="90" w:type="dxa"/>
-            </w:tcMar>
             <w:vAlign w:val="center"/>
           </w:tcPr>
           <w:p>
@@ -14309,12 +13077,6 @@
               <w:right w:val="single" w:sz="6" w:space="0" w:color="1F3864"/>
             </w:tcBorders>
             <w:shd w:val="clear" w:color="auto" w:fill="D9E2F3"/>
-            <w:tcMar>
-              <w:top w:w="50" w:type="dxa"/>
-              <w:left w:w="90" w:type="dxa"/>
-              <w:bottom w:w="50" w:type="dxa"/>
-              <w:right w:w="90" w:type="dxa"/>
-            </w:tcMar>
           </w:tcPr>
           <w:p>
             <w:pPr>
@@ -14346,12 +13108,6 @@
               <w:right w:val="single" w:sz="6" w:space="0" w:color="1F3864"/>
             </w:tcBorders>
             <w:shd w:val="clear" w:color="auto" w:fill="D9E2F3"/>
-            <w:tcMar>
-              <w:top w:w="50" w:type="dxa"/>
-              <w:left w:w="90" w:type="dxa"/>
-              <w:bottom w:w="50" w:type="dxa"/>
-              <w:right w:w="90" w:type="dxa"/>
-            </w:tcMar>
           </w:tcPr>
           <w:p>
             <w:pPr>
@@ -14383,12 +13139,6 @@
               <w:right w:val="single" w:sz="6" w:space="0" w:color="1F3864"/>
             </w:tcBorders>
             <w:shd w:val="clear" w:color="auto" w:fill="D9E2F3"/>
-            <w:tcMar>
-              <w:top w:w="50" w:type="dxa"/>
-              <w:left w:w="90" w:type="dxa"/>
-              <w:bottom w:w="50" w:type="dxa"/>
-              <w:right w:w="90" w:type="dxa"/>
-            </w:tcMar>
           </w:tcPr>
           <w:p>
             <w:pPr>
@@ -14420,12 +13170,6 @@
               <w:right w:val="single" w:sz="6" w:space="0" w:color="1F3864"/>
             </w:tcBorders>
             <w:shd w:val="clear" w:color="auto" w:fill="D9E2F3"/>
-            <w:tcMar>
-              <w:top w:w="50" w:type="dxa"/>
-              <w:left w:w="90" w:type="dxa"/>
-              <w:bottom w:w="50" w:type="dxa"/>
-              <w:right w:w="90" w:type="dxa"/>
-            </w:tcMar>
           </w:tcPr>
           <w:p>
             <w:pPr>
@@ -14524,12 +13268,6 @@
               <w:right w:val="single" w:sz="6" w:space="0" w:color="1F3864"/>
             </w:tcBorders>
             <w:shd w:val="clear" w:color="auto" w:fill="D9E2F3"/>
-            <w:tcMar>
-              <w:top w:w="50" w:type="dxa"/>
-              <w:left w:w="90" w:type="dxa"/>
-              <w:bottom w:w="50" w:type="dxa"/>
-              <w:right w:w="90" w:type="dxa"/>
-            </w:tcMar>
           </w:tcPr>
           <w:p>
             <w:pPr>
@@ -14561,12 +13299,6 @@
               <w:right w:val="single" w:sz="6" w:space="0" w:color="1F3864"/>
             </w:tcBorders>
             <w:shd w:val="clear" w:color="auto" w:fill="D9E2F3"/>
-            <w:tcMar>
-              <w:top w:w="50" w:type="dxa"/>
-              <w:left w:w="90" w:type="dxa"/>
-              <w:bottom w:w="50" w:type="dxa"/>
-              <w:right w:w="90" w:type="dxa"/>
-            </w:tcMar>
           </w:tcPr>
           <w:p>
             <w:pPr>
@@ -14598,12 +13330,6 @@
               <w:right w:val="single" w:sz="6" w:space="0" w:color="1F3864"/>
             </w:tcBorders>
             <w:shd w:val="clear" w:color="auto" w:fill="D9E2F3"/>
-            <w:tcMar>
-              <w:top w:w="50" w:type="dxa"/>
-              <w:left w:w="90" w:type="dxa"/>
-              <w:bottom w:w="50" w:type="dxa"/>
-              <w:right w:w="90" w:type="dxa"/>
-            </w:tcMar>
           </w:tcPr>
           <w:p>
             <w:pPr>
@@ -14635,12 +13361,6 @@
               <w:right w:val="single" w:sz="6" w:space="0" w:color="1F3864"/>
             </w:tcBorders>
             <w:shd w:val="clear" w:color="auto" w:fill="D9E2F3"/>
-            <w:tcMar>
-              <w:top w:w="50" w:type="dxa"/>
-              <w:left w:w="90" w:type="dxa"/>
-              <w:bottom w:w="50" w:type="dxa"/>
-              <w:right w:w="90" w:type="dxa"/>
-            </w:tcMar>
           </w:tcPr>
           <w:p>
             <w:pPr>
@@ -14699,12 +13419,6 @@
               <w:right w:val="single" w:sz="6" w:space="0" w:color="1F3864"/>
             </w:tcBorders>
             <w:shd w:val="clear" w:color="auto" w:fill="D9E2F3"/>
-            <w:tcMar>
-              <w:top w:w="50" w:type="dxa"/>
-              <w:left w:w="90" w:type="dxa"/>
-              <w:bottom w:w="50" w:type="dxa"/>
-              <w:right w:w="90" w:type="dxa"/>
-            </w:tcMar>
           </w:tcPr>
           <w:p>
             <w:pPr>
@@ -14736,12 +13450,6 @@
               <w:right w:val="single" w:sz="6" w:space="0" w:color="1F3864"/>
             </w:tcBorders>
             <w:shd w:val="clear" w:color="auto" w:fill="D9E2F3"/>
-            <w:tcMar>
-              <w:top w:w="50" w:type="dxa"/>
-              <w:left w:w="90" w:type="dxa"/>
-              <w:bottom w:w="50" w:type="dxa"/>
-              <w:right w:w="90" w:type="dxa"/>
-            </w:tcMar>
           </w:tcPr>
           <w:p>
             <w:pPr>
@@ -14773,12 +13481,6 @@
               <w:right w:val="single" w:sz="6" w:space="0" w:color="1F3864"/>
             </w:tcBorders>
             <w:shd w:val="clear" w:color="auto" w:fill="D9E2F3"/>
-            <w:tcMar>
-              <w:top w:w="50" w:type="dxa"/>
-              <w:left w:w="90" w:type="dxa"/>
-              <w:bottom w:w="50" w:type="dxa"/>
-              <w:right w:w="90" w:type="dxa"/>
-            </w:tcMar>
           </w:tcPr>
           <w:p>
             <w:pPr>
@@ -14810,12 +13512,6 @@
               <w:right w:val="single" w:sz="6" w:space="0" w:color="1F3864"/>
             </w:tcBorders>
             <w:shd w:val="clear" w:color="auto" w:fill="D9E2F3"/>
-            <w:tcMar>
-              <w:top w:w="50" w:type="dxa"/>
-              <w:left w:w="90" w:type="dxa"/>
-              <w:bottom w:w="50" w:type="dxa"/>
-              <w:right w:w="90" w:type="dxa"/>
-            </w:tcMar>
           </w:tcPr>
           <w:p>
             <w:pPr>
@@ -14892,12 +13588,6 @@
               <w:right w:val="single" w:sz="6" w:space="0" w:color="1F3864"/>
             </w:tcBorders>
             <w:shd w:val="clear" w:color="auto" w:fill="D9E2F3"/>
-            <w:tcMar>
-              <w:top w:w="50" w:type="dxa"/>
-              <w:left w:w="90" w:type="dxa"/>
-              <w:bottom w:w="50" w:type="dxa"/>
-              <w:right w:w="90" w:type="dxa"/>
-            </w:tcMar>
             <w:vAlign w:val="center"/>
           </w:tcPr>
           <w:p>
@@ -14942,12 +13632,6 @@
               <w:right w:val="single" w:sz="6" w:space="0" w:color="1F3864"/>
             </w:tcBorders>
             <w:shd w:val="clear" w:color="auto" w:fill="4472C4"/>
-            <w:tcMar>
-              <w:top w:w="50" w:type="dxa"/>
-              <w:left w:w="90" w:type="dxa"/>
-              <w:bottom w:w="50" w:type="dxa"/>
-              <w:right w:w="90" w:type="dxa"/>
-            </w:tcMar>
             <w:vAlign w:val="center"/>
           </w:tcPr>
           <w:p>
@@ -15014,12 +13698,6 @@
               <w:right w:val="single" w:sz="6" w:space="0" w:color="1F3864"/>
             </w:tcBorders>
             <w:shd w:val="clear" w:color="auto" w:fill="4472C4"/>
-            <w:tcMar>
-              <w:top w:w="50" w:type="dxa"/>
-              <w:left w:w="90" w:type="dxa"/>
-              <w:bottom w:w="50" w:type="dxa"/>
-              <w:right w:w="90" w:type="dxa"/>
-            </w:tcMar>
             <w:vAlign w:val="center"/>
           </w:tcPr>
           <w:p>
@@ -15059,12 +13737,6 @@
               <w:right w:val="single" w:sz="6" w:space="0" w:color="1F3864"/>
             </w:tcBorders>
             <w:shd w:val="clear" w:color="auto" w:fill="4472C4"/>
-            <w:tcMar>
-              <w:top w:w="50" w:type="dxa"/>
-              <w:left w:w="90" w:type="dxa"/>
-              <w:bottom w:w="50" w:type="dxa"/>
-              <w:right w:w="90" w:type="dxa"/>
-            </w:tcMar>
             <w:vAlign w:val="center"/>
           </w:tcPr>
           <w:p>
@@ -15104,12 +13776,6 @@
               <w:right w:val="single" w:sz="6" w:space="0" w:color="1F3864"/>
             </w:tcBorders>
             <w:shd w:val="clear" w:color="auto" w:fill="4472C4"/>
-            <w:tcMar>
-              <w:top w:w="50" w:type="dxa"/>
-              <w:left w:w="90" w:type="dxa"/>
-              <w:bottom w:w="50" w:type="dxa"/>
-              <w:right w:w="90" w:type="dxa"/>
-            </w:tcMar>
             <w:vAlign w:val="center"/>
           </w:tcPr>
           <w:p>
@@ -15149,12 +13815,6 @@
               <w:right w:val="single" w:sz="6" w:space="0" w:color="1F3864"/>
             </w:tcBorders>
             <w:shd w:val="clear" w:color="auto" w:fill="4472C4"/>
-            <w:tcMar>
-              <w:top w:w="50" w:type="dxa"/>
-              <w:left w:w="90" w:type="dxa"/>
-              <w:bottom w:w="50" w:type="dxa"/>
-              <w:right w:w="90" w:type="dxa"/>
-            </w:tcMar>
             <w:vAlign w:val="center"/>
           </w:tcPr>
           <w:p>
@@ -15221,12 +13881,6 @@
               <w:right w:val="single" w:sz="6" w:space="0" w:color="1F3864"/>
             </w:tcBorders>
             <w:shd w:val="clear" w:color="auto" w:fill="D9E2F3"/>
-            <w:tcMar>
-              <w:top w:w="50" w:type="dxa"/>
-              <w:left w:w="90" w:type="dxa"/>
-              <w:bottom w:w="50" w:type="dxa"/>
-              <w:right w:w="90" w:type="dxa"/>
-            </w:tcMar>
           </w:tcPr>
           <w:p>
             <w:pPr>
@@ -15258,12 +13912,6 @@
               <w:right w:val="single" w:sz="6" w:space="0" w:color="1F3864"/>
             </w:tcBorders>
             <w:shd w:val="clear" w:color="auto" w:fill="D9E2F3"/>
-            <w:tcMar>
-              <w:top w:w="50" w:type="dxa"/>
-              <w:left w:w="90" w:type="dxa"/>
-              <w:bottom w:w="50" w:type="dxa"/>
-              <w:right w:w="90" w:type="dxa"/>
-            </w:tcMar>
           </w:tcPr>
           <w:p>
             <w:pPr>
@@ -15295,12 +13943,6 @@
               <w:right w:val="single" w:sz="6" w:space="0" w:color="1F3864"/>
             </w:tcBorders>
             <w:shd w:val="clear" w:color="auto" w:fill="D9E2F3"/>
-            <w:tcMar>
-              <w:top w:w="50" w:type="dxa"/>
-              <w:left w:w="90" w:type="dxa"/>
-              <w:bottom w:w="50" w:type="dxa"/>
-              <w:right w:w="90" w:type="dxa"/>
-            </w:tcMar>
           </w:tcPr>
           <w:p>
             <w:pPr>
@@ -15332,12 +13974,6 @@
               <w:right w:val="single" w:sz="6" w:space="0" w:color="1F3864"/>
             </w:tcBorders>
             <w:shd w:val="clear" w:color="auto" w:fill="D9E2F3"/>
-            <w:tcMar>
-              <w:top w:w="50" w:type="dxa"/>
-              <w:left w:w="90" w:type="dxa"/>
-              <w:bottom w:w="50" w:type="dxa"/>
-              <w:right w:w="90" w:type="dxa"/>
-            </w:tcMar>
           </w:tcPr>
           <w:p>
             <w:pPr>
@@ -15412,12 +14048,6 @@
               <w:right w:val="single" w:sz="6" w:space="0" w:color="1F3864"/>
             </w:tcBorders>
             <w:shd w:val="clear" w:color="auto" w:fill="D9E2F3"/>
-            <w:tcMar>
-              <w:top w:w="50" w:type="dxa"/>
-              <w:left w:w="90" w:type="dxa"/>
-              <w:bottom w:w="50" w:type="dxa"/>
-              <w:right w:w="90" w:type="dxa"/>
-            </w:tcMar>
           </w:tcPr>
           <w:p>
             <w:pPr>
@@ -15449,12 +14079,6 @@
               <w:right w:val="single" w:sz="6" w:space="0" w:color="1F3864"/>
             </w:tcBorders>
             <w:shd w:val="clear" w:color="auto" w:fill="D9E2F3"/>
-            <w:tcMar>
-              <w:top w:w="50" w:type="dxa"/>
-              <w:left w:w="90" w:type="dxa"/>
-              <w:bottom w:w="50" w:type="dxa"/>
-              <w:right w:w="90" w:type="dxa"/>
-            </w:tcMar>
           </w:tcPr>
           <w:p>
             <w:pPr>
@@ -15486,12 +14110,6 @@
               <w:right w:val="single" w:sz="6" w:space="0" w:color="1F3864"/>
             </w:tcBorders>
             <w:shd w:val="clear" w:color="auto" w:fill="D9E2F3"/>
-            <w:tcMar>
-              <w:top w:w="50" w:type="dxa"/>
-              <w:left w:w="90" w:type="dxa"/>
-              <w:bottom w:w="50" w:type="dxa"/>
-              <w:right w:w="90" w:type="dxa"/>
-            </w:tcMar>
           </w:tcPr>
           <w:p>
             <w:pPr>
@@ -15523,12 +14141,6 @@
               <w:right w:val="single" w:sz="6" w:space="0" w:color="1F3864"/>
             </w:tcBorders>
             <w:shd w:val="clear" w:color="auto" w:fill="D9E2F3"/>
-            <w:tcMar>
-              <w:top w:w="50" w:type="dxa"/>
-              <w:left w:w="90" w:type="dxa"/>
-              <w:bottom w:w="50" w:type="dxa"/>
-              <w:right w:w="90" w:type="dxa"/>
-            </w:tcMar>
           </w:tcPr>
           <w:p>
             <w:pPr>
@@ -15587,12 +14199,6 @@
               <w:right w:val="single" w:sz="6" w:space="0" w:color="1F3864"/>
             </w:tcBorders>
             <w:shd w:val="clear" w:color="auto" w:fill="D9E2F3"/>
-            <w:tcMar>
-              <w:top w:w="50" w:type="dxa"/>
-              <w:left w:w="90" w:type="dxa"/>
-              <w:bottom w:w="50" w:type="dxa"/>
-              <w:right w:w="90" w:type="dxa"/>
-            </w:tcMar>
           </w:tcPr>
           <w:p>
             <w:pPr>
@@ -15624,12 +14230,6 @@
               <w:right w:val="single" w:sz="6" w:space="0" w:color="1F3864"/>
             </w:tcBorders>
             <w:shd w:val="clear" w:color="auto" w:fill="D9E2F3"/>
-            <w:tcMar>
-              <w:top w:w="50" w:type="dxa"/>
-              <w:left w:w="90" w:type="dxa"/>
-              <w:bottom w:w="50" w:type="dxa"/>
-              <w:right w:w="90" w:type="dxa"/>
-            </w:tcMar>
           </w:tcPr>
           <w:p>
             <w:pPr>
@@ -15661,12 +14261,6 @@
               <w:right w:val="single" w:sz="6" w:space="0" w:color="1F3864"/>
             </w:tcBorders>
             <w:shd w:val="clear" w:color="auto" w:fill="D9E2F3"/>
-            <w:tcMar>
-              <w:top w:w="50" w:type="dxa"/>
-              <w:left w:w="90" w:type="dxa"/>
-              <w:bottom w:w="50" w:type="dxa"/>
-              <w:right w:w="90" w:type="dxa"/>
-            </w:tcMar>
           </w:tcPr>
           <w:p>
             <w:pPr>
@@ -15698,12 +14292,6 @@
               <w:right w:val="single" w:sz="6" w:space="0" w:color="1F3864"/>
             </w:tcBorders>
             <w:shd w:val="clear" w:color="auto" w:fill="D9E2F3"/>
-            <w:tcMar>
-              <w:top w:w="50" w:type="dxa"/>
-              <w:left w:w="90" w:type="dxa"/>
-              <w:bottom w:w="50" w:type="dxa"/>
-              <w:right w:w="90" w:type="dxa"/>
-            </w:tcMar>
           </w:tcPr>
           <w:p>
             <w:pPr>
@@ -15778,12 +14366,6 @@
               <w:right w:val="single" w:sz="6" w:space="0" w:color="1F3864"/>
             </w:tcBorders>
             <w:shd w:val="clear" w:color="auto" w:fill="D9E2F3"/>
-            <w:tcMar>
-              <w:top w:w="50" w:type="dxa"/>
-              <w:left w:w="90" w:type="dxa"/>
-              <w:bottom w:w="50" w:type="dxa"/>
-              <w:right w:w="90" w:type="dxa"/>
-            </w:tcMar>
             <w:vAlign w:val="center"/>
           </w:tcPr>
           <w:p>
@@ -15828,12 +14410,6 @@
               <w:right w:val="single" w:sz="6" w:space="0" w:color="1F3864"/>
             </w:tcBorders>
             <w:shd w:val="clear" w:color="auto" w:fill="4472C4"/>
-            <w:tcMar>
-              <w:top w:w="50" w:type="dxa"/>
-              <w:left w:w="90" w:type="dxa"/>
-              <w:bottom w:w="50" w:type="dxa"/>
-              <w:right w:w="90" w:type="dxa"/>
-            </w:tcMar>
             <w:vAlign w:val="center"/>
           </w:tcPr>
           <w:p>
@@ -15926,12 +14502,6 @@
               <w:right w:val="single" w:sz="6" w:space="0" w:color="1F3864"/>
             </w:tcBorders>
             <w:shd w:val="clear" w:color="auto" w:fill="4472C4"/>
-            <w:tcMar>
-              <w:top w:w="50" w:type="dxa"/>
-              <w:left w:w="90" w:type="dxa"/>
-              <w:bottom w:w="50" w:type="dxa"/>
-              <w:right w:w="90" w:type="dxa"/>
-            </w:tcMar>
             <w:vAlign w:val="center"/>
           </w:tcPr>
           <w:p>
@@ -15971,12 +14541,6 @@
               <w:right w:val="single" w:sz="6" w:space="0" w:color="1F3864"/>
             </w:tcBorders>
             <w:shd w:val="clear" w:color="auto" w:fill="4472C4"/>
-            <w:tcMar>
-              <w:top w:w="50" w:type="dxa"/>
-              <w:left w:w="90" w:type="dxa"/>
-              <w:bottom w:w="50" w:type="dxa"/>
-              <w:right w:w="90" w:type="dxa"/>
-            </w:tcMar>
             <w:vAlign w:val="center"/>
           </w:tcPr>
           <w:p>
@@ -16016,12 +14580,6 @@
               <w:right w:val="single" w:sz="6" w:space="0" w:color="1F3864"/>
             </w:tcBorders>
             <w:shd w:val="clear" w:color="auto" w:fill="4472C4"/>
-            <w:tcMar>
-              <w:top w:w="50" w:type="dxa"/>
-              <w:left w:w="90" w:type="dxa"/>
-              <w:bottom w:w="50" w:type="dxa"/>
-              <w:right w:w="90" w:type="dxa"/>
-            </w:tcMar>
             <w:vAlign w:val="center"/>
           </w:tcPr>
           <w:p>
@@ -16061,12 +14619,6 @@
               <w:right w:val="single" w:sz="6" w:space="0" w:color="1F3864"/>
             </w:tcBorders>
             <w:shd w:val="clear" w:color="auto" w:fill="4472C4"/>
-            <w:tcMar>
-              <w:top w:w="50" w:type="dxa"/>
-              <w:left w:w="90" w:type="dxa"/>
-              <w:bottom w:w="50" w:type="dxa"/>
-              <w:right w:w="90" w:type="dxa"/>
-            </w:tcMar>
             <w:vAlign w:val="center"/>
           </w:tcPr>
           <w:p>
@@ -16133,12 +14685,6 @@
               <w:right w:val="single" w:sz="6" w:space="0" w:color="1F3864"/>
             </w:tcBorders>
             <w:shd w:val="clear" w:color="auto" w:fill="D9E2F3"/>
-            <w:tcMar>
-              <w:top w:w="50" w:type="dxa"/>
-              <w:left w:w="90" w:type="dxa"/>
-              <w:bottom w:w="50" w:type="dxa"/>
-              <w:right w:w="90" w:type="dxa"/>
-            </w:tcMar>
           </w:tcPr>
           <w:p>
             <w:pPr>
@@ -16170,12 +14716,6 @@
               <w:right w:val="single" w:sz="6" w:space="0" w:color="1F3864"/>
             </w:tcBorders>
             <w:shd w:val="clear" w:color="auto" w:fill="D9E2F3"/>
-            <w:tcMar>
-              <w:top w:w="50" w:type="dxa"/>
-              <w:left w:w="90" w:type="dxa"/>
-              <w:bottom w:w="50" w:type="dxa"/>
-              <w:right w:w="90" w:type="dxa"/>
-            </w:tcMar>
           </w:tcPr>
           <w:p>
             <w:pPr>
@@ -16207,12 +14747,6 @@
               <w:right w:val="single" w:sz="6" w:space="0" w:color="1F3864"/>
             </w:tcBorders>
             <w:shd w:val="clear" w:color="auto" w:fill="D9E2F3"/>
-            <w:tcMar>
-              <w:top w:w="50" w:type="dxa"/>
-              <w:left w:w="90" w:type="dxa"/>
-              <w:bottom w:w="50" w:type="dxa"/>
-              <w:right w:w="90" w:type="dxa"/>
-            </w:tcMar>
           </w:tcPr>
           <w:p>
             <w:pPr>
@@ -16244,12 +14778,6 @@
               <w:right w:val="single" w:sz="6" w:space="0" w:color="1F3864"/>
             </w:tcBorders>
             <w:shd w:val="clear" w:color="auto" w:fill="D9E2F3"/>
-            <w:tcMar>
-              <w:top w:w="50" w:type="dxa"/>
-              <w:left w:w="90" w:type="dxa"/>
-              <w:bottom w:w="50" w:type="dxa"/>
-              <w:right w:w="90" w:type="dxa"/>
-            </w:tcMar>
           </w:tcPr>
           <w:p>
             <w:pPr>
@@ -16324,12 +14852,6 @@
               <w:right w:val="single" w:sz="6" w:space="0" w:color="1F3864"/>
             </w:tcBorders>
             <w:shd w:val="clear" w:color="auto" w:fill="D9E2F3"/>
-            <w:tcMar>
-              <w:top w:w="50" w:type="dxa"/>
-              <w:left w:w="90" w:type="dxa"/>
-              <w:bottom w:w="50" w:type="dxa"/>
-              <w:right w:w="90" w:type="dxa"/>
-            </w:tcMar>
           </w:tcPr>
           <w:p>
             <w:pPr>
@@ -16361,12 +14883,6 @@
               <w:right w:val="single" w:sz="6" w:space="0" w:color="1F3864"/>
             </w:tcBorders>
             <w:shd w:val="clear" w:color="auto" w:fill="D9E2F3"/>
-            <w:tcMar>
-              <w:top w:w="50" w:type="dxa"/>
-              <w:left w:w="90" w:type="dxa"/>
-              <w:bottom w:w="50" w:type="dxa"/>
-              <w:right w:w="90" w:type="dxa"/>
-            </w:tcMar>
           </w:tcPr>
           <w:p>
             <w:pPr>
@@ -16398,12 +14914,6 @@
               <w:right w:val="single" w:sz="6" w:space="0" w:color="1F3864"/>
             </w:tcBorders>
             <w:shd w:val="clear" w:color="auto" w:fill="D9E2F3"/>
-            <w:tcMar>
-              <w:top w:w="50" w:type="dxa"/>
-              <w:left w:w="90" w:type="dxa"/>
-              <w:bottom w:w="50" w:type="dxa"/>
-              <w:right w:w="90" w:type="dxa"/>
-            </w:tcMar>
           </w:tcPr>
           <w:p>
             <w:pPr>
@@ -16435,12 +14945,6 @@
               <w:right w:val="single" w:sz="6" w:space="0" w:color="1F3864"/>
             </w:tcBorders>
             <w:shd w:val="clear" w:color="auto" w:fill="D9E2F3"/>
-            <w:tcMar>
-              <w:top w:w="50" w:type="dxa"/>
-              <w:left w:w="90" w:type="dxa"/>
-              <w:bottom w:w="50" w:type="dxa"/>
-              <w:right w:w="90" w:type="dxa"/>
-            </w:tcMar>
           </w:tcPr>
           <w:p>
             <w:pPr>
@@ -16507,12 +15011,6 @@
               <w:right w:val="single" w:sz="6" w:space="0" w:color="1F3864"/>
             </w:tcBorders>
             <w:shd w:val="clear" w:color="auto" w:fill="D9E2F3"/>
-            <w:tcMar>
-              <w:top w:w="50" w:type="dxa"/>
-              <w:left w:w="90" w:type="dxa"/>
-              <w:bottom w:w="50" w:type="dxa"/>
-              <w:right w:w="90" w:type="dxa"/>
-            </w:tcMar>
           </w:tcPr>
           <w:p>
             <w:pPr>
@@ -16544,12 +15042,6 @@
               <w:right w:val="single" w:sz="6" w:space="0" w:color="1F3864"/>
             </w:tcBorders>
             <w:shd w:val="clear" w:color="auto" w:fill="D9E2F3"/>
-            <w:tcMar>
-              <w:top w:w="50" w:type="dxa"/>
-              <w:left w:w="90" w:type="dxa"/>
-              <w:bottom w:w="50" w:type="dxa"/>
-              <w:right w:w="90" w:type="dxa"/>
-            </w:tcMar>
           </w:tcPr>
           <w:p>
             <w:pPr>
@@ -16581,12 +15073,6 @@
               <w:right w:val="single" w:sz="6" w:space="0" w:color="1F3864"/>
             </w:tcBorders>
             <w:shd w:val="clear" w:color="auto" w:fill="D9E2F3"/>
-            <w:tcMar>
-              <w:top w:w="50" w:type="dxa"/>
-              <w:left w:w="90" w:type="dxa"/>
-              <w:bottom w:w="50" w:type="dxa"/>
-              <w:right w:w="90" w:type="dxa"/>
-            </w:tcMar>
           </w:tcPr>
           <w:p>
             <w:pPr>
@@ -16618,12 +15104,6 @@
               <w:right w:val="single" w:sz="6" w:space="0" w:color="1F3864"/>
             </w:tcBorders>
             <w:shd w:val="clear" w:color="auto" w:fill="D9E2F3"/>
-            <w:tcMar>
-              <w:top w:w="50" w:type="dxa"/>
-              <w:left w:w="90" w:type="dxa"/>
-              <w:bottom w:w="50" w:type="dxa"/>
-              <w:right w:w="90" w:type="dxa"/>
-            </w:tcMar>
           </w:tcPr>
           <w:p>
             <w:pPr>
@@ -16682,12 +15162,6 @@
               <w:right w:val="single" w:sz="6" w:space="0" w:color="1F3864"/>
             </w:tcBorders>
             <w:shd w:val="clear" w:color="auto" w:fill="D9E2F3"/>
-            <w:tcMar>
-              <w:top w:w="50" w:type="dxa"/>
-              <w:left w:w="90" w:type="dxa"/>
-              <w:bottom w:w="50" w:type="dxa"/>
-              <w:right w:w="90" w:type="dxa"/>
-            </w:tcMar>
             <w:vAlign w:val="center"/>
           </w:tcPr>
           <w:p>
@@ -16732,12 +15206,6 @@
               <w:right w:val="single" w:sz="6" w:space="0" w:color="1F3864"/>
             </w:tcBorders>
             <w:shd w:val="clear" w:color="auto" w:fill="4472C4"/>
-            <w:tcMar>
-              <w:top w:w="50" w:type="dxa"/>
-              <w:left w:w="90" w:type="dxa"/>
-              <w:bottom w:w="50" w:type="dxa"/>
-              <w:right w:w="90" w:type="dxa"/>
-            </w:tcMar>
             <w:vAlign w:val="center"/>
           </w:tcPr>
           <w:p>
@@ -16804,12 +15272,6 @@
               <w:right w:val="single" w:sz="6" w:space="0" w:color="1F3864"/>
             </w:tcBorders>
             <w:shd w:val="clear" w:color="auto" w:fill="4472C4"/>
-            <w:tcMar>
-              <w:top w:w="50" w:type="dxa"/>
-              <w:left w:w="90" w:type="dxa"/>
-              <w:bottom w:w="50" w:type="dxa"/>
-              <w:right w:w="90" w:type="dxa"/>
-            </w:tcMar>
             <w:vAlign w:val="center"/>
           </w:tcPr>
           <w:p>
@@ -16849,12 +15311,6 @@
               <w:right w:val="single" w:sz="6" w:space="0" w:color="1F3864"/>
             </w:tcBorders>
             <w:shd w:val="clear" w:color="auto" w:fill="4472C4"/>
-            <w:tcMar>
-              <w:top w:w="50" w:type="dxa"/>
-              <w:left w:w="90" w:type="dxa"/>
-              <w:bottom w:w="50" w:type="dxa"/>
-              <w:right w:w="90" w:type="dxa"/>
-            </w:tcMar>
             <w:vAlign w:val="center"/>
           </w:tcPr>
           <w:p>
@@ -16894,12 +15350,6 @@
               <w:right w:val="single" w:sz="6" w:space="0" w:color="1F3864"/>
             </w:tcBorders>
             <w:shd w:val="clear" w:color="auto" w:fill="4472C4"/>
-            <w:tcMar>
-              <w:top w:w="50" w:type="dxa"/>
-              <w:left w:w="90" w:type="dxa"/>
-              <w:bottom w:w="50" w:type="dxa"/>
-              <w:right w:w="90" w:type="dxa"/>
-            </w:tcMar>
             <w:vAlign w:val="center"/>
           </w:tcPr>
           <w:p>
@@ -16939,12 +15389,6 @@
               <w:right w:val="single" w:sz="6" w:space="0" w:color="1F3864"/>
             </w:tcBorders>
             <w:shd w:val="clear" w:color="auto" w:fill="4472C4"/>
-            <w:tcMar>
-              <w:top w:w="50" w:type="dxa"/>
-              <w:left w:w="90" w:type="dxa"/>
-              <w:bottom w:w="50" w:type="dxa"/>
-              <w:right w:w="90" w:type="dxa"/>
-            </w:tcMar>
             <w:vAlign w:val="center"/>
           </w:tcPr>
           <w:p>
@@ -17011,12 +15455,6 @@
               <w:right w:val="single" w:sz="6" w:space="0" w:color="1F3864"/>
             </w:tcBorders>
             <w:shd w:val="clear" w:color="auto" w:fill="D9E2F3"/>
-            <w:tcMar>
-              <w:top w:w="50" w:type="dxa"/>
-              <w:left w:w="90" w:type="dxa"/>
-              <w:bottom w:w="50" w:type="dxa"/>
-              <w:right w:w="90" w:type="dxa"/>
-            </w:tcMar>
           </w:tcPr>
           <w:p>
             <w:pPr>
@@ -17048,12 +15486,6 @@
               <w:right w:val="single" w:sz="6" w:space="0" w:color="1F3864"/>
             </w:tcBorders>
             <w:shd w:val="clear" w:color="auto" w:fill="D9E2F3"/>
-            <w:tcMar>
-              <w:top w:w="50" w:type="dxa"/>
-              <w:left w:w="90" w:type="dxa"/>
-              <w:bottom w:w="50" w:type="dxa"/>
-              <w:right w:w="90" w:type="dxa"/>
-            </w:tcMar>
           </w:tcPr>
           <w:p>
             <w:pPr>
@@ -17085,12 +15517,6 @@
               <w:right w:val="single" w:sz="6" w:space="0" w:color="1F3864"/>
             </w:tcBorders>
             <w:shd w:val="clear" w:color="auto" w:fill="D9E2F3"/>
-            <w:tcMar>
-              <w:top w:w="50" w:type="dxa"/>
-              <w:left w:w="90" w:type="dxa"/>
-              <w:bottom w:w="50" w:type="dxa"/>
-              <w:right w:w="90" w:type="dxa"/>
-            </w:tcMar>
           </w:tcPr>
           <w:p>
             <w:pPr>
@@ -17122,12 +15548,6 @@
               <w:right w:val="single" w:sz="6" w:space="0" w:color="1F3864"/>
             </w:tcBorders>
             <w:shd w:val="clear" w:color="auto" w:fill="D9E2F3"/>
-            <w:tcMar>
-              <w:top w:w="50" w:type="dxa"/>
-              <w:left w:w="90" w:type="dxa"/>
-              <w:bottom w:w="50" w:type="dxa"/>
-              <w:right w:w="90" w:type="dxa"/>
-            </w:tcMar>
           </w:tcPr>
           <w:p>
             <w:pPr>
@@ -17186,12 +15606,6 @@
               <w:right w:val="single" w:sz="6" w:space="0" w:color="1F3864"/>
             </w:tcBorders>
             <w:shd w:val="clear" w:color="auto" w:fill="D9E2F3"/>
-            <w:tcMar>
-              <w:top w:w="50" w:type="dxa"/>
-              <w:left w:w="90" w:type="dxa"/>
-              <w:bottom w:w="50" w:type="dxa"/>
-              <w:right w:w="90" w:type="dxa"/>
-            </w:tcMar>
           </w:tcPr>
           <w:p>
             <w:pPr>
@@ -17223,12 +15637,6 @@
               <w:right w:val="single" w:sz="6" w:space="0" w:color="1F3864"/>
             </w:tcBorders>
             <w:shd w:val="clear" w:color="auto" w:fill="D9E2F3"/>
-            <w:tcMar>
-              <w:top w:w="50" w:type="dxa"/>
-              <w:left w:w="90" w:type="dxa"/>
-              <w:bottom w:w="50" w:type="dxa"/>
-              <w:right w:w="90" w:type="dxa"/>
-            </w:tcMar>
           </w:tcPr>
           <w:p>
             <w:pPr>
@@ -17260,12 +15668,6 @@
               <w:right w:val="single" w:sz="6" w:space="0" w:color="1F3864"/>
             </w:tcBorders>
             <w:shd w:val="clear" w:color="auto" w:fill="D9E2F3"/>
-            <w:tcMar>
-              <w:top w:w="50" w:type="dxa"/>
-              <w:left w:w="90" w:type="dxa"/>
-              <w:bottom w:w="50" w:type="dxa"/>
-              <w:right w:w="90" w:type="dxa"/>
-            </w:tcMar>
           </w:tcPr>
           <w:p>
             <w:pPr>
@@ -17297,12 +15699,6 @@
               <w:right w:val="single" w:sz="6" w:space="0" w:color="1F3864"/>
             </w:tcBorders>
             <w:shd w:val="clear" w:color="auto" w:fill="D9E2F3"/>
-            <w:tcMar>
-              <w:top w:w="50" w:type="dxa"/>
-              <w:left w:w="90" w:type="dxa"/>
-              <w:bottom w:w="50" w:type="dxa"/>
-              <w:right w:w="90" w:type="dxa"/>
-            </w:tcMar>
           </w:tcPr>
           <w:p>
             <w:pPr>
@@ -17361,12 +15757,6 @@
               <w:right w:val="single" w:sz="6" w:space="0" w:color="1F3864"/>
             </w:tcBorders>
             <w:shd w:val="clear" w:color="auto" w:fill="D9E2F3"/>
-            <w:tcMar>
-              <w:top w:w="50" w:type="dxa"/>
-              <w:left w:w="90" w:type="dxa"/>
-              <w:bottom w:w="50" w:type="dxa"/>
-              <w:right w:w="90" w:type="dxa"/>
-            </w:tcMar>
           </w:tcPr>
           <w:p>
             <w:pPr>
@@ -17398,12 +15788,6 @@
               <w:right w:val="single" w:sz="6" w:space="0" w:color="1F3864"/>
             </w:tcBorders>
             <w:shd w:val="clear" w:color="auto" w:fill="D9E2F3"/>
-            <w:tcMar>
-              <w:top w:w="50" w:type="dxa"/>
-              <w:left w:w="90" w:type="dxa"/>
-              <w:bottom w:w="50" w:type="dxa"/>
-              <w:right w:w="90" w:type="dxa"/>
-            </w:tcMar>
           </w:tcPr>
           <w:p>
             <w:pPr>
@@ -17435,12 +15819,6 @@
               <w:right w:val="single" w:sz="6" w:space="0" w:color="1F3864"/>
             </w:tcBorders>
             <w:shd w:val="clear" w:color="auto" w:fill="D9E2F3"/>
-            <w:tcMar>
-              <w:top w:w="50" w:type="dxa"/>
-              <w:left w:w="90" w:type="dxa"/>
-              <w:bottom w:w="50" w:type="dxa"/>
-              <w:right w:w="90" w:type="dxa"/>
-            </w:tcMar>
           </w:tcPr>
           <w:p>
             <w:pPr>
@@ -17472,12 +15850,6 @@
               <w:right w:val="single" w:sz="6" w:space="0" w:color="1F3864"/>
             </w:tcBorders>
             <w:shd w:val="clear" w:color="auto" w:fill="D9E2F3"/>
-            <w:tcMar>
-              <w:top w:w="50" w:type="dxa"/>
-              <w:left w:w="90" w:type="dxa"/>
-              <w:bottom w:w="50" w:type="dxa"/>
-              <w:right w:w="90" w:type="dxa"/>
-            </w:tcMar>
           </w:tcPr>
           <w:p>
             <w:pPr>
@@ -17536,12 +15908,6 @@
               <w:right w:val="single" w:sz="6" w:space="0" w:color="1F3864"/>
             </w:tcBorders>
             <w:shd w:val="clear" w:color="auto" w:fill="D9E2F3"/>
-            <w:tcMar>
-              <w:top w:w="50" w:type="dxa"/>
-              <w:left w:w="90" w:type="dxa"/>
-              <w:bottom w:w="50" w:type="dxa"/>
-              <w:right w:w="90" w:type="dxa"/>
-            </w:tcMar>
             <w:vAlign w:val="center"/>
           </w:tcPr>
           <w:p>
@@ -17586,12 +15952,6 @@
               <w:right w:val="single" w:sz="6" w:space="0" w:color="1F3864"/>
             </w:tcBorders>
             <w:shd w:val="clear" w:color="auto" w:fill="4472C4"/>
-            <w:tcMar>
-              <w:top w:w="50" w:type="dxa"/>
-              <w:left w:w="90" w:type="dxa"/>
-              <w:bottom w:w="50" w:type="dxa"/>
-              <w:right w:w="90" w:type="dxa"/>
-            </w:tcMar>
             <w:vAlign w:val="center"/>
           </w:tcPr>
           <w:p>
@@ -17658,12 +16018,6 @@
               <w:right w:val="single" w:sz="6" w:space="0" w:color="1F3864"/>
             </w:tcBorders>
             <w:shd w:val="clear" w:color="auto" w:fill="4472C4"/>
-            <w:tcMar>
-              <w:top w:w="50" w:type="dxa"/>
-              <w:left w:w="90" w:type="dxa"/>
-              <w:bottom w:w="50" w:type="dxa"/>
-              <w:right w:w="90" w:type="dxa"/>
-            </w:tcMar>
             <w:vAlign w:val="center"/>
           </w:tcPr>
           <w:p>
@@ -17703,12 +16057,6 @@
               <w:right w:val="single" w:sz="6" w:space="0" w:color="1F3864"/>
             </w:tcBorders>
             <w:shd w:val="clear" w:color="auto" w:fill="4472C4"/>
-            <w:tcMar>
-              <w:top w:w="50" w:type="dxa"/>
-              <w:left w:w="90" w:type="dxa"/>
-              <w:bottom w:w="50" w:type="dxa"/>
-              <w:right w:w="90" w:type="dxa"/>
-            </w:tcMar>
             <w:vAlign w:val="center"/>
           </w:tcPr>
           <w:p>
@@ -17748,12 +16096,6 @@
               <w:right w:val="single" w:sz="6" w:space="0" w:color="1F3864"/>
             </w:tcBorders>
             <w:shd w:val="clear" w:color="auto" w:fill="4472C4"/>
-            <w:tcMar>
-              <w:top w:w="50" w:type="dxa"/>
-              <w:left w:w="90" w:type="dxa"/>
-              <w:bottom w:w="50" w:type="dxa"/>
-              <w:right w:w="90" w:type="dxa"/>
-            </w:tcMar>
             <w:vAlign w:val="center"/>
           </w:tcPr>
           <w:p>
@@ -17793,12 +16135,6 @@
               <w:right w:val="single" w:sz="6" w:space="0" w:color="1F3864"/>
             </w:tcBorders>
             <w:shd w:val="clear" w:color="auto" w:fill="4472C4"/>
-            <w:tcMar>
-              <w:top w:w="50" w:type="dxa"/>
-              <w:left w:w="90" w:type="dxa"/>
-              <w:bottom w:w="50" w:type="dxa"/>
-              <w:right w:w="90" w:type="dxa"/>
-            </w:tcMar>
             <w:vAlign w:val="center"/>
           </w:tcPr>
           <w:p>
@@ -17865,12 +16201,6 @@
               <w:right w:val="single" w:sz="6" w:space="0" w:color="1F3864"/>
             </w:tcBorders>
             <w:shd w:val="clear" w:color="auto" w:fill="D9E2F3"/>
-            <w:tcMar>
-              <w:top w:w="50" w:type="dxa"/>
-              <w:left w:w="90" w:type="dxa"/>
-              <w:bottom w:w="50" w:type="dxa"/>
-              <w:right w:w="90" w:type="dxa"/>
-            </w:tcMar>
           </w:tcPr>
           <w:p>
             <w:pPr>
@@ -17902,12 +16232,6 @@
               <w:right w:val="single" w:sz="6" w:space="0" w:color="1F3864"/>
             </w:tcBorders>
             <w:shd w:val="clear" w:color="auto" w:fill="D9E2F3"/>
-            <w:tcMar>
-              <w:top w:w="50" w:type="dxa"/>
-              <w:left w:w="90" w:type="dxa"/>
-              <w:bottom w:w="50" w:type="dxa"/>
-              <w:right w:w="90" w:type="dxa"/>
-            </w:tcMar>
           </w:tcPr>
           <w:p>
             <w:pPr>
@@ -17939,12 +16263,6 @@
               <w:right w:val="single" w:sz="6" w:space="0" w:color="1F3864"/>
             </w:tcBorders>
             <w:shd w:val="clear" w:color="auto" w:fill="D9E2F3"/>
-            <w:tcMar>
-              <w:top w:w="50" w:type="dxa"/>
-              <w:left w:w="90" w:type="dxa"/>
-              <w:bottom w:w="50" w:type="dxa"/>
-              <w:right w:w="90" w:type="dxa"/>
-            </w:tcMar>
           </w:tcPr>
           <w:p>
             <w:pPr>
@@ -17976,12 +16294,6 @@
               <w:right w:val="single" w:sz="6" w:space="0" w:color="1F3864"/>
             </w:tcBorders>
             <w:shd w:val="clear" w:color="auto" w:fill="D9E2F3"/>
-            <w:tcMar>
-              <w:top w:w="50" w:type="dxa"/>
-              <w:left w:w="90" w:type="dxa"/>
-              <w:bottom w:w="50" w:type="dxa"/>
-              <w:right w:w="90" w:type="dxa"/>
-            </w:tcMar>
           </w:tcPr>
           <w:p>
             <w:pPr>
@@ -18040,12 +16352,6 @@
               <w:right w:val="single" w:sz="6" w:space="0" w:color="1F3864"/>
             </w:tcBorders>
             <w:shd w:val="clear" w:color="auto" w:fill="D9E2F3"/>
-            <w:tcMar>
-              <w:top w:w="50" w:type="dxa"/>
-              <w:left w:w="90" w:type="dxa"/>
-              <w:bottom w:w="50" w:type="dxa"/>
-              <w:right w:w="90" w:type="dxa"/>
-            </w:tcMar>
           </w:tcPr>
           <w:p>
             <w:pPr>
@@ -18077,12 +16383,6 @@
               <w:right w:val="single" w:sz="6" w:space="0" w:color="1F3864"/>
             </w:tcBorders>
             <w:shd w:val="clear" w:color="auto" w:fill="D9E2F3"/>
-            <w:tcMar>
-              <w:top w:w="50" w:type="dxa"/>
-              <w:left w:w="90" w:type="dxa"/>
-              <w:bottom w:w="50" w:type="dxa"/>
-              <w:right w:w="90" w:type="dxa"/>
-            </w:tcMar>
           </w:tcPr>
           <w:p>
             <w:pPr>
@@ -18114,12 +16414,6 @@
               <w:right w:val="single" w:sz="6" w:space="0" w:color="1F3864"/>
             </w:tcBorders>
             <w:shd w:val="clear" w:color="auto" w:fill="D9E2F3"/>
-            <w:tcMar>
-              <w:top w:w="50" w:type="dxa"/>
-              <w:left w:w="90" w:type="dxa"/>
-              <w:bottom w:w="50" w:type="dxa"/>
-              <w:right w:w="90" w:type="dxa"/>
-            </w:tcMar>
           </w:tcPr>
           <w:p>
             <w:pPr>
@@ -18151,12 +16445,6 @@
               <w:right w:val="single" w:sz="6" w:space="0" w:color="1F3864"/>
             </w:tcBorders>
             <w:shd w:val="clear" w:color="auto" w:fill="D9E2F3"/>
-            <w:tcMar>
-              <w:top w:w="50" w:type="dxa"/>
-              <w:left w:w="90" w:type="dxa"/>
-              <w:bottom w:w="50" w:type="dxa"/>
-              <w:right w:w="90" w:type="dxa"/>
-            </w:tcMar>
           </w:tcPr>
           <w:p>
             <w:pPr>
@@ -18215,12 +16503,6 @@
               <w:right w:val="single" w:sz="6" w:space="0" w:color="1F3864"/>
             </w:tcBorders>
             <w:shd w:val="clear" w:color="auto" w:fill="D9E2F3"/>
-            <w:tcMar>
-              <w:top w:w="50" w:type="dxa"/>
-              <w:left w:w="90" w:type="dxa"/>
-              <w:bottom w:w="50" w:type="dxa"/>
-              <w:right w:w="90" w:type="dxa"/>
-            </w:tcMar>
           </w:tcPr>
           <w:p>
             <w:pPr>
@@ -18252,12 +16534,6 @@
               <w:right w:val="single" w:sz="6" w:space="0" w:color="1F3864"/>
             </w:tcBorders>
             <w:shd w:val="clear" w:color="auto" w:fill="D9E2F3"/>
-            <w:tcMar>
-              <w:top w:w="50" w:type="dxa"/>
-              <w:left w:w="90" w:type="dxa"/>
-              <w:bottom w:w="50" w:type="dxa"/>
-              <w:right w:w="90" w:type="dxa"/>
-            </w:tcMar>
           </w:tcPr>
           <w:p>
             <w:pPr>
@@ -18289,12 +16565,6 @@
               <w:right w:val="single" w:sz="6" w:space="0" w:color="1F3864"/>
             </w:tcBorders>
             <w:shd w:val="clear" w:color="auto" w:fill="D9E2F3"/>
-            <w:tcMar>
-              <w:top w:w="50" w:type="dxa"/>
-              <w:left w:w="90" w:type="dxa"/>
-              <w:bottom w:w="50" w:type="dxa"/>
-              <w:right w:w="90" w:type="dxa"/>
-            </w:tcMar>
           </w:tcPr>
           <w:p>
             <w:pPr>
@@ -18326,12 +16596,6 @@
               <w:right w:val="single" w:sz="6" w:space="0" w:color="1F3864"/>
             </w:tcBorders>
             <w:shd w:val="clear" w:color="auto" w:fill="D9E2F3"/>
-            <w:tcMar>
-              <w:top w:w="50" w:type="dxa"/>
-              <w:left w:w="90" w:type="dxa"/>
-              <w:bottom w:w="50" w:type="dxa"/>
-              <w:right w:w="90" w:type="dxa"/>
-            </w:tcMar>
           </w:tcPr>
           <w:p>
             <w:pPr>
@@ -18390,12 +16654,6 @@
               <w:right w:val="single" w:sz="6" w:space="0" w:color="1F3864"/>
             </w:tcBorders>
             <w:shd w:val="clear" w:color="auto" w:fill="D9E2F3"/>
-            <w:tcMar>
-              <w:top w:w="50" w:type="dxa"/>
-              <w:left w:w="90" w:type="dxa"/>
-              <w:bottom w:w="50" w:type="dxa"/>
-              <w:right w:w="90" w:type="dxa"/>
-            </w:tcMar>
             <w:vAlign w:val="center"/>
           </w:tcPr>
           <w:p>
@@ -18440,12 +16698,6 @@
               <w:right w:val="single" w:sz="6" w:space="0" w:color="1F3864"/>
             </w:tcBorders>
             <w:shd w:val="clear" w:color="auto" w:fill="4472C4"/>
-            <w:tcMar>
-              <w:top w:w="50" w:type="dxa"/>
-              <w:left w:w="90" w:type="dxa"/>
-              <w:bottom w:w="50" w:type="dxa"/>
-              <w:right w:w="90" w:type="dxa"/>
-            </w:tcMar>
             <w:vAlign w:val="center"/>
           </w:tcPr>
           <w:p>
@@ -18538,12 +16790,6 @@
               <w:right w:val="single" w:sz="6" w:space="0" w:color="1F3864"/>
             </w:tcBorders>
             <w:shd w:val="clear" w:color="auto" w:fill="4472C4"/>
-            <w:tcMar>
-              <w:top w:w="50" w:type="dxa"/>
-              <w:left w:w="90" w:type="dxa"/>
-              <w:bottom w:w="50" w:type="dxa"/>
-              <w:right w:w="90" w:type="dxa"/>
-            </w:tcMar>
             <w:vAlign w:val="center"/>
           </w:tcPr>
           <w:p>
@@ -18583,12 +16829,6 @@
               <w:right w:val="single" w:sz="6" w:space="0" w:color="1F3864"/>
             </w:tcBorders>
             <w:shd w:val="clear" w:color="auto" w:fill="4472C4"/>
-            <w:tcMar>
-              <w:top w:w="50" w:type="dxa"/>
-              <w:left w:w="90" w:type="dxa"/>
-              <w:bottom w:w="50" w:type="dxa"/>
-              <w:right w:w="90" w:type="dxa"/>
-            </w:tcMar>
             <w:vAlign w:val="center"/>
           </w:tcPr>
           <w:p>
@@ -18628,12 +16868,6 @@
               <w:right w:val="single" w:sz="6" w:space="0" w:color="1F3864"/>
             </w:tcBorders>
             <w:shd w:val="clear" w:color="auto" w:fill="4472C4"/>
-            <w:tcMar>
-              <w:top w:w="50" w:type="dxa"/>
-              <w:left w:w="90" w:type="dxa"/>
-              <w:bottom w:w="50" w:type="dxa"/>
-              <w:right w:w="90" w:type="dxa"/>
-            </w:tcMar>
             <w:vAlign w:val="center"/>
           </w:tcPr>
           <w:p>
@@ -18673,12 +16907,6 @@
               <w:right w:val="single" w:sz="6" w:space="0" w:color="1F3864"/>
             </w:tcBorders>
             <w:shd w:val="clear" w:color="auto" w:fill="4472C4"/>
-            <w:tcMar>
-              <w:top w:w="50" w:type="dxa"/>
-              <w:left w:w="90" w:type="dxa"/>
-              <w:bottom w:w="50" w:type="dxa"/>
-              <w:right w:w="90" w:type="dxa"/>
-            </w:tcMar>
             <w:vAlign w:val="center"/>
           </w:tcPr>
           <w:p>
@@ -18745,12 +16973,6 @@
               <w:right w:val="single" w:sz="6" w:space="0" w:color="1F3864"/>
             </w:tcBorders>
             <w:shd w:val="clear" w:color="auto" w:fill="D9E2F3"/>
-            <w:tcMar>
-              <w:top w:w="50" w:type="dxa"/>
-              <w:left w:w="90" w:type="dxa"/>
-              <w:bottom w:w="50" w:type="dxa"/>
-              <w:right w:w="90" w:type="dxa"/>
-            </w:tcMar>
           </w:tcPr>
           <w:p>
             <w:pPr>
@@ -18782,12 +17004,6 @@
               <w:right w:val="single" w:sz="6" w:space="0" w:color="1F3864"/>
             </w:tcBorders>
             <w:shd w:val="clear" w:color="auto" w:fill="D9E2F3"/>
-            <w:tcMar>
-              <w:top w:w="50" w:type="dxa"/>
-              <w:left w:w="90" w:type="dxa"/>
-              <w:bottom w:w="50" w:type="dxa"/>
-              <w:right w:w="90" w:type="dxa"/>
-            </w:tcMar>
           </w:tcPr>
           <w:p>
             <w:pPr>
@@ -18819,12 +17035,6 @@
               <w:right w:val="single" w:sz="6" w:space="0" w:color="1F3864"/>
             </w:tcBorders>
             <w:shd w:val="clear" w:color="auto" w:fill="D9E2F3"/>
-            <w:tcMar>
-              <w:top w:w="50" w:type="dxa"/>
-              <w:left w:w="90" w:type="dxa"/>
-              <w:bottom w:w="50" w:type="dxa"/>
-              <w:right w:w="90" w:type="dxa"/>
-            </w:tcMar>
           </w:tcPr>
           <w:p>
             <w:pPr>
@@ -18888,12 +17098,6 @@
               <w:right w:val="single" w:sz="6" w:space="0" w:color="1F3864"/>
             </w:tcBorders>
             <w:shd w:val="clear" w:color="auto" w:fill="D9E2F3"/>
-            <w:tcMar>
-              <w:top w:w="50" w:type="dxa"/>
-              <w:left w:w="90" w:type="dxa"/>
-              <w:bottom w:w="50" w:type="dxa"/>
-              <w:right w:w="90" w:type="dxa"/>
-            </w:tcMar>
           </w:tcPr>
           <w:p>
             <w:pPr>
@@ -18952,12 +17156,6 @@
               <w:right w:val="single" w:sz="6" w:space="0" w:color="1F3864"/>
             </w:tcBorders>
             <w:shd w:val="clear" w:color="auto" w:fill="D9E2F3"/>
-            <w:tcMar>
-              <w:top w:w="50" w:type="dxa"/>
-              <w:left w:w="90" w:type="dxa"/>
-              <w:bottom w:w="50" w:type="dxa"/>
-              <w:right w:w="90" w:type="dxa"/>
-            </w:tcMar>
           </w:tcPr>
           <w:p>
             <w:pPr>
@@ -18989,12 +17187,6 @@
               <w:right w:val="single" w:sz="6" w:space="0" w:color="1F3864"/>
             </w:tcBorders>
             <w:shd w:val="clear" w:color="auto" w:fill="D9E2F3"/>
-            <w:tcMar>
-              <w:top w:w="50" w:type="dxa"/>
-              <w:left w:w="90" w:type="dxa"/>
-              <w:bottom w:w="50" w:type="dxa"/>
-              <w:right w:w="90" w:type="dxa"/>
-            </w:tcMar>
           </w:tcPr>
           <w:p>
             <w:pPr>
@@ -19026,12 +17218,6 @@
               <w:right w:val="single" w:sz="6" w:space="0" w:color="1F3864"/>
             </w:tcBorders>
             <w:shd w:val="clear" w:color="auto" w:fill="D9E2F3"/>
-            <w:tcMar>
-              <w:top w:w="50" w:type="dxa"/>
-              <w:left w:w="90" w:type="dxa"/>
-              <w:bottom w:w="50" w:type="dxa"/>
-              <w:right w:w="90" w:type="dxa"/>
-            </w:tcMar>
           </w:tcPr>
           <w:p>
             <w:pPr>
@@ -19063,12 +17249,6 @@
               <w:right w:val="single" w:sz="6" w:space="0" w:color="1F3864"/>
             </w:tcBorders>
             <w:shd w:val="clear" w:color="auto" w:fill="D9E2F3"/>
-            <w:tcMar>
-              <w:top w:w="50" w:type="dxa"/>
-              <w:left w:w="90" w:type="dxa"/>
-              <w:bottom w:w="50" w:type="dxa"/>
-              <w:right w:w="90" w:type="dxa"/>
-            </w:tcMar>
           </w:tcPr>
           <w:p>
             <w:pPr>
@@ -19127,12 +17307,6 @@
               <w:right w:val="single" w:sz="6" w:space="0" w:color="1F3864"/>
             </w:tcBorders>
             <w:shd w:val="clear" w:color="auto" w:fill="D9E2F3"/>
-            <w:tcMar>
-              <w:top w:w="50" w:type="dxa"/>
-              <w:left w:w="90" w:type="dxa"/>
-              <w:bottom w:w="50" w:type="dxa"/>
-              <w:right w:w="90" w:type="dxa"/>
-            </w:tcMar>
           </w:tcPr>
           <w:p>
             <w:pPr>
@@ -19172,12 +17346,6 @@
               <w:right w:val="single" w:sz="6" w:space="0" w:color="1F3864"/>
             </w:tcBorders>
             <w:shd w:val="clear" w:color="auto" w:fill="D9E2F3"/>
-            <w:tcMar>
-              <w:top w:w="50" w:type="dxa"/>
-              <w:left w:w="90" w:type="dxa"/>
-              <w:bottom w:w="50" w:type="dxa"/>
-              <w:right w:w="90" w:type="dxa"/>
-            </w:tcMar>
           </w:tcPr>
           <w:p>
             <w:pPr>
@@ -19209,12 +17377,6 @@
               <w:right w:val="single" w:sz="6" w:space="0" w:color="1F3864"/>
             </w:tcBorders>
             <w:shd w:val="clear" w:color="auto" w:fill="D9E2F3"/>
-            <w:tcMar>
-              <w:top w:w="50" w:type="dxa"/>
-              <w:left w:w="90" w:type="dxa"/>
-              <w:bottom w:w="50" w:type="dxa"/>
-              <w:right w:w="90" w:type="dxa"/>
-            </w:tcMar>
           </w:tcPr>
           <w:p>
             <w:pPr>
@@ -19246,12 +17408,6 @@
               <w:right w:val="single" w:sz="6" w:space="0" w:color="1F3864"/>
             </w:tcBorders>
             <w:shd w:val="clear" w:color="auto" w:fill="D9E2F3"/>
-            <w:tcMar>
-              <w:top w:w="50" w:type="dxa"/>
-              <w:left w:w="90" w:type="dxa"/>
-              <w:bottom w:w="50" w:type="dxa"/>
-              <w:right w:w="90" w:type="dxa"/>
-            </w:tcMar>
           </w:tcPr>
           <w:p>
             <w:pPr>
@@ -19309,12 +17465,6 @@
               <w:right w:val="single" w:sz="6" w:space="0" w:color="1F3864"/>
             </w:tcBorders>
             <w:shd w:val="clear" w:color="auto" w:fill="4472C4"/>
-            <w:tcMar>
-              <w:top w:w="50" w:type="dxa"/>
-              <w:left w:w="90" w:type="dxa"/>
-              <w:bottom w:w="50" w:type="dxa"/>
-              <w:right w:w="90" w:type="dxa"/>
-            </w:tcMar>
             <w:vAlign w:val="center"/>
           </w:tcPr>
           <w:p>
@@ -19353,12 +17503,6 @@
               <w:right w:val="single" w:sz="6" w:space="0" w:color="1F3864"/>
             </w:tcBorders>
             <w:shd w:val="clear" w:color="auto" w:fill="4472C4"/>
-            <w:tcMar>
-              <w:top w:w="50" w:type="dxa"/>
-              <w:left w:w="90" w:type="dxa"/>
-              <w:bottom w:w="50" w:type="dxa"/>
-              <w:right w:w="90" w:type="dxa"/>
-            </w:tcMar>
             <w:vAlign w:val="center"/>
           </w:tcPr>
           <w:p>
@@ -19388,6 +17532,55 @@
           </w:p>
         </w:tc>
       </w:tr>
+    </w:tbl>
+    <w:p>
+      <w:pPr>
+        <w:spacing w:before="0" w:after="0" w:line="240" w:lineRule="auto"/>
+        <w:rPr>
+          <w:sz w:val="18"/>
+          <w:szCs w:val="18"/>
+        </w:rPr>
+      </w:pPr>
+    </w:p>
+    <w:tbl>
+      <w:tblPr>
+        <w:tblW w:w="9405" w:type="dxa"/>
+        <w:jc w:val="center"/>
+        <w:tblBorders>
+          <w:top w:val="single" w:sz="6" w:space="0" w:color="1F3864"/>
+          <w:left w:val="single" w:sz="6" w:space="0" w:color="1F3864"/>
+          <w:bottom w:val="single" w:sz="6" w:space="0" w:color="1F3864"/>
+          <w:right w:val="single" w:sz="6" w:space="0" w:color="1F3864"/>
+          <w:insideH w:val="single" w:sz="6" w:space="0" w:color="1F3864"/>
+          <w:insideV w:val="single" w:sz="6" w:space="0" w:color="1F3864"/>
+        </w:tblBorders>
+        <w:tblLayout w:type="fixed"/>
+        <w:tblCellMar>
+          <w:top w:w="40" w:type="dxa"/>
+          <w:left w:w="90" w:type="dxa"/>
+          <w:bottom w:w="40" w:type="dxa"/>
+          <w:right w:w="90" w:type="dxa"/>
+        </w:tblCellMar>
+        <w:tblLook w:val="04A0" w:firstRow="1" w:lastRow="0" w:firstColumn="1" w:lastColumn="0" w:noHBand="0" w:noVBand="1"/>
+      </w:tblPr>
+      <w:tblGrid>
+        <w:gridCol w:w="1175"/>
+        <w:gridCol w:w="391"/>
+        <w:gridCol w:w="391"/>
+        <w:gridCol w:w="391"/>
+        <w:gridCol w:w="783"/>
+        <w:gridCol w:w="391"/>
+        <w:gridCol w:w="391"/>
+        <w:gridCol w:w="783"/>
+        <w:gridCol w:w="783"/>
+        <w:gridCol w:w="391"/>
+        <w:gridCol w:w="391"/>
+        <w:gridCol w:w="391"/>
+        <w:gridCol w:w="391"/>
+        <w:gridCol w:w="391"/>
+        <w:gridCol w:w="391"/>
+        <w:gridCol w:w="1567"/>
+      </w:tblGrid>
       <w:tr>
         <w:tc>
           <w:tcPr>
@@ -19400,12 +17593,6 @@
               <w:right w:val="single" w:sz="6" w:space="0" w:color="1F3864"/>
             </w:tcBorders>
             <w:shd w:val="clear" w:color="auto" w:fill="D9E2F3"/>
-            <w:tcMar>
-              <w:top w:w="50" w:type="dxa"/>
-              <w:left w:w="90" w:type="dxa"/>
-              <w:bottom w:w="50" w:type="dxa"/>
-              <w:right w:w="90" w:type="dxa"/>
-            </w:tcMar>
           </w:tcPr>
           <w:p>
             <w:pPr>
@@ -19746,12 +17933,6 @@
               <w:right w:val="single" w:sz="6" w:space="0" w:color="1F3864"/>
             </w:tcBorders>
             <w:shd w:val="clear" w:color="auto" w:fill="D9E2F3"/>
-            <w:tcMar>
-              <w:top w:w="50" w:type="dxa"/>
-              <w:left w:w="90" w:type="dxa"/>
-              <w:bottom w:w="50" w:type="dxa"/>
-              <w:right w:w="90" w:type="dxa"/>
-            </w:tcMar>
           </w:tcPr>
           <w:p>
             <w:pPr>
